--- a/个人笔记/C与计算机底层.docx
+++ b/个人笔记/C与计算机底层.docx
@@ -224,7 +224,7 @@
         <w:spacing w:after="0" w:line="312" w:lineRule="auto"/>
         <w:jc w:val="center"/>
         <w:rPr>
-          <w:rFonts w:ascii="微软雅黑" w:eastAsia="微软雅黑" w:hAnsi="微软雅黑" w:cs="Helvetica Neue" w:hint="eastAsia"/>
+          <w:rFonts w:ascii="微软雅黑" w:eastAsia="微软雅黑" w:hAnsi="微软雅黑" w:cs="Helvetica Neue"/>
           <w:kern w:val="0"/>
           <w:sz w:val="32"/>
           <w:szCs w:val="32"/>
@@ -258,6 +258,7 @@
         </w:rPr>
         <w:t>使用</w:t>
       </w:r>
+      <w:proofErr w:type="spellStart"/>
       <w:r>
         <w:rPr>
           <w:rFonts w:ascii="Times New Roman" w:eastAsia="微软雅黑" w:hAnsi="Times New Roman" w:cs="Times New Roman"/>
@@ -267,6 +268,7 @@
         </w:rPr>
         <w:t>vscode</w:t>
       </w:r>
+      <w:proofErr w:type="spellEnd"/>
       <w:r>
         <w:rPr>
           <w:rFonts w:ascii="微软雅黑" w:eastAsia="微软雅黑" w:hAnsi="微软雅黑" w:cs="Helvetica Neue"/>
@@ -305,6 +307,7 @@
         </w:rPr>
         <w:t>首先是预备工作：电脑上安装</w:t>
       </w:r>
+      <w:proofErr w:type="spellStart"/>
       <w:r>
         <w:rPr>
           <w:rFonts w:ascii="Times New Roman" w:hAnsi="Times New Roman" w:cs="Times New Roman"/>
@@ -315,7 +318,14 @@
         <w:rPr>
           <w:rFonts w:ascii="Times New Roman" w:eastAsia="微软雅黑" w:hAnsi="Times New Roman" w:cs="Times New Roman"/>
         </w:rPr>
-        <w:t>cc/clan</w:t>
+        <w:t>cc</w:t>
+      </w:r>
+      <w:proofErr w:type="spellEnd"/>
+      <w:r>
+        <w:rPr>
+          <w:rFonts w:ascii="Times New Roman" w:eastAsia="微软雅黑" w:hAnsi="Times New Roman" w:cs="Times New Roman"/>
+        </w:rPr>
+        <w:t>/clan</w:t>
       </w:r>
       <w:r>
         <w:rPr>
@@ -335,12 +345,28 @@
         </w:rPr>
         <w:t>，</w:t>
       </w:r>
+      <w:proofErr w:type="spellStart"/>
       <w:r>
         <w:rPr>
           <w:rFonts w:ascii="Times New Roman" w:hAnsi="Times New Roman" w:cs="Times New Roman"/>
         </w:rPr>
-        <w:t>gdb/lldb</w:t>
-      </w:r>
+        <w:t>gdb</w:t>
+      </w:r>
+      <w:proofErr w:type="spellEnd"/>
+      <w:r>
+        <w:rPr>
+          <w:rFonts w:ascii="Times New Roman" w:hAnsi="Times New Roman" w:cs="Times New Roman"/>
+        </w:rPr>
+        <w:t>/</w:t>
+      </w:r>
+      <w:proofErr w:type="spellStart"/>
+      <w:r>
+        <w:rPr>
+          <w:rFonts w:ascii="Times New Roman" w:hAnsi="Times New Roman" w:cs="Times New Roman"/>
+        </w:rPr>
+        <w:t>lldb</w:t>
+      </w:r>
+      <w:proofErr w:type="spellEnd"/>
       <w:r>
         <w:rPr>
           <w:rFonts w:ascii="微软雅黑" w:eastAsia="微软雅黑" w:hAnsi="微软雅黑" w:hint="eastAsia"/>
@@ -359,12 +385,14 @@
         </w:rPr>
         <w:t>在</w:t>
       </w:r>
+      <w:proofErr w:type="spellStart"/>
       <w:r>
         <w:rPr>
           <w:rFonts w:ascii="Times New Roman" w:hAnsi="Times New Roman" w:cs="Times New Roman"/>
         </w:rPr>
         <w:t>vscode</w:t>
       </w:r>
+      <w:proofErr w:type="spellEnd"/>
       <w:r>
         <w:rPr>
           <w:rFonts w:ascii="微软雅黑" w:eastAsia="微软雅黑" w:hAnsi="微软雅黑"/>
@@ -430,7 +458,27 @@
           <w:sz w:val="20"/>
           <w:szCs w:val="20"/>
         </w:rPr>
-        <w:t>clang -g task.c -o task</w:t>
+        <w:t xml:space="preserve">clang -g </w:t>
+      </w:r>
+      <w:proofErr w:type="spellStart"/>
+      <w:r>
+        <w:rPr>
+          <w:rFonts w:ascii="Consolas" w:eastAsia="微软雅黑" w:hAnsi="Consolas" w:cs="Consolas"/>
+          <w:kern w:val="0"/>
+          <w:sz w:val="20"/>
+          <w:szCs w:val="20"/>
+        </w:rPr>
+        <w:t>task.c</w:t>
+      </w:r>
+      <w:proofErr w:type="spellEnd"/>
+      <w:r>
+        <w:rPr>
+          <w:rFonts w:ascii="Consolas" w:eastAsia="微软雅黑" w:hAnsi="Consolas" w:cs="Consolas"/>
+          <w:kern w:val="0"/>
+          <w:sz w:val="20"/>
+          <w:szCs w:val="20"/>
+        </w:rPr>
+        <w:t xml:space="preserve"> -o task</w:t>
       </w:r>
     </w:p>
     <w:p>
@@ -557,6 +605,7 @@
         </w:rPr>
         <w:t>界面新建</w:t>
       </w:r>
+      <w:proofErr w:type="spellStart"/>
       <w:r>
         <w:rPr>
           <w:rFonts w:ascii="Times New Roman" w:eastAsia="微软雅黑" w:hAnsi="Times New Roman" w:cs="Times New Roman"/>
@@ -565,6 +614,7 @@
         </w:rPr>
         <w:t>json</w:t>
       </w:r>
+      <w:proofErr w:type="spellEnd"/>
       <w:r>
         <w:rPr>
           <w:rFonts w:ascii="微软雅黑" w:eastAsia="微软雅黑" w:hAnsi="微软雅黑" w:cs="Helvetica Neue"/>
@@ -581,6 +631,7 @@
         </w:rPr>
         <w:t xml:space="preserve"> </w:t>
       </w:r>
+      <w:proofErr w:type="spellStart"/>
       <w:r>
         <w:rPr>
           <w:rFonts w:ascii="Times New Roman" w:eastAsia="微软雅黑" w:hAnsi="Times New Roman" w:cs="Times New Roman"/>
@@ -589,6 +640,7 @@
         </w:rPr>
         <w:t>json</w:t>
       </w:r>
+      <w:proofErr w:type="spellEnd"/>
       <w:r>
         <w:rPr>
           <w:rFonts w:ascii="Times New Roman" w:eastAsia="微软雅黑" w:hAnsi="Times New Roman" w:cs="Times New Roman" w:hint="eastAsia"/>
@@ -659,7 +711,47 @@
           <w:sz w:val="20"/>
           <w:szCs w:val="20"/>
         </w:rPr>
-        <w:t>“${fileDirname}/${fileBasenameNoExtension}”</w:t>
+        <w:t>“${</w:t>
+      </w:r>
+      <w:proofErr w:type="spellStart"/>
+      <w:r>
+        <w:rPr>
+          <w:rFonts w:ascii="Consolas" w:eastAsia="微软雅黑" w:hAnsi="Consolas" w:cs="Consolas"/>
+          <w:kern w:val="0"/>
+          <w:sz w:val="20"/>
+          <w:szCs w:val="20"/>
+        </w:rPr>
+        <w:t>fileDirname</w:t>
+      </w:r>
+      <w:proofErr w:type="spellEnd"/>
+      <w:r>
+        <w:rPr>
+          <w:rFonts w:ascii="Consolas" w:eastAsia="微软雅黑" w:hAnsi="Consolas" w:cs="Consolas"/>
+          <w:kern w:val="0"/>
+          <w:sz w:val="20"/>
+          <w:szCs w:val="20"/>
+        </w:rPr>
+        <w:t>}/${</w:t>
+      </w:r>
+      <w:proofErr w:type="spellStart"/>
+      <w:r>
+        <w:rPr>
+          <w:rFonts w:ascii="Consolas" w:eastAsia="微软雅黑" w:hAnsi="Consolas" w:cs="Consolas"/>
+          <w:kern w:val="0"/>
+          <w:sz w:val="20"/>
+          <w:szCs w:val="20"/>
+        </w:rPr>
+        <w:t>fileBasenameNoExtension</w:t>
+      </w:r>
+      <w:proofErr w:type="spellEnd"/>
+      <w:r>
+        <w:rPr>
+          <w:rFonts w:ascii="Consolas" w:eastAsia="微软雅黑" w:hAnsi="Consolas" w:cs="Consolas"/>
+          <w:kern w:val="0"/>
+          <w:sz w:val="20"/>
+          <w:szCs w:val="20"/>
+        </w:rPr>
+        <w:t>}”</w:t>
       </w:r>
     </w:p>
     <w:p>
@@ -706,6 +798,7 @@
         </w:rPr>
         <w:t>第一个参数含义为获取源代码所在文件（也可替换为完整目录） 第二个参数含义为找到和源代码文件名相同的可执行文件（也可替换为可执行文件名）好像还可以搞成一个</w:t>
       </w:r>
+      <w:proofErr w:type="spellStart"/>
       <w:r>
         <w:rPr>
           <w:rFonts w:ascii="Times New Roman" w:eastAsia="微软雅黑" w:hAnsi="Times New Roman" w:cs="Times New Roman"/>
@@ -714,6 +807,7 @@
         </w:rPr>
         <w:t>task.json</w:t>
       </w:r>
+      <w:proofErr w:type="spellEnd"/>
       <w:r>
         <w:rPr>
           <w:rFonts w:ascii="微软雅黑" w:eastAsia="微软雅黑" w:hAnsi="微软雅黑" w:cs="Helvetica Neue"/>
@@ -913,7 +1007,7 @@
         <w:adjustRightInd w:val="0"/>
         <w:spacing w:after="0" w:line="312" w:lineRule="auto"/>
         <w:rPr>
-          <w:rFonts w:ascii="Helvetica Neue" w:hAnsi="Helvetica Neue" w:cs="Helvetica Neue" w:hint="eastAsia"/>
+          <w:rFonts w:ascii="Helvetica Neue" w:hAnsi="Helvetica Neue" w:cs="Helvetica Neue"/>
           <w:kern w:val="0"/>
           <w:sz w:val="24"/>
         </w:rPr>
@@ -995,813 +1089,5673 @@
         <w:widowControl/>
         <w:rPr>
           <w:rFonts w:ascii="微软雅黑" w:eastAsia="微软雅黑" w:hAnsi="微软雅黑" w:cs="Helvetica Neue"/>
-          <w:kern w:val="0"/>
-          <w:sz w:val="24"/>
-        </w:rPr>
-      </w:pPr>
-      <w:bookmarkStart w:id="0" w:name="_Hlk236065114"/>
-      <w:r>
-        <w:rPr>
-          <w:rFonts w:ascii="微软雅黑" w:eastAsia="微软雅黑" w:hAnsi="微软雅黑" w:cs="Helvetica Neue" w:hint="eastAsia"/>
-          <w:kern w:val="0"/>
-          <w:sz w:val="24"/>
-        </w:rPr>
-        <w:t>一</w:t>
-      </w:r>
-      <w:r>
-        <w:rPr>
-          <w:rFonts w:ascii="微软雅黑" w:eastAsia="微软雅黑" w:hAnsi="微软雅黑" w:cs="Helvetica Neue"/>
-          <w:kern w:val="0"/>
-          <w:sz w:val="24"/>
-        </w:rPr>
-        <w:t xml:space="preserve">. </w:t>
-      </w:r>
-      <w:r>
-        <w:rPr>
-          <w:rFonts w:ascii="微软雅黑" w:eastAsia="微软雅黑" w:hAnsi="微软雅黑" w:cs="Helvetica Neue" w:hint="eastAsia"/>
-          <w:kern w:val="0"/>
-          <w:sz w:val="24"/>
-        </w:rPr>
-        <w:t>整数（</w:t>
-      </w:r>
-      <w:r>
-        <w:rPr>
-          <w:rFonts w:ascii="Consolas" w:eastAsia="微软雅黑" w:hAnsi="Consolas" w:cs="Consolas"/>
-          <w:kern w:val="0"/>
-          <w:sz w:val="24"/>
-        </w:rPr>
-        <w:t>int long short unsigned</w:t>
-      </w:r>
-      <w:r>
-        <w:rPr>
-          <w:rFonts w:ascii="Consolas" w:eastAsia="微软雅黑" w:hAnsi="Consolas" w:cs="Consolas"/>
-          <w:kern w:val="0"/>
-          <w:sz w:val="24"/>
-        </w:rPr>
-        <w:t>...</w:t>
-      </w:r>
-      <w:r>
-        <w:rPr>
-          <w:rFonts w:ascii="微软雅黑" w:eastAsia="微软雅黑" w:hAnsi="微软雅黑" w:cs="Helvetica Neue" w:hint="eastAsia"/>
-          <w:kern w:val="0"/>
-          <w:sz w:val="24"/>
-        </w:rPr>
-        <w:t>）</w:t>
-      </w:r>
-    </w:p>
-    <w:p>
-      <w:pPr>
-        <w:widowControl/>
-        <w:rPr>
-          <w:rFonts w:ascii="微软雅黑" w:eastAsia="微软雅黑" w:hAnsi="微软雅黑" w:cs="Helvetica Neue"/>
-          <w:kern w:val="0"/>
-          <w:sz w:val="24"/>
-        </w:rPr>
-      </w:pPr>
-      <w:r>
-        <w:rPr>
-          <w:rFonts w:ascii="微软雅黑" w:eastAsia="微软雅黑" w:hAnsi="微软雅黑" w:cs="Helvetica Neue"/>
-          <w:kern w:val="0"/>
-          <w:sz w:val="24"/>
-        </w:rPr>
-        <w:tab/>
-      </w:r>
-      <w:r>
-        <w:rPr>
-          <w:rFonts w:ascii="微软雅黑" w:eastAsia="微软雅黑" w:hAnsi="微软雅黑" w:cs="Helvetica Neue" w:hint="eastAsia"/>
-          <w:kern w:val="0"/>
-          <w:sz w:val="24"/>
-        </w:rPr>
-        <w:t>无符号整数：直接替换成对应位数的二进制表示</w:t>
-      </w:r>
-    </w:p>
-    <w:p>
-      <w:pPr>
-        <w:widowControl/>
-        <w:rPr>
-          <w:rFonts w:ascii="微软雅黑" w:eastAsia="微软雅黑" w:hAnsi="微软雅黑" w:cs="Helvetica Neue" w:hint="eastAsia"/>
-          <w:kern w:val="0"/>
-          <w:sz w:val="24"/>
-        </w:rPr>
-      </w:pPr>
-      <w:r>
-        <w:rPr>
-          <w:rFonts w:ascii="微软雅黑" w:eastAsia="微软雅黑" w:hAnsi="微软雅黑" w:cs="Helvetica Neue"/>
-          <w:kern w:val="0"/>
-          <w:sz w:val="24"/>
-        </w:rPr>
-        <w:tab/>
-      </w:r>
-      <w:r>
-        <w:rPr>
-          <w:rFonts w:ascii="微软雅黑" w:eastAsia="微软雅黑" w:hAnsi="微软雅黑" w:cs="Helvetica Neue"/>
-          <w:kern w:val="0"/>
-          <w:sz w:val="24"/>
-        </w:rPr>
-        <w:tab/>
-      </w:r>
-      <w:r>
-        <w:rPr>
-          <w:rFonts w:ascii="微软雅黑" w:eastAsia="微软雅黑" w:hAnsi="微软雅黑" w:cs="Helvetica Neue"/>
-          <w:kern w:val="0"/>
-          <w:sz w:val="24"/>
-        </w:rPr>
-        <w:tab/>
-      </w:r>
-      <w:r>
-        <w:rPr>
-          <w:rFonts w:ascii="微软雅黑" w:eastAsia="微软雅黑" w:hAnsi="微软雅黑" w:cs="Helvetica Neue"/>
-          <w:kern w:val="0"/>
-          <w:sz w:val="24"/>
-        </w:rPr>
-        <w:tab/>
-      </w:r>
-      <w:r>
-        <w:rPr>
-          <w:rFonts w:ascii="微软雅黑" w:eastAsia="微软雅黑" w:hAnsi="微软雅黑" w:cs="Helvetica Neue" w:hint="eastAsia"/>
-          <w:kern w:val="0"/>
-          <w:sz w:val="24"/>
-        </w:rPr>
-        <w:t>n位范围：0-2</w:t>
-      </w:r>
-      <w:r>
-        <w:rPr>
-          <w:rFonts w:ascii="微软雅黑" w:eastAsia="微软雅黑" w:hAnsi="微软雅黑" w:cs="Helvetica Neue" w:hint="eastAsia"/>
-          <w:kern w:val="0"/>
-          <w:sz w:val="24"/>
-          <w:vertAlign w:val="superscript"/>
-        </w:rPr>
-        <w:t>n</w:t>
-      </w:r>
-      <w:r>
-        <w:rPr>
-          <w:rFonts w:ascii="微软雅黑" w:eastAsia="微软雅黑" w:hAnsi="微软雅黑" w:cs="Helvetica Neue" w:hint="eastAsia"/>
-          <w:kern w:val="0"/>
-          <w:sz w:val="24"/>
-        </w:rPr>
-        <w:t>-1</w:t>
-      </w:r>
-    </w:p>
-    <w:p>
-      <w:pPr>
-        <w:widowControl/>
-        <w:rPr>
-          <w:rFonts w:ascii="微软雅黑" w:eastAsia="微软雅黑" w:hAnsi="微软雅黑" w:cs="Helvetica Neue"/>
-          <w:kern w:val="0"/>
-          <w:sz w:val="24"/>
-        </w:rPr>
-      </w:pPr>
-      <w:r>
-        <w:rPr>
-          <w:rFonts w:ascii="微软雅黑" w:eastAsia="微软雅黑" w:hAnsi="微软雅黑" w:cs="Helvetica Neue"/>
-          <w:kern w:val="0"/>
-          <w:sz w:val="24"/>
-        </w:rPr>
-        <w:tab/>
-      </w:r>
-      <w:r>
-        <w:rPr>
-          <w:rFonts w:ascii="微软雅黑" w:eastAsia="微软雅黑" w:hAnsi="微软雅黑" w:cs="Helvetica Neue" w:hint="eastAsia"/>
-          <w:kern w:val="0"/>
-          <w:sz w:val="24"/>
-        </w:rPr>
-        <w:t>有符号整数：最高位是符号位（0～+；1～-）</w:t>
-      </w:r>
-    </w:p>
-    <w:p>
-      <w:pPr>
-        <w:widowControl/>
-        <w:rPr>
-          <w:rFonts w:ascii="微软雅黑" w:eastAsia="微软雅黑" w:hAnsi="微软雅黑" w:cs="Helvetica Neue"/>
-          <w:kern w:val="0"/>
-          <w:sz w:val="24"/>
-        </w:rPr>
-      </w:pPr>
-      <w:r>
-        <w:rPr>
-          <w:rFonts w:ascii="微软雅黑" w:eastAsia="微软雅黑" w:hAnsi="微软雅黑" w:cs="Helvetica Neue"/>
-          <w:kern w:val="0"/>
-          <w:sz w:val="24"/>
-        </w:rPr>
-        <w:tab/>
-      </w:r>
-      <w:r>
-        <w:rPr>
-          <w:rFonts w:ascii="微软雅黑" w:eastAsia="微软雅黑" w:hAnsi="微软雅黑" w:cs="Helvetica Neue"/>
-          <w:kern w:val="0"/>
-          <w:sz w:val="24"/>
-        </w:rPr>
-        <w:tab/>
-      </w:r>
-      <w:r>
-        <w:rPr>
-          <w:rFonts w:ascii="微软雅黑" w:eastAsia="微软雅黑" w:hAnsi="微软雅黑" w:cs="Helvetica Neue"/>
-          <w:kern w:val="0"/>
-          <w:sz w:val="24"/>
-        </w:rPr>
-        <w:tab/>
-      </w:r>
-      <w:r>
-        <w:rPr>
-          <w:rFonts w:ascii="微软雅黑" w:eastAsia="微软雅黑" w:hAnsi="微软雅黑" w:cs="Helvetica Neue"/>
-          <w:kern w:val="0"/>
-          <w:sz w:val="24"/>
-        </w:rPr>
-        <w:tab/>
-      </w:r>
-      <w:r>
-        <w:rPr>
-          <w:rFonts w:ascii="微软雅黑" w:eastAsia="微软雅黑" w:hAnsi="微软雅黑" w:cs="Helvetica Neue" w:hint="eastAsia"/>
-          <w:kern w:val="0"/>
-          <w:sz w:val="24"/>
-        </w:rPr>
-        <w:t>现代计算机</w:t>
-      </w:r>
-      <w:r>
-        <w:rPr>
-          <w:rFonts w:ascii="微软雅黑" w:eastAsia="微软雅黑" w:hAnsi="微软雅黑" w:cs="Helvetica Neue" w:hint="eastAsia"/>
-          <w:kern w:val="0"/>
-          <w:sz w:val="24"/>
-        </w:rPr>
-        <w:t>多</w:t>
-      </w:r>
-      <w:r>
-        <w:rPr>
-          <w:rFonts w:ascii="微软雅黑" w:eastAsia="微软雅黑" w:hAnsi="微软雅黑" w:cs="Helvetica Neue" w:hint="eastAsia"/>
-          <w:kern w:val="0"/>
-          <w:sz w:val="24"/>
-        </w:rPr>
-        <w:t>使用补码</w:t>
-      </w:r>
-    </w:p>
-    <w:p>
-      <w:pPr>
-        <w:widowControl/>
-        <w:rPr>
-          <w:rFonts w:ascii="微软雅黑" w:eastAsia="微软雅黑" w:hAnsi="微软雅黑" w:cs="Helvetica Neue" w:hint="eastAsia"/>
-          <w:kern w:val="0"/>
-          <w:sz w:val="24"/>
-        </w:rPr>
-      </w:pPr>
-      <w:r>
-        <w:rPr>
-          <w:rFonts w:ascii="微软雅黑" w:eastAsia="微软雅黑" w:hAnsi="微软雅黑" w:cs="Helvetica Neue"/>
-          <w:kern w:val="0"/>
-          <w:sz w:val="24"/>
-        </w:rPr>
-        <w:tab/>
-      </w:r>
-      <w:r>
-        <w:rPr>
-          <w:rFonts w:ascii="微软雅黑" w:eastAsia="微软雅黑" w:hAnsi="微软雅黑" w:cs="Helvetica Neue"/>
-          <w:kern w:val="0"/>
-          <w:sz w:val="24"/>
-        </w:rPr>
-        <w:tab/>
-      </w:r>
-      <w:r>
-        <w:rPr>
-          <w:rFonts w:ascii="微软雅黑" w:eastAsia="微软雅黑" w:hAnsi="微软雅黑" w:cs="Helvetica Neue"/>
-          <w:kern w:val="0"/>
-          <w:sz w:val="24"/>
-        </w:rPr>
-        <w:tab/>
-      </w:r>
-      <w:r>
-        <w:rPr>
-          <w:rFonts w:ascii="微软雅黑" w:eastAsia="微软雅黑" w:hAnsi="微软雅黑" w:cs="Helvetica Neue"/>
-          <w:kern w:val="0"/>
-          <w:sz w:val="24"/>
-        </w:rPr>
-        <w:tab/>
-      </w:r>
-      <w:r>
-        <w:rPr>
-          <w:rFonts w:ascii="微软雅黑" w:eastAsia="微软雅黑" w:hAnsi="微软雅黑" w:cs="Helvetica Neue" w:hint="eastAsia"/>
-          <w:kern w:val="0"/>
-          <w:sz w:val="24"/>
-        </w:rPr>
-        <w:t>n位范围：-2</w:t>
-      </w:r>
-      <w:r>
-        <w:rPr>
-          <w:rFonts w:ascii="微软雅黑" w:eastAsia="微软雅黑" w:hAnsi="微软雅黑" w:cs="Helvetica Neue" w:hint="eastAsia"/>
-          <w:kern w:val="0"/>
-          <w:sz w:val="24"/>
-          <w:vertAlign w:val="superscript"/>
-        </w:rPr>
-        <w:t>n-1</w:t>
-      </w:r>
-      <w:r>
-        <w:rPr>
-          <w:rFonts w:ascii="微软雅黑" w:eastAsia="微软雅黑" w:hAnsi="微软雅黑" w:cs="Helvetica Neue" w:hint="eastAsia"/>
-          <w:kern w:val="0"/>
-          <w:sz w:val="24"/>
-        </w:rPr>
-        <w:t>～2</w:t>
-      </w:r>
-      <w:r>
-        <w:rPr>
-          <w:rFonts w:ascii="微软雅黑" w:eastAsia="微软雅黑" w:hAnsi="微软雅黑" w:cs="Helvetica Neue" w:hint="eastAsia"/>
-          <w:kern w:val="0"/>
-          <w:sz w:val="24"/>
-          <w:vertAlign w:val="superscript"/>
-        </w:rPr>
-        <w:t>n-1</w:t>
-      </w:r>
-      <w:r>
-        <w:rPr>
-          <w:rFonts w:ascii="微软雅黑" w:eastAsia="微软雅黑" w:hAnsi="微软雅黑" w:cs="Helvetica Neue" w:hint="eastAsia"/>
-          <w:kern w:val="0"/>
-          <w:sz w:val="24"/>
-        </w:rPr>
-        <w:t>-1</w:t>
-      </w:r>
-    </w:p>
-    <w:p>
-      <w:pPr>
-        <w:widowControl/>
-        <w:rPr>
-          <w:rFonts w:ascii="微软雅黑" w:eastAsia="微软雅黑" w:hAnsi="微软雅黑" w:cs="Helvetica Neue" w:hint="eastAsia"/>
-          <w:kern w:val="0"/>
-          <w:sz w:val="24"/>
-        </w:rPr>
-      </w:pPr>
-      <w:r>
-        <w:rPr>
-          <w:rFonts w:ascii="微软雅黑" w:eastAsia="微软雅黑" w:hAnsi="微软雅黑" w:cs="Helvetica Neue"/>
-          <w:kern w:val="0"/>
-          <w:sz w:val="24"/>
-        </w:rPr>
-        <w:tab/>
-      </w:r>
-      <w:r>
-        <w:rPr>
-          <w:rFonts w:ascii="微软雅黑" w:eastAsia="微软雅黑" w:hAnsi="微软雅黑" w:cs="Helvetica Neue"/>
-          <w:kern w:val="0"/>
-          <w:sz w:val="24"/>
-        </w:rPr>
-        <w:tab/>
-      </w:r>
-      <w:r>
-        <w:rPr>
-          <w:rFonts w:ascii="微软雅黑" w:eastAsia="微软雅黑" w:hAnsi="微软雅黑" w:cs="Helvetica Neue"/>
-          <w:kern w:val="0"/>
-          <w:sz w:val="24"/>
-        </w:rPr>
-        <w:tab/>
-      </w:r>
-      <w:r>
-        <w:rPr>
-          <w:rFonts w:ascii="微软雅黑" w:eastAsia="微软雅黑" w:hAnsi="微软雅黑" w:cs="Helvetica Neue"/>
-          <w:kern w:val="0"/>
-          <w:sz w:val="24"/>
-        </w:rPr>
-        <w:tab/>
-      </w:r>
-      <w:r>
-        <w:rPr>
-          <w:rFonts w:ascii="微软雅黑" w:eastAsia="微软雅黑" w:hAnsi="微软雅黑" w:cs="Helvetica Neue" w:hint="eastAsia"/>
-          <w:kern w:val="0"/>
-          <w:sz w:val="24"/>
-        </w:rPr>
-        <w:t>故基本可以理解：有符号数的最大绝对值是对应位数无符号数</w:t>
-      </w:r>
-      <w:r>
-        <w:rPr>
-          <w:rFonts w:ascii="微软雅黑" w:eastAsia="微软雅黑" w:hAnsi="微软雅黑" w:cs="Helvetica Neue"/>
-          <w:kern w:val="0"/>
-          <w:sz w:val="24"/>
-        </w:rPr>
-        <w:tab/>
-      </w:r>
-      <w:r>
-        <w:rPr>
-          <w:rFonts w:ascii="微软雅黑" w:eastAsia="微软雅黑" w:hAnsi="微软雅黑" w:cs="Helvetica Neue"/>
-          <w:kern w:val="0"/>
-          <w:sz w:val="24"/>
-        </w:rPr>
-        <w:tab/>
-      </w:r>
-      <w:r>
-        <w:rPr>
-          <w:rFonts w:ascii="微软雅黑" w:eastAsia="微软雅黑" w:hAnsi="微软雅黑" w:cs="Helvetica Neue"/>
-          <w:kern w:val="0"/>
-          <w:sz w:val="24"/>
-        </w:rPr>
-        <w:tab/>
-      </w:r>
-      <w:r>
-        <w:rPr>
-          <w:rFonts w:ascii="微软雅黑" w:eastAsia="微软雅黑" w:hAnsi="微软雅黑" w:cs="Helvetica Neue"/>
-          <w:kern w:val="0"/>
-          <w:sz w:val="24"/>
-        </w:rPr>
-        <w:tab/>
-      </w:r>
-      <w:r>
-        <w:rPr>
-          <w:rFonts w:ascii="微软雅黑" w:eastAsia="微软雅黑" w:hAnsi="微软雅黑" w:cs="Helvetica Neue" w:hint="eastAsia"/>
-          <w:kern w:val="0"/>
-          <w:sz w:val="24"/>
-        </w:rPr>
-        <w:t>的一半</w:t>
-      </w:r>
-      <w:r>
-        <w:rPr>
-          <w:rFonts w:ascii="微软雅黑" w:eastAsia="微软雅黑" w:hAnsi="微软雅黑" w:cs="Helvetica Neue" w:hint="eastAsia"/>
-          <w:kern w:val="0"/>
-          <w:sz w:val="24"/>
-        </w:rPr>
-        <w:t>，负数比</w:t>
-      </w:r>
-      <w:r>
-        <w:rPr>
-          <w:rFonts w:ascii="微软雅黑" w:eastAsia="微软雅黑" w:hAnsi="微软雅黑" w:cs="Helvetica Neue" w:hint="eastAsia"/>
-          <w:kern w:val="0"/>
-          <w:sz w:val="24"/>
-        </w:rPr>
-        <w:t>正</w:t>
-      </w:r>
-      <w:r>
-        <w:rPr>
-          <w:rFonts w:ascii="微软雅黑" w:eastAsia="微软雅黑" w:hAnsi="微软雅黑" w:cs="Helvetica Neue" w:hint="eastAsia"/>
-          <w:kern w:val="0"/>
-          <w:sz w:val="24"/>
-        </w:rPr>
-        <w:t>数多一个（有个0）</w:t>
-      </w:r>
-    </w:p>
-    <w:p>
-      <w:pPr>
-        <w:widowControl/>
-        <w:rPr>
-          <w:rFonts w:ascii="微软雅黑" w:eastAsia="微软雅黑" w:hAnsi="微软雅黑" w:cs="Helvetica Neue"/>
-          <w:kern w:val="0"/>
-          <w:sz w:val="24"/>
-        </w:rPr>
-      </w:pPr>
-      <w:r>
-        <w:rPr>
-          <w:rFonts w:ascii="微软雅黑" w:eastAsia="微软雅黑" w:hAnsi="微软雅黑" w:cs="Helvetica Neue"/>
-          <w:kern w:val="0"/>
-          <w:sz w:val="24"/>
-        </w:rPr>
-        <w:tab/>
-      </w:r>
-      <w:r>
-        <w:rPr>
-          <w:rFonts w:ascii="微软雅黑" w:eastAsia="微软雅黑" w:hAnsi="微软雅黑" w:cs="Helvetica Neue"/>
-          <w:kern w:val="0"/>
-          <w:sz w:val="24"/>
-        </w:rPr>
-        <w:tab/>
-      </w:r>
-      <w:r>
-        <w:rPr>
-          <w:rFonts w:ascii="微软雅黑" w:eastAsia="微软雅黑" w:hAnsi="微软雅黑" w:cs="Helvetica Neue" w:hint="eastAsia"/>
-          <w:kern w:val="0"/>
-          <w:sz w:val="24"/>
-        </w:rPr>
-        <w:t>正数：最高位是0，剩下位数</w:t>
-      </w:r>
-      <w:r>
-        <w:rPr>
-          <w:rFonts w:ascii="微软雅黑" w:eastAsia="微软雅黑" w:hAnsi="微软雅黑" w:cs="Helvetica Neue" w:hint="eastAsia"/>
-          <w:kern w:val="0"/>
-          <w:sz w:val="24"/>
-        </w:rPr>
-        <w:t>是数值部分二进制表示</w:t>
-      </w:r>
-    </w:p>
-    <w:p>
-      <w:pPr>
-        <w:widowControl/>
-        <w:rPr>
-          <w:rFonts w:ascii="微软雅黑" w:eastAsia="微软雅黑" w:hAnsi="微软雅黑" w:cs="Helvetica Neue"/>
-          <w:kern w:val="0"/>
-          <w:sz w:val="24"/>
-        </w:rPr>
-      </w:pPr>
-      <w:r>
-        <w:rPr>
-          <w:rFonts w:ascii="微软雅黑" w:eastAsia="微软雅黑" w:hAnsi="微软雅黑" w:cs="Helvetica Neue"/>
-          <w:kern w:val="0"/>
-          <w:sz w:val="24"/>
-        </w:rPr>
-        <w:tab/>
-      </w:r>
-      <w:r>
-        <w:rPr>
-          <w:rFonts w:ascii="微软雅黑" w:eastAsia="微软雅黑" w:hAnsi="微软雅黑" w:cs="Helvetica Neue"/>
-          <w:kern w:val="0"/>
-          <w:sz w:val="24"/>
-        </w:rPr>
-        <w:tab/>
-      </w:r>
-      <w:r>
-        <w:rPr>
-          <w:rFonts w:ascii="微软雅黑" w:eastAsia="微软雅黑" w:hAnsi="微软雅黑" w:cs="Helvetica Neue" w:hint="eastAsia"/>
-          <w:kern w:val="0"/>
-          <w:sz w:val="24"/>
-        </w:rPr>
-        <w:t>负数：最高位是1。</w:t>
-      </w:r>
-    </w:p>
-    <w:p>
-      <w:pPr>
-        <w:widowControl/>
-        <w:rPr>
-          <w:rFonts w:ascii="微软雅黑" w:eastAsia="微软雅黑" w:hAnsi="微软雅黑" w:cs="Helvetica Neue"/>
-          <w:kern w:val="0"/>
-          <w:sz w:val="24"/>
-        </w:rPr>
-      </w:pPr>
-      <w:r>
-        <w:rPr>
-          <w:rFonts w:ascii="微软雅黑" w:eastAsia="微软雅黑" w:hAnsi="微软雅黑" w:cs="Helvetica Neue"/>
-          <w:kern w:val="0"/>
-          <w:sz w:val="24"/>
-        </w:rPr>
-        <w:tab/>
-      </w:r>
-      <w:r>
-        <w:rPr>
-          <w:rFonts w:ascii="微软雅黑" w:eastAsia="微软雅黑" w:hAnsi="微软雅黑" w:cs="Helvetica Neue"/>
-          <w:kern w:val="0"/>
-          <w:sz w:val="24"/>
-        </w:rPr>
-        <w:tab/>
-      </w:r>
-      <w:r>
-        <w:rPr>
-          <w:rFonts w:ascii="微软雅黑" w:eastAsia="微软雅黑" w:hAnsi="微软雅黑" w:cs="Helvetica Neue"/>
-          <w:kern w:val="0"/>
-          <w:sz w:val="24"/>
-        </w:rPr>
-        <w:tab/>
-      </w:r>
-      <w:r>
-        <w:rPr>
-          <w:rFonts w:ascii="微软雅黑" w:eastAsia="微软雅黑" w:hAnsi="微软雅黑" w:cs="Helvetica Neue" w:hint="eastAsia"/>
-          <w:kern w:val="0"/>
-          <w:sz w:val="24"/>
-        </w:rPr>
-        <w:t>整体表示采用补码原则：数值部分二进制表示后，按位取反再+1</w:t>
-      </w:r>
-    </w:p>
-    <w:p>
-      <w:pPr>
-        <w:widowControl/>
-        <w:rPr>
-          <w:rFonts w:ascii="微软雅黑" w:eastAsia="微软雅黑" w:hAnsi="微软雅黑" w:cs="Helvetica Neue"/>
-          <w:kern w:val="0"/>
-          <w:sz w:val="24"/>
-        </w:rPr>
-      </w:pPr>
-      <w:bookmarkStart w:id="1" w:name="_Hlk236065400"/>
-      <w:r>
-        <w:rPr>
-          <w:rFonts w:ascii="微软雅黑" w:eastAsia="微软雅黑" w:hAnsi="微软雅黑" w:cs="Helvetica Neue" w:hint="eastAsia"/>
-          <w:kern w:val="0"/>
-          <w:sz w:val="24"/>
-        </w:rPr>
-        <w:t>二</w:t>
-      </w:r>
-      <w:r>
-        <w:rPr>
-          <w:rFonts w:ascii="微软雅黑" w:eastAsia="微软雅黑" w:hAnsi="微软雅黑" w:cs="Helvetica Neue"/>
-          <w:kern w:val="0"/>
-          <w:sz w:val="24"/>
-        </w:rPr>
-        <w:t>.</w:t>
-      </w:r>
-      <w:r>
-        <w:rPr>
-          <w:rFonts w:ascii="微软雅黑" w:eastAsia="微软雅黑" w:hAnsi="微软雅黑" w:cs="Helvetica Neue" w:hint="eastAsia"/>
-          <w:kern w:val="0"/>
-          <w:sz w:val="24"/>
-        </w:rPr>
-        <w:t xml:space="preserve"> 字符</w:t>
-      </w:r>
-    </w:p>
-    <w:p>
-      <w:pPr>
-        <w:widowControl/>
-        <w:rPr>
-          <w:rFonts w:ascii="微软雅黑" w:eastAsia="微软雅黑" w:hAnsi="微软雅黑" w:cs="Helvetica Neue"/>
-          <w:kern w:val="0"/>
-          <w:sz w:val="24"/>
-        </w:rPr>
-      </w:pPr>
-      <w:r>
-        <w:rPr>
-          <w:rFonts w:ascii="微软雅黑" w:eastAsia="微软雅黑" w:hAnsi="微软雅黑" w:cs="Helvetica Neue" w:hint="eastAsia"/>
-          <w:kern w:val="0"/>
-          <w:sz w:val="24"/>
-        </w:rPr>
-        <w:t>ASCII码为例：</w:t>
-      </w:r>
-    </w:p>
-    <w:p>
-      <w:pPr>
-        <w:widowControl/>
-        <w:rPr>
-          <w:rFonts w:ascii="微软雅黑" w:eastAsia="微软雅黑" w:hAnsi="微软雅黑" w:cs="Helvetica Neue"/>
-          <w:kern w:val="0"/>
-          <w:sz w:val="24"/>
-        </w:rPr>
-      </w:pPr>
-      <w:r>
-        <w:rPr>
-          <w:rFonts w:ascii="微软雅黑" w:eastAsia="微软雅黑" w:hAnsi="微软雅黑" w:cs="Helvetica Neue"/>
-          <w:kern w:val="0"/>
-          <w:sz w:val="24"/>
-        </w:rPr>
-        <w:tab/>
-      </w:r>
-      <w:r>
-        <w:rPr>
-          <w:rFonts w:ascii="微软雅黑" w:eastAsia="微软雅黑" w:hAnsi="微软雅黑" w:cs="Helvetica Neue" w:hint="eastAsia"/>
-          <w:kern w:val="0"/>
-          <w:sz w:val="24"/>
-        </w:rPr>
-        <w:t>每个字符用一个一字节整数编码表示，标准ASCII编码范围：0-127，与字符一一对应。（扩展ASCII：0-255）</w:t>
-      </w:r>
-    </w:p>
-    <w:p>
-      <w:pPr>
-        <w:widowControl/>
-        <w:rPr>
-          <w:rFonts w:ascii="Consolas" w:eastAsia="微软雅黑" w:hAnsi="Consolas" w:cs="Consolas" w:hint="eastAsia"/>
-          <w:kern w:val="0"/>
-          <w:sz w:val="24"/>
-        </w:rPr>
-      </w:pPr>
-      <w:r>
-        <w:rPr>
-          <w:rFonts w:ascii="微软雅黑" w:eastAsia="微软雅黑" w:hAnsi="微软雅黑" w:cs="Helvetica Neue"/>
-          <w:kern w:val="0"/>
-          <w:sz w:val="24"/>
-        </w:rPr>
-        <w:tab/>
-      </w:r>
-      <w:r>
-        <w:rPr>
-          <w:rFonts w:ascii="微软雅黑" w:eastAsia="微软雅黑" w:hAnsi="微软雅黑" w:cs="Helvetica Neue" w:hint="eastAsia"/>
-          <w:kern w:val="0"/>
-          <w:sz w:val="24"/>
-        </w:rPr>
-        <w:t>字符可以进行整数运算：</w:t>
-      </w:r>
-      <w:r>
-        <w:rPr>
-          <w:rFonts w:ascii="Consolas" w:eastAsia="微软雅黑" w:hAnsi="Consolas" w:cs="Consolas"/>
-          <w:kern w:val="0"/>
-          <w:sz w:val="24"/>
-        </w:rPr>
-        <w:t>’a’+1;printf(“%d\n”,’a’);...</w:t>
-      </w:r>
-    </w:p>
-    <w:bookmarkEnd w:id="0"/>
-    <w:bookmarkEnd w:id="1"/>
-    <w:p>
-      <w:pPr>
-        <w:widowControl/>
-        <w:rPr>
-          <w:rFonts w:ascii="微软雅黑" w:eastAsia="微软雅黑" w:hAnsi="微软雅黑" w:cs="Helvetica Neue"/>
-          <w:kern w:val="0"/>
-          <w:sz w:val="24"/>
-        </w:rPr>
-      </w:pPr>
-      <w:r>
-        <w:rPr>
-          <w:rFonts w:ascii="微软雅黑" w:eastAsia="微软雅黑" w:hAnsi="微软雅黑" w:cs="Helvetica Neue" w:hint="eastAsia"/>
-          <w:kern w:val="0"/>
-          <w:sz w:val="24"/>
-        </w:rPr>
-        <w:lastRenderedPageBreak/>
-        <w:t>三</w:t>
-      </w:r>
-      <w:r>
-        <w:rPr>
-          <w:rFonts w:ascii="微软雅黑" w:eastAsia="微软雅黑" w:hAnsi="微软雅黑" w:cs="Helvetica Neue"/>
-          <w:kern w:val="0"/>
-          <w:sz w:val="24"/>
-        </w:rPr>
-        <w:t xml:space="preserve">. </w:t>
-      </w:r>
-      <w:r>
-        <w:rPr>
-          <w:rFonts w:ascii="微软雅黑" w:eastAsia="微软雅黑" w:hAnsi="微软雅黑" w:cs="Helvetica Neue" w:hint="eastAsia"/>
-          <w:kern w:val="0"/>
-          <w:sz w:val="24"/>
-        </w:rPr>
-        <w:t>浮点数</w:t>
-      </w:r>
-    </w:p>
-    <w:p>
-      <w:pPr>
-        <w:widowControl/>
-        <w:rPr>
-          <w:rFonts w:ascii="微软雅黑" w:eastAsia="微软雅黑" w:hAnsi="微软雅黑" w:cs="Helvetica Neue"/>
-          <w:kern w:val="0"/>
-          <w:sz w:val="24"/>
-        </w:rPr>
-      </w:pPr>
-      <w:r>
-        <w:rPr>
-          <w:rFonts w:ascii="微软雅黑" w:eastAsia="微软雅黑" w:hAnsi="微软雅黑" w:cs="Helvetica Neue"/>
-          <w:kern w:val="0"/>
-          <w:sz w:val="24"/>
-        </w:rPr>
-        <w:tab/>
-      </w:r>
-      <w:r>
-        <w:rPr>
-          <w:rFonts w:ascii="微软雅黑" w:eastAsia="微软雅黑" w:hAnsi="微软雅黑" w:cs="Helvetica Neue" w:hint="eastAsia"/>
-          <w:kern w:val="0"/>
-          <w:sz w:val="24"/>
-        </w:rPr>
-        <w:t>注意浮点数存在误差：</w:t>
-      </w:r>
-    </w:p>
-    <w:p>
-      <w:pPr>
-        <w:widowControl/>
-        <w:rPr>
-          <w:rFonts w:ascii="微软雅黑" w:eastAsia="微软雅黑" w:hAnsi="微软雅黑" w:cs="Helvetica Neue"/>
-          <w:kern w:val="0"/>
-          <w:sz w:val="24"/>
-        </w:rPr>
-      </w:pPr>
-      <w:r>
-        <w:rPr>
-          <w:rFonts w:ascii="微软雅黑" w:eastAsia="微软雅黑" w:hAnsi="微软雅黑" w:cs="Helvetica Neue"/>
-          <w:kern w:val="0"/>
-          <w:sz w:val="24"/>
-        </w:rPr>
-        <w:tab/>
-      </w:r>
-      <w:r>
-        <w:rPr>
-          <w:rFonts w:ascii="微软雅黑" w:eastAsia="微软雅黑" w:hAnsi="微软雅黑" w:cs="Helvetica Neue"/>
-          <w:kern w:val="0"/>
-          <w:sz w:val="24"/>
-        </w:rPr>
-        <w:tab/>
-      </w:r>
-      <w:r>
-        <w:rPr>
-          <w:rFonts w:ascii="微软雅黑" w:eastAsia="微软雅黑" w:hAnsi="微软雅黑" w:cs="Helvetica Neue" w:hint="eastAsia"/>
-          <w:kern w:val="0"/>
-          <w:sz w:val="24"/>
-        </w:rPr>
-        <w:t>小数的表示是用1/2、1/4等等的线性组合，但是由于位数限制，只能</w:t>
-      </w:r>
-      <w:r>
-        <w:rPr>
-          <w:rFonts w:ascii="微软雅黑" w:eastAsia="微软雅黑" w:hAnsi="微软雅黑" w:cs="Helvetica Neue"/>
-          <w:kern w:val="0"/>
-          <w:sz w:val="24"/>
-        </w:rPr>
-        <w:tab/>
-      </w:r>
-      <w:r>
-        <w:rPr>
-          <w:rFonts w:ascii="微软雅黑" w:eastAsia="微软雅黑" w:hAnsi="微软雅黑" w:cs="Helvetica Neue" w:hint="eastAsia"/>
-          <w:kern w:val="0"/>
-          <w:sz w:val="24"/>
-        </w:rPr>
-        <w:t>截取一部分，产生误差。尤其是在大小比较上，可能有问题。</w:t>
-      </w:r>
-    </w:p>
-    <w:p>
-      <w:pPr>
-        <w:widowControl/>
-        <w:rPr>
-          <w:rFonts w:ascii="微软雅黑" w:eastAsia="微软雅黑" w:hAnsi="微软雅黑" w:cs="Helvetica Neue" w:hint="eastAsia"/>
-          <w:kern w:val="0"/>
-          <w:sz w:val="24"/>
-        </w:rPr>
-      </w:pPr>
-      <w:r>
-        <w:rPr>
-          <w:rFonts w:ascii="微软雅黑" w:eastAsia="微软雅黑" w:hAnsi="微软雅黑" w:cs="Helvetica Neue" w:hint="eastAsia"/>
-          <w:kern w:val="0"/>
-          <w:sz w:val="24"/>
-        </w:rPr>
-        <w:t>注：大部分时候，都会避免使用浮点数（用10分去表示1角等等）</w:t>
-      </w:r>
-    </w:p>
-    <w:p>
-      <w:pPr>
-        <w:widowControl/>
-        <w:rPr>
-          <w:rFonts w:ascii="微软雅黑" w:eastAsia="微软雅黑" w:hAnsi="微软雅黑" w:cs="Helvetica Neue"/>
           <w:b/>
           <w:bCs/>
           <w:kern w:val="0"/>
+          <w:sz w:val="28"/>
+          <w:szCs w:val="28"/>
+        </w:rPr>
+      </w:pPr>
+      <w:r>
+        <w:rPr>
+          <w:rFonts w:ascii="微软雅黑" w:eastAsia="微软雅黑" w:hAnsi="微软雅黑" w:cs="Helvetica Neue" w:hint="eastAsia"/>
+          <w:b/>
+          <w:bCs/>
+          <w:kern w:val="0"/>
+          <w:sz w:val="28"/>
+          <w:szCs w:val="28"/>
+        </w:rPr>
+        <w:t>一</w:t>
+      </w:r>
+      <w:r>
+        <w:rPr>
+          <w:rFonts w:ascii="微软雅黑" w:eastAsia="微软雅黑" w:hAnsi="微软雅黑" w:cs="Helvetica Neue"/>
+          <w:b/>
+          <w:bCs/>
+          <w:kern w:val="0"/>
+          <w:sz w:val="28"/>
+          <w:szCs w:val="28"/>
+        </w:rPr>
+        <w:t>.</w:t>
+      </w:r>
+      <w:r>
+        <w:rPr>
+          <w:rFonts w:ascii="微软雅黑" w:eastAsia="微软雅黑" w:hAnsi="微软雅黑" w:cs="Helvetica Neue" w:hint="eastAsia"/>
+          <w:b/>
+          <w:bCs/>
+          <w:kern w:val="0"/>
+          <w:sz w:val="28"/>
+          <w:szCs w:val="28"/>
+        </w:rPr>
+        <w:t xml:space="preserve"> </w:t>
+      </w:r>
+      <w:r>
+        <w:rPr>
+          <w:rFonts w:ascii="微软雅黑" w:eastAsia="微软雅黑" w:hAnsi="微软雅黑" w:cs="Helvetica Neue" w:hint="eastAsia"/>
+          <w:b/>
+          <w:bCs/>
+          <w:kern w:val="0"/>
+          <w:sz w:val="28"/>
+          <w:szCs w:val="28"/>
+        </w:rPr>
+        <w:t>进制表示</w:t>
+      </w:r>
+    </w:p>
+    <w:p>
+      <w:pPr>
+        <w:widowControl/>
+        <w:rPr>
+          <w:rFonts w:ascii="微软雅黑" w:eastAsia="微软雅黑" w:hAnsi="微软雅黑" w:cs="Helvetica Neue"/>
+          <w:kern w:val="0"/>
+          <w:sz w:val="24"/>
+        </w:rPr>
+      </w:pPr>
+      <w:r>
+        <w:rPr>
+          <w:rFonts w:ascii="微软雅黑" w:eastAsia="微软雅黑" w:hAnsi="微软雅黑" w:cs="Helvetica Neue" w:hint="eastAsia"/>
+          <w:kern w:val="0"/>
+          <w:sz w:val="24"/>
+        </w:rPr>
+        <w:t>二进制：</w:t>
+      </w:r>
+    </w:p>
+    <w:p>
+      <w:pPr>
+        <w:widowControl/>
+        <w:rPr>
+          <w:rFonts w:ascii="微软雅黑" w:eastAsia="微软雅黑" w:hAnsi="微软雅黑" w:cs="Helvetica Neue"/>
+          <w:kern w:val="0"/>
+          <w:sz w:val="24"/>
+        </w:rPr>
+      </w:pPr>
+      <w:r>
+        <w:rPr>
+          <w:rFonts w:ascii="微软雅黑" w:eastAsia="微软雅黑" w:hAnsi="微软雅黑" w:cs="Helvetica Neue"/>
+          <w:kern w:val="0"/>
+          <w:sz w:val="24"/>
+        </w:rPr>
+        <w:tab/>
+      </w:r>
+      <w:r>
+        <w:rPr>
+          <w:rFonts w:ascii="微软雅黑" w:eastAsia="微软雅黑" w:hAnsi="微软雅黑" w:cs="Helvetica Neue" w:hint="eastAsia"/>
+          <w:kern w:val="0"/>
+          <w:sz w:val="24"/>
+        </w:rPr>
+        <w:t>所有位为0或1，如果是表示整数，从右往左第k位位权为2</w:t>
+      </w:r>
+      <w:r>
+        <w:rPr>
+          <w:rFonts w:ascii="微软雅黑" w:eastAsia="微软雅黑" w:hAnsi="微软雅黑" w:cs="Helvetica Neue" w:hint="eastAsia"/>
+          <w:kern w:val="0"/>
+          <w:sz w:val="24"/>
+          <w:vertAlign w:val="superscript"/>
+        </w:rPr>
+        <w:t>k-1</w:t>
+      </w:r>
+      <w:r>
+        <w:rPr>
+          <w:rFonts w:ascii="微软雅黑" w:eastAsia="微软雅黑" w:hAnsi="微软雅黑" w:cs="Helvetica Neue" w:hint="eastAsia"/>
+          <w:kern w:val="0"/>
+          <w:sz w:val="24"/>
+        </w:rPr>
+        <w:t>。不过一般将最右侧作为第0位，那位权则是2</w:t>
+      </w:r>
+      <w:r>
+        <w:rPr>
+          <w:rFonts w:ascii="微软雅黑" w:eastAsia="微软雅黑" w:hAnsi="微软雅黑" w:cs="Helvetica Neue" w:hint="eastAsia"/>
+          <w:kern w:val="0"/>
+          <w:sz w:val="24"/>
+          <w:vertAlign w:val="superscript"/>
+        </w:rPr>
+        <w:t>k</w:t>
+      </w:r>
+      <w:r>
+        <w:rPr>
+          <w:rFonts w:ascii="微软雅黑" w:eastAsia="微软雅黑" w:hAnsi="微软雅黑" w:cs="Helvetica Neue" w:hint="eastAsia"/>
+          <w:kern w:val="0"/>
+          <w:sz w:val="24"/>
+        </w:rPr>
+        <w:t>。</w:t>
+      </w:r>
+    </w:p>
+    <w:p>
+      <w:pPr>
+        <w:widowControl/>
+        <w:rPr>
+          <w:rFonts w:ascii="微软雅黑" w:eastAsia="微软雅黑" w:hAnsi="微软雅黑" w:cs="Helvetica Neue"/>
+          <w:kern w:val="0"/>
+          <w:sz w:val="24"/>
+        </w:rPr>
+      </w:pPr>
+      <w:r>
+        <w:rPr>
+          <w:rFonts w:ascii="微软雅黑" w:eastAsia="微软雅黑" w:hAnsi="微软雅黑" w:cs="Helvetica Neue" w:hint="eastAsia"/>
+          <w:kern w:val="0"/>
+          <w:sz w:val="24"/>
+        </w:rPr>
+        <w:t>十六进制</w:t>
+      </w:r>
+      <w:r>
+        <w:rPr>
+          <w:rFonts w:ascii="微软雅黑" w:eastAsia="微软雅黑" w:hAnsi="微软雅黑" w:cs="Helvetica Neue" w:hint="eastAsia"/>
+          <w:kern w:val="0"/>
+          <w:sz w:val="24"/>
+        </w:rPr>
+        <w:t>：</w:t>
+      </w:r>
+    </w:p>
+    <w:p>
+      <w:pPr>
+        <w:widowControl/>
+        <w:rPr>
+          <w:rFonts w:ascii="微软雅黑" w:eastAsia="微软雅黑" w:hAnsi="微软雅黑" w:cs="Helvetica Neue"/>
+          <w:kern w:val="0"/>
+          <w:sz w:val="24"/>
+        </w:rPr>
+      </w:pPr>
+      <w:r>
+        <w:rPr>
+          <w:rFonts w:ascii="微软雅黑" w:eastAsia="微软雅黑" w:hAnsi="微软雅黑" w:cs="Helvetica Neue"/>
+          <w:kern w:val="0"/>
+          <w:sz w:val="24"/>
+        </w:rPr>
+        <w:tab/>
+      </w:r>
+      <w:r>
+        <w:rPr>
+          <w:rFonts w:ascii="微软雅黑" w:eastAsia="微软雅黑" w:hAnsi="微软雅黑" w:cs="Helvetica Neue" w:hint="eastAsia"/>
+          <w:kern w:val="0"/>
+          <w:sz w:val="24"/>
+        </w:rPr>
+        <w:t>使用十六进制的原因：二进制太冗长，十进制不便于底层表示计算机存储，于是对于二进制，从最右位四位合并转换为十六进制，与二进制数一一对应。</w:t>
+      </w:r>
+    </w:p>
+    <w:p>
+      <w:pPr>
+        <w:widowControl/>
+        <w:rPr>
+          <w:rFonts w:ascii="微软雅黑" w:eastAsia="微软雅黑" w:hAnsi="微软雅黑" w:cs="Helvetica Neue"/>
+          <w:kern w:val="0"/>
+          <w:sz w:val="24"/>
+        </w:rPr>
+      </w:pPr>
+      <w:r>
+        <w:rPr>
+          <w:rFonts w:ascii="微软雅黑" w:eastAsia="微软雅黑" w:hAnsi="微软雅黑" w:cs="Helvetica Neue"/>
+          <w:kern w:val="0"/>
+          <w:sz w:val="24"/>
+        </w:rPr>
+        <w:tab/>
+      </w:r>
+      <w:r>
+        <w:rPr>
+          <w:rFonts w:ascii="微软雅黑" w:eastAsia="微软雅黑" w:hAnsi="微软雅黑" w:cs="Helvetica Neue" w:hint="eastAsia"/>
+          <w:kern w:val="0"/>
+          <w:sz w:val="24"/>
+        </w:rPr>
+        <w:t>表示方式：C中0x</w:t>
+      </w:r>
+      <w:r>
+        <w:rPr>
+          <w:rFonts w:ascii="微软雅黑" w:eastAsia="微软雅黑" w:hAnsi="微软雅黑" w:cs="Helvetica Neue"/>
+          <w:kern w:val="0"/>
+          <w:sz w:val="24"/>
+        </w:rPr>
+        <w:t>...</w:t>
+      </w:r>
+    </w:p>
+    <w:p>
+      <w:pPr>
+        <w:widowControl/>
+        <w:rPr>
+          <w:rFonts w:ascii="微软雅黑" w:eastAsia="微软雅黑" w:hAnsi="微软雅黑" w:cs="Helvetica Neue"/>
+          <w:kern w:val="0"/>
+          <w:sz w:val="24"/>
+        </w:rPr>
+      </w:pPr>
+    </w:p>
+    <w:p>
+      <w:pPr>
+        <w:widowControl/>
+        <w:rPr>
+          <w:rFonts w:ascii="微软雅黑" w:eastAsia="微软雅黑" w:hAnsi="微软雅黑" w:cs="Helvetica Neue"/>
+          <w:kern w:val="0"/>
+          <w:sz w:val="24"/>
+        </w:rPr>
+      </w:pPr>
+      <w:r>
+        <w:rPr>
+          <w:rFonts w:ascii="微软雅黑" w:eastAsia="微软雅黑" w:hAnsi="微软雅黑" w:cs="Helvetica Neue" w:hint="eastAsia"/>
+          <w:kern w:val="0"/>
+          <w:sz w:val="24"/>
+        </w:rPr>
+        <w:t>二</w:t>
+      </w:r>
+      <w:r>
+        <w:rPr>
+          <w:rFonts w:ascii="微软雅黑" w:eastAsia="微软雅黑" w:hAnsi="微软雅黑" w:cs="Helvetica Neue"/>
+          <w:kern w:val="0"/>
+          <w:sz w:val="24"/>
+        </w:rPr>
+        <w:t xml:space="preserve">. </w:t>
+      </w:r>
+      <w:r>
+        <w:rPr>
+          <w:rFonts w:ascii="微软雅黑" w:eastAsia="微软雅黑" w:hAnsi="微软雅黑" w:cs="Helvetica Neue" w:hint="eastAsia"/>
+          <w:kern w:val="0"/>
+          <w:sz w:val="24"/>
+        </w:rPr>
+        <w:t>字长</w:t>
+      </w:r>
+    </w:p>
+    <w:p>
+      <w:pPr>
+        <w:widowControl/>
+        <w:rPr>
+          <w:rFonts w:ascii="微软雅黑" w:eastAsia="微软雅黑" w:hAnsi="微软雅黑" w:cs="Helvetica Neue"/>
+          <w:kern w:val="0"/>
+          <w:sz w:val="24"/>
+        </w:rPr>
+      </w:pPr>
+      <w:bookmarkStart w:id="0" w:name="_Hlk236561265"/>
+      <w:bookmarkStart w:id="1" w:name="_Hlk236559739"/>
+      <w:r>
+        <w:rPr>
+          <w:rFonts w:ascii="微软雅黑" w:eastAsia="微软雅黑" w:hAnsi="微软雅黑" w:cs="Helvetica Neue"/>
+          <w:kern w:val="0"/>
+          <w:sz w:val="24"/>
+        </w:rPr>
+        <w:tab/>
+      </w:r>
+      <w:r>
+        <w:rPr>
+          <w:rFonts w:ascii="微软雅黑" w:eastAsia="微软雅黑" w:hAnsi="微软雅黑" w:cs="Helvetica Neue" w:hint="eastAsia"/>
+          <w:kern w:val="0"/>
+          <w:sz w:val="24"/>
+        </w:rPr>
+        <w:t>俗称的32位、64位就是字长，描述的是CPU一次能处理的</w:t>
+      </w:r>
+      <w:r>
+        <w:rPr>
+          <w:rFonts w:ascii="微软雅黑" w:eastAsia="微软雅黑" w:hAnsi="微软雅黑" w:cs="Helvetica Neue" w:hint="eastAsia"/>
+          <w:kern w:val="0"/>
+          <w:sz w:val="24"/>
+        </w:rPr>
+        <w:t>数据宽度</w:t>
+      </w:r>
+      <w:r>
+        <w:rPr>
+          <w:rFonts w:ascii="微软雅黑" w:eastAsia="微软雅黑" w:hAnsi="微软雅黑" w:cs="Helvetica Neue" w:hint="eastAsia"/>
+          <w:kern w:val="0"/>
+          <w:sz w:val="24"/>
+        </w:rPr>
+        <w:t>，也是存储的基本单元，一般是几个字节组成</w:t>
+      </w:r>
+      <w:r>
+        <w:rPr>
+          <w:rFonts w:ascii="微软雅黑" w:eastAsia="微软雅黑" w:hAnsi="微软雅黑" w:cs="Helvetica Neue" w:hint="eastAsia"/>
+          <w:kern w:val="0"/>
+          <w:sz w:val="24"/>
+        </w:rPr>
+        <w:t>。</w:t>
+      </w:r>
+    </w:p>
+    <w:p>
+      <w:pPr>
+        <w:widowControl/>
+        <w:rPr>
+          <w:rFonts w:ascii="微软雅黑" w:eastAsia="微软雅黑" w:hAnsi="微软雅黑" w:cs="Helvetica Neue" w:hint="eastAsia"/>
+          <w:kern w:val="0"/>
+          <w:sz w:val="24"/>
+        </w:rPr>
+      </w:pPr>
+      <w:bookmarkStart w:id="2" w:name="_Hlk236561414"/>
+      <w:r>
+        <w:rPr>
+          <w:rFonts w:ascii="微软雅黑" w:eastAsia="微软雅黑" w:hAnsi="微软雅黑" w:cs="Helvetica Neue"/>
+          <w:kern w:val="0"/>
+          <w:sz w:val="24"/>
+        </w:rPr>
+        <w:tab/>
+      </w:r>
+      <w:r>
+        <w:rPr>
+          <w:rFonts w:ascii="微软雅黑" w:eastAsia="微软雅黑" w:hAnsi="微软雅黑" w:cs="Helvetica Neue" w:hint="eastAsia"/>
+          <w:kern w:val="0"/>
+          <w:sz w:val="24"/>
+        </w:rPr>
+        <w:t>字长</w:t>
+      </w:r>
+      <w:r>
+        <w:rPr>
+          <w:rFonts w:ascii="微软雅黑" w:eastAsia="微软雅黑" w:hAnsi="微软雅黑" w:cs="Helvetica Neue" w:hint="eastAsia"/>
+          <w:kern w:val="0"/>
+          <w:sz w:val="24"/>
+        </w:rPr>
+        <w:t>影响指针变量的大小（4/8字节）</w:t>
+      </w:r>
+      <w:r>
+        <w:rPr>
+          <w:rFonts w:ascii="微软雅黑" w:eastAsia="微软雅黑" w:hAnsi="微软雅黑" w:cs="Helvetica Neue" w:hint="eastAsia"/>
+          <w:kern w:val="0"/>
+          <w:sz w:val="24"/>
+        </w:rPr>
+        <w:t>，是因为指针长度与地址宽度一致，地址宽度又会受字长影响。</w:t>
+      </w:r>
+    </w:p>
+    <w:p>
+      <w:pPr>
+        <w:widowControl/>
+        <w:rPr>
+          <w:rFonts w:ascii="微软雅黑" w:eastAsia="微软雅黑" w:hAnsi="微软雅黑" w:cs="Helvetica Neue"/>
+          <w:kern w:val="0"/>
+          <w:sz w:val="24"/>
+        </w:rPr>
+      </w:pPr>
+      <w:r>
+        <w:rPr>
+          <w:rFonts w:ascii="微软雅黑" w:eastAsia="微软雅黑" w:hAnsi="微软雅黑" w:cs="Helvetica Neue"/>
+          <w:kern w:val="0"/>
+          <w:sz w:val="24"/>
+        </w:rPr>
+        <w:tab/>
+      </w:r>
+      <w:r>
+        <w:rPr>
+          <w:rFonts w:ascii="微软雅黑" w:eastAsia="微软雅黑" w:hAnsi="微软雅黑" w:cs="Helvetica Neue" w:hint="eastAsia"/>
+          <w:kern w:val="0"/>
+          <w:sz w:val="24"/>
+        </w:rPr>
+        <w:t>注：地址宽度指的是一个地址编号需要多少位bit表示</w:t>
+      </w:r>
+    </w:p>
+    <w:p>
+      <w:pPr>
+        <w:widowControl/>
+        <w:rPr>
+          <w:rFonts w:ascii="微软雅黑" w:eastAsia="微软雅黑" w:hAnsi="微软雅黑" w:cs="Helvetica Neue"/>
+          <w:kern w:val="0"/>
+          <w:sz w:val="24"/>
+        </w:rPr>
+      </w:pPr>
+      <w:r>
+        <w:rPr>
+          <w:rFonts w:ascii="微软雅黑" w:eastAsia="微软雅黑" w:hAnsi="微软雅黑" w:cs="Helvetica Neue"/>
+          <w:kern w:val="0"/>
+          <w:sz w:val="24"/>
+        </w:rPr>
+        <w:lastRenderedPageBreak/>
+        <w:tab/>
+      </w:r>
+      <w:r>
+        <w:rPr>
+          <w:rFonts w:ascii="微软雅黑" w:eastAsia="微软雅黑" w:hAnsi="微软雅黑" w:cs="Helvetica Neue" w:hint="eastAsia"/>
+          <w:kern w:val="0"/>
+          <w:sz w:val="24"/>
+        </w:rPr>
+        <w:t>这样设计成字长于地址宽度一致的原因：工作效率高</w:t>
+      </w:r>
+    </w:p>
+    <w:bookmarkEnd w:id="2"/>
+    <w:p>
+      <w:pPr>
+        <w:widowControl/>
+        <w:rPr>
+          <w:rFonts w:ascii="微软雅黑" w:eastAsia="微软雅黑" w:hAnsi="微软雅黑" w:cs="Helvetica Neue"/>
+          <w:kern w:val="0"/>
+          <w:sz w:val="24"/>
+        </w:rPr>
+      </w:pPr>
+      <w:r>
+        <w:rPr>
+          <w:rFonts w:ascii="微软雅黑" w:eastAsia="微软雅黑" w:hAnsi="微软雅黑" w:cs="Helvetica Neue"/>
+          <w:kern w:val="0"/>
+          <w:sz w:val="24"/>
+        </w:rPr>
+        <w:tab/>
+      </w:r>
+      <w:r>
+        <w:rPr>
+          <w:rFonts w:ascii="微软雅黑" w:eastAsia="微软雅黑" w:hAnsi="微软雅黑" w:cs="Helvetica Neue" w:hint="eastAsia"/>
+          <w:kern w:val="0"/>
+          <w:sz w:val="24"/>
+        </w:rPr>
+        <w:t>字长可能</w:t>
+      </w:r>
+      <w:r>
+        <w:rPr>
+          <w:rFonts w:ascii="微软雅黑" w:eastAsia="微软雅黑" w:hAnsi="微软雅黑" w:cs="Helvetica Neue" w:hint="eastAsia"/>
+          <w:kern w:val="0"/>
+          <w:sz w:val="24"/>
+        </w:rPr>
+        <w:t>会影响比如long类型字节数。不过应当注意：数据大小不一定与字长有关（int）</w:t>
+      </w:r>
+    </w:p>
+    <w:p>
+      <w:pPr>
+        <w:widowControl/>
+        <w:rPr>
+          <w:rFonts w:ascii="微软雅黑" w:eastAsia="微软雅黑" w:hAnsi="微软雅黑" w:cs="Helvetica Neue"/>
+          <w:kern w:val="0"/>
+          <w:sz w:val="24"/>
+        </w:rPr>
+      </w:pPr>
+      <w:r>
+        <w:rPr>
+          <w:rFonts w:ascii="微软雅黑" w:eastAsia="微软雅黑" w:hAnsi="微软雅黑" w:cs="Helvetica Neue"/>
+          <w:kern w:val="0"/>
+          <w:sz w:val="24"/>
+        </w:rPr>
+        <w:tab/>
+      </w:r>
+      <w:r>
+        <w:rPr>
+          <w:rFonts w:ascii="微软雅黑" w:eastAsia="微软雅黑" w:hAnsi="微软雅黑" w:cs="Helvetica Neue" w:hint="eastAsia"/>
+          <w:kern w:val="0"/>
+          <w:sz w:val="24"/>
+        </w:rPr>
+        <w:t>字长会影响理论上的最大内存（虚拟地址范围），字长为w，地址宽度为w，虚拟地址范围为0～</w:t>
+      </w:r>
+      <w:bookmarkStart w:id="3" w:name="_Hlk236559727"/>
+      <w:r>
+        <w:rPr>
+          <w:rFonts w:ascii="微软雅黑" w:eastAsia="微软雅黑" w:hAnsi="微软雅黑" w:cs="Helvetica Neue" w:hint="eastAsia"/>
+          <w:kern w:val="0"/>
+          <w:sz w:val="24"/>
+        </w:rPr>
+        <w:t>2</w:t>
+      </w:r>
+      <w:r>
+        <w:rPr>
+          <w:rFonts w:ascii="微软雅黑" w:eastAsia="微软雅黑" w:hAnsi="微软雅黑" w:cs="Helvetica Neue" w:hint="eastAsia"/>
+          <w:kern w:val="0"/>
+          <w:sz w:val="24"/>
+          <w:vertAlign w:val="superscript"/>
+        </w:rPr>
+        <w:t>w</w:t>
+      </w:r>
+      <w:bookmarkEnd w:id="3"/>
+      <w:r>
+        <w:rPr>
+          <w:rFonts w:ascii="微软雅黑" w:eastAsia="微软雅黑" w:hAnsi="微软雅黑" w:cs="Helvetica Neue" w:hint="eastAsia"/>
+          <w:kern w:val="0"/>
+          <w:sz w:val="24"/>
+        </w:rPr>
+        <w:t>-1，程序最多访问2</w:t>
+      </w:r>
+      <w:r>
+        <w:rPr>
+          <w:rFonts w:ascii="微软雅黑" w:eastAsia="微软雅黑" w:hAnsi="微软雅黑" w:cs="Helvetica Neue" w:hint="eastAsia"/>
+          <w:kern w:val="0"/>
+          <w:sz w:val="24"/>
+          <w:vertAlign w:val="superscript"/>
+        </w:rPr>
+        <w:t>w</w:t>
+      </w:r>
+      <w:r>
+        <w:rPr>
+          <w:rFonts w:ascii="微软雅黑" w:eastAsia="微软雅黑" w:hAnsi="微软雅黑" w:cs="Helvetica Neue" w:hint="eastAsia"/>
+          <w:kern w:val="0"/>
+          <w:sz w:val="24"/>
+        </w:rPr>
+        <w:t>个字节。</w:t>
+      </w:r>
+    </w:p>
+    <w:p>
+      <w:pPr>
+        <w:widowControl/>
+        <w:rPr>
+          <w:rFonts w:ascii="微软雅黑" w:eastAsia="微软雅黑" w:hAnsi="微软雅黑" w:cs="Helvetica Neue"/>
+          <w:kern w:val="0"/>
+          <w:sz w:val="24"/>
+        </w:rPr>
+      </w:pPr>
+      <w:r>
+        <w:rPr>
+          <w:rFonts w:ascii="微软雅黑" w:eastAsia="微软雅黑" w:hAnsi="微软雅黑" w:cs="Helvetica Neue"/>
+          <w:kern w:val="0"/>
+          <w:sz w:val="24"/>
+        </w:rPr>
+        <w:tab/>
+      </w:r>
+      <w:r>
+        <w:rPr>
+          <w:rFonts w:ascii="微软雅黑" w:eastAsia="微软雅黑" w:hAnsi="微软雅黑" w:cs="Helvetica Neue" w:hint="eastAsia"/>
+          <w:kern w:val="0"/>
+          <w:sz w:val="24"/>
+        </w:rPr>
+        <w:t>因为w位二进制数范围就是这个。</w:t>
+      </w:r>
+    </w:p>
+    <w:p>
+      <w:pPr>
+        <w:widowControl/>
+        <w:rPr>
+          <w:rFonts w:ascii="微软雅黑" w:eastAsia="微软雅黑" w:hAnsi="微软雅黑" w:cs="Helvetica Neue"/>
+          <w:kern w:val="0"/>
+          <w:sz w:val="24"/>
+        </w:rPr>
+      </w:pPr>
+      <w:r>
+        <w:rPr>
+          <w:rFonts w:ascii="微软雅黑" w:eastAsia="微软雅黑" w:hAnsi="微软雅黑" w:cs="Helvetica Neue"/>
+          <w:kern w:val="0"/>
+          <w:sz w:val="24"/>
+        </w:rPr>
+        <w:tab/>
+      </w:r>
+      <w:r>
+        <w:rPr>
+          <w:rFonts w:ascii="微软雅黑" w:eastAsia="微软雅黑" w:hAnsi="微软雅黑" w:cs="Helvetica Neue" w:hint="eastAsia"/>
+          <w:kern w:val="0"/>
+          <w:sz w:val="24"/>
+        </w:rPr>
+        <w:t>不过大部分64机器，虚拟地址范围是0～2</w:t>
+      </w:r>
+      <w:r>
+        <w:rPr>
+          <w:rFonts w:ascii="微软雅黑" w:eastAsia="微软雅黑" w:hAnsi="微软雅黑" w:cs="Helvetica Neue" w:hint="eastAsia"/>
+          <w:kern w:val="0"/>
+          <w:sz w:val="24"/>
+          <w:vertAlign w:val="superscript"/>
+        </w:rPr>
+        <w:t>48</w:t>
+      </w:r>
+    </w:p>
+    <w:p>
+      <w:pPr>
+        <w:widowControl/>
+        <w:rPr>
+          <w:rFonts w:ascii="微软雅黑" w:eastAsia="微软雅黑" w:hAnsi="微软雅黑" w:cs="Helvetica Neue"/>
+          <w:kern w:val="0"/>
+          <w:sz w:val="24"/>
+        </w:rPr>
+      </w:pPr>
+      <w:r>
+        <w:rPr>
+          <w:rFonts w:ascii="微软雅黑" w:eastAsia="微软雅黑" w:hAnsi="微软雅黑" w:cs="Helvetica Neue" w:hint="eastAsia"/>
+          <w:kern w:val="0"/>
+          <w:sz w:val="24"/>
+        </w:rPr>
+        <w:t>注：OS只允许访问一部分地址，如果超出范围，则segmentation fault</w:t>
+      </w:r>
+    </w:p>
+    <w:p>
+      <w:pPr>
+        <w:widowControl/>
+        <w:rPr>
+          <w:rFonts w:ascii="微软雅黑" w:eastAsia="微软雅黑" w:hAnsi="微软雅黑" w:cs="Helvetica Neue"/>
+          <w:kern w:val="0"/>
+          <w:sz w:val="24"/>
+        </w:rPr>
+      </w:pPr>
+      <w:r>
+        <w:rPr>
+          <w:rFonts w:ascii="微软雅黑" w:eastAsia="微软雅黑" w:hAnsi="微软雅黑" w:cs="Helvetica Neue"/>
+          <w:kern w:val="0"/>
+          <w:sz w:val="24"/>
+        </w:rPr>
+        <w:tab/>
+      </w:r>
+      <w:bookmarkStart w:id="4" w:name="_Hlk236561158"/>
+      <w:r>
+        <w:rPr>
+          <w:rFonts w:ascii="微软雅黑" w:eastAsia="微软雅黑" w:hAnsi="微软雅黑" w:cs="Helvetica Neue" w:hint="eastAsia"/>
+          <w:kern w:val="0"/>
+          <w:sz w:val="24"/>
+        </w:rPr>
+        <w:t>字长会影响程序编译，硬件</w:t>
+      </w:r>
+      <w:r>
+        <w:rPr>
+          <w:rFonts w:ascii="微软雅黑" w:eastAsia="微软雅黑" w:hAnsi="微软雅黑" w:cs="Helvetica Neue" w:hint="eastAsia"/>
+          <w:kern w:val="0"/>
+          <w:sz w:val="24"/>
+        </w:rPr>
+        <w:t>只定义机器的字长</w:t>
+      </w:r>
+      <w:r>
+        <w:rPr>
+          <w:rFonts w:ascii="微软雅黑" w:eastAsia="微软雅黑" w:hAnsi="微软雅黑" w:cs="Helvetica Neue" w:hint="eastAsia"/>
+          <w:kern w:val="0"/>
+          <w:sz w:val="24"/>
+        </w:rPr>
+        <w:t>，硬件+编译器</w:t>
+      </w:r>
+      <w:r>
+        <w:rPr>
+          <w:rFonts w:ascii="微软雅黑" w:eastAsia="微软雅黑" w:hAnsi="微软雅黑" w:cs="Helvetica Neue" w:hint="eastAsia"/>
+          <w:kern w:val="0"/>
+          <w:sz w:val="24"/>
+        </w:rPr>
+        <w:t>+OS决定程序中数据的存储模式</w:t>
+      </w:r>
+      <w:r>
+        <w:rPr>
+          <w:rFonts w:ascii="微软雅黑" w:eastAsia="微软雅黑" w:hAnsi="微软雅黑" w:cs="Helvetica Neue" w:hint="eastAsia"/>
+          <w:kern w:val="0"/>
+          <w:sz w:val="24"/>
+        </w:rPr>
+        <w:t>，</w:t>
+      </w:r>
+      <w:r>
+        <w:rPr>
+          <w:rFonts w:ascii="微软雅黑" w:eastAsia="微软雅黑" w:hAnsi="微软雅黑" w:cs="Helvetica Neue" w:hint="eastAsia"/>
+          <w:kern w:val="0"/>
+          <w:sz w:val="24"/>
+        </w:rPr>
+        <w:t>64位机器可以兼容32位代码，反之不行。</w:t>
+      </w:r>
+      <w:bookmarkEnd w:id="4"/>
+    </w:p>
+    <w:bookmarkEnd w:id="0"/>
+    <w:p>
+      <w:pPr>
+        <w:widowControl/>
+        <w:rPr>
+          <w:rFonts w:ascii="微软雅黑" w:eastAsia="微软雅黑" w:hAnsi="微软雅黑" w:cs="Helvetica Neue"/>
+          <w:kern w:val="0"/>
+          <w:sz w:val="24"/>
+        </w:rPr>
+      </w:pPr>
+      <w:r>
+        <w:rPr>
+          <w:rFonts w:ascii="微软雅黑" w:eastAsia="微软雅黑" w:hAnsi="微软雅黑" w:cs="Helvetica Neue" w:hint="eastAsia"/>
+          <w:kern w:val="0"/>
+          <w:sz w:val="24"/>
+        </w:rPr>
+        <w:t>注：估算：2</w:t>
+      </w:r>
+      <w:r>
+        <w:rPr>
+          <w:rFonts w:ascii="微软雅黑" w:eastAsia="微软雅黑" w:hAnsi="微软雅黑" w:cs="Helvetica Neue" w:hint="eastAsia"/>
+          <w:kern w:val="0"/>
+          <w:sz w:val="24"/>
+          <w:vertAlign w:val="superscript"/>
+        </w:rPr>
+        <w:t>10</w:t>
+      </w:r>
+      <w:r>
+        <w:rPr>
+          <w:rFonts w:ascii="微软雅黑" w:eastAsia="微软雅黑" w:hAnsi="微软雅黑" w:cs="Helvetica Neue" w:hint="eastAsia"/>
+          <w:kern w:val="0"/>
+          <w:sz w:val="24"/>
+        </w:rPr>
+        <w:t>≈10</w:t>
+      </w:r>
+      <w:r>
+        <w:rPr>
+          <w:rFonts w:ascii="微软雅黑" w:eastAsia="微软雅黑" w:hAnsi="微软雅黑" w:cs="Helvetica Neue" w:hint="eastAsia"/>
+          <w:kern w:val="0"/>
+          <w:sz w:val="24"/>
+          <w:vertAlign w:val="superscript"/>
+        </w:rPr>
+        <w:t>3</w:t>
+      </w:r>
+      <w:r>
+        <w:rPr>
+          <w:rFonts w:ascii="微软雅黑" w:eastAsia="微软雅黑" w:hAnsi="微软雅黑" w:cs="Helvetica Neue" w:hint="eastAsia"/>
+          <w:kern w:val="0"/>
+          <w:sz w:val="24"/>
+        </w:rPr>
+        <w:t>（1024）</w:t>
+      </w:r>
+    </w:p>
+    <w:p>
+      <w:pPr>
+        <w:widowControl/>
+        <w:rPr>
+          <w:rFonts w:ascii="微软雅黑" w:eastAsia="微软雅黑" w:hAnsi="微软雅黑" w:cs="Helvetica Neue"/>
+          <w:kern w:val="0"/>
+          <w:sz w:val="24"/>
+        </w:rPr>
+      </w:pPr>
+    </w:p>
+    <w:bookmarkEnd w:id="1"/>
+    <w:p>
+      <w:pPr>
+        <w:widowControl/>
+        <w:rPr>
+          <w:rFonts w:ascii="微软雅黑" w:eastAsia="微软雅黑" w:hAnsi="微软雅黑" w:cs="Helvetica Neue"/>
+          <w:kern w:val="0"/>
+          <w:sz w:val="24"/>
+        </w:rPr>
+      </w:pPr>
+      <w:r>
+        <w:rPr>
+          <w:rFonts w:ascii="微软雅黑" w:eastAsia="微软雅黑" w:hAnsi="微软雅黑" w:cs="Helvetica Neue" w:hint="eastAsia"/>
+          <w:kern w:val="0"/>
+          <w:sz w:val="24"/>
+        </w:rPr>
+        <w:t>三</w:t>
+      </w:r>
+      <w:r>
+        <w:rPr>
+          <w:rFonts w:ascii="微软雅黑" w:eastAsia="微软雅黑" w:hAnsi="微软雅黑" w:cs="Helvetica Neue"/>
+          <w:kern w:val="0"/>
+          <w:sz w:val="24"/>
+        </w:rPr>
+        <w:t xml:space="preserve">. </w:t>
+      </w:r>
+      <w:r>
+        <w:rPr>
+          <w:rFonts w:ascii="微软雅黑" w:eastAsia="微软雅黑" w:hAnsi="微软雅黑" w:cs="Helvetica Neue" w:hint="eastAsia"/>
+          <w:kern w:val="0"/>
+          <w:sz w:val="24"/>
+        </w:rPr>
+        <w:t>字节顺序</w:t>
+      </w:r>
+    </w:p>
+    <w:p>
+      <w:pPr>
+        <w:widowControl/>
+        <w:rPr>
+          <w:rFonts w:ascii="微软雅黑" w:eastAsia="微软雅黑" w:hAnsi="微软雅黑" w:cs="Helvetica Neue"/>
+          <w:kern w:val="0"/>
+          <w:sz w:val="24"/>
+        </w:rPr>
+      </w:pPr>
+      <w:r>
+        <w:rPr>
+          <w:rFonts w:ascii="微软雅黑" w:eastAsia="微软雅黑" w:hAnsi="微软雅黑" w:cs="Helvetica Neue" w:hint="eastAsia"/>
+          <w:kern w:val="0"/>
+          <w:sz w:val="24"/>
+        </w:rPr>
+        <w:t>大端法：最大位权位放在小地址</w:t>
+      </w:r>
+    </w:p>
+    <w:p>
+      <w:pPr>
+        <w:widowControl/>
+        <w:rPr>
+          <w:rFonts w:ascii="微软雅黑" w:eastAsia="微软雅黑" w:hAnsi="微软雅黑" w:cs="Helvetica Neue"/>
+          <w:kern w:val="0"/>
+          <w:sz w:val="24"/>
+        </w:rPr>
+      </w:pPr>
+      <w:r>
+        <w:rPr>
+          <w:rFonts w:ascii="微软雅黑" w:eastAsia="微软雅黑" w:hAnsi="微软雅黑" w:cs="Helvetica Neue" w:hint="eastAsia"/>
+          <w:kern w:val="0"/>
+          <w:sz w:val="24"/>
+        </w:rPr>
+        <w:t>小端法：最小位权放在小地址</w:t>
+      </w:r>
+    </w:p>
+    <w:p>
+      <w:pPr>
+        <w:widowControl/>
+        <w:rPr>
+          <w:rFonts w:ascii="微软雅黑" w:eastAsia="微软雅黑" w:hAnsi="微软雅黑" w:cs="Helvetica Neue"/>
+          <w:kern w:val="0"/>
+          <w:sz w:val="24"/>
+        </w:rPr>
+      </w:pPr>
+      <w:r>
+        <w:rPr>
+          <w:rFonts w:ascii="微软雅黑" w:eastAsia="微软雅黑" w:hAnsi="微软雅黑" w:cs="Helvetica Neue" w:hint="eastAsia"/>
+          <w:kern w:val="0"/>
+          <w:sz w:val="24"/>
+        </w:rPr>
+        <w:t>也就是从位权的大端还是小端开始存储</w:t>
+      </w:r>
+    </w:p>
+    <w:p>
+      <w:pPr>
+        <w:widowControl/>
+        <w:rPr>
+          <w:rFonts w:ascii="微软雅黑" w:eastAsia="微软雅黑" w:hAnsi="微软雅黑" w:cs="Helvetica Neue"/>
+          <w:kern w:val="0"/>
+          <w:sz w:val="24"/>
+        </w:rPr>
+      </w:pPr>
+      <w:proofErr w:type="spellStart"/>
+      <w:r>
+        <w:rPr>
+          <w:rFonts w:ascii="微软雅黑" w:eastAsia="微软雅黑" w:hAnsi="微软雅黑" w:cs="Helvetica Neue" w:hint="eastAsia"/>
+          <w:kern w:val="0"/>
+          <w:sz w:val="24"/>
+        </w:rPr>
+        <w:t>eg</w:t>
+      </w:r>
+      <w:proofErr w:type="spellEnd"/>
+      <w:r>
+        <w:rPr>
+          <w:rFonts w:ascii="微软雅黑" w:eastAsia="微软雅黑" w:hAnsi="微软雅黑" w:cs="Helvetica Neue" w:hint="eastAsia"/>
+          <w:kern w:val="0"/>
+          <w:sz w:val="24"/>
+        </w:rPr>
+        <w:t>：整数0x12 34 56 78</w:t>
+      </w:r>
+    </w:p>
+    <w:p>
+      <w:pPr>
+        <w:widowControl/>
+        <w:rPr>
+          <w:rFonts w:ascii="微软雅黑" w:eastAsia="微软雅黑" w:hAnsi="微软雅黑" w:cs="Helvetica Neue"/>
+          <w:kern w:val="0"/>
+          <w:sz w:val="24"/>
+        </w:rPr>
+      </w:pPr>
+      <w:r>
+        <w:rPr>
+          <w:rFonts w:ascii="微软雅黑" w:eastAsia="微软雅黑" w:hAnsi="微软雅黑" w:cs="Helvetica Neue" w:hint="eastAsia"/>
+          <w:kern w:val="0"/>
+          <w:sz w:val="24"/>
+        </w:rPr>
+        <w:t>大端法：12 34 56 78</w:t>
+      </w:r>
+    </w:p>
+    <w:p>
+      <w:pPr>
+        <w:widowControl/>
+        <w:rPr>
+          <w:rFonts w:ascii="微软雅黑" w:eastAsia="微软雅黑" w:hAnsi="微软雅黑" w:cs="Helvetica Neue"/>
+          <w:kern w:val="0"/>
+          <w:sz w:val="24"/>
+        </w:rPr>
+      </w:pPr>
+      <w:r>
+        <w:rPr>
+          <w:rFonts w:ascii="微软雅黑" w:eastAsia="微软雅黑" w:hAnsi="微软雅黑" w:cs="Helvetica Neue" w:hint="eastAsia"/>
+          <w:kern w:val="0"/>
+          <w:sz w:val="24"/>
+        </w:rPr>
+        <w:lastRenderedPageBreak/>
+        <w:t>小端法：78 56 34 12</w:t>
+      </w:r>
+    </w:p>
+    <w:p>
+      <w:pPr>
+        <w:widowControl/>
+        <w:rPr>
+          <w:rFonts w:ascii="微软雅黑" w:eastAsia="微软雅黑" w:hAnsi="微软雅黑" w:cs="Helvetica Neue"/>
+          <w:kern w:val="0"/>
+          <w:sz w:val="24"/>
+        </w:rPr>
+      </w:pPr>
+      <w:r>
+        <w:rPr>
+          <w:rFonts w:ascii="微软雅黑" w:eastAsia="微软雅黑" w:hAnsi="微软雅黑" w:cs="Helvetica Neue" w:hint="eastAsia"/>
+          <w:kern w:val="0"/>
+          <w:sz w:val="24"/>
+        </w:rPr>
+        <w:t>注：十六进制两位对应一个字节，存储以字节为标准宽度。</w:t>
+      </w:r>
+    </w:p>
+    <w:p>
+      <w:pPr>
+        <w:autoSpaceDE w:val="0"/>
+        <w:autoSpaceDN w:val="0"/>
+        <w:adjustRightInd w:val="0"/>
+        <w:spacing w:after="0" w:line="240" w:lineRule="auto"/>
+        <w:rPr>
+          <w:rFonts w:ascii="宋体" w:eastAsia="宋体" w:hAnsi="宋体" w:cs="AppleSystemUIFont"/>
+          <w:color w:val="7030A0"/>
+          <w:kern w:val="0"/>
+          <w:sz w:val="24"/>
+        </w:rPr>
+      </w:pPr>
+      <w:r>
+        <w:rPr>
+          <w:rFonts w:ascii="宋体" w:eastAsia="宋体" w:hAnsi="宋体" w:cs="AppleSystemUIFont"/>
+          <w:color w:val="7030A0"/>
+          <w:kern w:val="0"/>
+          <w:sz w:val="24"/>
+        </w:rPr>
+        <w:t>现在机器基本上小端序</w:t>
+      </w:r>
+    </w:p>
+    <w:p>
+      <w:pPr>
+        <w:autoSpaceDE w:val="0"/>
+        <w:autoSpaceDN w:val="0"/>
+        <w:adjustRightInd w:val="0"/>
+        <w:spacing w:after="0" w:line="240" w:lineRule="auto"/>
+        <w:rPr>
+          <w:rFonts w:ascii="宋体" w:eastAsia="宋体" w:hAnsi="宋体" w:cs="AppleSystemUIFont"/>
+          <w:color w:val="7030A0"/>
+          <w:kern w:val="0"/>
+          <w:sz w:val="24"/>
+        </w:rPr>
+      </w:pPr>
+      <w:r>
+        <w:rPr>
+          <w:rFonts w:ascii="宋体" w:eastAsia="宋体" w:hAnsi="宋体" w:cs="AppleSystemUIFont"/>
+          <w:color w:val="7030A0"/>
+          <w:kern w:val="0"/>
+          <w:sz w:val="24"/>
+        </w:rPr>
+        <w:t>手机arm架构处理器支持两种 但是都采用小端序</w:t>
+      </w:r>
+    </w:p>
+    <w:p>
+      <w:pPr>
+        <w:widowControl/>
+        <w:rPr>
+          <w:rFonts w:ascii="宋体" w:eastAsia="宋体" w:hAnsi="宋体" w:cs="AppleExternalUIFontSimplifiedCh"/>
+          <w:color w:val="7030A0"/>
+          <w:kern w:val="0"/>
+          <w:sz w:val="24"/>
+        </w:rPr>
+      </w:pPr>
+      <w:r>
+        <w:rPr>
+          <w:rFonts w:ascii="宋体" w:eastAsia="宋体" w:hAnsi="宋体" w:cs="AppleExternalUIFontSimplifiedCh" w:hint="eastAsia"/>
+          <w:color w:val="7030A0"/>
+          <w:kern w:val="0"/>
+          <w:sz w:val="24"/>
+        </w:rPr>
+        <w:t>互联网大端序</w:t>
+      </w:r>
+    </w:p>
+    <w:p>
+      <w:pPr>
+        <w:autoSpaceDE w:val="0"/>
+        <w:autoSpaceDN w:val="0"/>
+        <w:adjustRightInd w:val="0"/>
+        <w:spacing w:after="0" w:line="240" w:lineRule="auto"/>
+        <w:jc w:val="center"/>
+        <w:rPr>
+          <w:rFonts w:ascii="Helvetica Neue" w:hAnsi="Helvetica Neue" w:cs="Helvetica Neue"/>
+          <w:kern w:val="0"/>
+          <w:sz w:val="26"/>
+          <w:szCs w:val="26"/>
+        </w:rPr>
+      </w:pPr>
+      <w:r>
+        <w:rPr>
+          <w:rFonts w:ascii="Helvetica Neue" w:hAnsi="Helvetica Neue" w:cs="Helvetica Neue"/>
+          <w:noProof/>
+          <w:kern w:val="0"/>
+          <w:sz w:val="26"/>
+          <w:szCs w:val="26"/>
+        </w:rPr>
+        <w:drawing>
+          <wp:inline distT="0" distB="0" distL="0" distR="0">
+            <wp:extent cx="3323771" cy="2305751"/>
+            <wp:effectExtent l="0" t="0" r="3810" b="5715"/>
+            <wp:docPr id="295085427" name="图片 1"/>
+            <wp:cNvGraphicFramePr>
+              <a:graphicFrameLocks xmlns:a="http://schemas.openxmlformats.org/drawingml/2006/main" noChangeAspect="1"/>
+            </wp:cNvGraphicFramePr>
+            <a:graphic xmlns:a="http://schemas.openxmlformats.org/drawingml/2006/main">
+              <a:graphicData uri="http://schemas.openxmlformats.org/drawingml/2006/picture">
+                <pic:pic xmlns:pic="http://schemas.openxmlformats.org/drawingml/2006/picture">
+                  <pic:nvPicPr>
+                    <pic:cNvPr id="0" name="Picture 1"/>
+                    <pic:cNvPicPr>
+                      <a:picLocks noChangeAspect="1" noChangeArrowheads="1"/>
+                    </pic:cNvPicPr>
+                  </pic:nvPicPr>
+                  <pic:blipFill>
+                    <a:blip r:embed="rId5" cstate="print">
+                      <a:extLst>
+                        <a:ext uri="{28A0092B-C50C-407E-A947-70E740481C1C}">
+                          <a14:useLocalDpi xmlns:a14="http://schemas.microsoft.com/office/drawing/2010/main" val="0"/>
+                        </a:ext>
+                      </a:extLst>
+                    </a:blip>
+                    <a:srcRect/>
+                    <a:stretch>
+                      <a:fillRect/>
+                    </a:stretch>
+                  </pic:blipFill>
+                  <pic:spPr bwMode="auto">
+                    <a:xfrm>
+                      <a:off x="0" y="0"/>
+                      <a:ext cx="3340944" cy="2317664"/>
+                    </a:xfrm>
+                    <a:prstGeom prst="rect">
+                      <a:avLst/>
+                    </a:prstGeom>
+                    <a:noFill/>
+                    <a:ln>
+                      <a:noFill/>
+                    </a:ln>
+                  </pic:spPr>
+                </pic:pic>
+              </a:graphicData>
+            </a:graphic>
+          </wp:inline>
+        </w:drawing>
+      </w:r>
+    </w:p>
+    <w:p>
+      <w:pPr>
+        <w:widowControl/>
+        <w:rPr>
+          <w:rFonts w:ascii="宋体" w:eastAsia="宋体" w:hAnsi="宋体" w:cs="Helvetica Neue"/>
+          <w:color w:val="7030A0"/>
+          <w:kern w:val="0"/>
+          <w:sz w:val="24"/>
+        </w:rPr>
+      </w:pPr>
+    </w:p>
+    <w:p>
+      <w:pPr>
+        <w:widowControl/>
+        <w:rPr>
+          <w:rFonts w:ascii="微软雅黑" w:eastAsia="微软雅黑" w:hAnsi="微软雅黑" w:cs="Helvetica Neue"/>
+          <w:b/>
+          <w:bCs/>
+          <w:kern w:val="0"/>
+          <w:sz w:val="28"/>
+          <w:szCs w:val="28"/>
+        </w:rPr>
+      </w:pPr>
+      <w:r>
+        <w:rPr>
+          <w:rFonts w:ascii="微软雅黑" w:eastAsia="微软雅黑" w:hAnsi="微软雅黑" w:cs="Helvetica Neue" w:hint="eastAsia"/>
+          <w:b/>
+          <w:bCs/>
+          <w:kern w:val="0"/>
+          <w:sz w:val="28"/>
+          <w:szCs w:val="28"/>
+        </w:rPr>
+        <w:t>四</w:t>
+      </w:r>
+      <w:r>
+        <w:rPr>
+          <w:rFonts w:ascii="微软雅黑" w:eastAsia="微软雅黑" w:hAnsi="微软雅黑" w:cs="Helvetica Neue"/>
+          <w:b/>
+          <w:bCs/>
+          <w:kern w:val="0"/>
+          <w:sz w:val="28"/>
+          <w:szCs w:val="28"/>
+        </w:rPr>
+        <w:t xml:space="preserve">. </w:t>
+      </w:r>
+      <w:r>
+        <w:rPr>
+          <w:rFonts w:ascii="微软雅黑" w:eastAsia="微软雅黑" w:hAnsi="微软雅黑" w:cs="Helvetica Neue" w:hint="eastAsia"/>
+          <w:b/>
+          <w:bCs/>
+          <w:kern w:val="0"/>
+          <w:sz w:val="28"/>
+          <w:szCs w:val="28"/>
+        </w:rPr>
+        <w:t>位运算</w:t>
+      </w:r>
+    </w:p>
+    <w:p>
+      <w:pPr>
+        <w:widowControl/>
+        <w:rPr>
+          <w:rFonts w:ascii="微软雅黑" w:eastAsia="微软雅黑" w:hAnsi="微软雅黑" w:cs="Helvetica Neue"/>
+          <w:kern w:val="0"/>
+          <w:sz w:val="24"/>
+        </w:rPr>
+      </w:pPr>
+      <w:r>
+        <w:rPr>
+          <w:rFonts w:ascii="微软雅黑" w:eastAsia="微软雅黑" w:hAnsi="微软雅黑" w:cs="Helvetica Neue" w:hint="eastAsia"/>
+          <w:kern w:val="0"/>
+          <w:sz w:val="24"/>
+        </w:rPr>
+        <w:t>1.逻辑运算：</w:t>
+      </w:r>
+    </w:p>
+    <w:p>
+      <w:pPr>
+        <w:widowControl/>
+        <w:rPr>
+          <w:rFonts w:ascii="微软雅黑" w:eastAsia="微软雅黑" w:hAnsi="微软雅黑" w:cs="Helvetica Neue"/>
+          <w:kern w:val="0"/>
+          <w:sz w:val="24"/>
+        </w:rPr>
+      </w:pPr>
+      <w:bookmarkStart w:id="5" w:name="_Hlk236564401"/>
+      <w:r>
+        <w:rPr>
+          <w:rFonts w:ascii="微软雅黑" w:eastAsia="微软雅黑" w:hAnsi="微软雅黑" w:cs="Helvetica Neue" w:hint="eastAsia"/>
+          <w:kern w:val="0"/>
+          <w:sz w:val="24"/>
+        </w:rPr>
+        <w:t>～（非）；&amp;（与）；｜（或）；</w:t>
+      </w:r>
+      <w:r>
+        <w:rPr>
+          <w:rFonts w:ascii="微软雅黑" w:eastAsia="微软雅黑" w:hAnsi="微软雅黑" w:cs="Helvetica Neue"/>
+          <w:kern w:val="0"/>
+          <w:sz w:val="24"/>
+        </w:rPr>
+        <w:t>^</w:t>
+      </w:r>
+      <w:r>
+        <w:rPr>
+          <w:rFonts w:ascii="微软雅黑" w:eastAsia="微软雅黑" w:hAnsi="微软雅黑" w:cs="Helvetica Neue" w:hint="eastAsia"/>
+          <w:kern w:val="0"/>
+          <w:sz w:val="24"/>
+        </w:rPr>
+        <w:t>（异或）</w:t>
+      </w:r>
+    </w:p>
+    <w:p>
+      <w:pPr>
+        <w:widowControl/>
+        <w:rPr>
+          <w:rFonts w:ascii="微软雅黑" w:eastAsia="微软雅黑" w:hAnsi="微软雅黑" w:cs="Helvetica Neue"/>
+          <w:kern w:val="0"/>
+          <w:sz w:val="24"/>
+        </w:rPr>
+      </w:pPr>
+      <w:r>
+        <w:rPr>
+          <w:rFonts w:ascii="微软雅黑" w:eastAsia="微软雅黑" w:hAnsi="微软雅黑" w:cs="Helvetica Neue" w:hint="eastAsia"/>
+          <w:kern w:val="0"/>
+          <w:sz w:val="24"/>
+        </w:rPr>
+        <w:t>集合视角：一个w位二进制数，可以看成是全集w个元素，每一位表示某个元素是否在这个子集中</w:t>
+      </w:r>
+    </w:p>
+    <w:p>
+      <w:pPr>
+        <w:widowControl/>
+        <w:rPr>
+          <w:rFonts w:ascii="微软雅黑" w:eastAsia="微软雅黑" w:hAnsi="微软雅黑" w:cs="Helvetica Neue"/>
+          <w:kern w:val="0"/>
+          <w:sz w:val="24"/>
+        </w:rPr>
+      </w:pPr>
+      <w:r>
+        <w:rPr>
+          <w:rFonts w:ascii="微软雅黑" w:eastAsia="微软雅黑" w:hAnsi="微软雅黑" w:cs="Helvetica Neue" w:hint="eastAsia"/>
+          <w:kern w:val="0"/>
+          <w:sz w:val="24"/>
+        </w:rPr>
+        <w:t xml:space="preserve">上述四个位运算的含义：补，交，并，对称差（symmetric </w:t>
+      </w:r>
+      <w:proofErr w:type="spellStart"/>
+      <w:r>
+        <w:rPr>
+          <w:rFonts w:ascii="微软雅黑" w:eastAsia="微软雅黑" w:hAnsi="微软雅黑" w:cs="Helvetica Neue" w:hint="eastAsia"/>
+          <w:kern w:val="0"/>
+          <w:sz w:val="24"/>
+        </w:rPr>
+        <w:t>diffrence</w:t>
+      </w:r>
+      <w:proofErr w:type="spellEnd"/>
+      <w:r>
+        <w:rPr>
+          <w:rFonts w:ascii="微软雅黑" w:eastAsia="微软雅黑" w:hAnsi="微软雅黑" w:cs="Helvetica Neue" w:hint="eastAsia"/>
+          <w:kern w:val="0"/>
+          <w:sz w:val="24"/>
+        </w:rPr>
+        <w:t>）</w:t>
+      </w:r>
+    </w:p>
+    <w:p>
+      <w:pPr>
+        <w:widowControl/>
+        <w:rPr>
+          <w:rFonts w:ascii="微软雅黑" w:eastAsia="微软雅黑" w:hAnsi="微软雅黑" w:cs="Helvetica Neue"/>
+          <w:kern w:val="0"/>
+          <w:sz w:val="24"/>
+        </w:rPr>
+      </w:pPr>
+      <w:r>
+        <w:rPr>
+          <w:rFonts w:ascii="微软雅黑" w:eastAsia="微软雅黑" w:hAnsi="微软雅黑" w:cs="Helvetica Neue" w:hint="eastAsia"/>
+          <w:kern w:val="0"/>
+          <w:sz w:val="24"/>
+        </w:rPr>
+        <w:t>2.移位</w:t>
+      </w:r>
+    </w:p>
+    <w:p>
+      <w:pPr>
+        <w:widowControl/>
+        <w:rPr>
+          <w:rFonts w:ascii="微软雅黑" w:eastAsia="微软雅黑" w:hAnsi="微软雅黑" w:cs="Helvetica Neue"/>
+          <w:kern w:val="0"/>
+          <w:sz w:val="24"/>
+        </w:rPr>
+      </w:pPr>
+      <w:bookmarkStart w:id="6" w:name="_Hlk236564726"/>
+      <w:r>
+        <w:rPr>
+          <w:rFonts w:ascii="微软雅黑" w:eastAsia="微软雅黑" w:hAnsi="微软雅黑" w:cs="Helvetica Neue"/>
+          <w:kern w:val="0"/>
+          <w:sz w:val="24"/>
+        </w:rPr>
+        <w:t>&gt;&gt;/&lt;&lt;</w:t>
+      </w:r>
+      <w:r>
+        <w:rPr>
+          <w:rFonts w:ascii="微软雅黑" w:eastAsia="微软雅黑" w:hAnsi="微软雅黑" w:cs="Helvetica Neue" w:hint="eastAsia"/>
+          <w:kern w:val="0"/>
+          <w:sz w:val="24"/>
+        </w:rPr>
+        <w:t>：二进制数向右/向左移位</w:t>
+      </w:r>
+    </w:p>
+    <w:p>
+      <w:pPr>
+        <w:widowControl/>
+        <w:rPr>
+          <w:rFonts w:ascii="微软雅黑" w:eastAsia="微软雅黑" w:hAnsi="微软雅黑" w:cs="Helvetica Neue"/>
+          <w:kern w:val="0"/>
+          <w:sz w:val="24"/>
+        </w:rPr>
+      </w:pPr>
+      <w:r>
+        <w:rPr>
+          <w:rFonts w:ascii="微软雅黑" w:eastAsia="微软雅黑" w:hAnsi="微软雅黑" w:cs="Helvetica Neue" w:hint="eastAsia"/>
+          <w:kern w:val="0"/>
+          <w:sz w:val="24"/>
+        </w:rPr>
+        <w:t>逻辑移位（常用于无符号数）：移动后两侧都用0补齐</w:t>
+      </w:r>
+    </w:p>
+    <w:p>
+      <w:pPr>
+        <w:widowControl/>
+        <w:rPr>
+          <w:rFonts w:ascii="微软雅黑" w:eastAsia="微软雅黑" w:hAnsi="微软雅黑" w:cs="Helvetica Neue"/>
+          <w:kern w:val="0"/>
+          <w:sz w:val="24"/>
+        </w:rPr>
+      </w:pPr>
+      <w:r>
+        <w:rPr>
+          <w:rFonts w:ascii="微软雅黑" w:eastAsia="微软雅黑" w:hAnsi="微软雅黑" w:cs="Helvetica Neue" w:hint="eastAsia"/>
+          <w:kern w:val="0"/>
+          <w:sz w:val="24"/>
+        </w:rPr>
+        <w:lastRenderedPageBreak/>
+        <w:t>算数移位</w:t>
+      </w:r>
+      <w:r>
+        <w:rPr>
+          <w:rFonts w:ascii="微软雅黑" w:eastAsia="微软雅黑" w:hAnsi="微软雅黑" w:cs="Helvetica Neue" w:hint="eastAsia"/>
+          <w:kern w:val="0"/>
+          <w:sz w:val="24"/>
+        </w:rPr>
+        <w:t>（常用于有符号数）</w:t>
+      </w:r>
+      <w:r>
+        <w:rPr>
+          <w:rFonts w:ascii="微软雅黑" w:eastAsia="微软雅黑" w:hAnsi="微软雅黑" w:cs="Helvetica Neue" w:hint="eastAsia"/>
+          <w:kern w:val="0"/>
+          <w:sz w:val="24"/>
+        </w:rPr>
+        <w:t>：</w:t>
+      </w:r>
+      <w:r>
+        <w:rPr>
+          <w:rFonts w:ascii="微软雅黑" w:eastAsia="微软雅黑" w:hAnsi="微软雅黑" w:cs="Helvetica Neue" w:hint="eastAsia"/>
+          <w:kern w:val="0"/>
+          <w:sz w:val="24"/>
+        </w:rPr>
+        <w:t>右移时，左边用符号位补齐（是负数则补1，正数补0），左移还是补0</w:t>
+      </w:r>
+    </w:p>
+    <w:p>
+      <w:pPr>
+        <w:widowControl/>
+        <w:rPr>
+          <w:rFonts w:ascii="微软雅黑" w:eastAsia="微软雅黑" w:hAnsi="微软雅黑" w:cs="Helvetica Neue"/>
+          <w:kern w:val="0"/>
+          <w:sz w:val="24"/>
+        </w:rPr>
+      </w:pPr>
+      <w:r>
+        <w:rPr>
+          <w:rFonts w:ascii="微软雅黑" w:eastAsia="微软雅黑" w:hAnsi="微软雅黑" w:cs="Helvetica Neue" w:hint="eastAsia"/>
+          <w:kern w:val="0"/>
+          <w:sz w:val="24"/>
+        </w:rPr>
+        <w:t>共同点：满足右移整除2的幂（注意是向下取整），左移乘2的幂（注意溢出）</w:t>
+      </w:r>
+    </w:p>
+    <w:p>
+      <w:pPr>
+        <w:widowControl/>
+        <w:rPr>
+          <w:rFonts w:ascii="微软雅黑" w:eastAsia="微软雅黑" w:hAnsi="微软雅黑" w:cs="Helvetica Neue"/>
+          <w:kern w:val="0"/>
+          <w:sz w:val="24"/>
+        </w:rPr>
+      </w:pPr>
+      <w:r>
+        <w:rPr>
+          <w:rFonts w:ascii="微软雅黑" w:eastAsia="微软雅黑" w:hAnsi="微软雅黑" w:cs="Helvetica Neue" w:hint="eastAsia"/>
+          <w:kern w:val="0"/>
+          <w:sz w:val="24"/>
+        </w:rPr>
+        <w:t>注意未定义行为：移动负数位；移动位数超过</w:t>
+      </w:r>
+      <w:r>
+        <w:rPr>
+          <w:rFonts w:ascii="微软雅黑" w:eastAsia="微软雅黑" w:hAnsi="微软雅黑" w:cs="Helvetica Neue" w:hint="eastAsia"/>
+          <w:kern w:val="0"/>
+          <w:sz w:val="24"/>
+        </w:rPr>
+        <w:t>存储数据的长度</w:t>
+      </w:r>
+    </w:p>
+    <w:bookmarkEnd w:id="5"/>
+    <w:bookmarkEnd w:id="6"/>
+    <w:p>
+      <w:pPr>
+        <w:widowControl/>
+        <w:rPr>
+          <w:rFonts w:ascii="微软雅黑" w:eastAsia="微软雅黑" w:hAnsi="微软雅黑" w:cs="Helvetica Neue"/>
+          <w:kern w:val="0"/>
+          <w:sz w:val="24"/>
+          <w:vertAlign w:val="superscript"/>
+        </w:rPr>
+      </w:pPr>
+      <w:r>
+        <w:rPr>
+          <w:rFonts w:ascii="微软雅黑" w:eastAsia="微软雅黑" w:hAnsi="微软雅黑" w:cs="Helvetica Neue" w:hint="eastAsia"/>
+          <w:kern w:val="0"/>
+          <w:sz w:val="24"/>
+        </w:rPr>
+        <w:t>注：对于w bit的二进制无符号整数</w:t>
+      </w:r>
+      <w:r>
+        <w:rPr>
+          <w:rFonts w:ascii="微软雅黑" w:eastAsia="微软雅黑" w:hAnsi="微软雅黑" w:cs="Helvetica Neue"/>
+          <w:kern w:val="0"/>
+          <w:sz w:val="24"/>
+        </w:rPr>
+        <w:t>x, x&lt;&lt;k = x*2</w:t>
+      </w:r>
+      <w:r>
+        <w:rPr>
+          <w:rFonts w:ascii="微软雅黑" w:eastAsia="微软雅黑" w:hAnsi="微软雅黑" w:cs="Helvetica Neue"/>
+          <w:kern w:val="0"/>
+          <w:sz w:val="24"/>
+          <w:vertAlign w:val="superscript"/>
+        </w:rPr>
+        <w:t>k</w:t>
+      </w:r>
+      <w:r>
+        <w:rPr>
+          <w:rFonts w:ascii="微软雅黑" w:eastAsia="微软雅黑" w:hAnsi="微软雅黑" w:cs="Helvetica Neue"/>
+          <w:kern w:val="0"/>
+          <w:sz w:val="24"/>
+        </w:rPr>
+        <w:t xml:space="preserve"> mod 2</w:t>
+      </w:r>
+      <w:r>
+        <w:rPr>
+          <w:rFonts w:ascii="微软雅黑" w:eastAsia="微软雅黑" w:hAnsi="微软雅黑" w:cs="Helvetica Neue"/>
+          <w:kern w:val="0"/>
+          <w:sz w:val="24"/>
+          <w:vertAlign w:val="superscript"/>
+        </w:rPr>
+        <w:t>w</w:t>
+      </w:r>
+    </w:p>
+    <w:p>
+      <w:pPr>
+        <w:widowControl/>
+        <w:rPr>
+          <w:rFonts w:ascii="微软雅黑" w:eastAsia="微软雅黑" w:hAnsi="微软雅黑" w:cs="Helvetica Neue"/>
+          <w:kern w:val="0"/>
+          <w:sz w:val="24"/>
+        </w:rPr>
+      </w:pPr>
+      <w:r>
+        <w:rPr>
+          <w:rFonts w:ascii="微软雅黑" w:eastAsia="微软雅黑" w:hAnsi="微软雅黑" w:cs="Helvetica Neue" w:hint="eastAsia"/>
+          <w:kern w:val="0"/>
+          <w:sz w:val="24"/>
+        </w:rPr>
+        <w:t>注：C没有规定有符号数的右移就是算数算数右移，但是主流编译器几乎都是如此</w:t>
+      </w:r>
+    </w:p>
+    <w:p>
+      <w:pPr>
+        <w:widowControl/>
+        <w:rPr>
+          <w:rFonts w:ascii="微软雅黑" w:eastAsia="微软雅黑" w:hAnsi="微软雅黑" w:cs="Helvetica Neue" w:hint="eastAsia"/>
+          <w:kern w:val="0"/>
+          <w:sz w:val="24"/>
+        </w:rPr>
+      </w:pPr>
+      <w:r>
+        <w:rPr>
+          <w:rFonts w:ascii="微软雅黑" w:eastAsia="微软雅黑" w:hAnsi="微软雅黑" w:cs="Helvetica Neue"/>
+          <w:kern w:val="0"/>
+          <w:sz w:val="24"/>
+        </w:rPr>
+        <w:tab/>
+      </w:r>
+      <w:r>
+        <w:rPr>
+          <w:rFonts w:ascii="微软雅黑" w:eastAsia="微软雅黑" w:hAnsi="微软雅黑" w:cs="Helvetica Neue" w:hint="eastAsia"/>
+          <w:kern w:val="0"/>
+          <w:sz w:val="24"/>
+        </w:rPr>
+        <w:t>而java：</w:t>
+      </w:r>
+      <w:r>
+        <w:rPr>
+          <w:rFonts w:ascii="微软雅黑" w:eastAsia="微软雅黑" w:hAnsi="微软雅黑" w:cs="Helvetica Neue"/>
+          <w:kern w:val="0"/>
+          <w:sz w:val="24"/>
+        </w:rPr>
+        <w:t>&gt;&gt;&gt;</w:t>
+      </w:r>
+      <w:r>
+        <w:rPr>
+          <w:rFonts w:ascii="微软雅黑" w:eastAsia="微软雅黑" w:hAnsi="微软雅黑" w:cs="Helvetica Neue" w:hint="eastAsia"/>
+          <w:kern w:val="0"/>
+          <w:sz w:val="24"/>
+        </w:rPr>
+        <w:t>逻辑右移；</w:t>
+      </w:r>
+      <w:r>
+        <w:rPr>
+          <w:rFonts w:ascii="微软雅黑" w:eastAsia="微软雅黑" w:hAnsi="微软雅黑" w:cs="Helvetica Neue"/>
+          <w:kern w:val="0"/>
+          <w:sz w:val="24"/>
+        </w:rPr>
+        <w:t>&gt;&gt;</w:t>
+      </w:r>
+      <w:r>
+        <w:rPr>
+          <w:rFonts w:ascii="微软雅黑" w:eastAsia="微软雅黑" w:hAnsi="微软雅黑" w:cs="Helvetica Neue" w:hint="eastAsia"/>
+          <w:kern w:val="0"/>
+          <w:sz w:val="24"/>
+        </w:rPr>
+        <w:t>算数右移</w:t>
+      </w:r>
+    </w:p>
+    <w:p>
+      <w:pPr>
+        <w:widowControl/>
+        <w:rPr>
+          <w:rFonts w:ascii="微软雅黑" w:eastAsia="微软雅黑" w:hAnsi="微软雅黑" w:cs="Helvetica Neue" w:hint="eastAsia"/>
+          <w:kern w:val="0"/>
+          <w:sz w:val="24"/>
+        </w:rPr>
+      </w:pPr>
+    </w:p>
+    <w:p>
+      <w:pPr>
+        <w:widowControl/>
+        <w:rPr>
+          <w:rFonts w:ascii="微软雅黑" w:eastAsia="微软雅黑" w:hAnsi="微软雅黑" w:cs="Helvetica Neue"/>
+          <w:b/>
+          <w:bCs/>
+          <w:kern w:val="0"/>
+          <w:sz w:val="28"/>
+          <w:szCs w:val="28"/>
+        </w:rPr>
+      </w:pPr>
+      <w:bookmarkStart w:id="7" w:name="_Hlk236065114"/>
+      <w:r>
+        <w:rPr>
+          <w:rFonts w:ascii="微软雅黑" w:eastAsia="微软雅黑" w:hAnsi="微软雅黑" w:cs="Helvetica Neue" w:hint="eastAsia"/>
+          <w:b/>
+          <w:bCs/>
+          <w:kern w:val="0"/>
+          <w:sz w:val="28"/>
+          <w:szCs w:val="28"/>
+        </w:rPr>
+        <w:t>五</w:t>
+      </w:r>
+      <w:r>
+        <w:rPr>
+          <w:rFonts w:ascii="微软雅黑" w:eastAsia="微软雅黑" w:hAnsi="微软雅黑" w:cs="Helvetica Neue"/>
+          <w:b/>
+          <w:bCs/>
+          <w:kern w:val="0"/>
+          <w:sz w:val="28"/>
+          <w:szCs w:val="28"/>
+        </w:rPr>
+        <w:t xml:space="preserve">. </w:t>
+      </w:r>
+      <w:r>
+        <w:rPr>
+          <w:rFonts w:ascii="微软雅黑" w:eastAsia="微软雅黑" w:hAnsi="微软雅黑" w:cs="Helvetica Neue" w:hint="eastAsia"/>
+          <w:b/>
+          <w:bCs/>
+          <w:kern w:val="0"/>
+          <w:sz w:val="28"/>
+          <w:szCs w:val="28"/>
+        </w:rPr>
+        <w:t>整数（</w:t>
+      </w:r>
+      <w:r>
+        <w:rPr>
+          <w:rFonts w:ascii="微软雅黑" w:eastAsia="微软雅黑" w:hAnsi="微软雅黑" w:cs="Helvetica Neue"/>
+          <w:b/>
+          <w:bCs/>
+          <w:kern w:val="0"/>
+          <w:sz w:val="28"/>
+          <w:szCs w:val="28"/>
+        </w:rPr>
+        <w:t>int long short unsigned...</w:t>
+      </w:r>
+      <w:r>
+        <w:rPr>
+          <w:rFonts w:ascii="微软雅黑" w:eastAsia="微软雅黑" w:hAnsi="微软雅黑" w:cs="Helvetica Neue" w:hint="eastAsia"/>
+          <w:b/>
+          <w:bCs/>
+          <w:kern w:val="0"/>
+          <w:sz w:val="28"/>
+          <w:szCs w:val="28"/>
+        </w:rPr>
+        <w:t>）</w:t>
+      </w:r>
+    </w:p>
+    <w:p>
+      <w:pPr>
+        <w:widowControl/>
+        <w:rPr>
+          <w:rFonts w:ascii="微软雅黑" w:eastAsia="微软雅黑" w:hAnsi="微软雅黑" w:cs="Helvetica Neue"/>
+          <w:kern w:val="0"/>
+          <w:sz w:val="24"/>
+        </w:rPr>
+      </w:pPr>
+      <w:r>
+        <w:rPr>
+          <w:rFonts w:ascii="微软雅黑" w:eastAsia="微软雅黑" w:hAnsi="微软雅黑" w:cs="Helvetica Neue" w:hint="eastAsia"/>
+          <w:kern w:val="0"/>
+          <w:sz w:val="24"/>
+        </w:rPr>
+        <w:t>1.整数的二进制表示和存储</w:t>
+      </w:r>
+    </w:p>
+    <w:p>
+      <w:pPr>
+        <w:widowControl/>
+        <w:rPr>
+          <w:rFonts w:ascii="微软雅黑" w:eastAsia="微软雅黑" w:hAnsi="微软雅黑" w:cs="Helvetica Neue"/>
+          <w:kern w:val="0"/>
+          <w:sz w:val="24"/>
+        </w:rPr>
+      </w:pPr>
+      <w:r>
+        <w:rPr>
+          <w:rFonts w:ascii="微软雅黑" w:eastAsia="微软雅黑" w:hAnsi="微软雅黑" w:cs="Helvetica Neue" w:hint="eastAsia"/>
+          <w:kern w:val="0"/>
+          <w:sz w:val="24"/>
+        </w:rPr>
+        <w:t>无符号整数：</w:t>
+      </w:r>
+    </w:p>
+    <w:p>
+      <w:pPr>
+        <w:widowControl/>
+        <w:rPr>
+          <w:rFonts w:ascii="微软雅黑" w:eastAsia="微软雅黑" w:hAnsi="微软雅黑" w:cs="Helvetica Neue"/>
+          <w:kern w:val="0"/>
+          <w:sz w:val="24"/>
+        </w:rPr>
+      </w:pPr>
+      <w:r>
+        <w:rPr>
+          <w:rFonts w:ascii="微软雅黑" w:eastAsia="微软雅黑" w:hAnsi="微软雅黑" w:cs="Helvetica Neue"/>
+          <w:kern w:val="0"/>
+          <w:sz w:val="24"/>
+        </w:rPr>
+        <w:tab/>
+      </w:r>
+      <w:r>
+        <w:rPr>
+          <w:rFonts w:ascii="微软雅黑" w:eastAsia="微软雅黑" w:hAnsi="微软雅黑" w:cs="Helvetica Neue" w:hint="eastAsia"/>
+          <w:kern w:val="0"/>
+          <w:sz w:val="24"/>
+        </w:rPr>
+        <w:t>直接替换成对应位数的二进制表示</w:t>
+      </w:r>
+    </w:p>
+    <w:p>
+      <w:pPr>
+        <w:widowControl/>
+        <w:rPr>
+          <w:rFonts w:ascii="微软雅黑" w:eastAsia="微软雅黑" w:hAnsi="微软雅黑" w:cs="Helvetica Neue"/>
+          <w:kern w:val="0"/>
+          <w:sz w:val="24"/>
+        </w:rPr>
+      </w:pPr>
+      <w:r>
+        <w:rPr>
+          <w:rFonts w:ascii="微软雅黑" w:eastAsia="微软雅黑" w:hAnsi="微软雅黑" w:cs="Helvetica Neue"/>
+          <w:kern w:val="0"/>
+          <w:sz w:val="24"/>
+        </w:rPr>
+        <w:tab/>
+      </w:r>
+      <w:r>
+        <w:rPr>
+          <w:rFonts w:ascii="微软雅黑" w:eastAsia="微软雅黑" w:hAnsi="微软雅黑" w:cs="Helvetica Neue" w:hint="eastAsia"/>
+          <w:kern w:val="0"/>
+          <w:sz w:val="24"/>
+        </w:rPr>
+        <w:t>n位范围：0-2</w:t>
+      </w:r>
+      <w:r>
+        <w:rPr>
+          <w:rFonts w:ascii="微软雅黑" w:eastAsia="微软雅黑" w:hAnsi="微软雅黑" w:cs="Helvetica Neue" w:hint="eastAsia"/>
+          <w:kern w:val="0"/>
+          <w:sz w:val="24"/>
+          <w:vertAlign w:val="superscript"/>
+        </w:rPr>
+        <w:t>n</w:t>
+      </w:r>
+      <w:r>
+        <w:rPr>
+          <w:rFonts w:ascii="微软雅黑" w:eastAsia="微软雅黑" w:hAnsi="微软雅黑" w:cs="Helvetica Neue" w:hint="eastAsia"/>
+          <w:kern w:val="0"/>
+          <w:sz w:val="24"/>
+        </w:rPr>
+        <w:t>-1</w:t>
+      </w:r>
+    </w:p>
+    <w:p>
+      <w:pPr>
+        <w:widowControl/>
+        <w:rPr>
+          <w:rFonts w:ascii="微软雅黑" w:eastAsia="微软雅黑" w:hAnsi="微软雅黑" w:cs="Helvetica Neue"/>
+          <w:kern w:val="0"/>
+          <w:sz w:val="24"/>
+        </w:rPr>
+      </w:pPr>
+      <w:r>
+        <w:rPr>
+          <w:rFonts w:ascii="微软雅黑" w:eastAsia="微软雅黑" w:hAnsi="微软雅黑" w:cs="Helvetica Neue" w:hint="eastAsia"/>
+          <w:kern w:val="0"/>
+          <w:sz w:val="24"/>
+        </w:rPr>
+        <w:t>有符号整数：</w:t>
+      </w:r>
+    </w:p>
+    <w:p>
+      <w:pPr>
+        <w:widowControl/>
+        <w:rPr>
+          <w:rFonts w:ascii="微软雅黑" w:eastAsia="微软雅黑" w:hAnsi="微软雅黑" w:cs="Helvetica Neue"/>
+          <w:kern w:val="0"/>
+          <w:sz w:val="24"/>
+        </w:rPr>
+      </w:pPr>
+      <w:r>
+        <w:rPr>
+          <w:rFonts w:ascii="微软雅黑" w:eastAsia="微软雅黑" w:hAnsi="微软雅黑" w:cs="Helvetica Neue"/>
+          <w:kern w:val="0"/>
+          <w:sz w:val="24"/>
+        </w:rPr>
+        <w:tab/>
+      </w:r>
+      <w:r>
+        <w:rPr>
+          <w:rFonts w:ascii="微软雅黑" w:eastAsia="微软雅黑" w:hAnsi="微软雅黑" w:cs="Helvetica Neue" w:hint="eastAsia"/>
+          <w:kern w:val="0"/>
+          <w:sz w:val="24"/>
+        </w:rPr>
+        <w:t>最高位是符号位（0：+；1：-）</w:t>
+      </w:r>
+    </w:p>
+    <w:p>
+      <w:pPr>
+        <w:widowControl/>
+        <w:rPr>
+          <w:rFonts w:ascii="微软雅黑" w:eastAsia="微软雅黑" w:hAnsi="微软雅黑" w:cs="Helvetica Neue"/>
+          <w:kern w:val="0"/>
+          <w:sz w:val="24"/>
+        </w:rPr>
+      </w:pPr>
+      <w:r>
+        <w:rPr>
+          <w:rFonts w:ascii="微软雅黑" w:eastAsia="微软雅黑" w:hAnsi="微软雅黑" w:cs="Helvetica Neue"/>
+          <w:kern w:val="0"/>
+          <w:sz w:val="24"/>
+        </w:rPr>
+        <w:tab/>
+      </w:r>
+      <w:r>
+        <w:rPr>
+          <w:rFonts w:ascii="微软雅黑" w:eastAsia="微软雅黑" w:hAnsi="微软雅黑" w:cs="Helvetica Neue" w:hint="eastAsia"/>
+          <w:kern w:val="0"/>
+          <w:sz w:val="24"/>
+        </w:rPr>
+        <w:t>现代计算机多使用补码：如果是n位二进制有符号数，最高位位权-2</w:t>
+      </w:r>
+      <w:r>
+        <w:rPr>
+          <w:rFonts w:ascii="微软雅黑" w:eastAsia="微软雅黑" w:hAnsi="微软雅黑" w:cs="Helvetica Neue"/>
+          <w:kern w:val="0"/>
+          <w:sz w:val="24"/>
+          <w:vertAlign w:val="superscript"/>
+        </w:rPr>
+        <w:t>w-1</w:t>
+      </w:r>
+    </w:p>
+    <w:p>
+      <w:pPr>
+        <w:widowControl/>
+        <w:rPr>
+          <w:rFonts w:ascii="微软雅黑" w:eastAsia="微软雅黑" w:hAnsi="微软雅黑" w:cs="Helvetica Neue"/>
+          <w:kern w:val="0"/>
+          <w:sz w:val="24"/>
+        </w:rPr>
+      </w:pPr>
+      <w:r>
+        <w:rPr>
+          <w:rFonts w:ascii="微软雅黑" w:eastAsia="微软雅黑" w:hAnsi="微软雅黑" w:cs="Helvetica Neue"/>
+          <w:kern w:val="0"/>
+          <w:sz w:val="24"/>
+        </w:rPr>
+        <w:lastRenderedPageBreak/>
+        <w:tab/>
+      </w:r>
+      <w:r>
+        <w:rPr>
+          <w:rFonts w:ascii="微软雅黑" w:eastAsia="微软雅黑" w:hAnsi="微软雅黑" w:cs="Helvetica Neue" w:hint="eastAsia"/>
+          <w:kern w:val="0"/>
+          <w:sz w:val="24"/>
+        </w:rPr>
+        <w:t>n位范围：-2</w:t>
+      </w:r>
+      <w:r>
+        <w:rPr>
+          <w:rFonts w:ascii="微软雅黑" w:eastAsia="微软雅黑" w:hAnsi="微软雅黑" w:cs="Helvetica Neue" w:hint="eastAsia"/>
+          <w:kern w:val="0"/>
+          <w:sz w:val="24"/>
+          <w:vertAlign w:val="superscript"/>
+        </w:rPr>
+        <w:t>n-1</w:t>
+      </w:r>
+      <w:r>
+        <w:rPr>
+          <w:rFonts w:ascii="微软雅黑" w:eastAsia="微软雅黑" w:hAnsi="微软雅黑" w:cs="Helvetica Neue" w:hint="eastAsia"/>
+          <w:kern w:val="0"/>
+          <w:sz w:val="24"/>
+        </w:rPr>
+        <w:t>～2</w:t>
+      </w:r>
+      <w:r>
+        <w:rPr>
+          <w:rFonts w:ascii="微软雅黑" w:eastAsia="微软雅黑" w:hAnsi="微软雅黑" w:cs="Helvetica Neue" w:hint="eastAsia"/>
+          <w:kern w:val="0"/>
+          <w:sz w:val="24"/>
+          <w:vertAlign w:val="superscript"/>
+        </w:rPr>
+        <w:t>n-1</w:t>
+      </w:r>
+      <w:r>
+        <w:rPr>
+          <w:rFonts w:ascii="微软雅黑" w:eastAsia="微软雅黑" w:hAnsi="微软雅黑" w:cs="Helvetica Neue" w:hint="eastAsia"/>
+          <w:kern w:val="0"/>
+          <w:sz w:val="24"/>
+        </w:rPr>
+        <w:t>-1</w:t>
+      </w:r>
+    </w:p>
+    <w:p>
+      <w:pPr>
+        <w:widowControl/>
+        <w:rPr>
+          <w:rFonts w:ascii="微软雅黑" w:eastAsia="微软雅黑" w:hAnsi="微软雅黑" w:cs="Helvetica Neue"/>
+          <w:kern w:val="0"/>
+          <w:sz w:val="24"/>
+        </w:rPr>
+      </w:pPr>
+      <w:r>
+        <w:rPr>
+          <w:rFonts w:ascii="微软雅黑" w:eastAsia="微软雅黑" w:hAnsi="微软雅黑" w:cs="Helvetica Neue"/>
+          <w:kern w:val="0"/>
+          <w:sz w:val="24"/>
+        </w:rPr>
+        <w:tab/>
+      </w:r>
+      <w:r>
+        <w:rPr>
+          <w:rFonts w:ascii="微软雅黑" w:eastAsia="微软雅黑" w:hAnsi="微软雅黑" w:cs="Helvetica Neue" w:hint="eastAsia"/>
+          <w:kern w:val="0"/>
+          <w:sz w:val="24"/>
+        </w:rPr>
+        <w:t>故基本可以理解：有符号数的最大绝对值是对应位数无符号数的一半，负数比正数多一个（有个0）</w:t>
+      </w:r>
+    </w:p>
+    <w:p>
+      <w:pPr>
+        <w:widowControl/>
+        <w:rPr>
+          <w:rFonts w:ascii="微软雅黑" w:eastAsia="微软雅黑" w:hAnsi="微软雅黑" w:cs="Helvetica Neue"/>
+          <w:kern w:val="0"/>
+          <w:sz w:val="24"/>
+        </w:rPr>
+      </w:pPr>
+      <w:r>
+        <w:rPr>
+          <w:rFonts w:ascii="微软雅黑" w:eastAsia="微软雅黑" w:hAnsi="微软雅黑" w:cs="Helvetica Neue"/>
+          <w:kern w:val="0"/>
+          <w:sz w:val="24"/>
+        </w:rPr>
+        <w:tab/>
+      </w:r>
+      <w:r>
+        <w:rPr>
+          <w:rFonts w:ascii="微软雅黑" w:eastAsia="微软雅黑" w:hAnsi="微软雅黑" w:cs="Helvetica Neue" w:hint="eastAsia"/>
+          <w:kern w:val="0"/>
+          <w:sz w:val="24"/>
+        </w:rPr>
+        <w:t>数学上：数值部分二进制表示后，按位取反再+1</w:t>
+      </w:r>
+    </w:p>
+    <w:p>
+      <w:pPr>
+        <w:widowControl/>
+        <w:rPr>
+          <w:rFonts w:ascii="微软雅黑" w:eastAsia="微软雅黑" w:hAnsi="微软雅黑" w:cs="Helvetica Neue"/>
+          <w:kern w:val="0"/>
+          <w:sz w:val="24"/>
+        </w:rPr>
+      </w:pPr>
+      <w:r>
+        <w:rPr>
+          <w:rFonts w:ascii="微软雅黑" w:eastAsia="微软雅黑" w:hAnsi="微软雅黑" w:cs="Helvetica Neue" w:hint="eastAsia"/>
+          <w:kern w:val="0"/>
+          <w:sz w:val="24"/>
+        </w:rPr>
+        <w:t>注：对于一个数取相反数，与之类似，按位取反+1。原理：相反数与原数之和为0，到二进制里面，就是截断更高位后全0.故</w:t>
+      </w:r>
+      <w:proofErr w:type="spellStart"/>
+      <w:r>
+        <w:rPr>
+          <w:rFonts w:ascii="微软雅黑" w:eastAsia="微软雅黑" w:hAnsi="微软雅黑" w:cs="Helvetica Neue" w:hint="eastAsia"/>
+          <w:kern w:val="0"/>
+          <w:sz w:val="24"/>
+        </w:rPr>
+        <w:t>Tmin</w:t>
+      </w:r>
+      <w:proofErr w:type="spellEnd"/>
+      <w:r>
+        <w:rPr>
+          <w:rFonts w:ascii="微软雅黑" w:eastAsia="微软雅黑" w:hAnsi="微软雅黑" w:cs="Helvetica Neue" w:hint="eastAsia"/>
+          <w:kern w:val="0"/>
+          <w:sz w:val="24"/>
+        </w:rPr>
+        <w:t>=-</w:t>
+      </w:r>
+      <w:proofErr w:type="spellStart"/>
+      <w:r>
+        <w:rPr>
+          <w:rFonts w:ascii="微软雅黑" w:eastAsia="微软雅黑" w:hAnsi="微软雅黑" w:cs="Helvetica Neue" w:hint="eastAsia"/>
+          <w:kern w:val="0"/>
+          <w:sz w:val="24"/>
+        </w:rPr>
+        <w:t>Tmin</w:t>
+      </w:r>
+      <w:proofErr w:type="spellEnd"/>
+    </w:p>
+    <w:p>
+      <w:pPr>
+        <w:widowControl/>
+        <w:rPr>
+          <w:rFonts w:ascii="微软雅黑" w:eastAsia="微软雅黑" w:hAnsi="微软雅黑" w:cs="Helvetica Neue"/>
+          <w:kern w:val="0"/>
+          <w:sz w:val="24"/>
+        </w:rPr>
+      </w:pPr>
+      <w:r>
+        <w:rPr>
+          <w:rFonts w:ascii="微软雅黑" w:eastAsia="微软雅黑" w:hAnsi="微软雅黑" w:cs="Helvetica Neue" w:hint="eastAsia"/>
+          <w:kern w:val="0"/>
+          <w:sz w:val="24"/>
+        </w:rPr>
+        <w:t>注：有的时候写</w:t>
+      </w:r>
+      <w:proofErr w:type="spellStart"/>
+      <w:r>
+        <w:rPr>
+          <w:rFonts w:ascii="微软雅黑" w:eastAsia="微软雅黑" w:hAnsi="微软雅黑" w:cs="Helvetica Neue" w:hint="eastAsia"/>
+          <w:kern w:val="0"/>
+          <w:sz w:val="24"/>
+        </w:rPr>
+        <w:t>xxxU</w:t>
+      </w:r>
+      <w:proofErr w:type="spellEnd"/>
+      <w:r>
+        <w:rPr>
+          <w:rFonts w:ascii="微软雅黑" w:eastAsia="微软雅黑" w:hAnsi="微软雅黑" w:cs="Helvetica Neue" w:hint="eastAsia"/>
+          <w:kern w:val="0"/>
+          <w:sz w:val="24"/>
+        </w:rPr>
+        <w:t>，是因为xxx在C中默认是int（有符号）型，在进行一些运算，尤其是位运算、和unsigned类型比较的时候，会出现溢出、隐式类型转换等问题，这样写是一道保险。</w:t>
+      </w:r>
+    </w:p>
+    <w:p>
+      <w:pPr>
+        <w:widowControl/>
+        <w:rPr>
+          <w:rFonts w:ascii="微软雅黑" w:eastAsia="微软雅黑" w:hAnsi="微软雅黑" w:cs="Helvetica Neue"/>
+          <w:kern w:val="0"/>
+          <w:sz w:val="24"/>
+        </w:rPr>
+      </w:pPr>
+      <w:r>
+        <w:rPr>
+          <w:rFonts w:ascii="微软雅黑" w:eastAsia="微软雅黑" w:hAnsi="微软雅黑" w:cs="Helvetica Neue" w:hint="eastAsia"/>
+          <w:kern w:val="0"/>
+          <w:sz w:val="24"/>
+        </w:rPr>
+        <w:t>注：有符号向无符号的转换：直观上，负数域整体向上平移（最大负数-1移动到最大无符号数）</w:t>
+      </w:r>
+    </w:p>
+    <w:p>
+      <w:pPr>
+        <w:widowControl/>
+        <w:rPr>
+          <w:rFonts w:ascii="微软雅黑" w:eastAsia="微软雅黑" w:hAnsi="微软雅黑" w:cs="Helvetica Neue"/>
+          <w:kern w:val="0"/>
+          <w:sz w:val="24"/>
+        </w:rPr>
+      </w:pPr>
+      <w:r>
+        <w:rPr>
+          <w:rFonts w:ascii="微软雅黑" w:eastAsia="微软雅黑" w:hAnsi="微软雅黑" w:cs="Helvetica Neue" w:hint="eastAsia"/>
+          <w:kern w:val="0"/>
+          <w:sz w:val="24"/>
+        </w:rPr>
+        <w:t>2.常见bug：</w:t>
+      </w:r>
+    </w:p>
+    <w:p>
+      <w:pPr>
+        <w:widowControl/>
+        <w:rPr>
+          <w:rFonts w:ascii="微软雅黑" w:eastAsia="微软雅黑" w:hAnsi="微软雅黑" w:cs="Helvetica Neue"/>
+          <w:kern w:val="0"/>
+          <w:sz w:val="24"/>
+        </w:rPr>
+      </w:pPr>
+      <w:r>
+        <w:rPr>
+          <w:rFonts w:ascii="微软雅黑" w:eastAsia="微软雅黑" w:hAnsi="微软雅黑" w:cs="Helvetica Neue" w:hint="eastAsia"/>
+          <w:kern w:val="0"/>
+          <w:sz w:val="24"/>
+        </w:rPr>
+        <w:t>1）</w:t>
+      </w:r>
+    </w:p>
+    <w:p>
+      <w:pPr>
+        <w:autoSpaceDE w:val="0"/>
+        <w:autoSpaceDN w:val="0"/>
+        <w:adjustRightInd w:val="0"/>
+        <w:spacing w:after="0" w:line="240" w:lineRule="auto"/>
+        <w:rPr>
+          <w:rFonts w:ascii="AppleSystemUIFont" w:hAnsi="AppleSystemUIFont" w:cs="AppleSystemUIFont"/>
+          <w:kern w:val="0"/>
+          <w:sz w:val="26"/>
+          <w:szCs w:val="26"/>
+        </w:rPr>
+      </w:pPr>
+      <w:r>
+        <w:rPr>
+          <w:rFonts w:ascii="AppleSystemUIFont" w:hAnsi="AppleSystemUIFont" w:cs="AppleSystemUIFont"/>
+          <w:kern w:val="0"/>
+          <w:sz w:val="26"/>
+          <w:szCs w:val="26"/>
+        </w:rPr>
+        <w:t xml:space="preserve">unsigned </w:t>
+      </w:r>
+      <w:proofErr w:type="spellStart"/>
+      <w:r>
+        <w:rPr>
+          <w:rFonts w:ascii="AppleSystemUIFont" w:hAnsi="AppleSystemUIFont" w:cs="AppleSystemUIFont"/>
+          <w:kern w:val="0"/>
+          <w:sz w:val="26"/>
+          <w:szCs w:val="26"/>
+        </w:rPr>
+        <w:t>i</w:t>
+      </w:r>
+      <w:proofErr w:type="spellEnd"/>
+      <w:r>
+        <w:rPr>
+          <w:rFonts w:ascii="AppleSystemUIFont" w:hAnsi="AppleSystemUIFont" w:cs="AppleSystemUIFont"/>
+          <w:kern w:val="0"/>
+          <w:sz w:val="26"/>
+          <w:szCs w:val="26"/>
+        </w:rPr>
+        <w:t>；</w:t>
+      </w:r>
+    </w:p>
+    <w:p>
+      <w:pPr>
+        <w:autoSpaceDE w:val="0"/>
+        <w:autoSpaceDN w:val="0"/>
+        <w:adjustRightInd w:val="0"/>
+        <w:spacing w:after="0" w:line="240" w:lineRule="auto"/>
+        <w:rPr>
+          <w:rFonts w:ascii="AppleSystemUIFont" w:hAnsi="AppleSystemUIFont" w:cs="AppleSystemUIFont"/>
+          <w:kern w:val="0"/>
+          <w:sz w:val="26"/>
+          <w:szCs w:val="26"/>
+        </w:rPr>
+      </w:pPr>
+      <w:proofErr w:type="gramStart"/>
+      <w:r>
+        <w:rPr>
+          <w:rFonts w:ascii="AppleSystemUIFont" w:hAnsi="AppleSystemUIFont" w:cs="AppleSystemUIFont"/>
+          <w:kern w:val="0"/>
+          <w:sz w:val="26"/>
+          <w:szCs w:val="26"/>
+        </w:rPr>
+        <w:t>for(</w:t>
+      </w:r>
+      <w:proofErr w:type="spellStart"/>
+      <w:proofErr w:type="gramEnd"/>
+      <w:r>
+        <w:rPr>
+          <w:rFonts w:ascii="AppleSystemUIFont" w:hAnsi="AppleSystemUIFont" w:cs="AppleSystemUIFont"/>
+          <w:kern w:val="0"/>
+          <w:sz w:val="26"/>
+          <w:szCs w:val="26"/>
+        </w:rPr>
+        <w:t>i</w:t>
+      </w:r>
+      <w:proofErr w:type="spellEnd"/>
+      <w:r>
+        <w:rPr>
+          <w:rFonts w:ascii="AppleSystemUIFont" w:hAnsi="AppleSystemUIFont" w:cs="AppleSystemUIFont"/>
+          <w:kern w:val="0"/>
+          <w:sz w:val="26"/>
+          <w:szCs w:val="26"/>
+        </w:rPr>
+        <w:t xml:space="preserve"> = n-1; </w:t>
+      </w:r>
+      <w:proofErr w:type="spellStart"/>
+      <w:r>
+        <w:rPr>
+          <w:rFonts w:ascii="AppleSystemUIFont" w:hAnsi="AppleSystemUIFont" w:cs="AppleSystemUIFont"/>
+          <w:kern w:val="0"/>
+          <w:sz w:val="26"/>
+          <w:szCs w:val="26"/>
+        </w:rPr>
+        <w:t>i</w:t>
+      </w:r>
+      <w:proofErr w:type="spellEnd"/>
+      <w:r>
+        <w:rPr>
+          <w:rFonts w:ascii="AppleSystemUIFont" w:hAnsi="AppleSystemUIFont" w:cs="AppleSystemUIFont"/>
+          <w:kern w:val="0"/>
+          <w:sz w:val="26"/>
+          <w:szCs w:val="26"/>
+        </w:rPr>
+        <w:t xml:space="preserve"> &gt;= 0; I</w:t>
+      </w:r>
+      <w:proofErr w:type="gramStart"/>
+      <w:r>
+        <w:rPr>
+          <w:rFonts w:ascii="AppleSystemUIFont" w:hAnsi="AppleSystemUIFont" w:cs="AppleSystemUIFont"/>
+          <w:kern w:val="0"/>
+          <w:sz w:val="26"/>
+          <w:szCs w:val="26"/>
+        </w:rPr>
+        <w:t>—){</w:t>
+      </w:r>
+      <w:proofErr w:type="gramEnd"/>
+    </w:p>
+    <w:p>
+      <w:pPr>
+        <w:autoSpaceDE w:val="0"/>
+        <w:autoSpaceDN w:val="0"/>
+        <w:adjustRightInd w:val="0"/>
+        <w:spacing w:after="0" w:line="240" w:lineRule="auto"/>
+        <w:rPr>
+          <w:rFonts w:ascii="AppleSystemUIFont" w:hAnsi="AppleSystemUIFont" w:cs="AppleSystemUIFont"/>
+          <w:kern w:val="0"/>
+          <w:sz w:val="26"/>
+          <w:szCs w:val="26"/>
+        </w:rPr>
+      </w:pPr>
+      <w:r>
+        <w:rPr>
+          <w:rFonts w:ascii="AppleSystemUIFont" w:hAnsi="AppleSystemUIFont" w:cs="AppleSystemUIFont"/>
+          <w:kern w:val="0"/>
+          <w:sz w:val="26"/>
+          <w:szCs w:val="26"/>
+        </w:rPr>
+        <w:tab/>
+        <w:t>a[</w:t>
+      </w:r>
+      <w:proofErr w:type="spellStart"/>
+      <w:r>
+        <w:rPr>
+          <w:rFonts w:ascii="AppleSystemUIFont" w:hAnsi="AppleSystemUIFont" w:cs="AppleSystemUIFont"/>
+          <w:kern w:val="0"/>
+          <w:sz w:val="26"/>
+          <w:szCs w:val="26"/>
+        </w:rPr>
+        <w:t>i</w:t>
+      </w:r>
+      <w:proofErr w:type="spellEnd"/>
+      <w:r>
+        <w:rPr>
+          <w:rFonts w:ascii="AppleSystemUIFont" w:hAnsi="AppleSystemUIFont" w:cs="AppleSystemUIFont"/>
+          <w:kern w:val="0"/>
+          <w:sz w:val="26"/>
+          <w:szCs w:val="26"/>
+        </w:rPr>
+        <w:t>]=…;</w:t>
+      </w:r>
+    </w:p>
+    <w:p>
+      <w:pPr>
+        <w:widowControl/>
+        <w:rPr>
+          <w:rFonts w:ascii="AppleSystemUIFont" w:hAnsi="AppleSystemUIFont" w:cs="AppleSystemUIFont"/>
+          <w:kern w:val="0"/>
+          <w:sz w:val="26"/>
+          <w:szCs w:val="26"/>
+        </w:rPr>
+      </w:pPr>
+      <w:r>
+        <w:rPr>
+          <w:rFonts w:ascii="AppleSystemUIFont" w:hAnsi="AppleSystemUIFont" w:cs="AppleSystemUIFont"/>
+          <w:kern w:val="0"/>
+          <w:sz w:val="26"/>
+          <w:szCs w:val="26"/>
+        </w:rPr>
+        <w:t>}</w:t>
+      </w:r>
+    </w:p>
+    <w:p>
+      <w:pPr>
+        <w:widowControl/>
+        <w:rPr>
+          <w:rFonts w:ascii="微软雅黑" w:eastAsia="微软雅黑" w:hAnsi="微软雅黑" w:cs="Helvetica Neue"/>
+          <w:kern w:val="0"/>
+          <w:sz w:val="24"/>
+        </w:rPr>
+      </w:pPr>
+      <w:r>
+        <w:rPr>
+          <w:rFonts w:ascii="微软雅黑" w:eastAsia="微软雅黑" w:hAnsi="微软雅黑" w:cs="Helvetica Neue" w:hint="eastAsia"/>
+          <w:kern w:val="0"/>
+          <w:sz w:val="24"/>
+        </w:rPr>
+        <w:t>问题：</w:t>
+      </w:r>
+      <w:proofErr w:type="spellStart"/>
+      <w:r>
+        <w:rPr>
+          <w:rFonts w:ascii="微软雅黑" w:eastAsia="微软雅黑" w:hAnsi="微软雅黑" w:cs="Helvetica Neue"/>
+          <w:kern w:val="0"/>
+          <w:sz w:val="24"/>
+        </w:rPr>
+        <w:t>i</w:t>
+      </w:r>
+      <w:proofErr w:type="spellEnd"/>
+      <w:r>
+        <w:rPr>
+          <w:rFonts w:ascii="微软雅黑" w:eastAsia="微软雅黑" w:hAnsi="微软雅黑" w:cs="Helvetica Neue"/>
+          <w:kern w:val="0"/>
+          <w:sz w:val="24"/>
+        </w:rPr>
+        <w:t>&gt;=0</w:t>
+      </w:r>
+      <w:r>
+        <w:rPr>
+          <w:rFonts w:ascii="微软雅黑" w:eastAsia="微软雅黑" w:hAnsi="微软雅黑" w:cs="Helvetica Neue" w:hint="eastAsia"/>
+          <w:kern w:val="0"/>
+          <w:sz w:val="24"/>
+        </w:rPr>
+        <w:t>，对0类型转换，是unsigned的最小，条件永远成立，循环一直进行，且会出现数组下标溢出</w:t>
+      </w:r>
+    </w:p>
+    <w:p>
+      <w:pPr>
+        <w:autoSpaceDE w:val="0"/>
+        <w:autoSpaceDN w:val="0"/>
+        <w:adjustRightInd w:val="0"/>
+        <w:spacing w:after="0" w:line="240" w:lineRule="auto"/>
+        <w:rPr>
+          <w:rFonts w:ascii="微软雅黑" w:eastAsia="微软雅黑" w:hAnsi="微软雅黑" w:cs="Helvetica Neue"/>
+          <w:kern w:val="0"/>
+          <w:sz w:val="24"/>
+        </w:rPr>
+      </w:pPr>
+      <w:r>
+        <w:rPr>
+          <w:rFonts w:ascii="微软雅黑" w:eastAsia="微软雅黑" w:hAnsi="微软雅黑" w:cs="Helvetica Neue" w:hint="eastAsia"/>
+          <w:kern w:val="0"/>
+          <w:sz w:val="24"/>
+        </w:rPr>
+        <w:lastRenderedPageBreak/>
+        <w:t>2）</w:t>
+      </w:r>
+    </w:p>
+    <w:p>
+      <w:pPr>
+        <w:autoSpaceDE w:val="0"/>
+        <w:autoSpaceDN w:val="0"/>
+        <w:adjustRightInd w:val="0"/>
+        <w:spacing w:after="0" w:line="240" w:lineRule="auto"/>
+        <w:rPr>
+          <w:rFonts w:ascii="AppleSystemUIFont" w:hAnsi="AppleSystemUIFont" w:cs="AppleSystemUIFont"/>
+          <w:kern w:val="0"/>
+          <w:sz w:val="26"/>
+          <w:szCs w:val="26"/>
+        </w:rPr>
+      </w:pPr>
+      <w:r>
+        <w:rPr>
+          <w:rFonts w:ascii="AppleSystemUIFont" w:hAnsi="AppleSystemUIFont" w:cs="AppleSystemUIFont"/>
+          <w:kern w:val="0"/>
+          <w:sz w:val="26"/>
+          <w:szCs w:val="26"/>
+        </w:rPr>
+        <w:t xml:space="preserve">int </w:t>
+      </w:r>
+      <w:proofErr w:type="spellStart"/>
+      <w:r>
+        <w:rPr>
+          <w:rFonts w:ascii="AppleSystemUIFont" w:hAnsi="AppleSystemUIFont" w:cs="AppleSystemUIFont"/>
+          <w:kern w:val="0"/>
+          <w:sz w:val="26"/>
+          <w:szCs w:val="26"/>
+        </w:rPr>
+        <w:t>i</w:t>
+      </w:r>
+      <w:proofErr w:type="spellEnd"/>
+      <w:r>
+        <w:rPr>
+          <w:rFonts w:ascii="AppleSystemUIFont" w:hAnsi="AppleSystemUIFont" w:cs="AppleSystemUIFont"/>
+          <w:kern w:val="0"/>
+          <w:sz w:val="26"/>
+          <w:szCs w:val="26"/>
+        </w:rPr>
+        <w:t>;</w:t>
+      </w:r>
+    </w:p>
+    <w:p>
+      <w:pPr>
+        <w:autoSpaceDE w:val="0"/>
+        <w:autoSpaceDN w:val="0"/>
+        <w:adjustRightInd w:val="0"/>
+        <w:spacing w:after="0" w:line="240" w:lineRule="auto"/>
+        <w:rPr>
+          <w:rFonts w:ascii="AppleSystemUIFont" w:hAnsi="AppleSystemUIFont" w:cs="AppleSystemUIFont"/>
+          <w:kern w:val="0"/>
+          <w:sz w:val="26"/>
+          <w:szCs w:val="26"/>
+        </w:rPr>
+      </w:pPr>
+      <w:proofErr w:type="gramStart"/>
+      <w:r>
+        <w:rPr>
+          <w:rFonts w:ascii="AppleSystemUIFont" w:hAnsi="AppleSystemUIFont" w:cs="AppleSystemUIFont"/>
+          <w:kern w:val="0"/>
+          <w:sz w:val="26"/>
+          <w:szCs w:val="26"/>
+        </w:rPr>
+        <w:t>for(</w:t>
+      </w:r>
+      <w:proofErr w:type="spellStart"/>
+      <w:proofErr w:type="gramEnd"/>
+      <w:r>
+        <w:rPr>
+          <w:rFonts w:ascii="AppleSystemUIFont" w:hAnsi="AppleSystemUIFont" w:cs="AppleSystemUIFont"/>
+          <w:kern w:val="0"/>
+          <w:sz w:val="26"/>
+          <w:szCs w:val="26"/>
+        </w:rPr>
+        <w:t>i</w:t>
+      </w:r>
+      <w:proofErr w:type="spellEnd"/>
+      <w:r>
+        <w:rPr>
+          <w:rFonts w:ascii="AppleSystemUIFont" w:hAnsi="AppleSystemUIFont" w:cs="AppleSystemUIFont"/>
+          <w:kern w:val="0"/>
+          <w:sz w:val="26"/>
+          <w:szCs w:val="26"/>
+        </w:rPr>
+        <w:t xml:space="preserve"> = n-1; </w:t>
+      </w:r>
+      <w:proofErr w:type="spellStart"/>
+      <w:r>
+        <w:rPr>
+          <w:rFonts w:ascii="AppleSystemUIFont" w:hAnsi="AppleSystemUIFont" w:cs="AppleSystemUIFont"/>
+          <w:kern w:val="0"/>
+          <w:sz w:val="26"/>
+          <w:szCs w:val="26"/>
+        </w:rPr>
+        <w:t>i</w:t>
+      </w:r>
+      <w:proofErr w:type="spellEnd"/>
+      <w:r>
+        <w:rPr>
+          <w:rFonts w:ascii="AppleSystemUIFont" w:hAnsi="AppleSystemUIFont" w:cs="AppleSystemUIFont"/>
+          <w:kern w:val="0"/>
+          <w:sz w:val="26"/>
+          <w:szCs w:val="26"/>
+        </w:rPr>
+        <w:t xml:space="preserve"> - </w:t>
+      </w:r>
+      <w:proofErr w:type="spellStart"/>
+      <w:r>
+        <w:rPr>
+          <w:rFonts w:ascii="AppleSystemUIFont" w:hAnsi="AppleSystemUIFont" w:cs="AppleSystemUIFont"/>
+          <w:kern w:val="0"/>
+          <w:sz w:val="26"/>
+          <w:szCs w:val="26"/>
+        </w:rPr>
+        <w:t>sizeof</w:t>
+      </w:r>
+      <w:proofErr w:type="spellEnd"/>
+      <w:r>
+        <w:rPr>
+          <w:rFonts w:ascii="AppleSystemUIFont" w:hAnsi="AppleSystemUIFont" w:cs="AppleSystemUIFont"/>
+          <w:kern w:val="0"/>
+          <w:sz w:val="26"/>
+          <w:szCs w:val="26"/>
+        </w:rPr>
+        <w:t xml:space="preserve">(char) &gt;= 0; </w:t>
+      </w:r>
+      <w:proofErr w:type="spellStart"/>
+      <w:r>
+        <w:rPr>
+          <w:rFonts w:ascii="AppleSystemUIFont" w:hAnsi="AppleSystemUIFont" w:cs="AppleSystemUIFont"/>
+          <w:kern w:val="0"/>
+          <w:sz w:val="26"/>
+          <w:szCs w:val="26"/>
+        </w:rPr>
+        <w:t>i</w:t>
+      </w:r>
+      <w:proofErr w:type="spellEnd"/>
+      <w:proofErr w:type="gramStart"/>
+      <w:r>
+        <w:rPr>
+          <w:rFonts w:ascii="AppleSystemUIFont" w:hAnsi="AppleSystemUIFont" w:cs="AppleSystemUIFont"/>
+          <w:kern w:val="0"/>
+          <w:sz w:val="26"/>
+          <w:szCs w:val="26"/>
+        </w:rPr>
+        <w:t>—){</w:t>
+      </w:r>
+      <w:proofErr w:type="gramEnd"/>
+    </w:p>
+    <w:p>
+      <w:pPr>
+        <w:autoSpaceDE w:val="0"/>
+        <w:autoSpaceDN w:val="0"/>
+        <w:adjustRightInd w:val="0"/>
+        <w:spacing w:after="0" w:line="240" w:lineRule="auto"/>
+        <w:rPr>
+          <w:rFonts w:ascii="AppleSystemUIFont" w:hAnsi="AppleSystemUIFont" w:cs="AppleSystemUIFont"/>
+          <w:kern w:val="0"/>
+          <w:sz w:val="26"/>
+          <w:szCs w:val="26"/>
+        </w:rPr>
+      </w:pPr>
+      <w:r>
+        <w:rPr>
+          <w:rFonts w:ascii="AppleSystemUIFont" w:hAnsi="AppleSystemUIFont" w:cs="AppleSystemUIFont"/>
+          <w:kern w:val="0"/>
+          <w:sz w:val="26"/>
+          <w:szCs w:val="26"/>
+        </w:rPr>
+        <w:tab/>
+        <w:t>a[</w:t>
+      </w:r>
+      <w:proofErr w:type="spellStart"/>
+      <w:r>
+        <w:rPr>
+          <w:rFonts w:ascii="AppleSystemUIFont" w:hAnsi="AppleSystemUIFont" w:cs="AppleSystemUIFont"/>
+          <w:kern w:val="0"/>
+          <w:sz w:val="26"/>
+          <w:szCs w:val="26"/>
+        </w:rPr>
+        <w:t>i</w:t>
+      </w:r>
+      <w:proofErr w:type="spellEnd"/>
+      <w:r>
+        <w:rPr>
+          <w:rFonts w:ascii="AppleSystemUIFont" w:hAnsi="AppleSystemUIFont" w:cs="AppleSystemUIFont"/>
+          <w:kern w:val="0"/>
+          <w:sz w:val="26"/>
+          <w:szCs w:val="26"/>
+        </w:rPr>
+        <w:t>]=…;</w:t>
+      </w:r>
+    </w:p>
+    <w:p>
+      <w:pPr>
+        <w:autoSpaceDE w:val="0"/>
+        <w:autoSpaceDN w:val="0"/>
+        <w:adjustRightInd w:val="0"/>
+        <w:spacing w:after="0" w:line="240" w:lineRule="auto"/>
+        <w:rPr>
+          <w:rFonts w:ascii="AppleSystemUIFont" w:hAnsi="AppleSystemUIFont" w:cs="AppleSystemUIFont"/>
+          <w:kern w:val="0"/>
+          <w:sz w:val="26"/>
+          <w:szCs w:val="26"/>
+        </w:rPr>
+      </w:pPr>
+      <w:r>
+        <w:rPr>
+          <w:rFonts w:ascii="AppleSystemUIFont" w:hAnsi="AppleSystemUIFont" w:cs="AppleSystemUIFont"/>
+          <w:kern w:val="0"/>
+          <w:sz w:val="26"/>
+          <w:szCs w:val="26"/>
+        </w:rPr>
+        <w:t>}</w:t>
+      </w:r>
+    </w:p>
+    <w:p>
+      <w:pPr>
+        <w:widowControl/>
+        <w:rPr>
+          <w:rFonts w:ascii="AppleExternalUIFontSimplifiedCh" w:eastAsia="AppleExternalUIFontSimplifiedCh" w:hAnsi="AppleSystemUIFont" w:cs="AppleExternalUIFontSimplifiedCh"/>
+          <w:kern w:val="0"/>
+          <w:sz w:val="26"/>
+          <w:szCs w:val="26"/>
+        </w:rPr>
+      </w:pPr>
+      <w:r>
+        <w:rPr>
+          <w:rFonts w:ascii="AppleExternalUIFontSimplifiedCh" w:eastAsia="AppleExternalUIFontSimplifiedCh" w:hAnsi="AppleSystemUIFont" w:cs="AppleExternalUIFontSimplifiedCh" w:hint="eastAsia"/>
+          <w:kern w:val="0"/>
+          <w:sz w:val="26"/>
+          <w:szCs w:val="26"/>
+        </w:rPr>
+        <w:t>问题：</w:t>
+      </w:r>
+      <w:proofErr w:type="spellStart"/>
+      <w:r>
+        <w:rPr>
+          <w:rFonts w:ascii="AppleSystemUIFont" w:eastAsia="AppleExternalUIFontSimplifiedCh" w:hAnsi="AppleSystemUIFont" w:cs="AppleSystemUIFont"/>
+          <w:kern w:val="0"/>
+          <w:sz w:val="26"/>
+          <w:szCs w:val="26"/>
+        </w:rPr>
+        <w:t>sizeof</w:t>
+      </w:r>
+      <w:proofErr w:type="spellEnd"/>
+      <w:r>
+        <w:rPr>
+          <w:rFonts w:ascii="AppleExternalUIFontSimplifiedCh" w:eastAsia="AppleExternalUIFontSimplifiedCh" w:hAnsi="AppleSystemUIFont" w:cs="AppleExternalUIFontSimplifiedCh" w:hint="eastAsia"/>
+          <w:kern w:val="0"/>
+          <w:sz w:val="26"/>
+          <w:szCs w:val="26"/>
+        </w:rPr>
+        <w:t>返回</w:t>
+      </w:r>
+      <w:r>
+        <w:rPr>
+          <w:rFonts w:ascii="AppleSystemUIFont" w:eastAsia="AppleExternalUIFontSimplifiedCh" w:hAnsi="AppleSystemUIFont" w:cs="AppleSystemUIFont"/>
+          <w:kern w:val="0"/>
+          <w:sz w:val="26"/>
+          <w:szCs w:val="26"/>
+        </w:rPr>
+        <w:t>unsigned</w:t>
+      </w:r>
+      <w:r>
+        <w:rPr>
+          <w:rFonts w:ascii="AppleSystemUIFont" w:eastAsia="AppleExternalUIFontSimplifiedCh" w:hAnsi="AppleSystemUIFont" w:cs="AppleSystemUIFont" w:hint="eastAsia"/>
+          <w:kern w:val="0"/>
+          <w:sz w:val="26"/>
+          <w:szCs w:val="26"/>
+        </w:rPr>
+        <w:t>，类型转换后</w:t>
+      </w:r>
+      <w:r>
+        <w:rPr>
+          <w:rFonts w:ascii="AppleExternalUIFontSimplifiedCh" w:eastAsia="AppleExternalUIFontSimplifiedCh" w:hAnsi="AppleSystemUIFont" w:cs="AppleExternalUIFontSimplifiedCh" w:hint="eastAsia"/>
+          <w:kern w:val="0"/>
+          <w:sz w:val="26"/>
+          <w:szCs w:val="26"/>
+        </w:rPr>
+        <w:t>中间的式子依然永远成立</w:t>
+      </w:r>
+    </w:p>
+    <w:p>
+      <w:pPr>
+        <w:widowControl/>
+        <w:rPr>
+          <w:rFonts w:ascii="AppleExternalUIFontSimplifiedCh" w:eastAsia="AppleExternalUIFontSimplifiedCh" w:hAnsi="AppleSystemUIFont" w:cs="AppleExternalUIFontSimplifiedCh"/>
+          <w:kern w:val="0"/>
+          <w:sz w:val="26"/>
+          <w:szCs w:val="26"/>
+        </w:rPr>
+      </w:pPr>
+      <w:r>
+        <w:rPr>
+          <w:rFonts w:ascii="AppleExternalUIFontSimplifiedCh" w:eastAsia="AppleExternalUIFontSimplifiedCh" w:hAnsi="AppleSystemUIFont" w:cs="AppleExternalUIFontSimplifiedCh" w:hint="eastAsia"/>
+          <w:kern w:val="0"/>
+          <w:sz w:val="26"/>
+          <w:szCs w:val="26"/>
+        </w:rPr>
+        <w:t>所以也可以反向利用溢出</w:t>
+      </w:r>
+    </w:p>
+    <w:p>
+      <w:pPr>
+        <w:autoSpaceDE w:val="0"/>
+        <w:autoSpaceDN w:val="0"/>
+        <w:adjustRightInd w:val="0"/>
+        <w:spacing w:after="0" w:line="240" w:lineRule="auto"/>
+        <w:rPr>
+          <w:rFonts w:ascii="微软雅黑" w:eastAsia="微软雅黑" w:hAnsi="微软雅黑" w:cs="AppleSystemUIFont"/>
+          <w:kern w:val="0"/>
+          <w:sz w:val="24"/>
+        </w:rPr>
+      </w:pPr>
+      <w:r>
+        <w:rPr>
+          <w:rFonts w:ascii="微软雅黑" w:eastAsia="微软雅黑" w:hAnsi="微软雅黑" w:cs="AppleSystemUIFont" w:hint="eastAsia"/>
+          <w:kern w:val="0"/>
+          <w:sz w:val="24"/>
+        </w:rPr>
+        <w:t>3.</w:t>
+      </w:r>
+      <w:r>
+        <w:rPr>
+          <w:rFonts w:ascii="微软雅黑" w:eastAsia="微软雅黑" w:hAnsi="微软雅黑" w:cs="AppleSystemUIFont"/>
+          <w:kern w:val="0"/>
+          <w:sz w:val="24"/>
+        </w:rPr>
+        <w:t>有符号数的扩展（w位-&gt;</w:t>
+      </w:r>
+      <w:proofErr w:type="spellStart"/>
+      <w:r>
+        <w:rPr>
+          <w:rFonts w:ascii="微软雅黑" w:eastAsia="微软雅黑" w:hAnsi="微软雅黑" w:cs="AppleSystemUIFont"/>
+          <w:kern w:val="0"/>
+          <w:sz w:val="24"/>
+        </w:rPr>
+        <w:t>w+k</w:t>
+      </w:r>
+      <w:proofErr w:type="spellEnd"/>
+      <w:r>
+        <w:rPr>
+          <w:rFonts w:ascii="微软雅黑" w:eastAsia="微软雅黑" w:hAnsi="微软雅黑" w:cs="AppleSystemUIFont"/>
+          <w:kern w:val="0"/>
+          <w:sz w:val="24"/>
+        </w:rPr>
+        <w:t>位）</w:t>
+      </w:r>
+    </w:p>
+    <w:p>
+      <w:pPr>
+        <w:autoSpaceDE w:val="0"/>
+        <w:autoSpaceDN w:val="0"/>
+        <w:adjustRightInd w:val="0"/>
+        <w:spacing w:after="0" w:line="240" w:lineRule="auto"/>
+        <w:rPr>
+          <w:rFonts w:ascii="微软雅黑" w:eastAsia="微软雅黑" w:hAnsi="微软雅黑" w:cs="AppleSystemUIFont"/>
+          <w:kern w:val="0"/>
+          <w:sz w:val="24"/>
+        </w:rPr>
+      </w:pPr>
+      <w:r>
+        <w:rPr>
+          <w:rFonts w:ascii="微软雅黑" w:eastAsia="微软雅黑" w:hAnsi="微软雅黑" w:cs="AppleSystemUIFont" w:hint="eastAsia"/>
+          <w:kern w:val="0"/>
+          <w:sz w:val="24"/>
+        </w:rPr>
+        <w:t>位数增加：</w:t>
+      </w:r>
+    </w:p>
+    <w:p>
+      <w:pPr>
+        <w:autoSpaceDE w:val="0"/>
+        <w:autoSpaceDN w:val="0"/>
+        <w:adjustRightInd w:val="0"/>
+        <w:spacing w:after="0" w:line="240" w:lineRule="auto"/>
+        <w:rPr>
+          <w:rFonts w:ascii="微软雅黑" w:eastAsia="微软雅黑" w:hAnsi="微软雅黑" w:cs="AppleSystemUIFont"/>
+          <w:kern w:val="0"/>
+          <w:sz w:val="24"/>
+        </w:rPr>
+      </w:pPr>
+      <w:r>
+        <w:rPr>
+          <w:rFonts w:ascii="微软雅黑" w:eastAsia="微软雅黑" w:hAnsi="微软雅黑" w:cs="AppleSystemUIFont"/>
+          <w:kern w:val="0"/>
+          <w:sz w:val="24"/>
+        </w:rPr>
+        <w:tab/>
+        <w:t>正数不变</w:t>
+      </w:r>
+    </w:p>
+    <w:p>
+      <w:pPr>
+        <w:autoSpaceDE w:val="0"/>
+        <w:autoSpaceDN w:val="0"/>
+        <w:adjustRightInd w:val="0"/>
+        <w:spacing w:after="0" w:line="240" w:lineRule="auto"/>
+        <w:rPr>
+          <w:rFonts w:ascii="微软雅黑" w:eastAsia="微软雅黑" w:hAnsi="微软雅黑" w:cs="AppleSystemUIFont"/>
+          <w:kern w:val="0"/>
+          <w:sz w:val="24"/>
+        </w:rPr>
+      </w:pPr>
+      <w:r>
+        <w:rPr>
+          <w:rFonts w:ascii="微软雅黑" w:eastAsia="微软雅黑" w:hAnsi="微软雅黑" w:cs="AppleSystemUIFont"/>
+          <w:kern w:val="0"/>
+          <w:sz w:val="24"/>
+        </w:rPr>
+        <w:tab/>
+        <w:t>负数（最高位是1）：拆符号位 总和等于原符号位代表的负数</w:t>
+      </w:r>
+    </w:p>
+    <w:p>
+      <w:pPr>
+        <w:autoSpaceDE w:val="0"/>
+        <w:autoSpaceDN w:val="0"/>
+        <w:adjustRightInd w:val="0"/>
+        <w:spacing w:after="0" w:line="240" w:lineRule="auto"/>
+        <w:rPr>
+          <w:rFonts w:ascii="微软雅黑" w:eastAsia="微软雅黑" w:hAnsi="微软雅黑" w:cs="AppleSystemUIFont"/>
+          <w:kern w:val="0"/>
+          <w:sz w:val="24"/>
+        </w:rPr>
+      </w:pPr>
+      <w:r>
+        <w:rPr>
+          <w:rFonts w:ascii="微软雅黑" w:eastAsia="微软雅黑" w:hAnsi="微软雅黑" w:cs="AppleSystemUIFont" w:hint="eastAsia"/>
+          <w:kern w:val="0"/>
+          <w:sz w:val="24"/>
+        </w:rPr>
+        <w:t>位数</w:t>
+      </w:r>
+      <w:r>
+        <w:rPr>
+          <w:rFonts w:ascii="微软雅黑" w:eastAsia="微软雅黑" w:hAnsi="微软雅黑" w:cs="AppleSystemUIFont"/>
+          <w:kern w:val="0"/>
+          <w:sz w:val="24"/>
+        </w:rPr>
+        <w:t>缩短（一位）：</w:t>
+      </w:r>
+    </w:p>
+    <w:p>
+      <w:pPr>
+        <w:autoSpaceDE w:val="0"/>
+        <w:autoSpaceDN w:val="0"/>
+        <w:adjustRightInd w:val="0"/>
+        <w:spacing w:after="0" w:line="240" w:lineRule="auto"/>
+        <w:rPr>
+          <w:rFonts w:ascii="微软雅黑" w:eastAsia="微软雅黑" w:hAnsi="微软雅黑" w:cs="AppleSystemUIFont"/>
+          <w:kern w:val="0"/>
+          <w:sz w:val="24"/>
+        </w:rPr>
+      </w:pPr>
+      <w:r>
+        <w:rPr>
+          <w:rFonts w:ascii="微软雅黑" w:eastAsia="微软雅黑" w:hAnsi="微软雅黑" w:cs="AppleSystemUIFont"/>
+          <w:kern w:val="0"/>
+          <w:sz w:val="24"/>
+        </w:rPr>
+        <w:tab/>
+      </w:r>
+      <w:r>
+        <w:rPr>
+          <w:rFonts w:ascii="微软雅黑" w:eastAsia="微软雅黑" w:hAnsi="微软雅黑" w:cs="AppleSystemUIFont" w:hint="eastAsia"/>
+          <w:kern w:val="0"/>
+          <w:sz w:val="24"/>
+        </w:rPr>
+        <w:t>unsigned</w:t>
+      </w:r>
+      <w:r>
+        <w:rPr>
+          <w:rFonts w:ascii="微软雅黑" w:eastAsia="微软雅黑" w:hAnsi="微软雅黑" w:cs="AppleSystemUIFont"/>
+          <w:kern w:val="0"/>
+          <w:sz w:val="24"/>
+        </w:rPr>
+        <w:t>直接抛弃最高位，</w:t>
+      </w:r>
+      <w:r>
+        <w:rPr>
+          <w:rFonts w:ascii="微软雅黑" w:eastAsia="微软雅黑" w:hAnsi="微软雅黑" w:cs="AppleSystemUIFont" w:hint="eastAsia"/>
+          <w:kern w:val="0"/>
+          <w:sz w:val="24"/>
+        </w:rPr>
+        <w:t>也</w:t>
+      </w:r>
+      <w:r>
+        <w:rPr>
+          <w:rFonts w:ascii="微软雅黑" w:eastAsia="微软雅黑" w:hAnsi="微软雅黑" w:cs="AppleSystemUIFont"/>
+          <w:kern w:val="0"/>
+          <w:sz w:val="24"/>
+        </w:rPr>
+        <w:t>就是mod最高位的位权</w:t>
+      </w:r>
+    </w:p>
+    <w:p>
+      <w:pPr>
+        <w:widowControl/>
+        <w:rPr>
+          <w:rFonts w:ascii="微软雅黑" w:eastAsia="微软雅黑" w:hAnsi="微软雅黑" w:cs="AppleExternalUIFontSimplifiedCh"/>
+          <w:kern w:val="0"/>
+          <w:sz w:val="24"/>
+        </w:rPr>
+      </w:pPr>
+      <w:r>
+        <w:rPr>
+          <w:rFonts w:ascii="微软雅黑" w:eastAsia="微软雅黑" w:hAnsi="微软雅黑" w:cs="AppleSystemUIFont"/>
+          <w:kern w:val="0"/>
+          <w:sz w:val="24"/>
+        </w:rPr>
+        <w:tab/>
+        <w:t>int</w:t>
+      </w:r>
+      <w:r>
+        <w:rPr>
+          <w:rFonts w:ascii="微软雅黑" w:eastAsia="微软雅黑" w:hAnsi="微软雅黑" w:cs="AppleExternalUIFontSimplifiedCh" w:hint="eastAsia"/>
+          <w:kern w:val="0"/>
+          <w:sz w:val="24"/>
+        </w:rPr>
+        <w:t>：需要从</w:t>
+      </w:r>
+      <w:r>
+        <w:rPr>
+          <w:rFonts w:ascii="微软雅黑" w:eastAsia="微软雅黑" w:hAnsi="微软雅黑" w:cs="AppleSystemUIFont"/>
+          <w:kern w:val="0"/>
+          <w:sz w:val="24"/>
+        </w:rPr>
+        <w:t>u</w:t>
+      </w:r>
+      <w:r>
+        <w:rPr>
+          <w:rFonts w:ascii="微软雅黑" w:eastAsia="微软雅黑" w:hAnsi="微软雅黑" w:cs="AppleSystemUIFont" w:hint="eastAsia"/>
+          <w:kern w:val="0"/>
+          <w:sz w:val="24"/>
+        </w:rPr>
+        <w:t>nsigned</w:t>
+      </w:r>
+      <w:r>
+        <w:rPr>
+          <w:rFonts w:ascii="微软雅黑" w:eastAsia="微软雅黑" w:hAnsi="微软雅黑" w:cs="AppleExternalUIFontSimplifiedCh" w:hint="eastAsia"/>
+          <w:kern w:val="0"/>
+          <w:sz w:val="24"/>
+        </w:rPr>
+        <w:t>绕一圈来理解</w:t>
+      </w:r>
+    </w:p>
+    <w:p>
+      <w:pPr>
+        <w:widowControl/>
+        <w:rPr>
+          <w:rFonts w:ascii="微软雅黑" w:eastAsia="微软雅黑" w:hAnsi="微软雅黑" w:cs="Helvetica Neue"/>
+          <w:b/>
+          <w:bCs/>
+          <w:kern w:val="0"/>
+          <w:sz w:val="28"/>
+          <w:szCs w:val="28"/>
+        </w:rPr>
+      </w:pPr>
+      <w:r>
+        <w:rPr>
+          <w:rFonts w:ascii="微软雅黑" w:eastAsia="微软雅黑" w:hAnsi="微软雅黑" w:cs="Helvetica Neue" w:hint="eastAsia"/>
+          <w:b/>
+          <w:bCs/>
+          <w:kern w:val="0"/>
+          <w:sz w:val="28"/>
+          <w:szCs w:val="28"/>
+        </w:rPr>
+        <w:t>六</w:t>
+      </w:r>
+      <w:r>
+        <w:rPr>
+          <w:rFonts w:ascii="微软雅黑" w:eastAsia="微软雅黑" w:hAnsi="微软雅黑" w:cs="Helvetica Neue"/>
+          <w:b/>
+          <w:bCs/>
+          <w:kern w:val="0"/>
+          <w:sz w:val="28"/>
+          <w:szCs w:val="28"/>
+        </w:rPr>
+        <w:t xml:space="preserve">. </w:t>
+      </w:r>
+      <w:r>
+        <w:rPr>
+          <w:rFonts w:ascii="微软雅黑" w:eastAsia="微软雅黑" w:hAnsi="微软雅黑" w:cs="Helvetica Neue" w:hint="eastAsia"/>
+          <w:b/>
+          <w:bCs/>
+          <w:kern w:val="0"/>
+          <w:sz w:val="28"/>
+          <w:szCs w:val="28"/>
+        </w:rPr>
+        <w:t>整数运算</w:t>
+      </w:r>
+    </w:p>
+    <w:p>
+      <w:pPr>
+        <w:widowControl/>
+        <w:rPr>
+          <w:rFonts w:ascii="微软雅黑" w:eastAsia="微软雅黑" w:hAnsi="微软雅黑" w:cs="Helvetica Neue"/>
+          <w:kern w:val="0"/>
+          <w:sz w:val="24"/>
+        </w:rPr>
+      </w:pPr>
+      <w:r>
+        <w:rPr>
+          <w:rFonts w:ascii="微软雅黑" w:eastAsia="微软雅黑" w:hAnsi="微软雅黑" w:cs="Helvetica Neue" w:hint="eastAsia"/>
+          <w:kern w:val="0"/>
+          <w:sz w:val="24"/>
+        </w:rPr>
+        <w:t>1.加法</w:t>
+      </w:r>
+    </w:p>
+    <w:p>
+      <w:pPr>
+        <w:widowControl/>
+        <w:rPr>
+          <w:rFonts w:ascii="微软雅黑" w:eastAsia="微软雅黑" w:hAnsi="微软雅黑" w:cs="Helvetica Neue"/>
+          <w:kern w:val="0"/>
+          <w:sz w:val="24"/>
+        </w:rPr>
+      </w:pPr>
+      <w:bookmarkStart w:id="8" w:name="_Hlk236567362"/>
+      <w:r>
+        <w:rPr>
+          <w:rFonts w:ascii="微软雅黑" w:eastAsia="微软雅黑" w:hAnsi="微软雅黑" w:cs="Helvetica Neue"/>
+          <w:kern w:val="0"/>
+          <w:sz w:val="24"/>
+        </w:rPr>
+        <w:tab/>
+      </w:r>
+      <w:r>
+        <w:rPr>
+          <w:rFonts w:ascii="微软雅黑" w:eastAsia="微软雅黑" w:hAnsi="微软雅黑" w:cs="Helvetica Neue" w:hint="eastAsia"/>
+          <w:kern w:val="0"/>
+          <w:sz w:val="24"/>
+        </w:rPr>
+        <w:t>无论是w位有符号还是无符号，都是二进制相加截断至位，数学上也都是直接十进制相加mod</w:t>
+      </w:r>
+      <w:r>
+        <w:rPr>
+          <w:rFonts w:ascii="微软雅黑" w:eastAsia="微软雅黑" w:hAnsi="微软雅黑" w:cs="Helvetica Neue" w:hint="eastAsia"/>
+          <w:kern w:val="0"/>
+          <w:sz w:val="24"/>
+        </w:rPr>
+        <w:t>2</w:t>
+      </w:r>
+      <w:r>
+        <w:rPr>
+          <w:rFonts w:ascii="微软雅黑" w:eastAsia="微软雅黑" w:hAnsi="微软雅黑" w:cs="Helvetica Neue" w:hint="eastAsia"/>
+          <w:kern w:val="0"/>
+          <w:sz w:val="24"/>
+          <w:vertAlign w:val="superscript"/>
+        </w:rPr>
+        <w:t>w</w:t>
+      </w:r>
+      <w:r>
+        <w:rPr>
+          <w:rFonts w:ascii="微软雅黑" w:eastAsia="微软雅黑" w:hAnsi="微软雅黑" w:cs="Helvetica Neue" w:hint="eastAsia"/>
+          <w:kern w:val="0"/>
+          <w:sz w:val="24"/>
+        </w:rPr>
+        <w:t>（更高位位权）</w:t>
+      </w:r>
+    </w:p>
+    <w:p>
+      <w:pPr>
+        <w:widowControl/>
+        <w:rPr>
+          <w:rFonts w:ascii="微软雅黑" w:eastAsia="微软雅黑" w:hAnsi="微软雅黑" w:cs="Helvetica Neue"/>
+          <w:kern w:val="0"/>
+          <w:sz w:val="24"/>
+        </w:rPr>
+      </w:pPr>
+      <w:r>
+        <w:rPr>
+          <w:rFonts w:ascii="微软雅黑" w:eastAsia="微软雅黑" w:hAnsi="微软雅黑" w:cs="Helvetica Neue"/>
+          <w:kern w:val="0"/>
+          <w:sz w:val="24"/>
+        </w:rPr>
+        <w:tab/>
+      </w:r>
+      <w:r>
+        <w:rPr>
+          <w:rFonts w:ascii="微软雅黑" w:eastAsia="微软雅黑" w:hAnsi="微软雅黑" w:cs="Helvetica Neue" w:hint="eastAsia"/>
+          <w:kern w:val="0"/>
+          <w:sz w:val="24"/>
+        </w:rPr>
+        <w:t>由于截断，加法会出现溢出现象，如</w:t>
+      </w:r>
+      <w:r>
+        <w:rPr>
+          <w:rFonts w:ascii="微软雅黑" w:eastAsia="微软雅黑" w:hAnsi="微软雅黑" w:cs="Helvetica Neue" w:hint="eastAsia"/>
+          <w:kern w:val="0"/>
+          <w:sz w:val="24"/>
+        </w:rPr>
+        <w:t>3</w:t>
+      </w:r>
+      <w:r>
+        <w:rPr>
+          <w:rFonts w:ascii="微软雅黑" w:eastAsia="微软雅黑" w:hAnsi="微软雅黑" w:cs="Helvetica Neue" w:hint="eastAsia"/>
+          <w:kern w:val="0"/>
+          <w:sz w:val="24"/>
+        </w:rPr>
+        <w:t>位</w:t>
+      </w:r>
+      <w:r>
+        <w:rPr>
+          <w:rFonts w:ascii="微软雅黑" w:eastAsia="微软雅黑" w:hAnsi="微软雅黑" w:cs="Helvetica Neue" w:hint="eastAsia"/>
+          <w:kern w:val="0"/>
+          <w:sz w:val="24"/>
+        </w:rPr>
+        <w:t>无符号</w:t>
+      </w:r>
+      <w:r>
+        <w:rPr>
+          <w:rFonts w:ascii="微软雅黑" w:eastAsia="微软雅黑" w:hAnsi="微软雅黑" w:cs="Helvetica Neue" w:hint="eastAsia"/>
+          <w:kern w:val="0"/>
+          <w:sz w:val="24"/>
+        </w:rPr>
+        <w:t>整数4+5</w:t>
+      </w:r>
+      <w:r>
+        <w:rPr>
+          <w:rFonts w:ascii="微软雅黑" w:eastAsia="微软雅黑" w:hAnsi="微软雅黑" w:cs="Helvetica Neue" w:hint="eastAsia"/>
+          <w:kern w:val="0"/>
+          <w:sz w:val="24"/>
+        </w:rPr>
+        <w:t>，结果是1</w:t>
+      </w:r>
+    </w:p>
+    <w:p>
+      <w:pPr>
+        <w:widowControl/>
+        <w:rPr>
+          <w:rFonts w:ascii="微软雅黑" w:eastAsia="微软雅黑" w:hAnsi="微软雅黑" w:cs="Helvetica Neue"/>
+          <w:kern w:val="0"/>
+          <w:sz w:val="24"/>
+        </w:rPr>
+      </w:pPr>
+      <w:r>
+        <w:rPr>
+          <w:rFonts w:ascii="微软雅黑" w:eastAsia="微软雅黑" w:hAnsi="微软雅黑" w:cs="Helvetica Neue" w:hint="eastAsia"/>
+          <w:kern w:val="0"/>
+          <w:sz w:val="24"/>
+        </w:rPr>
+        <w:lastRenderedPageBreak/>
+        <w:t>注意：有符号数会有正溢出和负溢出，原因：正正/负负相加是向两个方向增长，会双向溢出。</w:t>
+      </w:r>
+    </w:p>
+    <w:p>
+      <w:pPr>
+        <w:widowControl/>
+        <w:rPr>
+          <w:rFonts w:ascii="微软雅黑" w:eastAsia="微软雅黑" w:hAnsi="微软雅黑" w:cs="Helvetica Neue"/>
+          <w:kern w:val="0"/>
+          <w:sz w:val="24"/>
+        </w:rPr>
+      </w:pPr>
+      <w:r>
+        <w:rPr>
+          <w:rFonts w:ascii="微软雅黑" w:eastAsia="微软雅黑" w:hAnsi="微软雅黑" w:cs="Helvetica Neue" w:hint="eastAsia"/>
+          <w:kern w:val="0"/>
+          <w:sz w:val="24"/>
+        </w:rPr>
+        <w:t>具体：正正溢出到负；负负溢出到正</w:t>
+      </w:r>
+    </w:p>
+    <w:bookmarkEnd w:id="8"/>
+    <w:p>
+      <w:pPr>
+        <w:widowControl/>
+        <w:rPr>
+          <w:rFonts w:ascii="微软雅黑" w:eastAsia="微软雅黑" w:hAnsi="微软雅黑" w:cs="Helvetica Neue"/>
+          <w:kern w:val="0"/>
+          <w:sz w:val="24"/>
+        </w:rPr>
+      </w:pPr>
+      <w:r>
+        <w:rPr>
+          <w:rFonts w:ascii="微软雅黑" w:eastAsia="微软雅黑" w:hAnsi="微软雅黑" w:cs="Helvetica Neue" w:hint="eastAsia"/>
+          <w:kern w:val="0"/>
+          <w:sz w:val="24"/>
+        </w:rPr>
+        <w:t>2.乘法</w:t>
+      </w:r>
+    </w:p>
+    <w:p>
+      <w:pPr>
+        <w:widowControl/>
+        <w:rPr>
+          <w:rFonts w:ascii="微软雅黑" w:eastAsia="微软雅黑" w:hAnsi="微软雅黑" w:cs="Helvetica Neue"/>
+          <w:kern w:val="0"/>
+          <w:sz w:val="24"/>
+        </w:rPr>
+      </w:pPr>
+      <w:r>
+        <w:rPr>
+          <w:rFonts w:ascii="微软雅黑" w:eastAsia="微软雅黑" w:hAnsi="微软雅黑" w:cs="Helvetica Neue"/>
+          <w:kern w:val="0"/>
+          <w:sz w:val="24"/>
+        </w:rPr>
+        <w:tab/>
+      </w:r>
+      <w:r>
+        <w:rPr>
+          <w:rFonts w:ascii="微软雅黑" w:eastAsia="微软雅黑" w:hAnsi="微软雅黑" w:cs="Helvetica Neue" w:hint="eastAsia"/>
+          <w:kern w:val="0"/>
+          <w:sz w:val="24"/>
+        </w:rPr>
+        <w:t>先当成十进制乘法去算，再截断。</w:t>
+      </w:r>
+    </w:p>
+    <w:p>
+      <w:pPr>
+        <w:widowControl/>
+        <w:rPr>
+          <w:rFonts w:ascii="微软雅黑" w:eastAsia="微软雅黑" w:hAnsi="微软雅黑" w:cs="Helvetica Neue"/>
+          <w:kern w:val="0"/>
+          <w:sz w:val="24"/>
+        </w:rPr>
+      </w:pPr>
+      <w:r>
+        <w:rPr>
+          <w:rFonts w:ascii="微软雅黑" w:eastAsia="微软雅黑" w:hAnsi="微软雅黑" w:cs="Helvetica Neue"/>
+          <w:kern w:val="0"/>
+          <w:sz w:val="24"/>
+        </w:rPr>
+        <w:tab/>
+      </w:r>
+      <w:r>
+        <w:rPr>
+          <w:rFonts w:ascii="微软雅黑" w:eastAsia="微软雅黑" w:hAnsi="微软雅黑" w:cs="Helvetica Neue" w:hint="eastAsia"/>
+          <w:kern w:val="0"/>
+          <w:sz w:val="24"/>
+        </w:rPr>
+        <w:t>关键区别：加法最多溢出到w+1位，乘法会溢出到2w位，要截断的位数更多，但是数学上，都是mod（w+1）位的位权（因为保留到w位）</w:t>
+      </w:r>
+    </w:p>
+    <w:p>
+      <w:pPr>
+        <w:widowControl/>
+        <w:rPr>
+          <w:rFonts w:ascii="微软雅黑" w:eastAsia="微软雅黑" w:hAnsi="微软雅黑" w:cs="Helvetica Neue"/>
+          <w:kern w:val="0"/>
+          <w:sz w:val="24"/>
+        </w:rPr>
+      </w:pPr>
+      <w:r>
+        <w:rPr>
+          <w:rFonts w:ascii="微软雅黑" w:eastAsia="微软雅黑" w:hAnsi="微软雅黑" w:cs="Helvetica Neue" w:hint="eastAsia"/>
+          <w:kern w:val="0"/>
+          <w:sz w:val="24"/>
+        </w:rPr>
+        <w:t>注：有符号直接乘，所得到的数后w位，与转换成无符号数相乘结果的后w位一致。</w:t>
+      </w:r>
+    </w:p>
+    <w:p>
+      <w:pPr>
+        <w:widowControl/>
+        <w:rPr>
+          <w:rFonts w:ascii="微软雅黑" w:eastAsia="微软雅黑" w:hAnsi="微软雅黑" w:cs="AppleExternalUIFontSimplifiedCh"/>
+          <w:kern w:val="0"/>
+          <w:sz w:val="24"/>
+        </w:rPr>
+      </w:pPr>
+      <w:r>
+        <w:rPr>
+          <w:rFonts w:ascii="微软雅黑" w:eastAsia="微软雅黑" w:hAnsi="微软雅黑" w:cs="AppleExternalUIFontSimplifiedCh" w:hint="eastAsia"/>
+          <w:kern w:val="0"/>
+          <w:sz w:val="24"/>
+        </w:rPr>
+        <w:t>特殊：乘</w:t>
+      </w:r>
+      <w:r>
+        <w:rPr>
+          <w:rFonts w:ascii="微软雅黑" w:eastAsia="微软雅黑" w:hAnsi="微软雅黑" w:cs="AppleSystemUIFont"/>
+          <w:kern w:val="0"/>
+          <w:sz w:val="24"/>
+        </w:rPr>
+        <w:t>2</w:t>
+      </w:r>
+      <w:r>
+        <w:rPr>
+          <w:rFonts w:ascii="微软雅黑" w:eastAsia="微软雅黑" w:hAnsi="微软雅黑" w:cs="AppleExternalUIFontSimplifiedCh" w:hint="eastAsia"/>
+          <w:kern w:val="0"/>
+          <w:sz w:val="24"/>
+        </w:rPr>
+        <w:t>的幂，左移次数位（负指数左移负</w:t>
+      </w:r>
+      <w:r>
+        <w:rPr>
+          <w:rFonts w:ascii="微软雅黑" w:eastAsia="微软雅黑" w:hAnsi="微软雅黑" w:cs="AppleExternalUIFontSimplifiedCh" w:hint="eastAsia"/>
+          <w:kern w:val="0"/>
+          <w:sz w:val="24"/>
+        </w:rPr>
+        <w:t>～右移</w:t>
+      </w:r>
+      <w:r>
+        <w:rPr>
+          <w:rFonts w:ascii="微软雅黑" w:eastAsia="微软雅黑" w:hAnsi="微软雅黑" w:cs="AppleExternalUIFontSimplifiedCh" w:hint="eastAsia"/>
+          <w:kern w:val="0"/>
+          <w:sz w:val="24"/>
+        </w:rPr>
+        <w:t>）</w:t>
+      </w:r>
+    </w:p>
+    <w:p>
+      <w:pPr>
+        <w:widowControl/>
+        <w:rPr>
+          <w:rFonts w:ascii="微软雅黑" w:eastAsia="微软雅黑" w:hAnsi="微软雅黑" w:cs="AppleExternalUIFontSimplifiedCh"/>
+          <w:kern w:val="0"/>
+          <w:sz w:val="24"/>
+        </w:rPr>
+      </w:pPr>
+      <w:r>
+        <w:rPr>
+          <w:rFonts w:ascii="微软雅黑" w:eastAsia="微软雅黑" w:hAnsi="微软雅黑" w:cs="AppleExternalUIFontSimplifiedCh" w:hint="eastAsia"/>
+          <w:kern w:val="0"/>
+          <w:sz w:val="24"/>
+        </w:rPr>
+        <w:t>3.除法</w:t>
+      </w:r>
+    </w:p>
+    <w:p>
+      <w:pPr>
+        <w:widowControl/>
+        <w:rPr>
+          <w:rFonts w:ascii="微软雅黑" w:eastAsia="微软雅黑" w:hAnsi="微软雅黑" w:cs="AppleExternalUIFontSimplifiedCh"/>
+          <w:kern w:val="0"/>
+          <w:sz w:val="24"/>
+        </w:rPr>
+      </w:pPr>
+      <w:r>
+        <w:rPr>
+          <w:rFonts w:ascii="微软雅黑" w:eastAsia="微软雅黑" w:hAnsi="微软雅黑" w:cs="AppleExternalUIFontSimplifiedCh" w:hint="eastAsia"/>
+          <w:kern w:val="0"/>
+          <w:sz w:val="24"/>
+        </w:rPr>
+        <w:t>注意除法运行速度很慢，最好替换成等价的移位或者乘倒数的方式</w:t>
+      </w:r>
+    </w:p>
+    <w:p>
+      <w:pPr>
+        <w:widowControl/>
+        <w:rPr>
+          <w:rFonts w:ascii="微软雅黑" w:eastAsia="微软雅黑" w:hAnsi="微软雅黑" w:cs="AppleExternalUIFontSimplifiedCh"/>
+          <w:kern w:val="0"/>
+          <w:sz w:val="24"/>
+        </w:rPr>
+      </w:pPr>
+      <w:r>
+        <w:rPr>
+          <w:rFonts w:ascii="微软雅黑" w:eastAsia="微软雅黑" w:hAnsi="微软雅黑" w:cs="AppleExternalUIFontSimplifiedCh" w:hint="eastAsia"/>
+          <w:kern w:val="0"/>
+          <w:sz w:val="24"/>
+        </w:rPr>
+        <w:t>一些判断</w:t>
+      </w:r>
+    </w:p>
+    <w:p>
+      <w:pPr>
+        <w:autoSpaceDE w:val="0"/>
+        <w:autoSpaceDN w:val="0"/>
+        <w:adjustRightInd w:val="0"/>
+        <w:spacing w:after="0" w:line="240" w:lineRule="auto"/>
+        <w:jc w:val="center"/>
+        <w:rPr>
+          <w:rFonts w:ascii="Helvetica Neue" w:hAnsi="Helvetica Neue" w:cs="Helvetica Neue" w:hint="eastAsia"/>
+          <w:kern w:val="0"/>
+          <w:sz w:val="26"/>
+          <w:szCs w:val="26"/>
+        </w:rPr>
+      </w:pPr>
+      <w:r>
+        <w:rPr>
+          <w:rFonts w:ascii="Helvetica Neue" w:hAnsi="Helvetica Neue" w:cs="Helvetica Neue"/>
+          <w:noProof/>
+          <w:kern w:val="0"/>
+          <w:sz w:val="26"/>
+          <w:szCs w:val="26"/>
+        </w:rPr>
+        <w:drawing>
+          <wp:inline distT="0" distB="0" distL="0" distR="0">
+            <wp:extent cx="3694172" cy="2518228"/>
+            <wp:effectExtent l="0" t="0" r="1905" b="0"/>
+            <wp:docPr id="222916102" name="图片 1"/>
+            <wp:cNvGraphicFramePr>
+              <a:graphicFrameLocks xmlns:a="http://schemas.openxmlformats.org/drawingml/2006/main" noChangeAspect="1"/>
+            </wp:cNvGraphicFramePr>
+            <a:graphic xmlns:a="http://schemas.openxmlformats.org/drawingml/2006/main">
+              <a:graphicData uri="http://schemas.openxmlformats.org/drawingml/2006/picture">
+                <pic:pic xmlns:pic="http://schemas.openxmlformats.org/drawingml/2006/picture">
+                  <pic:nvPicPr>
+                    <pic:cNvPr id="0" name="Picture 1"/>
+                    <pic:cNvPicPr>
+                      <a:picLocks noChangeAspect="1" noChangeArrowheads="1"/>
+                    </pic:cNvPicPr>
+                  </pic:nvPicPr>
+                  <pic:blipFill>
+                    <a:blip r:embed="rId6" cstate="print">
+                      <a:extLst>
+                        <a:ext uri="{28A0092B-C50C-407E-A947-70E740481C1C}">
+                          <a14:useLocalDpi xmlns:a14="http://schemas.microsoft.com/office/drawing/2010/main" val="0"/>
+                        </a:ext>
+                      </a:extLst>
+                    </a:blip>
+                    <a:srcRect/>
+                    <a:stretch>
+                      <a:fillRect/>
+                    </a:stretch>
+                  </pic:blipFill>
+                  <pic:spPr bwMode="auto">
+                    <a:xfrm>
+                      <a:off x="0" y="0"/>
+                      <a:ext cx="3698219" cy="2520986"/>
+                    </a:xfrm>
+                    <a:prstGeom prst="rect">
+                      <a:avLst/>
+                    </a:prstGeom>
+                    <a:noFill/>
+                    <a:ln>
+                      <a:noFill/>
+                    </a:ln>
+                  </pic:spPr>
+                </pic:pic>
+              </a:graphicData>
+            </a:graphic>
+          </wp:inline>
+        </w:drawing>
+      </w:r>
+    </w:p>
+    <w:p>
+      <w:pPr>
+        <w:widowControl/>
+        <w:rPr>
+          <w:rFonts w:ascii="微软雅黑" w:eastAsia="微软雅黑" w:hAnsi="微软雅黑" w:cs="Helvetica Neue"/>
+          <w:b/>
+          <w:bCs/>
+          <w:kern w:val="0"/>
+          <w:sz w:val="28"/>
+          <w:szCs w:val="28"/>
+        </w:rPr>
+      </w:pPr>
+      <w:bookmarkStart w:id="9" w:name="_Hlk236065400"/>
+      <w:r>
+        <w:rPr>
+          <w:rFonts w:ascii="微软雅黑" w:eastAsia="微软雅黑" w:hAnsi="微软雅黑" w:cs="Helvetica Neue" w:hint="eastAsia"/>
+          <w:b/>
+          <w:bCs/>
+          <w:kern w:val="0"/>
+          <w:sz w:val="28"/>
+          <w:szCs w:val="28"/>
+        </w:rPr>
+        <w:lastRenderedPageBreak/>
+        <w:t>七</w:t>
+      </w:r>
+      <w:r>
+        <w:rPr>
+          <w:rFonts w:ascii="微软雅黑" w:eastAsia="微软雅黑" w:hAnsi="微软雅黑" w:cs="Helvetica Neue"/>
+          <w:b/>
+          <w:bCs/>
+          <w:kern w:val="0"/>
+          <w:sz w:val="28"/>
+          <w:szCs w:val="28"/>
+        </w:rPr>
+        <w:t>.</w:t>
+      </w:r>
+      <w:r>
+        <w:rPr>
+          <w:rFonts w:ascii="微软雅黑" w:eastAsia="微软雅黑" w:hAnsi="微软雅黑" w:cs="Helvetica Neue" w:hint="eastAsia"/>
+          <w:b/>
+          <w:bCs/>
+          <w:kern w:val="0"/>
+          <w:sz w:val="28"/>
+          <w:szCs w:val="28"/>
+        </w:rPr>
+        <w:t xml:space="preserve"> 字符（存储方式就是整数）</w:t>
+      </w:r>
+    </w:p>
+    <w:p>
+      <w:pPr>
+        <w:widowControl/>
+        <w:rPr>
+          <w:rFonts w:ascii="微软雅黑" w:eastAsia="微软雅黑" w:hAnsi="微软雅黑" w:cs="Helvetica Neue"/>
+          <w:kern w:val="0"/>
+          <w:sz w:val="24"/>
+        </w:rPr>
+      </w:pPr>
+      <w:r>
+        <w:rPr>
+          <w:rFonts w:ascii="微软雅黑" w:eastAsia="微软雅黑" w:hAnsi="微软雅黑" w:cs="Helvetica Neue" w:hint="eastAsia"/>
+          <w:kern w:val="0"/>
+          <w:sz w:val="24"/>
+        </w:rPr>
+        <w:t>ASCII码为例：</w:t>
+      </w:r>
+    </w:p>
+    <w:p>
+      <w:pPr>
+        <w:widowControl/>
+        <w:rPr>
+          <w:rFonts w:ascii="微软雅黑" w:eastAsia="微软雅黑" w:hAnsi="微软雅黑" w:cs="Helvetica Neue"/>
+          <w:kern w:val="0"/>
+          <w:sz w:val="24"/>
+        </w:rPr>
+      </w:pPr>
+      <w:r>
+        <w:rPr>
+          <w:rFonts w:ascii="微软雅黑" w:eastAsia="微软雅黑" w:hAnsi="微软雅黑" w:cs="Helvetica Neue"/>
+          <w:kern w:val="0"/>
+          <w:sz w:val="24"/>
+        </w:rPr>
+        <w:tab/>
+      </w:r>
+      <w:r>
+        <w:rPr>
+          <w:rFonts w:ascii="微软雅黑" w:eastAsia="微软雅黑" w:hAnsi="微软雅黑" w:cs="Helvetica Neue" w:hint="eastAsia"/>
+          <w:kern w:val="0"/>
+          <w:sz w:val="24"/>
+        </w:rPr>
+        <w:t>每个字符用一个一字节整数编码表示，标准ASCII编码范围：0-127，与字符一一对应。（扩展ASCII：0-255）</w:t>
+      </w:r>
+    </w:p>
+    <w:p>
+      <w:pPr>
+        <w:widowControl/>
+        <w:rPr>
+          <w:rFonts w:ascii="Consolas" w:eastAsia="微软雅黑" w:hAnsi="Consolas" w:cs="Consolas"/>
+          <w:kern w:val="0"/>
+          <w:sz w:val="24"/>
+        </w:rPr>
+      </w:pPr>
+      <w:r>
+        <w:rPr>
+          <w:rFonts w:ascii="微软雅黑" w:eastAsia="微软雅黑" w:hAnsi="微软雅黑" w:cs="Helvetica Neue"/>
+          <w:kern w:val="0"/>
+          <w:sz w:val="24"/>
+        </w:rPr>
+        <w:tab/>
+      </w:r>
+      <w:r>
+        <w:rPr>
+          <w:rFonts w:ascii="微软雅黑" w:eastAsia="微软雅黑" w:hAnsi="微软雅黑" w:cs="Helvetica Neue" w:hint="eastAsia"/>
+          <w:kern w:val="0"/>
+          <w:sz w:val="24"/>
+        </w:rPr>
+        <w:t>字符可以进行整数运算：</w:t>
+      </w:r>
+      <w:r>
+        <w:rPr>
+          <w:rFonts w:ascii="Consolas" w:eastAsia="微软雅黑" w:hAnsi="Consolas" w:cs="Consolas"/>
+          <w:kern w:val="0"/>
+          <w:sz w:val="24"/>
+        </w:rPr>
+        <w:t>’a’+1;printf(“%d\</w:t>
+      </w:r>
+      <w:proofErr w:type="spellStart"/>
+      <w:r>
+        <w:rPr>
+          <w:rFonts w:ascii="Consolas" w:eastAsia="微软雅黑" w:hAnsi="Consolas" w:cs="Consolas"/>
+          <w:kern w:val="0"/>
+          <w:sz w:val="24"/>
+        </w:rPr>
+        <w:t>n”,’a</w:t>
+      </w:r>
+      <w:proofErr w:type="spellEnd"/>
+      <w:r>
+        <w:rPr>
+          <w:rFonts w:ascii="Consolas" w:eastAsia="微软雅黑" w:hAnsi="Consolas" w:cs="Consolas"/>
+          <w:kern w:val="0"/>
+          <w:sz w:val="24"/>
+        </w:rPr>
+        <w:t>’);...</w:t>
+      </w:r>
+    </w:p>
+    <w:bookmarkEnd w:id="7"/>
+    <w:bookmarkEnd w:id="9"/>
+    <w:p>
+      <w:pPr>
+        <w:widowControl/>
+        <w:rPr>
+          <w:rFonts w:ascii="微软雅黑" w:eastAsia="微软雅黑" w:hAnsi="微软雅黑" w:cs="Helvetica Neue"/>
+          <w:b/>
+          <w:bCs/>
+          <w:kern w:val="0"/>
+          <w:sz w:val="28"/>
+          <w:szCs w:val="28"/>
+        </w:rPr>
+      </w:pPr>
+      <w:r>
+        <w:rPr>
+          <w:rFonts w:ascii="微软雅黑" w:eastAsia="微软雅黑" w:hAnsi="微软雅黑" w:cs="Helvetica Neue" w:hint="eastAsia"/>
+          <w:b/>
+          <w:bCs/>
+          <w:kern w:val="0"/>
+          <w:sz w:val="28"/>
+          <w:szCs w:val="28"/>
+        </w:rPr>
+        <w:t>八</w:t>
+      </w:r>
+      <w:r>
+        <w:rPr>
+          <w:rFonts w:ascii="微软雅黑" w:eastAsia="微软雅黑" w:hAnsi="微软雅黑" w:cs="Helvetica Neue"/>
+          <w:b/>
+          <w:bCs/>
+          <w:kern w:val="0"/>
+          <w:sz w:val="28"/>
+          <w:szCs w:val="28"/>
+        </w:rPr>
+        <w:t xml:space="preserve">. </w:t>
+      </w:r>
+      <w:r>
+        <w:rPr>
+          <w:rFonts w:ascii="微软雅黑" w:eastAsia="微软雅黑" w:hAnsi="微软雅黑" w:cs="Helvetica Neue" w:hint="eastAsia"/>
+          <w:b/>
+          <w:bCs/>
+          <w:kern w:val="0"/>
+          <w:sz w:val="28"/>
+          <w:szCs w:val="28"/>
+        </w:rPr>
+        <w:t>浮点数</w:t>
+      </w:r>
+    </w:p>
+    <w:p>
+      <w:pPr>
+        <w:widowControl/>
+        <w:rPr>
+          <w:rFonts w:ascii="微软雅黑" w:eastAsia="微软雅黑" w:hAnsi="微软雅黑" w:cs="Helvetica Neue"/>
+          <w:kern w:val="0"/>
+          <w:sz w:val="24"/>
+        </w:rPr>
+      </w:pPr>
+      <w:r>
+        <w:rPr>
+          <w:rFonts w:ascii="微软雅黑" w:eastAsia="微软雅黑" w:hAnsi="微软雅黑" w:cs="Helvetica Neue" w:hint="eastAsia"/>
+          <w:kern w:val="0"/>
+          <w:sz w:val="24"/>
+        </w:rPr>
+        <w:t>1.浮点数位运算</w:t>
+      </w:r>
+    </w:p>
+    <w:p>
+      <w:pPr>
+        <w:widowControl/>
+        <w:rPr>
+          <w:rFonts w:ascii="微软雅黑" w:eastAsia="微软雅黑" w:hAnsi="微软雅黑" w:cs="Helvetica Neue"/>
+          <w:kern w:val="0"/>
+          <w:sz w:val="24"/>
+        </w:rPr>
+      </w:pPr>
+      <w:r>
+        <w:rPr>
+          <w:rFonts w:ascii="微软雅黑" w:eastAsia="微软雅黑" w:hAnsi="微软雅黑" w:cs="Helvetica Neue"/>
+          <w:kern w:val="0"/>
+          <w:sz w:val="24"/>
+        </w:rPr>
+        <w:tab/>
+      </w:r>
+      <w:r>
+        <w:rPr>
+          <w:rFonts w:ascii="微软雅黑" w:eastAsia="微软雅黑" w:hAnsi="微软雅黑" w:cs="Helvetica Neue" w:hint="eastAsia"/>
+          <w:kern w:val="0"/>
+          <w:sz w:val="24"/>
+        </w:rPr>
+        <w:t>保持小数点不动右移，或者反向移小数点</w:t>
+      </w:r>
+    </w:p>
+    <w:p>
+      <w:pPr>
+        <w:widowControl/>
+        <w:rPr>
+          <w:rFonts w:ascii="微软雅黑" w:eastAsia="微软雅黑" w:hAnsi="微软雅黑" w:cs="Helvetica Neue"/>
+          <w:kern w:val="0"/>
+          <w:sz w:val="24"/>
+        </w:rPr>
+      </w:pPr>
+      <w:r>
+        <w:rPr>
+          <w:rFonts w:ascii="微软雅黑" w:eastAsia="微软雅黑" w:hAnsi="微软雅黑" w:cs="Helvetica Neue" w:hint="eastAsia"/>
+          <w:kern w:val="0"/>
+          <w:sz w:val="24"/>
+        </w:rPr>
+        <w:t>2.IEEE 754存储方式</w:t>
+      </w:r>
+    </w:p>
+    <w:p>
+      <w:pPr>
+        <w:widowControl/>
+        <w:rPr>
+          <w:rFonts w:ascii="微软雅黑" w:eastAsia="微软雅黑" w:hAnsi="微软雅黑" w:cs="Helvetica Neue"/>
+          <w:kern w:val="0"/>
+          <w:sz w:val="24"/>
+        </w:rPr>
+      </w:pPr>
+      <w:r>
+        <w:rPr>
+          <w:rFonts w:ascii="微软雅黑" w:eastAsia="微软雅黑" w:hAnsi="微软雅黑" w:cs="Helvetica Neue"/>
+          <w:kern w:val="0"/>
+          <w:sz w:val="24"/>
+        </w:rPr>
+        <w:tab/>
+      </w:r>
+      <w:r>
+        <w:rPr>
+          <w:rFonts w:ascii="微软雅黑" w:eastAsia="微软雅黑" w:hAnsi="微软雅黑" w:cs="Helvetica Neue" w:hint="eastAsia"/>
+          <w:kern w:val="0"/>
+          <w:sz w:val="24"/>
+        </w:rPr>
+        <w:t>直接用</w:t>
+      </w:r>
+      <w:r>
+        <w:rPr>
+          <w:rFonts w:ascii="微软雅黑" w:eastAsia="微软雅黑" w:hAnsi="微软雅黑" w:cs="Helvetica Neue"/>
+          <w:kern w:val="0"/>
+          <w:sz w:val="24"/>
+        </w:rPr>
+        <w:t>”.”</w:t>
+      </w:r>
+      <w:r>
+        <w:rPr>
+          <w:rFonts w:ascii="微软雅黑" w:eastAsia="微软雅黑" w:hAnsi="微软雅黑" w:cs="Helvetica Neue" w:hint="eastAsia"/>
+          <w:kern w:val="0"/>
+          <w:sz w:val="24"/>
+        </w:rPr>
+        <w:t>分割整数和小数部分，会有一些问题：存储不便；精度和范围只能二者择一</w:t>
+      </w:r>
+    </w:p>
+    <w:p>
+      <w:pPr>
+        <w:widowControl/>
+        <w:rPr>
+          <w:rFonts w:ascii="微软雅黑" w:eastAsia="微软雅黑" w:hAnsi="微软雅黑" w:cs="Helvetica Neue"/>
+          <w:kern w:val="0"/>
+          <w:sz w:val="24"/>
+        </w:rPr>
+      </w:pPr>
+      <w:r>
+        <w:rPr>
+          <w:rFonts w:ascii="微软雅黑" w:eastAsia="微软雅黑" w:hAnsi="微软雅黑" w:cs="Helvetica Neue"/>
+          <w:kern w:val="0"/>
+          <w:sz w:val="24"/>
+        </w:rPr>
+        <w:tab/>
+      </w:r>
+      <w:r>
+        <w:rPr>
+          <w:rFonts w:ascii="微软雅黑" w:eastAsia="微软雅黑" w:hAnsi="微软雅黑" w:cs="Helvetica Neue" w:hint="eastAsia"/>
+          <w:kern w:val="0"/>
+          <w:sz w:val="24"/>
+        </w:rPr>
+        <w:t>于是有IEEE标准化（norm/</w:t>
+      </w:r>
+      <w:proofErr w:type="spellStart"/>
+      <w:r>
+        <w:rPr>
+          <w:rFonts w:ascii="微软雅黑" w:eastAsia="微软雅黑" w:hAnsi="微软雅黑" w:cs="Helvetica Neue" w:hint="eastAsia"/>
+          <w:kern w:val="0"/>
+          <w:sz w:val="24"/>
+        </w:rPr>
+        <w:t>denorm</w:t>
+      </w:r>
+      <w:proofErr w:type="spellEnd"/>
+      <w:r>
+        <w:rPr>
+          <w:rFonts w:ascii="微软雅黑" w:eastAsia="微软雅黑" w:hAnsi="微软雅黑" w:cs="Helvetica Neue" w:hint="eastAsia"/>
+          <w:kern w:val="0"/>
+          <w:sz w:val="24"/>
+        </w:rPr>
+        <w:t>）存储方式</w:t>
+      </w:r>
+    </w:p>
+    <w:p>
+      <w:pPr>
+        <w:widowControl/>
+        <w:rPr>
+          <w:rFonts w:ascii="微软雅黑" w:eastAsia="微软雅黑" w:hAnsi="微软雅黑" w:cs="Helvetica Neue"/>
+          <w:b/>
+          <w:bCs/>
+          <w:kern w:val="0"/>
+          <w:sz w:val="28"/>
+          <w:szCs w:val="28"/>
+        </w:rPr>
+      </w:pPr>
+      <w:bookmarkStart w:id="10" w:name="_Hlk236607869"/>
+      <w:r>
+        <w:rPr>
+          <w:rFonts w:ascii="微软雅黑" w:eastAsia="微软雅黑" w:hAnsi="微软雅黑" w:cs="Helvetica Neue" w:hint="eastAsia"/>
+          <w:b/>
+          <w:bCs/>
+          <w:kern w:val="0"/>
+          <w:sz w:val="28"/>
+          <w:szCs w:val="28"/>
+        </w:rPr>
+        <w:t>·</w:t>
+      </w:r>
+      <w:r>
+        <w:rPr>
+          <w:rFonts w:ascii="微软雅黑" w:eastAsia="微软雅黑" w:hAnsi="微软雅黑" w:cs="Helvetica Neue" w:hint="eastAsia"/>
+          <w:b/>
+          <w:bCs/>
+          <w:kern w:val="0"/>
+          <w:sz w:val="28"/>
+          <w:szCs w:val="28"/>
+        </w:rPr>
+        <w:t>原理：</w:t>
+      </w:r>
+    </w:p>
+    <w:bookmarkEnd w:id="10"/>
+    <w:p>
+      <w:pPr>
+        <w:widowControl/>
+        <w:rPr>
+          <w:rFonts w:ascii="微软雅黑" w:eastAsia="微软雅黑" w:hAnsi="微软雅黑" w:cs="Helvetica Neue"/>
+          <w:kern w:val="0"/>
+          <w:sz w:val="24"/>
+        </w:rPr>
+      </w:pPr>
+      <w:r>
+        <w:rPr>
+          <w:rFonts w:ascii="微软雅黑" w:eastAsia="微软雅黑" w:hAnsi="微软雅黑" w:cs="Helvetica Neue" w:hint="eastAsia"/>
+          <w:kern w:val="0"/>
+          <w:sz w:val="24"/>
+        </w:rPr>
+        <w:t>一个有符号二进制小数，可以如下表示：</w:t>
+      </w:r>
+    </w:p>
+    <w:p>
+      <w:pPr>
+        <w:widowControl/>
+        <w:rPr>
+          <w:rFonts w:ascii="微软雅黑" w:eastAsia="微软雅黑" w:hAnsi="微软雅黑" w:cs="Helvetica Neue"/>
+          <w:kern w:val="0"/>
+          <w:sz w:val="24"/>
+        </w:rPr>
+      </w:pPr>
+      <m:oMathPara>
+        <m:oMath>
+          <m:sSup>
+            <m:sSupPr>
+              <m:ctrlPr>
+                <w:rPr>
+                  <w:rFonts w:ascii="Cambria Math" w:eastAsia="微软雅黑" w:hAnsi="Cambria Math" w:cs="Helvetica Neue"/>
+                  <w:iCs/>
+                  <w:kern w:val="0"/>
+                  <w:sz w:val="24"/>
+                </w:rPr>
+              </m:ctrlPr>
+            </m:sSupPr>
+            <m:e>
+              <m:r>
+                <w:rPr>
+                  <w:rFonts w:ascii="Cambria Math" w:eastAsia="微软雅黑" w:hAnsi="Cambria Math" w:cs="Helvetica Neue"/>
+                  <w:kern w:val="0"/>
+                  <w:sz w:val="24"/>
+                </w:rPr>
+                <m:t>(-1)</m:t>
+              </m:r>
+            </m:e>
+            <m:sup>
+              <m:r>
+                <w:rPr>
+                  <w:rFonts w:ascii="Cambria Math" w:eastAsia="微软雅黑" w:hAnsi="Cambria Math" w:cs="Helvetica Neue"/>
+                  <w:kern w:val="0"/>
+                  <w:sz w:val="24"/>
+                </w:rPr>
+                <m:t>s</m:t>
+              </m:r>
+            </m:sup>
+          </m:sSup>
+          <m:r>
+            <m:rPr>
+              <m:sty m:val="p"/>
+            </m:rPr>
+            <w:rPr>
+              <w:rFonts w:ascii="Cambria Math" w:eastAsia="微软雅黑" w:hAnsi="Cambria Math" w:cs="Helvetica Neue"/>
+              <w:kern w:val="0"/>
+              <w:sz w:val="24"/>
+            </w:rPr>
+            <m:t>M</m:t>
+          </m:r>
+          <m:sSup>
+            <m:sSupPr>
+              <m:ctrlPr>
+                <w:rPr>
+                  <w:rFonts w:ascii="Cambria Math" w:eastAsia="微软雅黑" w:hAnsi="Cambria Math" w:cs="Helvetica Neue"/>
+                  <w:kern w:val="0"/>
+                  <w:sz w:val="24"/>
+                </w:rPr>
+              </m:ctrlPr>
+            </m:sSupPr>
+            <m:e>
+              <m:r>
+                <w:rPr>
+                  <w:rFonts w:ascii="Cambria Math" w:eastAsia="微软雅黑" w:hAnsi="Cambria Math" w:cs="Helvetica Neue"/>
+                  <w:kern w:val="0"/>
+                  <w:sz w:val="24"/>
+                </w:rPr>
+                <m:t>2</m:t>
+              </m:r>
+            </m:e>
+            <m:sup>
+              <m:r>
+                <w:rPr>
+                  <w:rFonts w:ascii="Cambria Math" w:eastAsia="微软雅黑" w:hAnsi="Cambria Math" w:cs="Helvetica Neue"/>
+                  <w:kern w:val="0"/>
+                  <w:sz w:val="24"/>
+                </w:rPr>
+                <m:t>E</m:t>
+              </m:r>
+            </m:sup>
+          </m:sSup>
+        </m:oMath>
+      </m:oMathPara>
+    </w:p>
+    <w:p>
+      <w:pPr>
+        <w:widowControl/>
+        <w:rPr>
+          <w:rFonts w:ascii="微软雅黑" w:eastAsia="微软雅黑" w:hAnsi="微软雅黑" w:cs="Helvetica Neue"/>
+          <w:kern w:val="0"/>
+          <w:sz w:val="24"/>
+        </w:rPr>
+      </w:pPr>
+      <w:r>
+        <w:rPr>
+          <w:rFonts w:ascii="微软雅黑" w:eastAsia="微软雅黑" w:hAnsi="微软雅黑" w:cs="Helvetica Neue"/>
+          <w:kern w:val="0"/>
+          <w:sz w:val="24"/>
+        </w:rPr>
+        <w:t>S</w:t>
+      </w:r>
+      <w:r>
+        <w:rPr>
+          <w:rFonts w:ascii="微软雅黑" w:eastAsia="微软雅黑" w:hAnsi="微软雅黑" w:cs="Helvetica Neue" w:hint="eastAsia"/>
+          <w:kern w:val="0"/>
+          <w:sz w:val="24"/>
+        </w:rPr>
+        <w:t>符号位，M尾数，是标准化后的一个小数，范围在1～2之间（即1.xxx形式），E是指数</w:t>
+      </w:r>
+    </w:p>
+    <w:p>
+      <w:pPr>
+        <w:widowControl/>
+        <w:rPr>
+          <w:rFonts w:ascii="微软雅黑" w:eastAsia="微软雅黑" w:hAnsi="微软雅黑" w:cs="Helvetica Neue"/>
+          <w:kern w:val="0"/>
+          <w:sz w:val="24"/>
+        </w:rPr>
+      </w:pPr>
+      <w:r>
+        <w:rPr>
+          <w:rFonts w:ascii="微软雅黑" w:eastAsia="微软雅黑" w:hAnsi="微软雅黑" w:cs="Helvetica Neue" w:hint="eastAsia"/>
+          <w:kern w:val="0"/>
+          <w:sz w:val="24"/>
+        </w:rPr>
+        <w:t>思想是，把所有的小数，通过一个类似于十进制科学计数法的方式表示，这里的2的幂，具有对于二进制数做位运算的效果。</w:t>
+      </w:r>
+    </w:p>
+    <w:p>
+      <w:pPr>
+        <w:widowControl/>
+        <w:rPr>
+          <w:rFonts w:ascii="微软雅黑" w:eastAsia="微软雅黑" w:hAnsi="微软雅黑" w:cs="Helvetica Neue"/>
+          <w:kern w:val="0"/>
+          <w:sz w:val="24"/>
+        </w:rPr>
+      </w:pPr>
+      <w:r>
+        <w:rPr>
+          <w:rFonts w:ascii="微软雅黑" w:eastAsia="微软雅黑" w:hAnsi="微软雅黑" w:cs="Helvetica Neue" w:hint="eastAsia"/>
+          <w:kern w:val="0"/>
+          <w:sz w:val="24"/>
+        </w:rPr>
+        <w:lastRenderedPageBreak/>
+        <w:t>其精度取决于M、E；范围取决于E</w:t>
+      </w:r>
+    </w:p>
+    <w:p>
+      <w:pPr>
+        <w:widowControl/>
+        <w:rPr>
+          <w:rFonts w:ascii="微软雅黑" w:eastAsia="微软雅黑" w:hAnsi="微软雅黑" w:cs="Helvetica Neue"/>
+          <w:kern w:val="0"/>
+          <w:sz w:val="24"/>
+        </w:rPr>
+      </w:pPr>
+      <w:r>
+        <w:rPr>
+          <w:rFonts w:ascii="微软雅黑" w:eastAsia="微软雅黑" w:hAnsi="微软雅黑" w:cs="Helvetica Neue" w:hint="eastAsia"/>
+          <w:kern w:val="0"/>
+          <w:sz w:val="24"/>
+        </w:rPr>
+        <w:t>而物理上，一个小数分三段存储：</w:t>
+      </w:r>
+      <w:r>
+        <w:rPr>
+          <w:rFonts w:ascii="微软雅黑" w:eastAsia="微软雅黑" w:hAnsi="微软雅黑" w:cs="Helvetica Neue"/>
+          <w:kern w:val="0"/>
+          <w:sz w:val="24"/>
+        </w:rPr>
+        <w:t>s</w:t>
+      </w:r>
+      <w:r>
+        <w:rPr>
+          <w:rFonts w:ascii="微软雅黑" w:eastAsia="微软雅黑" w:hAnsi="微软雅黑" w:cs="Helvetica Neue" w:hint="eastAsia"/>
+          <w:kern w:val="0"/>
+          <w:sz w:val="24"/>
+        </w:rPr>
+        <w:t>、exp、frac顺序存储，各自通过编码变为S、E、M</w:t>
+      </w:r>
+    </w:p>
+    <w:p>
+      <w:pPr>
+        <w:widowControl/>
+        <w:rPr>
+          <w:rFonts w:ascii="微软雅黑" w:eastAsia="微软雅黑" w:hAnsi="微软雅黑" w:cs="Helvetica Neue"/>
+          <w:kern w:val="0"/>
+          <w:sz w:val="24"/>
+        </w:rPr>
+      </w:pPr>
+      <w:r>
+        <w:rPr>
+          <w:rFonts w:ascii="微软雅黑" w:eastAsia="微软雅黑" w:hAnsi="微软雅黑" w:cs="Helvetica Neue" w:hint="eastAsia"/>
+          <w:kern w:val="0"/>
+          <w:sz w:val="24"/>
+        </w:rPr>
+        <w:t>三个存储的长度：</w:t>
+      </w:r>
+    </w:p>
+    <w:p>
+      <w:pPr>
+        <w:widowControl/>
+        <w:rPr>
+          <w:rFonts w:ascii="微软雅黑" w:eastAsia="微软雅黑" w:hAnsi="微软雅黑" w:cs="Helvetica Neue"/>
+          <w:kern w:val="0"/>
+          <w:sz w:val="24"/>
+        </w:rPr>
+      </w:pPr>
+      <w:r>
+        <w:rPr>
+          <w:rFonts w:ascii="微软雅黑" w:eastAsia="微软雅黑" w:hAnsi="微软雅黑" w:cs="Helvetica Neue" w:hint="eastAsia"/>
+          <w:kern w:val="0"/>
+          <w:sz w:val="24"/>
+        </w:rPr>
+        <w:t>单精度1-8-23</w:t>
+      </w:r>
+    </w:p>
+    <w:p>
+      <w:pPr>
+        <w:widowControl/>
+        <w:rPr>
+          <w:rFonts w:ascii="微软雅黑" w:eastAsia="微软雅黑" w:hAnsi="微软雅黑" w:cs="Helvetica Neue"/>
+          <w:kern w:val="0"/>
+          <w:sz w:val="24"/>
+        </w:rPr>
+      </w:pPr>
+      <w:r>
+        <w:rPr>
+          <w:rFonts w:ascii="微软雅黑" w:eastAsia="微软雅黑" w:hAnsi="微软雅黑" w:cs="Helvetica Neue" w:hint="eastAsia"/>
+          <w:kern w:val="0"/>
+          <w:sz w:val="24"/>
+        </w:rPr>
+        <w:t>双精度 1-11-52</w:t>
+      </w:r>
+    </w:p>
+    <w:p>
+      <w:pPr>
+        <w:widowControl/>
+        <w:rPr>
+          <w:rFonts w:ascii="微软雅黑" w:eastAsia="微软雅黑" w:hAnsi="微软雅黑" w:cs="Helvetica Neue" w:hint="eastAsia"/>
+          <w:kern w:val="0"/>
+          <w:sz w:val="24"/>
+        </w:rPr>
+      </w:pPr>
+      <w:bookmarkStart w:id="11" w:name="_Hlk236602294"/>
+      <w:r>
+        <w:rPr>
+          <w:rFonts w:ascii="微软雅黑" w:eastAsia="微软雅黑" w:hAnsi="微软雅黑" w:cs="Helvetica Neue" w:hint="eastAsia"/>
+          <w:kern w:val="0"/>
+          <w:sz w:val="24"/>
+        </w:rPr>
+        <w:t>具体实现：</w:t>
+      </w:r>
+    </w:p>
+    <w:p>
+      <w:pPr>
+        <w:widowControl/>
+        <w:rPr>
+          <w:rFonts w:ascii="微软雅黑" w:eastAsia="微软雅黑" w:hAnsi="微软雅黑" w:cs="Helvetica Neue"/>
+          <w:b/>
+          <w:bCs/>
+          <w:kern w:val="0"/>
+          <w:sz w:val="28"/>
+          <w:szCs w:val="28"/>
+        </w:rPr>
+      </w:pPr>
+      <w:r>
+        <w:rPr>
+          <w:rFonts w:ascii="微软雅黑" w:eastAsia="微软雅黑" w:hAnsi="微软雅黑" w:cs="Helvetica Neue" w:hint="eastAsia"/>
+          <w:b/>
+          <w:bCs/>
+          <w:kern w:val="0"/>
+          <w:sz w:val="28"/>
+          <w:szCs w:val="28"/>
+        </w:rPr>
+        <w:t>·norm：</w:t>
+      </w:r>
+    </w:p>
+    <w:p>
+      <w:pPr>
+        <w:widowControl/>
+        <w:rPr>
+          <w:rFonts w:ascii="微软雅黑" w:eastAsia="微软雅黑" w:hAnsi="微软雅黑" w:cs="Helvetica Neue"/>
+          <w:kern w:val="0"/>
+          <w:sz w:val="24"/>
+        </w:rPr>
+      </w:pPr>
+      <w:r>
+        <w:rPr>
+          <w:rFonts w:ascii="微软雅黑" w:eastAsia="微软雅黑" w:hAnsi="微软雅黑" w:cs="Helvetica Neue" w:hint="eastAsia"/>
+          <w:kern w:val="0"/>
+          <w:sz w:val="24"/>
+        </w:rPr>
+        <w:t>这种方式要求</w:t>
+      </w:r>
+      <w:r>
+        <w:rPr>
+          <w:rFonts w:ascii="微软雅黑" w:eastAsia="微软雅黑" w:hAnsi="微软雅黑" w:cs="Helvetica Neue" w:hint="eastAsia"/>
+          <w:kern w:val="0"/>
+          <w:sz w:val="24"/>
+        </w:rPr>
+        <w:t>exp</w:t>
+      </w:r>
+      <w:r>
+        <w:rPr>
+          <w:rFonts w:ascii="微软雅黑" w:eastAsia="微软雅黑" w:hAnsi="微软雅黑" w:cs="Helvetica Neue" w:hint="eastAsia"/>
+          <w:kern w:val="0"/>
+          <w:sz w:val="24"/>
+        </w:rPr>
+        <w:t>非全0或全1</w:t>
+      </w:r>
+    </w:p>
+    <w:p>
+      <w:pPr>
+        <w:widowControl/>
+        <w:rPr>
+          <w:rFonts w:ascii="微软雅黑" w:eastAsia="微软雅黑" w:hAnsi="微软雅黑" w:cs="Helvetica Neue"/>
+          <w:kern w:val="0"/>
+          <w:sz w:val="24"/>
+        </w:rPr>
+      </w:pPr>
+      <w:r>
+        <w:rPr>
+          <w:rFonts w:ascii="微软雅黑" w:eastAsia="微软雅黑" w:hAnsi="微软雅黑" w:cs="Helvetica Neue" w:hint="eastAsia"/>
+          <w:kern w:val="0"/>
+          <w:sz w:val="24"/>
+        </w:rPr>
+        <w:t>exp：</w:t>
+      </w:r>
+      <w:r>
+        <w:rPr>
+          <w:rFonts w:ascii="微软雅黑" w:eastAsia="微软雅黑" w:hAnsi="微软雅黑" w:cs="Helvetica Neue" w:hint="eastAsia"/>
+          <w:kern w:val="0"/>
+          <w:sz w:val="24"/>
+        </w:rPr>
+        <w:t>exp值是二进制对应无符号整数。这里</w:t>
+      </w:r>
+      <w:r>
+        <w:rPr>
+          <w:rFonts w:ascii="微软雅黑" w:eastAsia="微软雅黑" w:hAnsi="微软雅黑" w:cs="Helvetica Neue" w:hint="eastAsia"/>
+          <w:kern w:val="0"/>
+          <w:sz w:val="24"/>
+        </w:rPr>
+        <w:t>通过bias对exp编码的无符号整数整体平移，可以表示</w:t>
+      </w:r>
+      <w:r>
+        <w:rPr>
+          <w:rFonts w:ascii="微软雅黑" w:eastAsia="微软雅黑" w:hAnsi="微软雅黑" w:cs="Helvetica Neue" w:hint="eastAsia"/>
+          <w:kern w:val="0"/>
+          <w:sz w:val="24"/>
+        </w:rPr>
+        <w:t>从某负值到某正值</w:t>
+      </w:r>
+      <w:r>
+        <w:rPr>
+          <w:rFonts w:ascii="微软雅黑" w:eastAsia="微软雅黑" w:hAnsi="微软雅黑" w:cs="Helvetica Neue" w:hint="eastAsia"/>
+          <w:kern w:val="0"/>
+          <w:sz w:val="24"/>
+        </w:rPr>
+        <w:t>一定范围的指数。</w:t>
+      </w:r>
+    </w:p>
+    <w:p>
+      <w:pPr>
+        <w:widowControl/>
+        <w:rPr>
+          <w:rFonts w:ascii="微软雅黑" w:eastAsia="微软雅黑" w:hAnsi="微软雅黑" w:cs="Helvetica Neue"/>
+          <w:kern w:val="0"/>
+          <w:sz w:val="24"/>
+        </w:rPr>
+      </w:pPr>
+      <w:r>
+        <w:rPr>
+          <w:rFonts w:ascii="微软雅黑" w:eastAsia="微软雅黑" w:hAnsi="微软雅黑" w:cs="Helvetica Neue" w:hint="eastAsia"/>
+          <w:kern w:val="0"/>
+          <w:sz w:val="24"/>
+        </w:rPr>
+        <w:t>好处就是，最小的指数可以用</w:t>
+      </w:r>
+      <w:r>
+        <w:rPr>
+          <w:rFonts w:ascii="微软雅黑" w:eastAsia="微软雅黑" w:hAnsi="微软雅黑" w:cs="Helvetica Neue"/>
+          <w:kern w:val="0"/>
+          <w:sz w:val="24"/>
+        </w:rPr>
+        <w:t>00…</w:t>
+      </w:r>
+      <w:r>
+        <w:rPr>
+          <w:rFonts w:ascii="微软雅黑" w:eastAsia="微软雅黑" w:hAnsi="微软雅黑" w:cs="Helvetica Neue" w:hint="eastAsia"/>
+          <w:kern w:val="0"/>
+          <w:sz w:val="24"/>
+        </w:rPr>
+        <w:t>1</w:t>
+      </w:r>
+      <w:r>
+        <w:rPr>
+          <w:rFonts w:ascii="微软雅黑" w:eastAsia="微软雅黑" w:hAnsi="微软雅黑" w:cs="Helvetica Neue" w:hint="eastAsia"/>
+          <w:kern w:val="0"/>
+          <w:sz w:val="24"/>
+        </w:rPr>
+        <w:t>表示，最大的指数用</w:t>
+      </w:r>
+      <w:r>
+        <w:rPr>
+          <w:rFonts w:ascii="微软雅黑" w:eastAsia="微软雅黑" w:hAnsi="微软雅黑" w:cs="Helvetica Neue"/>
+          <w:kern w:val="0"/>
+          <w:sz w:val="24"/>
+        </w:rPr>
+        <w:t>011…1</w:t>
+      </w:r>
+      <w:r>
+        <w:rPr>
+          <w:rFonts w:ascii="微软雅黑" w:eastAsia="微软雅黑" w:hAnsi="微软雅黑" w:cs="Helvetica Neue" w:hint="eastAsia"/>
+          <w:kern w:val="0"/>
+          <w:sz w:val="24"/>
+        </w:rPr>
+        <w:t>表示，便于直接比较二进制，比较指数大小</w:t>
+      </w:r>
+    </w:p>
+    <w:p>
+      <w:pPr>
+        <w:widowControl/>
+        <w:rPr>
+          <w:rFonts w:ascii="微软雅黑" w:eastAsia="微软雅黑" w:hAnsi="微软雅黑" w:cs="Helvetica Neue" w:hint="eastAsia"/>
+          <w:kern w:val="0"/>
+          <w:sz w:val="24"/>
+        </w:rPr>
+      </w:pPr>
+      <w:r>
+        <w:rPr>
+          <w:rFonts w:ascii="微软雅黑" w:eastAsia="微软雅黑" w:hAnsi="微软雅黑" w:cs="Helvetica Neue" w:hint="eastAsia"/>
+          <w:kern w:val="0"/>
+          <w:sz w:val="24"/>
+        </w:rPr>
+        <w:t>反观直接用有符号补码来存储，对机器而言，通过二进制比较较为困难。</w:t>
+      </w:r>
+    </w:p>
+    <w:bookmarkEnd w:id="11"/>
+    <w:p>
+      <w:pPr>
+        <w:autoSpaceDE w:val="0"/>
+        <w:autoSpaceDN w:val="0"/>
+        <w:adjustRightInd w:val="0"/>
+        <w:spacing w:after="0" w:line="240" w:lineRule="auto"/>
+        <w:jc w:val="center"/>
+        <w:rPr>
+          <w:rFonts w:ascii="Helvetica Neue" w:hAnsi="Helvetica Neue" w:cs="Helvetica Neue"/>
+          <w:kern w:val="0"/>
+          <w:sz w:val="26"/>
+          <w:szCs w:val="26"/>
+        </w:rPr>
+      </w:pPr>
+      <w:r>
+        <w:rPr>
+          <w:rFonts w:ascii="Helvetica Neue" w:hAnsi="Helvetica Neue" w:cs="Helvetica Neue"/>
+          <w:noProof/>
+          <w:kern w:val="0"/>
+          <w:sz w:val="26"/>
+          <w:szCs w:val="26"/>
+        </w:rPr>
+        <w:drawing>
+          <wp:inline distT="0" distB="0" distL="0" distR="0">
+            <wp:extent cx="3185885" cy="1070911"/>
+            <wp:effectExtent l="0" t="0" r="1905" b="0"/>
+            <wp:docPr id="1090272311" name="图片 2"/>
+            <wp:cNvGraphicFramePr>
+              <a:graphicFrameLocks xmlns:a="http://schemas.openxmlformats.org/drawingml/2006/main" noChangeAspect="1"/>
+            </wp:cNvGraphicFramePr>
+            <a:graphic xmlns:a="http://schemas.openxmlformats.org/drawingml/2006/main">
+              <a:graphicData uri="http://schemas.openxmlformats.org/drawingml/2006/picture">
+                <pic:pic xmlns:pic="http://schemas.openxmlformats.org/drawingml/2006/picture">
+                  <pic:nvPicPr>
+                    <pic:cNvPr id="0" name="Picture 3"/>
+                    <pic:cNvPicPr>
+                      <a:picLocks noChangeAspect="1" noChangeArrowheads="1"/>
+                    </pic:cNvPicPr>
+                  </pic:nvPicPr>
+                  <pic:blipFill>
+                    <a:blip r:embed="rId7" cstate="print">
+                      <a:extLst>
+                        <a:ext uri="{28A0092B-C50C-407E-A947-70E740481C1C}">
+                          <a14:useLocalDpi xmlns:a14="http://schemas.microsoft.com/office/drawing/2010/main" val="0"/>
+                        </a:ext>
+                      </a:extLst>
+                    </a:blip>
+                    <a:srcRect/>
+                    <a:stretch>
+                      <a:fillRect/>
+                    </a:stretch>
+                  </pic:blipFill>
+                  <pic:spPr bwMode="auto">
+                    <a:xfrm>
+                      <a:off x="0" y="0"/>
+                      <a:ext cx="3219083" cy="1082070"/>
+                    </a:xfrm>
+                    <a:prstGeom prst="rect">
+                      <a:avLst/>
+                    </a:prstGeom>
+                    <a:noFill/>
+                    <a:ln>
+                      <a:noFill/>
+                    </a:ln>
+                  </pic:spPr>
+                </pic:pic>
+              </a:graphicData>
+            </a:graphic>
+          </wp:inline>
+        </w:drawing>
+      </w:r>
+    </w:p>
+    <w:p>
+      <w:pPr>
+        <w:widowControl/>
+        <w:rPr>
+          <w:rFonts w:ascii="微软雅黑" w:eastAsia="微软雅黑" w:hAnsi="微软雅黑" w:cs="Helvetica Neue"/>
+          <w:kern w:val="0"/>
+          <w:sz w:val="24"/>
+        </w:rPr>
+      </w:pPr>
+      <w:r>
+        <w:rPr>
+          <w:rFonts w:ascii="微软雅黑" w:eastAsia="微软雅黑" w:hAnsi="微软雅黑" w:cs="Helvetica Neue" w:hint="eastAsia"/>
+          <w:kern w:val="0"/>
+          <w:sz w:val="24"/>
+        </w:rPr>
+        <w:t>frac：由于整数位上是一个默认的1，只需要存储小数部分（xxx）</w:t>
+      </w:r>
+    </w:p>
+    <w:p>
+      <w:pPr>
+        <w:widowControl/>
+        <w:rPr>
+          <w:rFonts w:ascii="微软雅黑" w:eastAsia="微软雅黑" w:hAnsi="微软雅黑" w:cs="Helvetica Neue"/>
+          <w:kern w:val="0"/>
+          <w:sz w:val="24"/>
+        </w:rPr>
+      </w:pPr>
+      <w:r>
+        <w:rPr>
+          <w:rFonts w:ascii="微软雅黑" w:eastAsia="微软雅黑" w:hAnsi="微软雅黑" w:cs="Helvetica Neue" w:hint="eastAsia"/>
+          <w:kern w:val="0"/>
+          <w:sz w:val="24"/>
+        </w:rPr>
+        <w:lastRenderedPageBreak/>
+        <w:t>而frac所存储的就是</w:t>
+      </w:r>
+      <w:r>
+        <w:rPr>
+          <w:rFonts w:ascii="微软雅黑" w:eastAsia="微软雅黑" w:hAnsi="微软雅黑" w:cs="Helvetica Neue"/>
+          <w:kern w:val="0"/>
+          <w:sz w:val="24"/>
+        </w:rPr>
+        <w:t>.</w:t>
+      </w:r>
+      <w:r>
+        <w:rPr>
+          <w:rFonts w:ascii="微软雅黑" w:eastAsia="微软雅黑" w:hAnsi="微软雅黑" w:cs="Helvetica Neue" w:hint="eastAsia"/>
+          <w:kern w:val="0"/>
+          <w:sz w:val="24"/>
+        </w:rPr>
+        <w:t>后的内容（转换为十进制，从前到后位权分别</w:t>
+      </w:r>
+      <w:r>
+        <w:rPr>
+          <w:rFonts w:ascii="微软雅黑" w:eastAsia="微软雅黑" w:hAnsi="微软雅黑" w:cs="Helvetica Neue"/>
+          <w:kern w:val="0"/>
+          <w:sz w:val="24"/>
+        </w:rPr>
+        <w:t>1/2,1/4...</w:t>
+      </w:r>
+      <w:r>
+        <w:rPr>
+          <w:rFonts w:ascii="微软雅黑" w:eastAsia="微软雅黑" w:hAnsi="微软雅黑" w:cs="Helvetica Neue" w:hint="eastAsia"/>
+          <w:kern w:val="0"/>
+          <w:sz w:val="24"/>
+        </w:rPr>
+        <w:t>）</w:t>
+      </w:r>
+    </w:p>
+    <w:p>
+      <w:pPr>
+        <w:widowControl/>
+        <w:rPr>
+          <w:rFonts w:ascii="微软雅黑" w:eastAsia="微软雅黑" w:hAnsi="微软雅黑" w:cs="Helvetica Neue" w:hint="eastAsia"/>
+          <w:kern w:val="0"/>
+          <w:sz w:val="24"/>
+        </w:rPr>
+      </w:pPr>
+      <w:r>
+        <w:rPr>
+          <w:rFonts w:ascii="微软雅黑" w:eastAsia="微软雅黑" w:hAnsi="微软雅黑" w:cs="Helvetica Neue" w:hint="eastAsia"/>
+          <w:kern w:val="0"/>
+          <w:sz w:val="24"/>
+        </w:rPr>
+        <w:t>对应M，为1+frac存储的小数部分。</w:t>
+      </w:r>
+    </w:p>
+    <w:p>
+      <w:pPr>
+        <w:widowControl/>
+        <w:rPr>
+          <w:rFonts w:ascii="微软雅黑" w:eastAsia="微软雅黑" w:hAnsi="微软雅黑" w:cs="Helvetica Neue"/>
+          <w:kern w:val="0"/>
+          <w:sz w:val="24"/>
+        </w:rPr>
+      </w:pPr>
+      <w:bookmarkStart w:id="12" w:name="_Hlk236602693"/>
+      <w:r>
+        <w:rPr>
+          <w:rFonts w:ascii="微软雅黑" w:eastAsia="微软雅黑" w:hAnsi="微软雅黑" w:cs="Helvetica Neue" w:hint="eastAsia"/>
+          <w:kern w:val="0"/>
+          <w:sz w:val="24"/>
+        </w:rPr>
+        <w:t>但是不难发现，这种存储方式难以应对极接近0的数字（</w:t>
+      </w:r>
+      <w:r>
+        <w:rPr>
+          <w:rFonts w:ascii="微软雅黑" w:eastAsia="微软雅黑" w:hAnsi="微软雅黑" w:cs="Helvetica Neue"/>
+          <w:kern w:val="0"/>
+          <w:sz w:val="24"/>
+        </w:rPr>
+        <w:t>0.xxx</w:t>
+      </w:r>
+      <w:r>
+        <w:rPr>
+          <w:rFonts w:ascii="微软雅黑" w:eastAsia="微软雅黑" w:hAnsi="微软雅黑" w:cs="Helvetica Neue" w:hint="eastAsia"/>
+          <w:kern w:val="0"/>
+          <w:sz w:val="24"/>
+        </w:rPr>
+        <w:t>）</w:t>
+      </w:r>
+      <w:r>
+        <w:rPr>
+          <w:rFonts w:ascii="微软雅黑" w:eastAsia="微软雅黑" w:hAnsi="微软雅黑" w:cs="Helvetica Neue" w:hint="eastAsia"/>
+          <w:kern w:val="0"/>
+          <w:sz w:val="24"/>
+        </w:rPr>
+        <w:t>或者无穷（指数极大）</w:t>
+      </w:r>
+      <w:r>
+        <w:rPr>
+          <w:rFonts w:ascii="微软雅黑" w:eastAsia="微软雅黑" w:hAnsi="微软雅黑" w:cs="Helvetica Neue" w:hint="eastAsia"/>
+          <w:kern w:val="0"/>
+          <w:sz w:val="24"/>
+        </w:rPr>
+        <w:t>，所以有如下</w:t>
+      </w:r>
+      <w:proofErr w:type="spellStart"/>
+      <w:r>
+        <w:rPr>
+          <w:rFonts w:ascii="微软雅黑" w:eastAsia="微软雅黑" w:hAnsi="微软雅黑" w:cs="Helvetica Neue" w:hint="eastAsia"/>
+          <w:kern w:val="0"/>
+          <w:sz w:val="24"/>
+        </w:rPr>
+        <w:t>denorm</w:t>
+      </w:r>
+      <w:proofErr w:type="spellEnd"/>
+      <w:r>
+        <w:rPr>
+          <w:rFonts w:ascii="微软雅黑" w:eastAsia="微软雅黑" w:hAnsi="微软雅黑" w:cs="Helvetica Neue" w:hint="eastAsia"/>
+          <w:kern w:val="0"/>
+          <w:sz w:val="24"/>
+        </w:rPr>
+        <w:t>存储方式：</w:t>
+      </w:r>
+    </w:p>
+    <w:p>
+      <w:pPr>
+        <w:widowControl/>
+        <w:rPr>
+          <w:rFonts w:ascii="微软雅黑" w:eastAsia="微软雅黑" w:hAnsi="微软雅黑" w:cs="Helvetica Neue"/>
+          <w:b/>
+          <w:bCs/>
+          <w:kern w:val="0"/>
+          <w:sz w:val="28"/>
+          <w:szCs w:val="28"/>
+        </w:rPr>
+      </w:pPr>
+      <w:r>
+        <w:rPr>
+          <w:rFonts w:ascii="微软雅黑" w:eastAsia="微软雅黑" w:hAnsi="微软雅黑" w:cs="Helvetica Neue" w:hint="eastAsia"/>
+          <w:b/>
+          <w:bCs/>
+          <w:kern w:val="0"/>
+          <w:sz w:val="28"/>
+          <w:szCs w:val="28"/>
+        </w:rPr>
+        <w:t>·</w:t>
+      </w:r>
+      <w:proofErr w:type="spellStart"/>
+      <w:r>
+        <w:rPr>
+          <w:rFonts w:ascii="微软雅黑" w:eastAsia="微软雅黑" w:hAnsi="微软雅黑" w:cs="Helvetica Neue" w:hint="eastAsia"/>
+          <w:b/>
+          <w:bCs/>
+          <w:kern w:val="0"/>
+          <w:sz w:val="28"/>
+          <w:szCs w:val="28"/>
+        </w:rPr>
+        <w:t>denorm</w:t>
+      </w:r>
+      <w:proofErr w:type="spellEnd"/>
+      <w:r>
+        <w:rPr>
+          <w:rFonts w:ascii="微软雅黑" w:eastAsia="微软雅黑" w:hAnsi="微软雅黑" w:cs="Helvetica Neue" w:hint="eastAsia"/>
+          <w:b/>
+          <w:bCs/>
+          <w:kern w:val="0"/>
+          <w:sz w:val="28"/>
+          <w:szCs w:val="28"/>
+        </w:rPr>
+        <w:t>：</w:t>
+      </w:r>
+    </w:p>
+    <w:p>
+      <w:pPr>
+        <w:widowControl/>
+        <w:rPr>
+          <w:rFonts w:ascii="微软雅黑" w:eastAsia="微软雅黑" w:hAnsi="微软雅黑" w:cs="Helvetica Neue"/>
+          <w:kern w:val="0"/>
+          <w:sz w:val="24"/>
+        </w:rPr>
+      </w:pPr>
+      <w:r>
+        <w:rPr>
+          <w:rFonts w:ascii="微软雅黑" w:eastAsia="微软雅黑" w:hAnsi="微软雅黑" w:cs="Helvetica Neue" w:hint="eastAsia"/>
+          <w:kern w:val="0"/>
+          <w:sz w:val="24"/>
+        </w:rPr>
+        <w:t>思想：通过特殊的exp作为标志，表示特殊的数字</w:t>
+      </w:r>
+    </w:p>
+    <w:p>
+      <w:pPr>
+        <w:widowControl/>
+        <w:rPr>
+          <w:rFonts w:ascii="微软雅黑" w:eastAsia="微软雅黑" w:hAnsi="微软雅黑" w:cs="Helvetica Neue"/>
+          <w:kern w:val="0"/>
+          <w:sz w:val="24"/>
+        </w:rPr>
+      </w:pPr>
+      <w:r>
+        <w:rPr>
+          <w:rFonts w:ascii="微软雅黑" w:eastAsia="微软雅黑" w:hAnsi="微软雅黑" w:cs="Helvetica Neue" w:hint="eastAsia"/>
+          <w:b/>
+          <w:bCs/>
+          <w:kern w:val="0"/>
+          <w:sz w:val="24"/>
+        </w:rPr>
+        <w:t>·exp</w:t>
+      </w:r>
+      <w:r>
+        <w:rPr>
+          <w:rFonts w:ascii="微软雅黑" w:eastAsia="微软雅黑" w:hAnsi="微软雅黑" w:cs="Helvetica Neue"/>
+          <w:b/>
+          <w:bCs/>
+          <w:kern w:val="0"/>
+          <w:sz w:val="24"/>
+        </w:rPr>
+        <w:t xml:space="preserve"> = 0...000</w:t>
+      </w:r>
+      <w:r>
+        <w:rPr>
+          <w:rFonts w:ascii="微软雅黑" w:eastAsia="微软雅黑" w:hAnsi="微软雅黑" w:cs="Helvetica Neue" w:hint="eastAsia"/>
+          <w:b/>
+          <w:bCs/>
+          <w:kern w:val="0"/>
+          <w:sz w:val="24"/>
+        </w:rPr>
+        <w:t>：</w:t>
+      </w:r>
+      <w:r>
+        <w:rPr>
+          <w:rFonts w:ascii="微软雅黑" w:eastAsia="微软雅黑" w:hAnsi="微软雅黑" w:cs="Helvetica Neue" w:hint="eastAsia"/>
+          <w:kern w:val="0"/>
+          <w:sz w:val="24"/>
+        </w:rPr>
+        <w:t>表示极接近0</w:t>
+      </w:r>
+    </w:p>
+    <w:p>
+      <w:pPr>
+        <w:widowControl/>
+        <w:rPr>
+          <w:rFonts w:ascii="微软雅黑" w:eastAsia="微软雅黑" w:hAnsi="微软雅黑" w:cs="Helvetica Neue"/>
+          <w:kern w:val="0"/>
+          <w:sz w:val="24"/>
+        </w:rPr>
+      </w:pPr>
+      <w:r>
+        <w:rPr>
+          <w:rFonts w:ascii="微软雅黑" w:eastAsia="微软雅黑" w:hAnsi="微软雅黑" w:cs="Helvetica Neue" w:hint="eastAsia"/>
+          <w:kern w:val="0"/>
+          <w:sz w:val="24"/>
+        </w:rPr>
+        <w:t>E = 1-Bias而非0-Bias</w:t>
+      </w:r>
+    </w:p>
+    <w:p>
+      <w:pPr>
+        <w:widowControl/>
+        <w:rPr>
+          <w:rFonts w:ascii="微软雅黑" w:eastAsia="微软雅黑" w:hAnsi="微软雅黑" w:cs="Helvetica Neue"/>
+          <w:kern w:val="0"/>
+          <w:sz w:val="24"/>
+        </w:rPr>
+      </w:pPr>
+      <w:r>
+        <w:rPr>
+          <w:rFonts w:ascii="微软雅黑" w:eastAsia="微软雅黑" w:hAnsi="微软雅黑" w:cs="Helvetica Neue" w:hint="eastAsia"/>
+          <w:kern w:val="0"/>
+          <w:sz w:val="24"/>
+        </w:rPr>
+        <w:t>M：</w:t>
+      </w:r>
+      <w:r>
+        <w:rPr>
+          <w:rFonts w:ascii="微软雅黑" w:eastAsia="微软雅黑" w:hAnsi="微软雅黑" w:cs="Helvetica Neue" w:hint="eastAsia"/>
+          <w:kern w:val="0"/>
+          <w:sz w:val="24"/>
+        </w:rPr>
+        <w:t>frac编码应理解成是0.xxx中的xxx，也就是M就是xxx乘对应位权，没有最前面的1了</w:t>
+      </w:r>
+    </w:p>
+    <w:p>
+      <w:pPr>
+        <w:widowControl/>
+        <w:rPr>
+          <w:rFonts w:ascii="微软雅黑" w:eastAsia="微软雅黑" w:hAnsi="微软雅黑" w:cs="Helvetica Neue" w:hint="eastAsia"/>
+          <w:kern w:val="0"/>
+          <w:sz w:val="24"/>
+        </w:rPr>
+      </w:pPr>
+      <w:r>
+        <w:rPr>
+          <w:rFonts w:ascii="微软雅黑" w:eastAsia="微软雅黑" w:hAnsi="微软雅黑" w:cs="Helvetica Neue" w:hint="eastAsia"/>
+          <w:kern w:val="0"/>
+          <w:sz w:val="24"/>
+        </w:rPr>
+        <w:t>注意有±0</w:t>
+      </w:r>
+    </w:p>
+    <w:p>
+      <w:pPr>
+        <w:autoSpaceDE w:val="0"/>
+        <w:autoSpaceDN w:val="0"/>
+        <w:adjustRightInd w:val="0"/>
+        <w:spacing w:after="0" w:line="240" w:lineRule="auto"/>
+        <w:jc w:val="center"/>
+        <w:rPr>
+          <w:rFonts w:ascii="微软雅黑" w:eastAsia="微软雅黑" w:hAnsi="微软雅黑" w:cs="Helvetica Neue" w:hint="eastAsia"/>
+          <w:kern w:val="0"/>
+          <w:sz w:val="24"/>
+        </w:rPr>
+      </w:pPr>
+      <w:r>
+        <w:rPr>
+          <w:rFonts w:ascii="Helvetica Neue" w:hAnsi="Helvetica Neue" w:cs="Helvetica Neue"/>
+          <w:noProof/>
+          <w:kern w:val="0"/>
+          <w:sz w:val="26"/>
+          <w:szCs w:val="26"/>
+        </w:rPr>
+        <w:drawing>
+          <wp:inline distT="0" distB="0" distL="0" distR="0">
+            <wp:extent cx="4357297" cy="2837543"/>
+            <wp:effectExtent l="0" t="0" r="0" b="0"/>
+            <wp:docPr id="1357275268" name="图片 3"/>
+            <wp:cNvGraphicFramePr>
+              <a:graphicFrameLocks xmlns:a="http://schemas.openxmlformats.org/drawingml/2006/main" noChangeAspect="1"/>
+            </wp:cNvGraphicFramePr>
+            <a:graphic xmlns:a="http://schemas.openxmlformats.org/drawingml/2006/main">
+              <a:graphicData uri="http://schemas.openxmlformats.org/drawingml/2006/picture">
+                <pic:pic xmlns:pic="http://schemas.openxmlformats.org/drawingml/2006/picture">
+                  <pic:nvPicPr>
+                    <pic:cNvPr id="0" name="Picture 5"/>
+                    <pic:cNvPicPr>
+                      <a:picLocks noChangeAspect="1" noChangeArrowheads="1"/>
+                    </pic:cNvPicPr>
+                  </pic:nvPicPr>
+                  <pic:blipFill>
+                    <a:blip r:embed="rId8" cstate="print">
+                      <a:extLst>
+                        <a:ext uri="{28A0092B-C50C-407E-A947-70E740481C1C}">
+                          <a14:useLocalDpi xmlns:a14="http://schemas.microsoft.com/office/drawing/2010/main" val="0"/>
+                        </a:ext>
+                      </a:extLst>
+                    </a:blip>
+                    <a:srcRect/>
+                    <a:stretch>
+                      <a:fillRect/>
+                    </a:stretch>
+                  </pic:blipFill>
+                  <pic:spPr bwMode="auto">
+                    <a:xfrm>
+                      <a:off x="0" y="0"/>
+                      <a:ext cx="4407970" cy="2870542"/>
+                    </a:xfrm>
+                    <a:prstGeom prst="rect">
+                      <a:avLst/>
+                    </a:prstGeom>
+                    <a:noFill/>
+                    <a:ln>
+                      <a:noFill/>
+                    </a:ln>
+                  </pic:spPr>
+                </pic:pic>
+              </a:graphicData>
+            </a:graphic>
+          </wp:inline>
+        </w:drawing>
+      </w:r>
+    </w:p>
+    <w:p>
+      <w:pPr>
+        <w:widowControl/>
+        <w:rPr>
+          <w:rFonts w:ascii="微软雅黑" w:eastAsia="微软雅黑" w:hAnsi="微软雅黑" w:cs="Helvetica Neue"/>
+          <w:b/>
+          <w:bCs/>
+          <w:kern w:val="0"/>
+          <w:sz w:val="24"/>
+        </w:rPr>
+      </w:pPr>
+      <w:r>
+        <w:rPr>
+          <w:rFonts w:ascii="微软雅黑" w:eastAsia="微软雅黑" w:hAnsi="微软雅黑" w:cs="Helvetica Neue" w:hint="eastAsia"/>
+          <w:b/>
+          <w:bCs/>
+          <w:kern w:val="0"/>
+          <w:sz w:val="24"/>
+        </w:rPr>
+        <w:lastRenderedPageBreak/>
+        <w:t>·exp = 1</w:t>
+      </w:r>
+      <w:r>
+        <w:rPr>
+          <w:rFonts w:ascii="微软雅黑" w:eastAsia="微软雅黑" w:hAnsi="微软雅黑" w:cs="Helvetica Neue"/>
+          <w:b/>
+          <w:bCs/>
+          <w:kern w:val="0"/>
+          <w:sz w:val="24"/>
+        </w:rPr>
+        <w:t>...111</w:t>
+      </w:r>
+      <w:r>
+        <w:rPr>
+          <w:rFonts w:ascii="微软雅黑" w:eastAsia="微软雅黑" w:hAnsi="微软雅黑" w:cs="Helvetica Neue" w:hint="eastAsia"/>
+          <w:b/>
+          <w:bCs/>
+          <w:kern w:val="0"/>
+          <w:sz w:val="24"/>
+        </w:rPr>
+        <w:t>：</w:t>
+      </w:r>
+    </w:p>
+    <w:p>
+      <w:pPr>
+        <w:widowControl/>
+        <w:rPr>
+          <w:rFonts w:ascii="微软雅黑" w:eastAsia="微软雅黑" w:hAnsi="微软雅黑" w:cs="Helvetica Neue"/>
+          <w:kern w:val="0"/>
+          <w:sz w:val="24"/>
+        </w:rPr>
+      </w:pPr>
+      <w:r>
+        <w:rPr>
+          <w:rFonts w:ascii="微软雅黑" w:eastAsia="微软雅黑" w:hAnsi="微软雅黑" w:cs="Helvetica Neue" w:hint="eastAsia"/>
+          <w:kern w:val="0"/>
+          <w:sz w:val="24"/>
+        </w:rPr>
+        <w:t>有两种：</w:t>
+      </w:r>
+    </w:p>
+    <w:p>
+      <w:pPr>
+        <w:widowControl/>
+        <w:rPr>
+          <w:rFonts w:ascii="微软雅黑" w:eastAsia="微软雅黑" w:hAnsi="微软雅黑" w:cs="Helvetica Neue" w:hint="eastAsia"/>
+          <w:kern w:val="0"/>
+          <w:sz w:val="24"/>
+        </w:rPr>
+      </w:pPr>
+      <w:r>
+        <w:rPr>
+          <w:rFonts w:ascii="微软雅黑" w:eastAsia="微软雅黑" w:hAnsi="微软雅黑" w:cs="Helvetica Neue" w:hint="eastAsia"/>
+          <w:kern w:val="0"/>
+          <w:sz w:val="24"/>
+        </w:rPr>
+        <w:t xml:space="preserve">1）frac = </w:t>
+      </w:r>
+      <w:r>
+        <w:rPr>
+          <w:rFonts w:ascii="微软雅黑" w:eastAsia="微软雅黑" w:hAnsi="微软雅黑" w:cs="Helvetica Neue"/>
+          <w:kern w:val="0"/>
+          <w:sz w:val="24"/>
+        </w:rPr>
+        <w:t>0...000</w:t>
+      </w:r>
+      <w:r>
+        <w:rPr>
+          <w:rFonts w:ascii="微软雅黑" w:eastAsia="微软雅黑" w:hAnsi="微软雅黑" w:cs="Helvetica Neue" w:hint="eastAsia"/>
+          <w:kern w:val="0"/>
+          <w:sz w:val="24"/>
+        </w:rPr>
+        <w:t>，表示±∞</w:t>
+      </w:r>
+      <w:r>
+        <w:rPr>
+          <w:rFonts w:ascii="微软雅黑" w:eastAsia="微软雅黑" w:hAnsi="微软雅黑" w:cs="Helvetica Neue" w:hint="eastAsia"/>
+          <w:kern w:val="0"/>
+          <w:sz w:val="24"/>
+        </w:rPr>
+        <w:t>（确保了正负无穷的数学定义可以直接通过二进制实现）</w:t>
+      </w:r>
+    </w:p>
+    <w:p>
+      <w:pPr>
+        <w:widowControl/>
+        <w:rPr>
+          <w:rFonts w:ascii="微软雅黑" w:eastAsia="微软雅黑" w:hAnsi="微软雅黑" w:cs="Helvetica Neue" w:hint="eastAsia"/>
+          <w:kern w:val="0"/>
+          <w:sz w:val="24"/>
+        </w:rPr>
+      </w:pPr>
+      <w:r>
+        <w:rPr>
+          <w:rFonts w:ascii="微软雅黑" w:eastAsia="微软雅黑" w:hAnsi="微软雅黑" w:cs="Helvetica Neue" w:hint="eastAsia"/>
+          <w:kern w:val="0"/>
+          <w:sz w:val="24"/>
+        </w:rPr>
+        <w:t>2）frac ≠</w:t>
+      </w:r>
+      <w:r>
+        <w:rPr>
+          <w:rFonts w:ascii="微软雅黑" w:eastAsia="微软雅黑" w:hAnsi="微软雅黑" w:cs="Helvetica Neue"/>
+          <w:kern w:val="0"/>
+          <w:sz w:val="24"/>
+        </w:rPr>
+        <w:t>0...000</w:t>
+      </w:r>
+      <w:r>
+        <w:rPr>
+          <w:rFonts w:ascii="微软雅黑" w:eastAsia="微软雅黑" w:hAnsi="微软雅黑" w:cs="Helvetica Neue" w:hint="eastAsia"/>
+          <w:kern w:val="0"/>
+          <w:sz w:val="24"/>
+        </w:rPr>
+        <w:t>，表示</w:t>
+      </w:r>
+      <w:proofErr w:type="spellStart"/>
+      <w:r>
+        <w:rPr>
+          <w:rFonts w:ascii="微软雅黑" w:eastAsia="微软雅黑" w:hAnsi="微软雅黑" w:cs="Helvetica Neue" w:hint="eastAsia"/>
+          <w:kern w:val="0"/>
+          <w:sz w:val="24"/>
+        </w:rPr>
+        <w:t>NaN</w:t>
+      </w:r>
+      <w:proofErr w:type="spellEnd"/>
+      <w:r>
+        <w:rPr>
+          <w:rFonts w:ascii="微软雅黑" w:eastAsia="微软雅黑" w:hAnsi="微软雅黑" w:cs="Helvetica Neue" w:hint="eastAsia"/>
+          <w:kern w:val="0"/>
+          <w:sz w:val="24"/>
+        </w:rPr>
+        <w:t>（不是一个数字、数字不存在，如-1的平方根）</w:t>
+      </w:r>
+    </w:p>
+    <w:bookmarkEnd w:id="12"/>
+    <w:p>
+      <w:pPr>
+        <w:autoSpaceDE w:val="0"/>
+        <w:autoSpaceDN w:val="0"/>
+        <w:adjustRightInd w:val="0"/>
+        <w:spacing w:after="0" w:line="240" w:lineRule="auto"/>
+        <w:jc w:val="center"/>
+        <w:rPr>
+          <w:rFonts w:ascii="Helvetica Neue" w:hAnsi="Helvetica Neue" w:cs="Helvetica Neue"/>
+          <w:kern w:val="0"/>
+          <w:sz w:val="26"/>
+          <w:szCs w:val="26"/>
+        </w:rPr>
+      </w:pPr>
+      <w:r>
+        <w:rPr>
+          <w:rFonts w:ascii="Helvetica Neue" w:hAnsi="Helvetica Neue" w:cs="Helvetica Neue"/>
+          <w:noProof/>
+          <w:kern w:val="0"/>
+          <w:sz w:val="26"/>
+          <w:szCs w:val="26"/>
+        </w:rPr>
+        <w:drawing>
+          <wp:inline distT="0" distB="0" distL="0" distR="0">
+            <wp:extent cx="3644960" cy="972458"/>
+            <wp:effectExtent l="0" t="0" r="0" b="5715"/>
+            <wp:docPr id="257752280" name="图片 4"/>
+            <wp:cNvGraphicFramePr>
+              <a:graphicFrameLocks xmlns:a="http://schemas.openxmlformats.org/drawingml/2006/main" noChangeAspect="1"/>
+            </wp:cNvGraphicFramePr>
+            <a:graphic xmlns:a="http://schemas.openxmlformats.org/drawingml/2006/main">
+              <a:graphicData uri="http://schemas.openxmlformats.org/drawingml/2006/picture">
+                <pic:pic xmlns:pic="http://schemas.openxmlformats.org/drawingml/2006/picture">
+                  <pic:nvPicPr>
+                    <pic:cNvPr id="0" name="Picture 7"/>
+                    <pic:cNvPicPr>
+                      <a:picLocks noChangeAspect="1" noChangeArrowheads="1"/>
+                    </pic:cNvPicPr>
+                  </pic:nvPicPr>
+                  <pic:blipFill>
+                    <a:blip r:embed="rId9" cstate="print">
+                      <a:extLst>
+                        <a:ext uri="{28A0092B-C50C-407E-A947-70E740481C1C}">
+                          <a14:useLocalDpi xmlns:a14="http://schemas.microsoft.com/office/drawing/2010/main" val="0"/>
+                        </a:ext>
+                      </a:extLst>
+                    </a:blip>
+                    <a:srcRect/>
+                    <a:stretch>
+                      <a:fillRect/>
+                    </a:stretch>
+                  </pic:blipFill>
+                  <pic:spPr bwMode="auto">
+                    <a:xfrm>
+                      <a:off x="0" y="0"/>
+                      <a:ext cx="3745950" cy="999402"/>
+                    </a:xfrm>
+                    <a:prstGeom prst="rect">
+                      <a:avLst/>
+                    </a:prstGeom>
+                    <a:noFill/>
+                    <a:ln>
+                      <a:noFill/>
+                    </a:ln>
+                  </pic:spPr>
+                </pic:pic>
+              </a:graphicData>
+            </a:graphic>
+          </wp:inline>
+        </w:drawing>
+      </w:r>
+    </w:p>
+    <w:p>
+      <w:pPr>
+        <w:widowControl/>
+        <w:rPr>
+          <w:rFonts w:ascii="微软雅黑" w:eastAsia="微软雅黑" w:hAnsi="微软雅黑" w:cs="Helvetica Neue"/>
+          <w:b/>
+          <w:bCs/>
+          <w:kern w:val="0"/>
+          <w:sz w:val="24"/>
+        </w:rPr>
+      </w:pPr>
+      <w:r>
+        <w:rPr>
+          <w:rFonts w:ascii="微软雅黑" w:eastAsia="微软雅黑" w:hAnsi="微软雅黑" w:cs="Helvetica Neue" w:hint="eastAsia"/>
+          <w:b/>
+          <w:bCs/>
+          <w:kern w:val="0"/>
+          <w:sz w:val="24"/>
+        </w:rPr>
+        <w:t>·举例：</w:t>
+      </w:r>
+    </w:p>
+    <w:p>
+      <w:pPr>
+        <w:autoSpaceDE w:val="0"/>
+        <w:autoSpaceDN w:val="0"/>
+        <w:adjustRightInd w:val="0"/>
+        <w:spacing w:after="0" w:line="240" w:lineRule="auto"/>
+        <w:jc w:val="center"/>
+        <w:rPr>
+          <w:rFonts w:ascii="Helvetica Neue" w:hAnsi="Helvetica Neue" w:cs="Helvetica Neue"/>
+          <w:kern w:val="0"/>
+          <w:sz w:val="26"/>
+          <w:szCs w:val="26"/>
+        </w:rPr>
+      </w:pPr>
+      <w:r>
+        <w:rPr>
+          <w:rFonts w:ascii="Helvetica Neue" w:hAnsi="Helvetica Neue" w:cs="Helvetica Neue"/>
+          <w:noProof/>
+          <w:kern w:val="0"/>
+          <w:sz w:val="26"/>
+          <w:szCs w:val="26"/>
+        </w:rPr>
+        <w:drawing>
+          <wp:inline distT="0" distB="0" distL="0" distR="0">
+            <wp:extent cx="5538927" cy="3708400"/>
+            <wp:effectExtent l="0" t="0" r="0" b="0"/>
+            <wp:docPr id="1672147058" name="图片 5"/>
+            <wp:cNvGraphicFramePr>
+              <a:graphicFrameLocks xmlns:a="http://schemas.openxmlformats.org/drawingml/2006/main" noChangeAspect="1"/>
+            </wp:cNvGraphicFramePr>
+            <a:graphic xmlns:a="http://schemas.openxmlformats.org/drawingml/2006/main">
+              <a:graphicData uri="http://schemas.openxmlformats.org/drawingml/2006/picture">
+                <pic:pic xmlns:pic="http://schemas.openxmlformats.org/drawingml/2006/picture">
+                  <pic:nvPicPr>
+                    <pic:cNvPr id="0" name="Picture 9"/>
+                    <pic:cNvPicPr>
+                      <a:picLocks noChangeAspect="1" noChangeArrowheads="1"/>
+                    </pic:cNvPicPr>
+                  </pic:nvPicPr>
+                  <pic:blipFill>
+                    <a:blip r:embed="rId10" cstate="print">
+                      <a:extLst>
+                        <a:ext uri="{28A0092B-C50C-407E-A947-70E740481C1C}">
+                          <a14:useLocalDpi xmlns:a14="http://schemas.microsoft.com/office/drawing/2010/main" val="0"/>
+                        </a:ext>
+                      </a:extLst>
+                    </a:blip>
+                    <a:srcRect/>
+                    <a:stretch>
+                      <a:fillRect/>
+                    </a:stretch>
+                  </pic:blipFill>
+                  <pic:spPr bwMode="auto">
+                    <a:xfrm>
+                      <a:off x="0" y="0"/>
+                      <a:ext cx="5761860" cy="3857657"/>
+                    </a:xfrm>
+                    <a:prstGeom prst="rect">
+                      <a:avLst/>
+                    </a:prstGeom>
+                    <a:noFill/>
+                    <a:ln>
+                      <a:noFill/>
+                    </a:ln>
+                  </pic:spPr>
+                </pic:pic>
+              </a:graphicData>
+            </a:graphic>
+          </wp:inline>
+        </w:drawing>
+      </w:r>
+    </w:p>
+    <w:p>
+      <w:pPr>
+        <w:widowControl/>
+        <w:rPr>
+          <w:rFonts w:ascii="微软雅黑" w:eastAsia="微软雅黑" w:hAnsi="微软雅黑" w:cs="Helvetica Neue"/>
+          <w:b/>
+          <w:bCs/>
+          <w:kern w:val="0"/>
+          <w:sz w:val="24"/>
+        </w:rPr>
+      </w:pPr>
+      <w:r>
+        <w:rPr>
+          <w:rFonts w:ascii="微软雅黑" w:eastAsia="微软雅黑" w:hAnsi="微软雅黑" w:cs="Helvetica Neue" w:hint="eastAsia"/>
+          <w:b/>
+          <w:bCs/>
+          <w:kern w:val="0"/>
+          <w:sz w:val="24"/>
+        </w:rPr>
+        <w:t>·在数轴上的显示：</w:t>
+      </w:r>
+    </w:p>
+    <w:p>
+      <w:pPr>
+        <w:autoSpaceDE w:val="0"/>
+        <w:autoSpaceDN w:val="0"/>
+        <w:adjustRightInd w:val="0"/>
+        <w:spacing w:after="0" w:line="240" w:lineRule="auto"/>
+        <w:jc w:val="center"/>
+        <w:rPr>
+          <w:rFonts w:ascii="Helvetica Neue" w:hAnsi="Helvetica Neue" w:cs="Helvetica Neue"/>
+          <w:kern w:val="0"/>
+          <w:sz w:val="26"/>
+          <w:szCs w:val="26"/>
+        </w:rPr>
+      </w:pPr>
+      <w:r>
+        <w:rPr>
+          <w:rFonts w:ascii="Helvetica Neue" w:hAnsi="Helvetica Neue" w:cs="Helvetica Neue"/>
+          <w:noProof/>
+          <w:kern w:val="0"/>
+          <w:sz w:val="26"/>
+          <w:szCs w:val="26"/>
+        </w:rPr>
+        <w:lastRenderedPageBreak/>
+        <w:drawing>
+          <wp:inline distT="0" distB="0" distL="0" distR="0">
+            <wp:extent cx="4087246" cy="2474686"/>
+            <wp:effectExtent l="0" t="0" r="2540" b="1905"/>
+            <wp:docPr id="1414449803" name="图片 6"/>
+            <wp:cNvGraphicFramePr>
+              <a:graphicFrameLocks xmlns:a="http://schemas.openxmlformats.org/drawingml/2006/main" noChangeAspect="1"/>
+            </wp:cNvGraphicFramePr>
+            <a:graphic xmlns:a="http://schemas.openxmlformats.org/drawingml/2006/main">
+              <a:graphicData uri="http://schemas.openxmlformats.org/drawingml/2006/picture">
+                <pic:pic xmlns:pic="http://schemas.openxmlformats.org/drawingml/2006/picture">
+                  <pic:nvPicPr>
+                    <pic:cNvPr id="0" name="Picture 11"/>
+                    <pic:cNvPicPr>
+                      <a:picLocks noChangeAspect="1" noChangeArrowheads="1"/>
+                    </pic:cNvPicPr>
+                  </pic:nvPicPr>
+                  <pic:blipFill>
+                    <a:blip r:embed="rId11" cstate="print">
+                      <a:extLst>
+                        <a:ext uri="{28A0092B-C50C-407E-A947-70E740481C1C}">
+                          <a14:useLocalDpi xmlns:a14="http://schemas.microsoft.com/office/drawing/2010/main" val="0"/>
+                        </a:ext>
+                      </a:extLst>
+                    </a:blip>
+                    <a:srcRect/>
+                    <a:stretch>
+                      <a:fillRect/>
+                    </a:stretch>
+                  </pic:blipFill>
+                  <pic:spPr bwMode="auto">
+                    <a:xfrm>
+                      <a:off x="0" y="0"/>
+                      <a:ext cx="4175799" cy="2528302"/>
+                    </a:xfrm>
+                    <a:prstGeom prst="rect">
+                      <a:avLst/>
+                    </a:prstGeom>
+                    <a:noFill/>
+                    <a:ln>
+                      <a:noFill/>
+                    </a:ln>
+                  </pic:spPr>
+                </pic:pic>
+              </a:graphicData>
+            </a:graphic>
+          </wp:inline>
+        </w:drawing>
+      </w:r>
+    </w:p>
+    <w:p>
+      <w:pPr>
+        <w:widowControl/>
+        <w:rPr>
+          <w:rFonts w:ascii="微软雅黑" w:eastAsia="微软雅黑" w:hAnsi="微软雅黑" w:cs="Helvetica Neue" w:hint="eastAsia"/>
+          <w:kern w:val="0"/>
+          <w:sz w:val="24"/>
+        </w:rPr>
+      </w:pPr>
+      <w:r>
+        <w:rPr>
+          <w:rFonts w:ascii="微软雅黑" w:eastAsia="微软雅黑" w:hAnsi="微软雅黑" w:cs="Helvetica Neue" w:hint="eastAsia"/>
+          <w:kern w:val="0"/>
+          <w:sz w:val="24"/>
+        </w:rPr>
+        <w:t>指数增大，间距增大，</w:t>
+      </w:r>
+      <w:r>
+        <w:rPr>
+          <w:rFonts w:ascii="微软雅黑" w:eastAsia="微软雅黑" w:hAnsi="微软雅黑" w:cs="Helvetica Neue" w:hint="eastAsia"/>
+          <w:kern w:val="0"/>
+          <w:sz w:val="24"/>
+        </w:rPr>
+        <w:t>体现了</w:t>
+      </w:r>
+      <w:r>
+        <w:rPr>
+          <w:rFonts w:ascii="微软雅黑" w:eastAsia="微软雅黑" w:hAnsi="微软雅黑" w:cs="Helvetica Neue" w:hint="eastAsia"/>
+          <w:kern w:val="0"/>
+          <w:sz w:val="24"/>
+        </w:rPr>
+        <w:t>前面所说取值范围和精度二者取一</w:t>
+      </w:r>
+    </w:p>
+    <w:p>
+      <w:pPr>
+        <w:widowControl/>
+        <w:rPr>
+          <w:rFonts w:ascii="微软雅黑" w:eastAsia="微软雅黑" w:hAnsi="微软雅黑" w:cs="Helvetica Neue" w:hint="eastAsia"/>
+          <w:b/>
+          <w:bCs/>
+          <w:kern w:val="0"/>
+          <w:sz w:val="28"/>
+          <w:szCs w:val="28"/>
+        </w:rPr>
+      </w:pPr>
+      <w:r>
+        <w:rPr>
+          <w:rFonts w:ascii="微软雅黑" w:eastAsia="微软雅黑" w:hAnsi="微软雅黑" w:cs="Helvetica Neue" w:hint="eastAsia"/>
+          <w:b/>
+          <w:bCs/>
+          <w:kern w:val="0"/>
+          <w:sz w:val="28"/>
+          <w:szCs w:val="28"/>
+        </w:rPr>
+        <w:t>·</w:t>
+      </w:r>
+      <w:r>
+        <w:rPr>
+          <w:rFonts w:ascii="微软雅黑" w:eastAsia="微软雅黑" w:hAnsi="微软雅黑" w:cs="Helvetica Neue" w:hint="eastAsia"/>
+          <w:b/>
+          <w:bCs/>
+          <w:kern w:val="0"/>
+          <w:sz w:val="28"/>
+          <w:szCs w:val="28"/>
+        </w:rPr>
+        <w:t>运算</w:t>
+      </w:r>
+      <w:r>
+        <w:rPr>
+          <w:rFonts w:ascii="微软雅黑" w:eastAsia="微软雅黑" w:hAnsi="微软雅黑" w:cs="Helvetica Neue" w:hint="eastAsia"/>
+          <w:b/>
+          <w:bCs/>
+          <w:kern w:val="0"/>
+          <w:sz w:val="28"/>
+          <w:szCs w:val="28"/>
+        </w:rPr>
+        <w:t>：</w:t>
+      </w:r>
+    </w:p>
+    <w:p>
+      <w:pPr>
+        <w:widowControl/>
+        <w:rPr>
+          <w:rFonts w:ascii="微软雅黑" w:eastAsia="微软雅黑" w:hAnsi="微软雅黑" w:cs="Helvetica Neue"/>
+          <w:kern w:val="0"/>
+          <w:sz w:val="24"/>
+        </w:rPr>
+      </w:pPr>
+      <w:r>
+        <w:rPr>
+          <w:rFonts w:ascii="微软雅黑" w:eastAsia="微软雅黑" w:hAnsi="微软雅黑" w:cs="Helvetica Neue"/>
+          <w:kern w:val="0"/>
+          <w:sz w:val="24"/>
+        </w:rPr>
+        <w:t>是先十进制精确计算，转换二进制后舍去</w:t>
+      </w:r>
+    </w:p>
+    <w:p>
+      <w:pPr>
+        <w:widowControl/>
+        <w:rPr>
+          <w:rFonts w:ascii="微软雅黑" w:eastAsia="微软雅黑" w:hAnsi="微软雅黑" w:cs="Helvetica Neue"/>
+          <w:kern w:val="0"/>
+          <w:sz w:val="24"/>
+        </w:rPr>
+      </w:pPr>
+      <w:r>
+        <w:rPr>
+          <w:rFonts w:ascii="微软雅黑" w:eastAsia="微软雅黑" w:hAnsi="微软雅黑" w:cs="Helvetica Neue" w:hint="eastAsia"/>
+          <w:kern w:val="0"/>
+          <w:sz w:val="24"/>
+        </w:rPr>
+        <w:t>舍去标准（</w:t>
+      </w:r>
+      <w:proofErr w:type="spellStart"/>
+      <w:r>
+        <w:rPr>
+          <w:rFonts w:ascii="微软雅黑" w:eastAsia="微软雅黑" w:hAnsi="微软雅黑" w:cs="Helvetica Neue"/>
+          <w:kern w:val="0"/>
+          <w:sz w:val="24"/>
+        </w:rPr>
+        <w:t>ieee</w:t>
+      </w:r>
+      <w:proofErr w:type="spellEnd"/>
+      <w:r>
+        <w:rPr>
+          <w:rFonts w:ascii="微软雅黑" w:eastAsia="微软雅黑" w:hAnsi="微软雅黑" w:cs="Helvetica Neue" w:hint="eastAsia"/>
+          <w:kern w:val="0"/>
+          <w:sz w:val="24"/>
+        </w:rPr>
+        <w:t>）：</w:t>
+      </w:r>
+      <w:r>
+        <w:rPr>
+          <w:rFonts w:ascii="微软雅黑" w:eastAsia="微软雅黑" w:hAnsi="微软雅黑" w:cs="Helvetica Neue"/>
+          <w:kern w:val="0"/>
+          <w:sz w:val="24"/>
+        </w:rPr>
+        <w:t>nearest even—</w:t>
+      </w:r>
+      <w:r>
+        <w:rPr>
+          <w:rFonts w:ascii="微软雅黑" w:eastAsia="微软雅黑" w:hAnsi="微软雅黑" w:cs="Helvetica Neue" w:hint="eastAsia"/>
+          <w:kern w:val="0"/>
+          <w:sz w:val="24"/>
+        </w:rPr>
+        <w:t>四舍</w:t>
+      </w:r>
+      <w:r>
+        <w:rPr>
+          <w:rFonts w:ascii="微软雅黑" w:eastAsia="微软雅黑" w:hAnsi="微软雅黑" w:cs="Helvetica Neue" w:hint="eastAsia"/>
+          <w:kern w:val="0"/>
+          <w:sz w:val="24"/>
+        </w:rPr>
+        <w:t>六入，</w:t>
+      </w:r>
+      <w:r>
+        <w:rPr>
+          <w:rFonts w:ascii="微软雅黑" w:eastAsia="微软雅黑" w:hAnsi="微软雅黑" w:cs="Helvetica Neue" w:hint="eastAsia"/>
+          <w:kern w:val="0"/>
+          <w:sz w:val="24"/>
+        </w:rPr>
+        <w:t>五向相邻偶数取</w:t>
+      </w:r>
+    </w:p>
+    <w:p>
+      <w:pPr>
+        <w:widowControl/>
+        <w:rPr>
+          <w:rFonts w:ascii="微软雅黑" w:eastAsia="微软雅黑" w:hAnsi="微软雅黑" w:cs="Helvetica Neue"/>
+          <w:kern w:val="0"/>
+          <w:sz w:val="24"/>
+        </w:rPr>
+      </w:pPr>
+      <w:r>
+        <w:rPr>
+          <w:rFonts w:ascii="微软雅黑" w:eastAsia="微软雅黑" w:hAnsi="微软雅黑" w:cs="Helvetica Neue" w:hint="eastAsia"/>
+          <w:kern w:val="0"/>
+          <w:sz w:val="24"/>
+        </w:rPr>
+        <w:t>目标：为了统计学的刚好一半（如果四舍五入，所有的“</w:t>
+      </w:r>
+      <w:r>
+        <w:rPr>
+          <w:rFonts w:ascii="微软雅黑" w:eastAsia="微软雅黑" w:hAnsi="微软雅黑" w:cs="Helvetica Neue"/>
+          <w:kern w:val="0"/>
+          <w:sz w:val="24"/>
+        </w:rPr>
+        <w:t>half</w:t>
+      </w:r>
+      <w:r>
+        <w:rPr>
+          <w:rFonts w:ascii="微软雅黑" w:eastAsia="微软雅黑" w:hAnsi="微软雅黑" w:cs="Helvetica Neue" w:hint="eastAsia"/>
+          <w:kern w:val="0"/>
+          <w:sz w:val="24"/>
+        </w:rPr>
+        <w:t>”都向上取整，会导致向上的估计多于向下的）</w:t>
+      </w:r>
+    </w:p>
+    <w:p>
+      <w:pPr>
+        <w:widowControl/>
+        <w:rPr>
+          <w:rFonts w:ascii="微软雅黑" w:eastAsia="微软雅黑" w:hAnsi="微软雅黑" w:cs="Helvetica Neue"/>
+          <w:kern w:val="0"/>
+          <w:sz w:val="24"/>
+        </w:rPr>
+      </w:pPr>
+      <w:r>
+        <w:rPr>
+          <w:rFonts w:ascii="微软雅黑" w:eastAsia="微软雅黑" w:hAnsi="微软雅黑" w:cs="Helvetica Neue" w:hint="eastAsia"/>
+          <w:kern w:val="0"/>
+          <w:sz w:val="24"/>
+        </w:rPr>
+        <w:t>二进制遵循同样规则（</w:t>
+      </w:r>
+      <w:r>
+        <w:rPr>
+          <w:rFonts w:ascii="微软雅黑" w:eastAsia="微软雅黑" w:hAnsi="微软雅黑" w:cs="Helvetica Neue"/>
+          <w:kern w:val="0"/>
+          <w:sz w:val="24"/>
+        </w:rPr>
+        <w:t>1</w:t>
+      </w:r>
+      <w:r>
+        <w:rPr>
+          <w:rFonts w:ascii="微软雅黑" w:eastAsia="微软雅黑" w:hAnsi="微软雅黑" w:cs="Helvetica Neue" w:hint="eastAsia"/>
+          <w:kern w:val="0"/>
+          <w:sz w:val="24"/>
+        </w:rPr>
+        <w:t>奇</w:t>
+      </w:r>
+      <w:r>
+        <w:rPr>
+          <w:rFonts w:ascii="微软雅黑" w:eastAsia="微软雅黑" w:hAnsi="微软雅黑" w:cs="Helvetica Neue"/>
+          <w:kern w:val="0"/>
+          <w:sz w:val="24"/>
+        </w:rPr>
+        <w:t>0</w:t>
+      </w:r>
+      <w:r>
+        <w:rPr>
+          <w:rFonts w:ascii="微软雅黑" w:eastAsia="微软雅黑" w:hAnsi="微软雅黑" w:cs="Helvetica Neue" w:hint="eastAsia"/>
+          <w:kern w:val="0"/>
+          <w:sz w:val="24"/>
+        </w:rPr>
+        <w:t>偶）</w:t>
+      </w:r>
+    </w:p>
+    <w:p>
+      <w:pPr>
+        <w:widowControl/>
+        <w:rPr>
+          <w:rFonts w:ascii="微软雅黑" w:eastAsia="微软雅黑" w:hAnsi="微软雅黑" w:cs="Helvetica Neue"/>
+          <w:kern w:val="0"/>
+          <w:sz w:val="24"/>
+        </w:rPr>
+      </w:pPr>
+      <w:proofErr w:type="spellStart"/>
+      <w:r>
+        <w:rPr>
+          <w:rFonts w:ascii="微软雅黑" w:eastAsia="微软雅黑" w:hAnsi="微软雅黑" w:cs="Helvetica Neue" w:hint="eastAsia"/>
+          <w:kern w:val="0"/>
+          <w:sz w:val="24"/>
+        </w:rPr>
+        <w:t>eg</w:t>
+      </w:r>
+      <w:proofErr w:type="spellEnd"/>
+      <w:r>
+        <w:rPr>
+          <w:rFonts w:ascii="微软雅黑" w:eastAsia="微软雅黑" w:hAnsi="微软雅黑" w:cs="Helvetica Neue" w:hint="eastAsia"/>
+          <w:kern w:val="0"/>
+          <w:sz w:val="24"/>
+        </w:rPr>
+        <w:t>：</w:t>
+      </w:r>
+      <w:bookmarkStart w:id="13" w:name="_Hlk236608008"/>
+      <w:r>
+        <w:rPr>
+          <w:rFonts w:ascii="微软雅黑" w:eastAsia="微软雅黑" w:hAnsi="微软雅黑" w:cs="Helvetica Neue" w:hint="eastAsia"/>
+          <w:kern w:val="0"/>
+          <w:sz w:val="24"/>
+        </w:rPr>
+        <w:t>1.01011010≈1.010110</w:t>
+      </w:r>
+    </w:p>
+    <w:p>
+      <w:pPr>
+        <w:widowControl/>
+        <w:rPr>
+          <w:rFonts w:ascii="微软雅黑" w:eastAsia="微软雅黑" w:hAnsi="微软雅黑" w:cs="Helvetica Neue" w:hint="eastAsia"/>
+          <w:kern w:val="0"/>
+          <w:sz w:val="24"/>
+        </w:rPr>
+      </w:pPr>
+      <w:r>
+        <w:rPr>
+          <w:rFonts w:ascii="微软雅黑" w:eastAsia="微软雅黑" w:hAnsi="微软雅黑" w:cs="Helvetica Neue" w:hint="eastAsia"/>
+          <w:kern w:val="0"/>
+          <w:sz w:val="24"/>
+        </w:rPr>
+        <w:t>注：看截断那里往后是什么，紧跟1～0.5；1</w:t>
+      </w:r>
+      <w:r>
+        <w:rPr>
+          <w:rFonts w:ascii="微软雅黑" w:eastAsia="微软雅黑" w:hAnsi="微软雅黑" w:cs="Helvetica Neue"/>
+          <w:kern w:val="0"/>
+          <w:sz w:val="24"/>
+        </w:rPr>
+        <w:t>xx1xx~&gt;0.5; 0xxx~&lt;0.5</w:t>
+      </w:r>
+    </w:p>
+    <w:bookmarkEnd w:id="13"/>
+    <w:p>
+      <w:pPr>
+        <w:autoSpaceDE w:val="0"/>
+        <w:autoSpaceDN w:val="0"/>
+        <w:adjustRightInd w:val="0"/>
+        <w:spacing w:after="0" w:line="240" w:lineRule="auto"/>
+        <w:rPr>
+          <w:rFonts w:ascii="Helvetica Neue" w:hAnsi="Helvetica Neue" w:cs="Helvetica Neue"/>
+          <w:kern w:val="0"/>
+          <w:sz w:val="24"/>
+        </w:rPr>
+      </w:pPr>
+    </w:p>
+    <w:p>
+      <w:pPr>
+        <w:widowControl/>
+        <w:rPr>
+          <w:rFonts w:ascii="微软雅黑" w:eastAsia="微软雅黑" w:hAnsi="微软雅黑" w:cs="Helvetica Neue"/>
+          <w:kern w:val="0"/>
+          <w:sz w:val="24"/>
+        </w:rPr>
+      </w:pPr>
+      <w:r>
+        <w:rPr>
+          <w:rFonts w:ascii="微软雅黑" w:eastAsia="微软雅黑" w:hAnsi="微软雅黑" w:cs="Helvetica Neue"/>
+          <w:b/>
+          <w:bCs/>
+          <w:kern w:val="0"/>
+          <w:sz w:val="24"/>
+        </w:rPr>
+        <w:t>乘法：</w:t>
+      </w:r>
+      <w:r>
+        <w:rPr>
+          <w:rFonts w:ascii="微软雅黑" w:eastAsia="微软雅黑" w:hAnsi="微软雅黑" w:cs="Helvetica Neue"/>
+          <w:kern w:val="0"/>
+          <w:sz w:val="24"/>
+        </w:rPr>
+        <w:t>指数相加，尾数相乘，若尾数&gt;2移位标准化，尾数位数太多，要舍入</w:t>
+      </w:r>
+    </w:p>
+    <w:p>
+      <w:pPr>
+        <w:widowControl/>
+        <w:rPr>
+          <w:rFonts w:ascii="微软雅黑" w:eastAsia="微软雅黑" w:hAnsi="微软雅黑" w:cs="Helvetica Neue"/>
+          <w:kern w:val="0"/>
+          <w:sz w:val="24"/>
+        </w:rPr>
+      </w:pPr>
+      <w:r>
+        <w:rPr>
+          <w:rFonts w:ascii="微软雅黑" w:eastAsia="微软雅黑" w:hAnsi="微软雅黑" w:cs="Helvetica Neue"/>
+          <w:kern w:val="0"/>
+          <w:sz w:val="24"/>
+        </w:rPr>
+        <w:t>性质：无分配率</w:t>
+      </w:r>
+    </w:p>
+    <w:p>
+      <w:pPr>
+        <w:widowControl/>
+        <w:rPr>
+          <w:rFonts w:ascii="微软雅黑" w:eastAsia="微软雅黑" w:hAnsi="微软雅黑" w:cs="Helvetica Neue"/>
+          <w:kern w:val="0"/>
+          <w:sz w:val="24"/>
+        </w:rPr>
+      </w:pPr>
+      <w:r>
+        <w:rPr>
+          <w:rFonts w:ascii="微软雅黑" w:eastAsia="微软雅黑" w:hAnsi="微软雅黑" w:cs="Helvetica Neue"/>
+          <w:b/>
+          <w:bCs/>
+          <w:kern w:val="0"/>
+          <w:sz w:val="24"/>
+        </w:rPr>
+        <w:t>加法：</w:t>
+      </w:r>
+      <w:r>
+        <w:rPr>
+          <w:rFonts w:ascii="微软雅黑" w:eastAsia="微软雅黑" w:hAnsi="微软雅黑" w:cs="Helvetica Neue"/>
+          <w:kern w:val="0"/>
+          <w:sz w:val="24"/>
+        </w:rPr>
+        <w:t>原小数二进制加法，再norm</w:t>
+      </w:r>
+    </w:p>
+    <w:p>
+      <w:pPr>
+        <w:widowControl/>
+        <w:rPr>
+          <w:rFonts w:ascii="微软雅黑" w:eastAsia="微软雅黑" w:hAnsi="微软雅黑" w:cs="Helvetica Neue"/>
+          <w:kern w:val="0"/>
+          <w:sz w:val="24"/>
+        </w:rPr>
+      </w:pPr>
+      <w:r>
+        <w:rPr>
+          <w:rFonts w:ascii="微软雅黑" w:eastAsia="微软雅黑" w:hAnsi="微软雅黑" w:cs="Helvetica Neue"/>
+          <w:kern w:val="0"/>
+          <w:sz w:val="24"/>
+        </w:rPr>
+        <w:lastRenderedPageBreak/>
+        <w:t>性质：1.可交换不可结合（尤其大数+小数，由于舍入，几乎与大数相等，再减去相等的一个大数，为0，但是如果先大数-大数，再加小数，得到小数）</w:t>
+      </w:r>
+    </w:p>
+    <w:p>
+      <w:pPr>
+        <w:widowControl/>
+        <w:rPr>
+          <w:rFonts w:ascii="微软雅黑" w:eastAsia="微软雅黑" w:hAnsi="微软雅黑" w:cs="Helvetica Neue"/>
+          <w:kern w:val="0"/>
+          <w:sz w:val="24"/>
+        </w:rPr>
+      </w:pPr>
+      <w:r>
+        <w:rPr>
+          <w:rFonts w:ascii="微软雅黑" w:eastAsia="微软雅黑" w:hAnsi="微软雅黑" w:cs="Helvetica Neue"/>
+          <w:kern w:val="0"/>
+          <w:sz w:val="24"/>
+        </w:rPr>
+        <w:tab/>
+        <w:t>2.除无穷和</w:t>
+      </w:r>
+      <w:proofErr w:type="spellStart"/>
+      <w:r>
+        <w:rPr>
+          <w:rFonts w:ascii="微软雅黑" w:eastAsia="微软雅黑" w:hAnsi="微软雅黑" w:cs="Helvetica Neue"/>
+          <w:kern w:val="0"/>
+          <w:sz w:val="24"/>
+        </w:rPr>
+        <w:t>NaN</w:t>
+      </w:r>
+      <w:proofErr w:type="spellEnd"/>
+      <w:r>
+        <w:rPr>
+          <w:rFonts w:ascii="微软雅黑" w:eastAsia="微软雅黑" w:hAnsi="微软雅黑" w:cs="Helvetica Neue"/>
+          <w:kern w:val="0"/>
+          <w:sz w:val="24"/>
+        </w:rPr>
+        <w:t>，有逆元（无穷是有逆元，但是</w:t>
+      </w:r>
+      <w:r>
+        <w:rPr>
+          <w:rFonts w:ascii="微软雅黑" w:eastAsia="微软雅黑" w:hAnsi="微软雅黑" w:cs="Helvetica Neue" w:hint="eastAsia"/>
+          <w:kern w:val="0"/>
+          <w:sz w:val="24"/>
+        </w:rPr>
+        <w:t>二进制</w:t>
+      </w:r>
+      <w:r>
+        <w:rPr>
+          <w:rFonts w:ascii="微软雅黑" w:eastAsia="微软雅黑" w:hAnsi="微软雅黑" w:cs="Helvetica Neue"/>
+          <w:kern w:val="0"/>
+          <w:sz w:val="24"/>
+        </w:rPr>
+        <w:t>相加不是0，不符合定义）</w:t>
+      </w:r>
+    </w:p>
+    <w:p>
+      <w:pPr>
+        <w:autoSpaceDE w:val="0"/>
+        <w:autoSpaceDN w:val="0"/>
+        <w:adjustRightInd w:val="0"/>
+        <w:spacing w:after="0" w:line="240" w:lineRule="auto"/>
+        <w:jc w:val="center"/>
+        <w:rPr>
+          <w:rFonts w:ascii="Helvetica Neue" w:hAnsi="Helvetica Neue" w:cs="Helvetica Neue"/>
+          <w:kern w:val="0"/>
+          <w:sz w:val="26"/>
+          <w:szCs w:val="26"/>
+        </w:rPr>
+      </w:pPr>
+      <w:r>
+        <w:rPr>
+          <w:rFonts w:ascii="Helvetica Neue" w:hAnsi="Helvetica Neue" w:cs="Helvetica Neue"/>
+          <w:noProof/>
+          <w:kern w:val="0"/>
+          <w:sz w:val="26"/>
+          <w:szCs w:val="26"/>
+        </w:rPr>
+        <w:drawing>
+          <wp:inline distT="0" distB="0" distL="0" distR="0">
+            <wp:extent cx="3919683" cy="2934335"/>
+            <wp:effectExtent l="0" t="0" r="5080" b="0"/>
+            <wp:docPr id="122372466" name="图片 7"/>
+            <wp:cNvGraphicFramePr>
+              <a:graphicFrameLocks xmlns:a="http://schemas.openxmlformats.org/drawingml/2006/main" noChangeAspect="1"/>
+            </wp:cNvGraphicFramePr>
+            <a:graphic xmlns:a="http://schemas.openxmlformats.org/drawingml/2006/main">
+              <a:graphicData uri="http://schemas.openxmlformats.org/drawingml/2006/picture">
+                <pic:pic xmlns:pic="http://schemas.openxmlformats.org/drawingml/2006/picture">
+                  <pic:nvPicPr>
+                    <pic:cNvPr id="0" name="Picture 13"/>
+                    <pic:cNvPicPr>
+                      <a:picLocks noChangeAspect="1" noChangeArrowheads="1"/>
+                    </pic:cNvPicPr>
+                  </pic:nvPicPr>
+                  <pic:blipFill>
+                    <a:blip r:embed="rId12" cstate="print">
+                      <a:extLst>
+                        <a:ext uri="{28A0092B-C50C-407E-A947-70E740481C1C}">
+                          <a14:useLocalDpi xmlns:a14="http://schemas.microsoft.com/office/drawing/2010/main" val="0"/>
+                        </a:ext>
+                      </a:extLst>
+                    </a:blip>
+                    <a:srcRect/>
+                    <a:stretch>
+                      <a:fillRect/>
+                    </a:stretch>
+                  </pic:blipFill>
+                  <pic:spPr bwMode="auto">
+                    <a:xfrm>
+                      <a:off x="0" y="0"/>
+                      <a:ext cx="3941772" cy="2950871"/>
+                    </a:xfrm>
+                    <a:prstGeom prst="rect">
+                      <a:avLst/>
+                    </a:prstGeom>
+                    <a:noFill/>
+                    <a:ln>
+                      <a:noFill/>
+                    </a:ln>
+                  </pic:spPr>
+                </pic:pic>
+              </a:graphicData>
+            </a:graphic>
+          </wp:inline>
+        </w:drawing>
+      </w:r>
+    </w:p>
+    <w:p>
+      <w:pPr>
+        <w:widowControl/>
+        <w:rPr>
+          <w:rFonts w:ascii="微软雅黑" w:eastAsia="微软雅黑" w:hAnsi="微软雅黑" w:cs="Helvetica Neue"/>
+          <w:kern w:val="0"/>
+          <w:sz w:val="24"/>
+        </w:rPr>
+      </w:pPr>
+      <w:r>
+        <w:rPr>
+          <w:rFonts w:ascii="微软雅黑" w:eastAsia="微软雅黑" w:hAnsi="微软雅黑" w:cs="Helvetica Neue" w:hint="eastAsia"/>
+          <w:kern w:val="0"/>
+          <w:sz w:val="24"/>
+        </w:rPr>
+        <w:t>注：处理模拟数字，由于连续变化，大部分时候不会出现大小差别很大的情况</w:t>
+      </w:r>
+    </w:p>
+    <w:p>
+      <w:pPr>
+        <w:widowControl/>
+        <w:rPr>
+          <w:rFonts w:ascii="微软雅黑" w:eastAsia="微软雅黑" w:hAnsi="微软雅黑" w:cs="Helvetica Neue"/>
+          <w:kern w:val="0"/>
+          <w:sz w:val="24"/>
+        </w:rPr>
+      </w:pPr>
+      <w:r>
+        <w:rPr>
+          <w:rFonts w:ascii="微软雅黑" w:eastAsia="微软雅黑" w:hAnsi="微软雅黑" w:cs="Helvetica Neue"/>
+          <w:kern w:val="0"/>
+          <w:sz w:val="24"/>
+        </w:rPr>
+        <w:tab/>
+      </w:r>
+      <w:r>
+        <w:rPr>
+          <w:rFonts w:ascii="微软雅黑" w:eastAsia="微软雅黑" w:hAnsi="微软雅黑" w:cs="Helvetica Neue" w:hint="eastAsia"/>
+          <w:kern w:val="0"/>
+          <w:sz w:val="24"/>
+        </w:rPr>
+        <w:t>注意浮点数存在误差：</w:t>
+      </w:r>
+    </w:p>
+    <w:p>
+      <w:pPr>
+        <w:widowControl/>
+        <w:rPr>
+          <w:rFonts w:ascii="微软雅黑" w:eastAsia="微软雅黑" w:hAnsi="微软雅黑" w:cs="Helvetica Neue"/>
+          <w:kern w:val="0"/>
+          <w:sz w:val="24"/>
+        </w:rPr>
+      </w:pPr>
+      <w:r>
+        <w:rPr>
+          <w:rFonts w:ascii="微软雅黑" w:eastAsia="微软雅黑" w:hAnsi="微软雅黑" w:cs="Helvetica Neue"/>
+          <w:kern w:val="0"/>
+          <w:sz w:val="24"/>
+        </w:rPr>
+        <w:tab/>
+      </w:r>
+      <w:r>
+        <w:rPr>
+          <w:rFonts w:ascii="微软雅黑" w:eastAsia="微软雅黑" w:hAnsi="微软雅黑" w:cs="Helvetica Neue"/>
+          <w:kern w:val="0"/>
+          <w:sz w:val="24"/>
+        </w:rPr>
+        <w:tab/>
+      </w:r>
+      <w:r>
+        <w:rPr>
+          <w:rFonts w:ascii="微软雅黑" w:eastAsia="微软雅黑" w:hAnsi="微软雅黑" w:cs="Helvetica Neue" w:hint="eastAsia"/>
+          <w:kern w:val="0"/>
+          <w:sz w:val="24"/>
+        </w:rPr>
+        <w:t>小数的表示是用1/2、1/4等等的线性组合，但是由于位数限制，只能</w:t>
+      </w:r>
+      <w:r>
+        <w:rPr>
+          <w:rFonts w:ascii="微软雅黑" w:eastAsia="微软雅黑" w:hAnsi="微软雅黑" w:cs="Helvetica Neue"/>
+          <w:kern w:val="0"/>
+          <w:sz w:val="24"/>
+        </w:rPr>
+        <w:tab/>
+      </w:r>
+      <w:r>
+        <w:rPr>
+          <w:rFonts w:ascii="微软雅黑" w:eastAsia="微软雅黑" w:hAnsi="微软雅黑" w:cs="Helvetica Neue" w:hint="eastAsia"/>
+          <w:kern w:val="0"/>
+          <w:sz w:val="24"/>
+        </w:rPr>
+        <w:t>截取一部分，产生误差。尤其是在大小比较上，可能有问题。</w:t>
+      </w:r>
+    </w:p>
+    <w:p>
+      <w:pPr>
+        <w:widowControl/>
+        <w:rPr>
+          <w:rFonts w:ascii="微软雅黑" w:eastAsia="微软雅黑" w:hAnsi="微软雅黑" w:cs="Helvetica Neue"/>
+          <w:kern w:val="0"/>
+          <w:sz w:val="24"/>
+        </w:rPr>
+      </w:pPr>
+      <w:r>
+        <w:rPr>
+          <w:rFonts w:ascii="微软雅黑" w:eastAsia="微软雅黑" w:hAnsi="微软雅黑" w:cs="Helvetica Neue" w:hint="eastAsia"/>
+          <w:kern w:val="0"/>
+          <w:sz w:val="24"/>
+        </w:rPr>
+        <w:t>注：大部分时候，都会避免使用浮点数（用10分去表示1角等等）</w:t>
+      </w:r>
+    </w:p>
+    <w:p>
+      <w:pPr>
+        <w:widowControl/>
+        <w:rPr>
+          <w:rFonts w:ascii="微软雅黑" w:eastAsia="微软雅黑" w:hAnsi="微软雅黑" w:cs="Helvetica Neue"/>
+          <w:b/>
+          <w:bCs/>
+          <w:kern w:val="0"/>
           <w:sz w:val="40"/>
           <w:szCs w:val="40"/>
         </w:rPr>
@@ -1811,7 +6765,7 @@
       <w:pPr>
         <w:widowControl/>
         <w:rPr>
-          <w:rFonts w:ascii="微软雅黑" w:eastAsia="微软雅黑" w:hAnsi="微软雅黑" w:cs="Helvetica Neue" w:hint="eastAsia"/>
+          <w:rFonts w:ascii="微软雅黑" w:eastAsia="微软雅黑" w:hAnsi="微软雅黑" w:cs="Helvetica Neue"/>
           <w:b/>
           <w:bCs/>
           <w:kern w:val="0"/>
@@ -1896,7 +6850,7 @@
       <w:pPr>
         <w:widowControl/>
         <w:rPr>
-          <w:rFonts w:ascii="微软雅黑" w:eastAsia="微软雅黑" w:hAnsi="微软雅黑" w:cs="Helvetica Neue" w:hint="eastAsia"/>
+          <w:rFonts w:ascii="微软雅黑" w:eastAsia="微软雅黑" w:hAnsi="微软雅黑" w:cs="Helvetica Neue"/>
           <w:b/>
           <w:bCs/>
           <w:kern w:val="0"/>
@@ -1908,7 +6862,7 @@
       <w:pPr>
         <w:widowControl/>
         <w:rPr>
-          <w:rFonts w:ascii="微软雅黑" w:eastAsia="微软雅黑" w:hAnsi="微软雅黑" w:cs="Helvetica Neue" w:hint="eastAsia"/>
+          <w:rFonts w:ascii="微软雅黑" w:eastAsia="微软雅黑" w:hAnsi="微软雅黑" w:cs="Helvetica Neue"/>
           <w:b/>
           <w:bCs/>
           <w:kern w:val="0"/>
@@ -1936,7 +6890,7 @@
         <w:spacing w:after="0" w:line="312" w:lineRule="auto"/>
         <w:jc w:val="center"/>
         <w:rPr>
-          <w:rFonts w:ascii="微软雅黑" w:eastAsia="微软雅黑" w:hAnsi="微软雅黑" w:cs="Helvetica Neue" w:hint="eastAsia"/>
+          <w:rFonts w:ascii="微软雅黑" w:eastAsia="微软雅黑" w:hAnsi="微软雅黑" w:cs="Helvetica Neue"/>
           <w:kern w:val="0"/>
           <w:sz w:val="32"/>
           <w:szCs w:val="32"/>
@@ -2321,7 +7275,7 @@
         </w:rPr>
         <w:t>。</w:t>
       </w:r>
-      <w:bookmarkStart w:id="2" w:name="OLE_LINK1"/>
+      <w:bookmarkStart w:id="14" w:name="OLE_LINK1"/>
       <w:r>
         <w:rPr>
           <w:rFonts w:ascii="微软雅黑" w:eastAsia="微软雅黑" w:hAnsi="微软雅黑" w:cs="Helvetica Neue"/>
@@ -2346,13 +7300,23 @@
         </w:rPr>
         <w:t>对于复杂的情形，就是在变量声明语句中，把变量名和前面的一个*带走（</w:t>
       </w:r>
+      <w:proofErr w:type="spellStart"/>
       <w:r>
         <w:rPr>
           <w:rFonts w:ascii="Times New Roman" w:eastAsia="微软雅黑" w:hAnsi="Times New Roman" w:cs="Times New Roman"/>
           <w:kern w:val="0"/>
           <w:sz w:val="24"/>
         </w:rPr>
-        <w:t>eg:</w:t>
+        <w:t>eg</w:t>
+      </w:r>
+      <w:proofErr w:type="spellEnd"/>
+      <w:r>
+        <w:rPr>
+          <w:rFonts w:ascii="Times New Roman" w:eastAsia="微软雅黑" w:hAnsi="Times New Roman" w:cs="Times New Roman"/>
+          <w:kern w:val="0"/>
+          <w:sz w:val="24"/>
+        </w:rPr>
+        <w:t>:</w:t>
       </w:r>
       <w:r>
         <w:rPr>
@@ -2561,7 +7525,7 @@
         <w:t>的指针）</w:t>
       </w:r>
     </w:p>
-    <w:bookmarkEnd w:id="2"/>
+    <w:bookmarkEnd w:id="14"/>
     <w:p>
       <w:pPr>
         <w:autoSpaceDE w:val="0"/>
@@ -2600,7 +7564,7 @@
                     </pic:cNvPicPr>
                   </pic:nvPicPr>
                   <pic:blipFill>
-                    <a:blip r:embed="rId5" cstate="print">
+                    <a:blip r:embed="rId13" cstate="print">
                       <a:extLst>
                         <a:ext uri="{28A0092B-C50C-407E-A947-70E740481C1C}">
                           <a14:useLocalDpi xmlns:a14="http://schemas.microsoft.com/office/drawing/2010/main" val="0"/>
@@ -2743,13 +7707,23 @@
         </w:rPr>
         <w:t>（所说的第一个元素 指的是</w:t>
       </w:r>
-      <w:r>
-        <w:rPr>
-          <w:rFonts w:ascii="Consolas" w:eastAsia="微软雅黑" w:hAnsi="Consolas" w:cs="Consolas"/>
-          <w:kern w:val="0"/>
-          <w:szCs w:val="22"/>
-        </w:rPr>
-        <w:t>arr[0]</w:t>
+      <w:proofErr w:type="spellStart"/>
+      <w:r>
+        <w:rPr>
+          <w:rFonts w:ascii="Consolas" w:eastAsia="微软雅黑" w:hAnsi="Consolas" w:cs="Consolas"/>
+          <w:kern w:val="0"/>
+          <w:szCs w:val="22"/>
+        </w:rPr>
+        <w:t>arr</w:t>
+      </w:r>
+      <w:proofErr w:type="spellEnd"/>
+      <w:r>
+        <w:rPr>
+          <w:rFonts w:ascii="Consolas" w:eastAsia="微软雅黑" w:hAnsi="Consolas" w:cs="Consolas"/>
+          <w:kern w:val="0"/>
+          <w:szCs w:val="22"/>
+        </w:rPr>
+        <w:t>[0]</w:t>
       </w:r>
       <w:r>
         <w:rPr>
@@ -2851,16 +7825,9 @@
           <w:sz w:val="21"/>
           <w:szCs w:val="21"/>
         </w:rPr>
-        <w:t>T arr[m][n]</w:t>
-      </w:r>
-      <w:r>
-        <w:rPr>
-          <w:rFonts w:ascii="微软雅黑" w:eastAsia="微软雅黑" w:hAnsi="微软雅黑" w:cs="Helvetica Neue"/>
-          <w:kern w:val="0"/>
-          <w:szCs w:val="22"/>
-        </w:rPr>
-        <w:t>，</w:t>
-      </w:r>
+        <w:t xml:space="preserve">T </w:t>
+      </w:r>
+      <w:proofErr w:type="spellStart"/>
       <w:r>
         <w:rPr>
           <w:rFonts w:ascii="Consolas" w:eastAsia="微软雅黑" w:hAnsi="Consolas" w:cs="Consolas"/>
@@ -2870,31 +7837,25 @@
         </w:rPr>
         <w:t>arr</w:t>
       </w:r>
-      <w:r>
-        <w:rPr>
-          <w:rFonts w:ascii="Consolas" w:eastAsia="微软雅黑" w:hAnsi="Consolas" w:cs="Consolas" w:hint="eastAsia"/>
+      <w:proofErr w:type="spellEnd"/>
+      <w:r>
+        <w:rPr>
+          <w:rFonts w:ascii="Consolas" w:eastAsia="微软雅黑" w:hAnsi="Consolas" w:cs="Consolas"/>
           <w:kern w:val="0"/>
           <w:sz w:val="21"/>
           <w:szCs w:val="21"/>
         </w:rPr>
-        <w:t xml:space="preserve"> </w:t>
-      </w:r>
-      <w:r>
-        <w:rPr>
-          <w:rFonts w:ascii="微软雅黑" w:eastAsia="微软雅黑" w:hAnsi="微软雅黑" w:cs="Helvetica Neue"/>
-          <w:kern w:val="0"/>
-          <w:szCs w:val="22"/>
-        </w:rPr>
-        <w:t>会退化为</w:t>
-      </w:r>
-      <w:r>
-        <w:rPr>
-          <w:rFonts w:ascii="微软雅黑" w:eastAsia="微软雅黑" w:hAnsi="微软雅黑" w:cs="Helvetica Neue" w:hint="eastAsia"/>
-          <w:kern w:val="0"/>
-          <w:szCs w:val="22"/>
-        </w:rPr>
-        <w:t xml:space="preserve"> </w:t>
-      </w:r>
+        <w:t>[m][n]</w:t>
+      </w:r>
+      <w:r>
+        <w:rPr>
+          <w:rFonts w:ascii="微软雅黑" w:eastAsia="微软雅黑" w:hAnsi="微软雅黑" w:cs="Helvetica Neue"/>
+          <w:kern w:val="0"/>
+          <w:szCs w:val="22"/>
+        </w:rPr>
+        <w:t>，</w:t>
+      </w:r>
+      <w:proofErr w:type="spellStart"/>
       <w:r>
         <w:rPr>
           <w:rFonts w:ascii="Consolas" w:eastAsia="微软雅黑" w:hAnsi="Consolas" w:cs="Consolas"/>
@@ -2902,16 +7863,33 @@
           <w:sz w:val="21"/>
           <w:szCs w:val="21"/>
         </w:rPr>
-        <w:t>T</w:t>
-      </w:r>
-      <w:r>
-        <w:rPr>
-          <w:rFonts w:ascii="Consolas" w:eastAsia="微软雅黑" w:hAnsi="Consolas" w:cs="Consolas"/>
+        <w:t>arr</w:t>
+      </w:r>
+      <w:proofErr w:type="spellEnd"/>
+      <w:r>
+        <w:rPr>
+          <w:rFonts w:ascii="Consolas" w:eastAsia="微软雅黑" w:hAnsi="Consolas" w:cs="Consolas" w:hint="eastAsia"/>
           <w:kern w:val="0"/>
           <w:sz w:val="21"/>
           <w:szCs w:val="21"/>
         </w:rPr>
-        <w:t>（</w:t>
+        <w:t xml:space="preserve"> </w:t>
+      </w:r>
+      <w:r>
+        <w:rPr>
+          <w:rFonts w:ascii="微软雅黑" w:eastAsia="微软雅黑" w:hAnsi="微软雅黑" w:cs="Helvetica Neue"/>
+          <w:kern w:val="0"/>
+          <w:szCs w:val="22"/>
+        </w:rPr>
+        <w:t>会退化为</w:t>
+      </w:r>
+      <w:r>
+        <w:rPr>
+          <w:rFonts w:ascii="微软雅黑" w:eastAsia="微软雅黑" w:hAnsi="微软雅黑" w:cs="Helvetica Neue" w:hint="eastAsia"/>
+          <w:kern w:val="0"/>
+          <w:szCs w:val="22"/>
+        </w:rPr>
+        <w:t xml:space="preserve"> </w:t>
       </w:r>
       <w:r>
         <w:rPr>
@@ -2920,16 +7898,16 @@
           <w:sz w:val="21"/>
           <w:szCs w:val="21"/>
         </w:rPr>
-        <w:t>*</w:t>
-      </w:r>
-      <w:r>
-        <w:rPr>
-          <w:rFonts w:ascii="Consolas" w:eastAsia="微软雅黑" w:hAnsi="Consolas" w:cs="Consolas" w:hint="eastAsia"/>
+        <w:t>T</w:t>
+      </w:r>
+      <w:r>
+        <w:rPr>
+          <w:rFonts w:ascii="Consolas" w:eastAsia="微软雅黑" w:hAnsi="Consolas" w:cs="Consolas"/>
           <w:kern w:val="0"/>
           <w:sz w:val="21"/>
           <w:szCs w:val="21"/>
         </w:rPr>
-        <w:t>arr</w:t>
+        <w:t>（</w:t>
       </w:r>
       <w:r>
         <w:rPr>
@@ -2938,65 +7916,27 @@
           <w:sz w:val="21"/>
           <w:szCs w:val="21"/>
         </w:rPr>
-        <w:t>）</w:t>
-      </w:r>
-      <w:r>
-        <w:rPr>
-          <w:rFonts w:ascii="Consolas" w:eastAsia="微软雅黑" w:hAnsi="Consolas" w:cs="Consolas"/>
+        <w:t>*</w:t>
+      </w:r>
+      <w:proofErr w:type="spellStart"/>
+      <w:r>
+        <w:rPr>
+          <w:rFonts w:ascii="Consolas" w:eastAsia="微软雅黑" w:hAnsi="Consolas" w:cs="Consolas" w:hint="eastAsia"/>
           <w:kern w:val="0"/>
           <w:sz w:val="21"/>
           <w:szCs w:val="21"/>
         </w:rPr>
-        <w:t>[n]</w:t>
-      </w:r>
-      <w:r>
-        <w:rPr>
-          <w:rFonts w:ascii="Consolas" w:eastAsia="微软雅黑" w:hAnsi="Consolas" w:cs="Consolas" w:hint="eastAsia"/>
+        <w:t>arr</w:t>
+      </w:r>
+      <w:proofErr w:type="spellEnd"/>
+      <w:r>
+        <w:rPr>
+          <w:rFonts w:ascii="Consolas" w:eastAsia="微软雅黑" w:hAnsi="Consolas" w:cs="Consolas"/>
           <w:kern w:val="0"/>
           <w:sz w:val="21"/>
           <w:szCs w:val="21"/>
         </w:rPr>
-        <w:t xml:space="preserve"> </w:t>
-      </w:r>
-      <w:r>
-        <w:rPr>
-          <w:rFonts w:ascii="微软雅黑" w:eastAsia="微软雅黑" w:hAnsi="微软雅黑" w:cs="Helvetica Neue"/>
-          <w:kern w:val="0"/>
-          <w:szCs w:val="22"/>
-        </w:rPr>
-        <w:t>也就是指向</w:t>
-      </w:r>
-      <w:r>
-        <w:rPr>
-          <w:rFonts w:ascii="微软雅黑" w:eastAsia="微软雅黑" w:hAnsi="微软雅黑" w:cs="Helvetica Neue" w:hint="eastAsia"/>
-          <w:kern w:val="0"/>
-          <w:szCs w:val="22"/>
-        </w:rPr>
-        <w:t xml:space="preserve"> </w:t>
-      </w:r>
-      <w:r>
-        <w:rPr>
-          <w:rFonts w:ascii="微软雅黑" w:eastAsia="微软雅黑" w:hAnsi="微软雅黑" w:cs="Helvetica Neue"/>
-          <w:kern w:val="0"/>
-          <w:szCs w:val="22"/>
-        </w:rPr>
-        <w:t>n个类型为T的元素组成的数组的指针</w:t>
-      </w:r>
-      <w:r>
-        <w:rPr>
-          <w:rFonts w:ascii="微软雅黑" w:eastAsia="微软雅黑" w:hAnsi="微软雅黑" w:cs="Helvetica Neue" w:hint="eastAsia"/>
-          <w:kern w:val="0"/>
-          <w:szCs w:val="22"/>
-        </w:rPr>
-        <w:t>。</w:t>
-      </w:r>
-      <w:r>
-        <w:rPr>
-          <w:rFonts w:ascii="微软雅黑" w:eastAsia="微软雅黑" w:hAnsi="微软雅黑" w:cs="Helvetica Neue"/>
-          <w:kern w:val="0"/>
-          <w:szCs w:val="22"/>
-        </w:rPr>
-        <w:t>特殊地，这里是指向第一个这样的数组也就是</w:t>
+        <w:t>）</w:t>
       </w:r>
       <w:r>
         <w:rPr>
@@ -3005,7 +7945,76 @@
           <w:sz w:val="21"/>
           <w:szCs w:val="21"/>
         </w:rPr>
-        <w:t>arr[0]</w:t>
+        <w:t>[n]</w:t>
+      </w:r>
+      <w:r>
+        <w:rPr>
+          <w:rFonts w:ascii="Consolas" w:eastAsia="微软雅黑" w:hAnsi="Consolas" w:cs="Consolas" w:hint="eastAsia"/>
+          <w:kern w:val="0"/>
+          <w:sz w:val="21"/>
+          <w:szCs w:val="21"/>
+        </w:rPr>
+        <w:t xml:space="preserve"> </w:t>
+      </w:r>
+      <w:r>
+        <w:rPr>
+          <w:rFonts w:ascii="微软雅黑" w:eastAsia="微软雅黑" w:hAnsi="微软雅黑" w:cs="Helvetica Neue"/>
+          <w:kern w:val="0"/>
+          <w:szCs w:val="22"/>
+        </w:rPr>
+        <w:t>也就是指向</w:t>
+      </w:r>
+      <w:r>
+        <w:rPr>
+          <w:rFonts w:ascii="微软雅黑" w:eastAsia="微软雅黑" w:hAnsi="微软雅黑" w:cs="Helvetica Neue" w:hint="eastAsia"/>
+          <w:kern w:val="0"/>
+          <w:szCs w:val="22"/>
+        </w:rPr>
+        <w:t xml:space="preserve"> </w:t>
+      </w:r>
+      <w:r>
+        <w:rPr>
+          <w:rFonts w:ascii="微软雅黑" w:eastAsia="微软雅黑" w:hAnsi="微软雅黑" w:cs="Helvetica Neue"/>
+          <w:kern w:val="0"/>
+          <w:szCs w:val="22"/>
+        </w:rPr>
+        <w:t>n个类型为T的元素组成的数组的指针</w:t>
+      </w:r>
+      <w:r>
+        <w:rPr>
+          <w:rFonts w:ascii="微软雅黑" w:eastAsia="微软雅黑" w:hAnsi="微软雅黑" w:cs="Helvetica Neue" w:hint="eastAsia"/>
+          <w:kern w:val="0"/>
+          <w:szCs w:val="22"/>
+        </w:rPr>
+        <w:t>。</w:t>
+      </w:r>
+      <w:r>
+        <w:rPr>
+          <w:rFonts w:ascii="微软雅黑" w:eastAsia="微软雅黑" w:hAnsi="微软雅黑" w:cs="Helvetica Neue"/>
+          <w:kern w:val="0"/>
+          <w:szCs w:val="22"/>
+        </w:rPr>
+        <w:t>特殊地，这里是指向第一个这样的数组也就是</w:t>
+      </w:r>
+      <w:proofErr w:type="spellStart"/>
+      <w:r>
+        <w:rPr>
+          <w:rFonts w:ascii="Consolas" w:eastAsia="微软雅黑" w:hAnsi="Consolas" w:cs="Consolas"/>
+          <w:kern w:val="0"/>
+          <w:sz w:val="21"/>
+          <w:szCs w:val="21"/>
+        </w:rPr>
+        <w:t>arr</w:t>
+      </w:r>
+      <w:proofErr w:type="spellEnd"/>
+      <w:r>
+        <w:rPr>
+          <w:rFonts w:ascii="Consolas" w:eastAsia="微软雅黑" w:hAnsi="Consolas" w:cs="Consolas"/>
+          <w:kern w:val="0"/>
+          <w:sz w:val="21"/>
+          <w:szCs w:val="21"/>
+        </w:rPr>
+        <w:t>[0]</w:t>
       </w:r>
       <w:r>
         <w:rPr>
@@ -3055,7 +8064,7 @@
                     </pic:cNvPicPr>
                   </pic:nvPicPr>
                   <pic:blipFill>
-                    <a:blip r:embed="rId6" cstate="print">
+                    <a:blip r:embed="rId14" cstate="print">
                       <a:extLst>
                         <a:ext uri="{28A0092B-C50C-407E-A947-70E740481C1C}">
                           <a14:useLocalDpi xmlns:a14="http://schemas.microsoft.com/office/drawing/2010/main" val="0"/>
@@ -3193,6 +8202,7 @@
         </w:rPr>
         <w:t>除了</w:t>
       </w:r>
+      <w:proofErr w:type="spellStart"/>
       <w:r>
         <w:rPr>
           <w:rFonts w:ascii="Consolas" w:eastAsia="微软雅黑" w:hAnsi="Consolas" w:cs="Consolas"/>
@@ -3202,6 +8212,7 @@
         </w:rPr>
         <w:t>sizeof</w:t>
       </w:r>
+      <w:proofErr w:type="spellEnd"/>
       <w:r>
         <w:rPr>
           <w:rFonts w:ascii="Consolas" w:eastAsia="微软雅黑" w:hAnsi="Consolas" w:cs="Consolas" w:hint="eastAsia"/>
@@ -3347,7 +8358,7 @@
         </w:rPr>
         <w:t>注意</w:t>
       </w:r>
-      <w:bookmarkStart w:id="3" w:name="_Hlk235365257"/>
+      <w:bookmarkStart w:id="15" w:name="_Hlk235365257"/>
       <w:r>
         <w:rPr>
           <w:rFonts w:ascii="微软雅黑" w:eastAsia="微软雅黑" w:hAnsi="微软雅黑" w:cs="Helvetica Neue" w:hint="eastAsia"/>
@@ -3356,7 +8367,7 @@
         </w:rPr>
         <w:t>参数传递会发生退化，形式参数一定会变成指针的形式</w:t>
       </w:r>
-      <w:bookmarkEnd w:id="3"/>
+      <w:bookmarkEnd w:id="15"/>
       <w:r>
         <w:rPr>
           <w:rFonts w:ascii="微软雅黑" w:eastAsia="微软雅黑" w:hAnsi="微软雅黑" w:cs="Helvetica Neue" w:hint="eastAsia"/>
@@ -3739,7 +8750,7 @@
                     </pic:cNvPicPr>
                   </pic:nvPicPr>
                   <pic:blipFill>
-                    <a:blip r:embed="rId7" cstate="print">
+                    <a:blip r:embed="rId15" cstate="print">
                       <a:extLst>
                         <a:ext uri="{28A0092B-C50C-407E-A947-70E740481C1C}">
                           <a14:useLocalDpi xmlns:a14="http://schemas.microsoft.com/office/drawing/2010/main" val="0"/>
@@ -3808,7 +8819,7 @@
                     </pic:cNvPicPr>
                   </pic:nvPicPr>
                   <pic:blipFill>
-                    <a:blip r:embed="rId8" cstate="print">
+                    <a:blip r:embed="rId16" cstate="print">
                       <a:extLst>
                         <a:ext uri="{28A0092B-C50C-407E-A947-70E740481C1C}">
                           <a14:useLocalDpi xmlns:a14="http://schemas.microsoft.com/office/drawing/2010/main" val="0"/>
@@ -3895,16 +8906,9 @@
           <w:sz w:val="21"/>
           <w:szCs w:val="21"/>
         </w:rPr>
-        <w:t>&amp;arr[0]</w:t>
-      </w:r>
-      <w:r>
-        <w:rPr>
-          <w:rFonts w:ascii="微软雅黑" w:eastAsia="微软雅黑" w:hAnsi="微软雅黑" w:cs="Helvetica Neue"/>
-          <w:kern w:val="0"/>
-          <w:szCs w:val="22"/>
-        </w:rPr>
-        <w:t xml:space="preserve"> 和</w:t>
-      </w:r>
+        <w:t>&amp;</w:t>
+      </w:r>
+      <w:proofErr w:type="spellStart"/>
       <w:r>
         <w:rPr>
           <w:rFonts w:ascii="Consolas" w:eastAsia="微软雅黑" w:hAnsi="Consolas" w:cs="Consolas"/>
@@ -3912,8 +8916,46 @@
           <w:sz w:val="21"/>
           <w:szCs w:val="21"/>
         </w:rPr>
-        <w:t>&amp;arr</w:t>
-      </w:r>
+        <w:t>arr</w:t>
+      </w:r>
+      <w:proofErr w:type="spellEnd"/>
+      <w:r>
+        <w:rPr>
+          <w:rFonts w:ascii="Consolas" w:eastAsia="微软雅黑" w:hAnsi="Consolas" w:cs="Consolas"/>
+          <w:kern w:val="0"/>
+          <w:sz w:val="21"/>
+          <w:szCs w:val="21"/>
+        </w:rPr>
+        <w:t>[0]</w:t>
+      </w:r>
+      <w:r>
+        <w:rPr>
+          <w:rFonts w:ascii="微软雅黑" w:eastAsia="微软雅黑" w:hAnsi="微软雅黑" w:cs="Helvetica Neue"/>
+          <w:kern w:val="0"/>
+          <w:szCs w:val="22"/>
+        </w:rPr>
+        <w:t xml:space="preserve"> 和</w:t>
+      </w:r>
+      <w:r>
+        <w:rPr>
+          <w:rFonts w:ascii="Consolas" w:eastAsia="微软雅黑" w:hAnsi="Consolas" w:cs="Consolas"/>
+          <w:kern w:val="0"/>
+          <w:sz w:val="21"/>
+          <w:szCs w:val="21"/>
+        </w:rPr>
+        <w:t>&amp;</w:t>
+      </w:r>
+      <w:proofErr w:type="spellStart"/>
+      <w:r>
+        <w:rPr>
+          <w:rFonts w:ascii="Consolas" w:eastAsia="微软雅黑" w:hAnsi="Consolas" w:cs="Consolas"/>
+          <w:kern w:val="0"/>
+          <w:sz w:val="21"/>
+          <w:szCs w:val="21"/>
+        </w:rPr>
+        <w:t>arr</w:t>
+      </w:r>
+      <w:proofErr w:type="spellEnd"/>
       <w:r>
         <w:rPr>
           <w:rFonts w:ascii="微软雅黑" w:eastAsia="微软雅黑" w:hAnsi="微软雅黑" w:cs="Helvetica Neue"/>
@@ -4104,6 +9146,7 @@
         </w:rPr>
         <w:t>比如</w:t>
       </w:r>
+      <w:proofErr w:type="spellStart"/>
       <w:r>
         <w:rPr>
           <w:rFonts w:ascii="Consolas" w:eastAsia="微软雅黑" w:hAnsi="Consolas" w:cs="Consolas"/>
@@ -4111,24 +9154,9 @@
           <w:sz w:val="21"/>
           <w:szCs w:val="21"/>
         </w:rPr>
-        <w:t>arr[x][y][z]</w:t>
-      </w:r>
-      <w:r>
-        <w:rPr>
-          <w:rFonts w:ascii="微软雅黑" w:eastAsia="微软雅黑" w:hAnsi="微软雅黑" w:cs="Helvetica Neue" w:hint="eastAsia"/>
-          <w:kern w:val="0"/>
-          <w:szCs w:val="22"/>
-        </w:rPr>
-        <w:t>，</w:t>
-      </w:r>
-      <w:r>
-        <w:rPr>
-          <w:rFonts w:ascii="微软雅黑" w:eastAsia="微软雅黑" w:hAnsi="微软雅黑" w:cs="Helvetica Neue"/>
-          <w:kern w:val="0"/>
-          <w:szCs w:val="22"/>
-        </w:rPr>
-        <w:t>那么因为</w:t>
-      </w:r>
+        <w:t>arr</w:t>
+      </w:r>
+      <w:proofErr w:type="spellEnd"/>
       <w:r>
         <w:rPr>
           <w:rFonts w:ascii="Consolas" w:eastAsia="微软雅黑" w:hAnsi="Consolas" w:cs="Consolas"/>
@@ -4136,17 +9164,34 @@
           <w:sz w:val="21"/>
           <w:szCs w:val="21"/>
         </w:rPr>
-        <w:t>&amp;arr[0]</w:t>
-      </w:r>
-      <w:r>
-        <w:rPr>
-          <w:rFonts w:ascii="Consolas" w:eastAsia="微软雅黑" w:hAnsi="Consolas" w:cs="Consolas" w:hint="eastAsia"/>
+        <w:t>[x][y][z]</w:t>
+      </w:r>
+      <w:r>
+        <w:rPr>
+          <w:rFonts w:ascii="微软雅黑" w:eastAsia="微软雅黑" w:hAnsi="微软雅黑" w:cs="Helvetica Neue" w:hint="eastAsia"/>
+          <w:kern w:val="0"/>
+          <w:szCs w:val="22"/>
+        </w:rPr>
+        <w:t>，</w:t>
+      </w:r>
+      <w:r>
+        <w:rPr>
+          <w:rFonts w:ascii="微软雅黑" w:eastAsia="微软雅黑" w:hAnsi="微软雅黑" w:cs="Helvetica Neue"/>
+          <w:kern w:val="0"/>
+          <w:szCs w:val="22"/>
+        </w:rPr>
+        <w:t>那么因为</w:t>
+      </w:r>
+      <w:r>
+        <w:rPr>
+          <w:rFonts w:ascii="Consolas" w:eastAsia="微软雅黑" w:hAnsi="Consolas" w:cs="Consolas"/>
           <w:kern w:val="0"/>
           <w:sz w:val="21"/>
           <w:szCs w:val="21"/>
         </w:rPr>
-        <w:t>、</w:t>
-      </w:r>
+        <w:t>&amp;</w:t>
+      </w:r>
+      <w:proofErr w:type="spellStart"/>
       <w:r>
         <w:rPr>
           <w:rFonts w:ascii="Consolas" w:eastAsia="微软雅黑" w:hAnsi="Consolas" w:cs="Consolas"/>
@@ -4154,40 +9199,9 @@
           <w:sz w:val="21"/>
           <w:szCs w:val="21"/>
         </w:rPr>
-        <w:t>&amp;arr[0][0]</w:t>
-      </w:r>
-      <w:r>
-        <w:rPr>
-          <w:rFonts w:ascii="微软雅黑" w:eastAsia="微软雅黑" w:hAnsi="微软雅黑" w:cs="Helvetica Neue"/>
-          <w:kern w:val="0"/>
-          <w:szCs w:val="22"/>
-        </w:rPr>
-        <w:t>的值都是数组首地址</w:t>
-      </w:r>
-      <w:r>
-        <w:rPr>
-          <w:rFonts w:ascii="微软雅黑" w:eastAsia="微软雅黑" w:hAnsi="微软雅黑" w:cs="Helvetica Neue" w:hint="eastAsia"/>
-          <w:kern w:val="0"/>
-          <w:szCs w:val="22"/>
-        </w:rPr>
-        <w:t>，</w:t>
-      </w:r>
-      <w:r>
-        <w:rPr>
-          <w:rFonts w:ascii="微软雅黑" w:eastAsia="微软雅黑" w:hAnsi="微软雅黑" w:cs="Helvetica Neue"/>
-          <w:kern w:val="0"/>
-          <w:szCs w:val="22"/>
-        </w:rPr>
-        <w:t>所以我会觉得</w:t>
-      </w:r>
-      <w:r>
-        <w:rPr>
-          <w:rFonts w:ascii="微软雅黑" w:eastAsia="微软雅黑" w:hAnsi="微软雅黑" w:cs="Helvetica Neue"/>
-          <w:kern w:val="0"/>
-          <w:szCs w:val="22"/>
-        </w:rPr>
-        <w:t xml:space="preserve"> </w:t>
-      </w:r>
+        <w:t>arr</w:t>
+      </w:r>
+      <w:proofErr w:type="spellEnd"/>
       <w:r>
         <w:rPr>
           <w:rFonts w:ascii="Consolas" w:eastAsia="微软雅黑" w:hAnsi="Consolas" w:cs="Consolas"/>
@@ -4195,16 +9209,16 @@
           <w:sz w:val="21"/>
           <w:szCs w:val="21"/>
         </w:rPr>
-        <w:t>&amp;</w:t>
-      </w:r>
-      <w:r>
-        <w:rPr>
-          <w:rFonts w:ascii="Consolas" w:eastAsia="微软雅黑" w:hAnsi="Consolas" w:cs="Consolas"/>
+        <w:t>[0]</w:t>
+      </w:r>
+      <w:r>
+        <w:rPr>
+          <w:rFonts w:ascii="Consolas" w:eastAsia="微软雅黑" w:hAnsi="Consolas" w:cs="Consolas" w:hint="eastAsia"/>
           <w:kern w:val="0"/>
           <w:sz w:val="21"/>
           <w:szCs w:val="21"/>
         </w:rPr>
-        <w:t>(</w:t>
+        <w:t>、</w:t>
       </w:r>
       <w:r>
         <w:rPr>
@@ -4213,8 +9227,9 @@
           <w:sz w:val="21"/>
           <w:szCs w:val="21"/>
         </w:rPr>
-        <w:t>&amp;arr[0][0]</w:t>
-      </w:r>
+        <w:t>&amp;</w:t>
+      </w:r>
+      <w:proofErr w:type="spellStart"/>
       <w:r>
         <w:rPr>
           <w:rFonts w:ascii="Consolas" w:eastAsia="微软雅黑" w:hAnsi="Consolas" w:cs="Consolas"/>
@@ -4222,40 +9237,9 @@
           <w:sz w:val="21"/>
           <w:szCs w:val="21"/>
         </w:rPr>
-        <w:t>)</w:t>
-      </w:r>
-      <w:r>
-        <w:rPr>
-          <w:rFonts w:ascii="微软雅黑" w:eastAsia="微软雅黑" w:hAnsi="微软雅黑" w:cs="Helvetica Neue"/>
-          <w:kern w:val="0"/>
-          <w:szCs w:val="22"/>
-        </w:rPr>
-        <w:t>（这么写不规范</w:t>
-      </w:r>
-      <w:r>
-        <w:rPr>
-          <w:rFonts w:ascii="微软雅黑" w:eastAsia="微软雅黑" w:hAnsi="微软雅黑" w:cs="Helvetica Neue" w:hint="eastAsia"/>
-          <w:kern w:val="0"/>
-          <w:szCs w:val="22"/>
-        </w:rPr>
-        <w:t>，</w:t>
-      </w:r>
-      <w:r>
-        <w:rPr>
-          <w:rFonts w:ascii="微软雅黑" w:eastAsia="微软雅黑" w:hAnsi="微软雅黑" w:cs="Helvetica Neue"/>
-          <w:kern w:val="0"/>
-          <w:szCs w:val="22"/>
-        </w:rPr>
-        <w:t>但是意思是取两次地址）会和</w:t>
-      </w:r>
-      <w:r>
-        <w:rPr>
-          <w:rFonts w:ascii="微软雅黑" w:eastAsia="微软雅黑" w:hAnsi="微软雅黑" w:cs="Helvetica Neue" w:hint="eastAsia"/>
-          <w:kern w:val="0"/>
-          <w:szCs w:val="22"/>
-        </w:rPr>
-        <w:t xml:space="preserve"> </w:t>
-      </w:r>
+        <w:t>arr</w:t>
+      </w:r>
+      <w:proofErr w:type="spellEnd"/>
       <w:r>
         <w:rPr>
           <w:rFonts w:ascii="Consolas" w:eastAsia="微软雅黑" w:hAnsi="Consolas" w:cs="Consolas"/>
@@ -4263,7 +9247,156 @@
           <w:sz w:val="21"/>
           <w:szCs w:val="21"/>
         </w:rPr>
-        <w:t>&amp;arr[0]</w:t>
+        <w:t>[0][0]</w:t>
+      </w:r>
+      <w:r>
+        <w:rPr>
+          <w:rFonts w:ascii="微软雅黑" w:eastAsia="微软雅黑" w:hAnsi="微软雅黑" w:cs="Helvetica Neue"/>
+          <w:kern w:val="0"/>
+          <w:szCs w:val="22"/>
+        </w:rPr>
+        <w:t>的值都是数组首地址</w:t>
+      </w:r>
+      <w:r>
+        <w:rPr>
+          <w:rFonts w:ascii="微软雅黑" w:eastAsia="微软雅黑" w:hAnsi="微软雅黑" w:cs="Helvetica Neue" w:hint="eastAsia"/>
+          <w:kern w:val="0"/>
+          <w:szCs w:val="22"/>
+        </w:rPr>
+        <w:t>，</w:t>
+      </w:r>
+      <w:r>
+        <w:rPr>
+          <w:rFonts w:ascii="微软雅黑" w:eastAsia="微软雅黑" w:hAnsi="微软雅黑" w:cs="Helvetica Neue"/>
+          <w:kern w:val="0"/>
+          <w:szCs w:val="22"/>
+        </w:rPr>
+        <w:t>所以我会觉得</w:t>
+      </w:r>
+      <w:r>
+        <w:rPr>
+          <w:rFonts w:ascii="微软雅黑" w:eastAsia="微软雅黑" w:hAnsi="微软雅黑" w:cs="Helvetica Neue"/>
+          <w:kern w:val="0"/>
+          <w:szCs w:val="22"/>
+        </w:rPr>
+        <w:t xml:space="preserve"> </w:t>
+      </w:r>
+      <w:r>
+        <w:rPr>
+          <w:rFonts w:ascii="Consolas" w:eastAsia="微软雅黑" w:hAnsi="Consolas" w:cs="Consolas"/>
+          <w:kern w:val="0"/>
+          <w:sz w:val="21"/>
+          <w:szCs w:val="21"/>
+        </w:rPr>
+        <w:t>&amp;</w:t>
+      </w:r>
+      <w:r>
+        <w:rPr>
+          <w:rFonts w:ascii="Consolas" w:eastAsia="微软雅黑" w:hAnsi="Consolas" w:cs="Consolas"/>
+          <w:kern w:val="0"/>
+          <w:sz w:val="21"/>
+          <w:szCs w:val="21"/>
+        </w:rPr>
+        <w:t>(</w:t>
+      </w:r>
+      <w:r>
+        <w:rPr>
+          <w:rFonts w:ascii="Consolas" w:eastAsia="微软雅黑" w:hAnsi="Consolas" w:cs="Consolas"/>
+          <w:kern w:val="0"/>
+          <w:sz w:val="21"/>
+          <w:szCs w:val="21"/>
+        </w:rPr>
+        <w:t>&amp;</w:t>
+      </w:r>
+      <w:proofErr w:type="spellStart"/>
+      <w:r>
+        <w:rPr>
+          <w:rFonts w:ascii="Consolas" w:eastAsia="微软雅黑" w:hAnsi="Consolas" w:cs="Consolas"/>
+          <w:kern w:val="0"/>
+          <w:sz w:val="21"/>
+          <w:szCs w:val="21"/>
+        </w:rPr>
+        <w:t>arr</w:t>
+      </w:r>
+      <w:proofErr w:type="spellEnd"/>
+      <w:r>
+        <w:rPr>
+          <w:rFonts w:ascii="Consolas" w:eastAsia="微软雅黑" w:hAnsi="Consolas" w:cs="Consolas"/>
+          <w:kern w:val="0"/>
+          <w:sz w:val="21"/>
+          <w:szCs w:val="21"/>
+        </w:rPr>
+        <w:t>[0][0]</w:t>
+      </w:r>
+      <w:r>
+        <w:rPr>
+          <w:rFonts w:ascii="Consolas" w:eastAsia="微软雅黑" w:hAnsi="Consolas" w:cs="Consolas"/>
+          <w:kern w:val="0"/>
+          <w:sz w:val="21"/>
+          <w:szCs w:val="21"/>
+        </w:rPr>
+        <w:t>)</w:t>
+      </w:r>
+      <w:r>
+        <w:rPr>
+          <w:rFonts w:ascii="微软雅黑" w:eastAsia="微软雅黑" w:hAnsi="微软雅黑" w:cs="Helvetica Neue"/>
+          <w:kern w:val="0"/>
+          <w:szCs w:val="22"/>
+        </w:rPr>
+        <w:t>（这么写不规范</w:t>
+      </w:r>
+      <w:r>
+        <w:rPr>
+          <w:rFonts w:ascii="微软雅黑" w:eastAsia="微软雅黑" w:hAnsi="微软雅黑" w:cs="Helvetica Neue" w:hint="eastAsia"/>
+          <w:kern w:val="0"/>
+          <w:szCs w:val="22"/>
+        </w:rPr>
+        <w:t>，</w:t>
+      </w:r>
+      <w:r>
+        <w:rPr>
+          <w:rFonts w:ascii="微软雅黑" w:eastAsia="微软雅黑" w:hAnsi="微软雅黑" w:cs="Helvetica Neue"/>
+          <w:kern w:val="0"/>
+          <w:szCs w:val="22"/>
+        </w:rPr>
+        <w:t>但是意思是取两次地址）会和</w:t>
+      </w:r>
+      <w:r>
+        <w:rPr>
+          <w:rFonts w:ascii="微软雅黑" w:eastAsia="微软雅黑" w:hAnsi="微软雅黑" w:cs="Helvetica Neue" w:hint="eastAsia"/>
+          <w:kern w:val="0"/>
+          <w:szCs w:val="22"/>
+        </w:rPr>
+        <w:t xml:space="preserve"> </w:t>
+      </w:r>
+      <w:r>
+        <w:rPr>
+          <w:rFonts w:ascii="Consolas" w:eastAsia="微软雅黑" w:hAnsi="Consolas" w:cs="Consolas"/>
+          <w:kern w:val="0"/>
+          <w:sz w:val="21"/>
+          <w:szCs w:val="21"/>
+        </w:rPr>
+        <w:t>&amp;</w:t>
+      </w:r>
+      <w:proofErr w:type="spellStart"/>
+      <w:r>
+        <w:rPr>
+          <w:rFonts w:ascii="Consolas" w:eastAsia="微软雅黑" w:hAnsi="Consolas" w:cs="Consolas"/>
+          <w:kern w:val="0"/>
+          <w:sz w:val="21"/>
+          <w:szCs w:val="21"/>
+        </w:rPr>
+        <w:t>arr</w:t>
+      </w:r>
+      <w:proofErr w:type="spellEnd"/>
+      <w:r>
+        <w:rPr>
+          <w:rFonts w:ascii="Consolas" w:eastAsia="微软雅黑" w:hAnsi="Consolas" w:cs="Consolas"/>
+          <w:kern w:val="0"/>
+          <w:sz w:val="21"/>
+          <w:szCs w:val="21"/>
+        </w:rPr>
+        <w:t>[0]</w:t>
       </w:r>
       <w:r>
         <w:rPr>
@@ -4428,7 +9561,7 @@
                     </pic:cNvPicPr>
                   </pic:nvPicPr>
                   <pic:blipFill>
-                    <a:blip r:embed="rId9" cstate="print">
+                    <a:blip r:embed="rId17" cstate="print">
                       <a:extLst>
                         <a:ext uri="{28A0092B-C50C-407E-A947-70E740481C1C}">
                           <a14:useLocalDpi xmlns:a14="http://schemas.microsoft.com/office/drawing/2010/main" val="0"/>
@@ -4675,7 +9808,7 @@
                     </pic:cNvPicPr>
                   </pic:nvPicPr>
                   <pic:blipFill>
-                    <a:blip r:embed="rId10" cstate="print">
+                    <a:blip r:embed="rId18" cstate="print">
                       <a:extLst>
                         <a:ext uri="{28A0092B-C50C-407E-A947-70E740481C1C}">
                           <a14:useLocalDpi xmlns:a14="http://schemas.microsoft.com/office/drawing/2010/main" val="0"/>
@@ -4784,6 +9917,7 @@
         </w:rPr>
         <w:t>但是</w:t>
       </w:r>
+      <w:proofErr w:type="spellStart"/>
       <w:r>
         <w:rPr>
           <w:rFonts w:ascii="Consolas" w:eastAsia="微软雅黑" w:hAnsi="Consolas" w:cs="Consolas"/>
@@ -4791,32 +9925,9 @@
           <w:sz w:val="21"/>
           <w:szCs w:val="21"/>
         </w:rPr>
-        <w:t>arr[0]</w:t>
-      </w:r>
-      <w:r>
-        <w:rPr>
-          <w:rFonts w:ascii="微软雅黑" w:eastAsia="微软雅黑" w:hAnsi="微软雅黑" w:cs="Helvetica Neue"/>
-          <w:kern w:val="0"/>
-          <w:szCs w:val="22"/>
-        </w:rPr>
-        <w:t>会退化吧</w:t>
-      </w:r>
-      <w:r>
-        <w:rPr>
-          <w:rFonts w:ascii="微软雅黑" w:eastAsia="微软雅黑" w:hAnsi="微软雅黑" w:cs="Helvetica Neue" w:hint="eastAsia"/>
-          <w:kern w:val="0"/>
-          <w:szCs w:val="22"/>
-        </w:rPr>
-        <w:t>，</w:t>
-      </w:r>
-      <w:r>
-        <w:rPr>
-          <w:rFonts w:ascii="微软雅黑" w:eastAsia="微软雅黑" w:hAnsi="微软雅黑" w:cs="Helvetica Neue"/>
-          <w:kern w:val="0"/>
-          <w:szCs w:val="22"/>
-        </w:rPr>
-        <w:t>不过好像在</w:t>
-      </w:r>
+        <w:t>arr</w:t>
+      </w:r>
+      <w:proofErr w:type="spellEnd"/>
       <w:r>
         <w:rPr>
           <w:rFonts w:ascii="Consolas" w:eastAsia="微软雅黑" w:hAnsi="Consolas" w:cs="Consolas"/>
@@ -4824,7 +9935,60 @@
           <w:sz w:val="21"/>
           <w:szCs w:val="21"/>
         </w:rPr>
-        <w:t>&amp;arr[0]</w:t>
+        <w:t>[0]</w:t>
+      </w:r>
+      <w:r>
+        <w:rPr>
+          <w:rFonts w:ascii="微软雅黑" w:eastAsia="微软雅黑" w:hAnsi="微软雅黑" w:cs="Helvetica Neue"/>
+          <w:kern w:val="0"/>
+          <w:szCs w:val="22"/>
+        </w:rPr>
+        <w:t>会退化吧</w:t>
+      </w:r>
+      <w:r>
+        <w:rPr>
+          <w:rFonts w:ascii="微软雅黑" w:eastAsia="微软雅黑" w:hAnsi="微软雅黑" w:cs="Helvetica Neue" w:hint="eastAsia"/>
+          <w:kern w:val="0"/>
+          <w:szCs w:val="22"/>
+        </w:rPr>
+        <w:t>，</w:t>
+      </w:r>
+      <w:r>
+        <w:rPr>
+          <w:rFonts w:ascii="微软雅黑" w:eastAsia="微软雅黑" w:hAnsi="微软雅黑" w:cs="Helvetica Neue"/>
+          <w:kern w:val="0"/>
+          <w:szCs w:val="22"/>
+        </w:rPr>
+        <w:t>不过好像在</w:t>
+      </w:r>
+      <w:r>
+        <w:rPr>
+          <w:rFonts w:ascii="Consolas" w:eastAsia="微软雅黑" w:hAnsi="Consolas" w:cs="Consolas"/>
+          <w:kern w:val="0"/>
+          <w:sz w:val="21"/>
+          <w:szCs w:val="21"/>
+        </w:rPr>
+        <w:t>&amp;</w:t>
+      </w:r>
+      <w:proofErr w:type="spellStart"/>
+      <w:r>
+        <w:rPr>
+          <w:rFonts w:ascii="Consolas" w:eastAsia="微软雅黑" w:hAnsi="Consolas" w:cs="Consolas"/>
+          <w:kern w:val="0"/>
+          <w:sz w:val="21"/>
+          <w:szCs w:val="21"/>
+        </w:rPr>
+        <w:t>arr</w:t>
+      </w:r>
+      <w:proofErr w:type="spellEnd"/>
+      <w:r>
+        <w:rPr>
+          <w:rFonts w:ascii="Consolas" w:eastAsia="微软雅黑" w:hAnsi="Consolas" w:cs="Consolas"/>
+          <w:kern w:val="0"/>
+          <w:sz w:val="21"/>
+          <w:szCs w:val="21"/>
+        </w:rPr>
+        <w:t>[0]</w:t>
       </w:r>
       <w:r>
         <w:rPr>
@@ -4968,7 +10132,7 @@
                     </pic:cNvPicPr>
                   </pic:nvPicPr>
                   <pic:blipFill>
-                    <a:blip r:embed="rId11">
+                    <a:blip r:embed="rId19">
                       <a:extLst>
                         <a:ext uri="{28A0092B-C50C-407E-A947-70E740481C1C}">
                           <a14:useLocalDpi xmlns:a14="http://schemas.microsoft.com/office/drawing/2010/main" val="0"/>
@@ -5114,7 +10278,7 @@
                     </pic:cNvPicPr>
                   </pic:nvPicPr>
                   <pic:blipFill>
-                    <a:blip r:embed="rId12" cstate="print">
+                    <a:blip r:embed="rId20" cstate="print">
                       <a:extLst>
                         <a:ext uri="{28A0092B-C50C-407E-A947-70E740481C1C}">
                           <a14:useLocalDpi xmlns:a14="http://schemas.microsoft.com/office/drawing/2010/main" val="0"/>
@@ -5184,7 +10348,7 @@
                     </pic:cNvPicPr>
                   </pic:nvPicPr>
                   <pic:blipFill>
-                    <a:blip r:embed="rId13" cstate="print">
+                    <a:blip r:embed="rId21" cstate="print">
                       <a:extLst>
                         <a:ext uri="{28A0092B-C50C-407E-A947-70E740481C1C}">
                           <a14:useLocalDpi xmlns:a14="http://schemas.microsoft.com/office/drawing/2010/main" val="0"/>
@@ -5254,7 +10418,7 @@
                     </pic:cNvPicPr>
                   </pic:nvPicPr>
                   <pic:blipFill>
-                    <a:blip r:embed="rId14" cstate="print">
+                    <a:blip r:embed="rId22" cstate="print">
                       <a:extLst>
                         <a:ext uri="{28A0092B-C50C-407E-A947-70E740481C1C}">
                           <a14:useLocalDpi xmlns:a14="http://schemas.microsoft.com/office/drawing/2010/main" val="0"/>
@@ -5323,7 +10487,7 @@
                     </pic:cNvPicPr>
                   </pic:nvPicPr>
                   <pic:blipFill>
-                    <a:blip r:embed="rId15" cstate="print">
+                    <a:blip r:embed="rId23" cstate="print">
                       <a:extLst>
                         <a:ext uri="{28A0092B-C50C-407E-A947-70E740481C1C}">
                           <a14:useLocalDpi xmlns:a14="http://schemas.microsoft.com/office/drawing/2010/main" val="0"/>
@@ -5384,8 +10548,42 @@
           <w:szCs w:val="20"/>
           <w:highlight w:val="yellow"/>
         </w:rPr>
-        <w:t>&amp;arr[0] &amp;arr</w:t>
-      </w:r>
+        <w:t>&amp;</w:t>
+      </w:r>
+      <w:proofErr w:type="spellStart"/>
+      <w:r>
+        <w:rPr>
+          <w:rFonts w:ascii="Consolas" w:eastAsia="微软雅黑" w:hAnsi="Consolas" w:cs="Consolas"/>
+          <w:kern w:val="0"/>
+          <w:sz w:val="20"/>
+          <w:szCs w:val="20"/>
+          <w:highlight w:val="yellow"/>
+        </w:rPr>
+        <w:t>arr</w:t>
+      </w:r>
+      <w:proofErr w:type="spellEnd"/>
+      <w:r>
+        <w:rPr>
+          <w:rFonts w:ascii="Consolas" w:eastAsia="微软雅黑" w:hAnsi="Consolas" w:cs="Consolas"/>
+          <w:kern w:val="0"/>
+          <w:sz w:val="20"/>
+          <w:szCs w:val="20"/>
+          <w:highlight w:val="yellow"/>
+        </w:rPr>
+        <w:t>[0] &amp;</w:t>
+      </w:r>
+      <w:proofErr w:type="spellStart"/>
+      <w:r>
+        <w:rPr>
+          <w:rFonts w:ascii="Consolas" w:eastAsia="微软雅黑" w:hAnsi="Consolas" w:cs="Consolas"/>
+          <w:kern w:val="0"/>
+          <w:sz w:val="20"/>
+          <w:szCs w:val="20"/>
+          <w:highlight w:val="yellow"/>
+        </w:rPr>
+        <w:t>arr</w:t>
+      </w:r>
+      <w:proofErr w:type="spellEnd"/>
       <w:r>
         <w:rPr>
           <w:rFonts w:ascii="微软雅黑" w:eastAsia="微软雅黑" w:hAnsi="微软雅黑" w:cs="Helvetica Neue"/>
@@ -5465,7 +10663,7 @@
                     </pic:cNvPicPr>
                   </pic:nvPicPr>
                   <pic:blipFill>
-                    <a:blip r:embed="rId16" cstate="print">
+                    <a:blip r:embed="rId24" cstate="print">
                       <a:extLst>
                         <a:ext uri="{28A0092B-C50C-407E-A947-70E740481C1C}">
                           <a14:useLocalDpi xmlns:a14="http://schemas.microsoft.com/office/drawing/2010/main" val="0"/>
@@ -5534,7 +10732,7 @@
                     </pic:cNvPicPr>
                   </pic:nvPicPr>
                   <pic:blipFill>
-                    <a:blip r:embed="rId17" cstate="print">
+                    <a:blip r:embed="rId25" cstate="print">
                       <a:extLst>
                         <a:ext uri="{28A0092B-C50C-407E-A947-70E740481C1C}">
                           <a14:useLocalDpi xmlns:a14="http://schemas.microsoft.com/office/drawing/2010/main" val="0"/>
@@ -5604,7 +10802,7 @@
                     </pic:cNvPicPr>
                   </pic:nvPicPr>
                   <pic:blipFill>
-                    <a:blip r:embed="rId18" cstate="print">
+                    <a:blip r:embed="rId26" cstate="print">
                       <a:extLst>
                         <a:ext uri="{28A0092B-C50C-407E-A947-70E740481C1C}">
                           <a14:useLocalDpi xmlns:a14="http://schemas.microsoft.com/office/drawing/2010/main" val="0"/>
@@ -5673,7 +10871,7 @@
                     </pic:cNvPicPr>
                   </pic:nvPicPr>
                   <pic:blipFill>
-                    <a:blip r:embed="rId19" cstate="print">
+                    <a:blip r:embed="rId27" cstate="print">
                       <a:extLst>
                         <a:ext uri="{28A0092B-C50C-407E-A947-70E740481C1C}">
                           <a14:useLocalDpi xmlns:a14="http://schemas.microsoft.com/office/drawing/2010/main" val="0"/>
@@ -5743,7 +10941,7 @@
                     </pic:cNvPicPr>
                   </pic:nvPicPr>
                   <pic:blipFill>
-                    <a:blip r:embed="rId20" cstate="print">
+                    <a:blip r:embed="rId28" cstate="print">
                       <a:extLst>
                         <a:ext uri="{28A0092B-C50C-407E-A947-70E740481C1C}">
                           <a14:useLocalDpi xmlns:a14="http://schemas.microsoft.com/office/drawing/2010/main" val="0"/>
@@ -5812,7 +11010,7 @@
                     </pic:cNvPicPr>
                   </pic:nvPicPr>
                   <pic:blipFill>
-                    <a:blip r:embed="rId21" cstate="print">
+                    <a:blip r:embed="rId29" cstate="print">
                       <a:extLst>
                         <a:ext uri="{28A0092B-C50C-407E-A947-70E740481C1C}">
                           <a14:useLocalDpi xmlns:a14="http://schemas.microsoft.com/office/drawing/2010/main" val="0"/>
@@ -5881,7 +11079,7 @@
                     </pic:cNvPicPr>
                   </pic:nvPicPr>
                   <pic:blipFill>
-                    <a:blip r:embed="rId22" cstate="print">
+                    <a:blip r:embed="rId30" cstate="print">
                       <a:extLst>
                         <a:ext uri="{28A0092B-C50C-407E-A947-70E740481C1C}">
                           <a14:useLocalDpi xmlns:a14="http://schemas.microsoft.com/office/drawing/2010/main" val="0"/>
@@ -6242,8 +11440,28 @@
           <w:sz w:val="20"/>
           <w:szCs w:val="20"/>
         </w:rPr>
-        <w:t>typedef struct MemoryBlock{</w:t>
-      </w:r>
+        <w:t xml:space="preserve">typedef struct </w:t>
+      </w:r>
+      <w:proofErr w:type="spellStart"/>
+      <w:proofErr w:type="gramStart"/>
+      <w:r>
+        <w:rPr>
+          <w:rFonts w:ascii="Consolas" w:eastAsia="微软雅黑" w:hAnsi="Consolas" w:cs="Consolas"/>
+          <w:sz w:val="20"/>
+          <w:szCs w:val="20"/>
+        </w:rPr>
+        <w:t>MemoryBlock</w:t>
+      </w:r>
+      <w:proofErr w:type="spellEnd"/>
+      <w:r>
+        <w:rPr>
+          <w:rFonts w:ascii="Consolas" w:eastAsia="微软雅黑" w:hAnsi="Consolas" w:cs="Consolas"/>
+          <w:sz w:val="20"/>
+          <w:szCs w:val="20"/>
+        </w:rPr>
+        <w:t>{</w:t>
+      </w:r>
+      <w:proofErr w:type="gramEnd"/>
     </w:p>
     <w:p>
       <w:pPr>
@@ -6260,7 +11478,25 @@
           <w:sz w:val="20"/>
           <w:szCs w:val="20"/>
         </w:rPr>
-        <w:t xml:space="preserve">    struct MemoryBlock *next;</w:t>
+        <w:t xml:space="preserve">    struct </w:t>
+      </w:r>
+      <w:proofErr w:type="spellStart"/>
+      <w:r>
+        <w:rPr>
+          <w:rFonts w:ascii="Consolas" w:eastAsia="微软雅黑" w:hAnsi="Consolas" w:cs="Consolas"/>
+          <w:sz w:val="20"/>
+          <w:szCs w:val="20"/>
+        </w:rPr>
+        <w:t>MemoryBlock</w:t>
+      </w:r>
+      <w:proofErr w:type="spellEnd"/>
+      <w:r>
+        <w:rPr>
+          <w:rFonts w:ascii="Consolas" w:eastAsia="微软雅黑" w:hAnsi="Consolas" w:cs="Consolas"/>
+          <w:sz w:val="20"/>
+          <w:szCs w:val="20"/>
+        </w:rPr>
+        <w:t xml:space="preserve"> *next;</w:t>
       </w:r>
     </w:p>
     <w:p>
@@ -6278,7 +11514,25 @@
           <w:sz w:val="20"/>
           <w:szCs w:val="20"/>
         </w:rPr>
-        <w:t>}MemoryBlock;</w:t>
+        <w:t>}</w:t>
+      </w:r>
+      <w:proofErr w:type="spellStart"/>
+      <w:r>
+        <w:rPr>
+          <w:rFonts w:ascii="Consolas" w:eastAsia="微软雅黑" w:hAnsi="Consolas" w:cs="Consolas"/>
+          <w:sz w:val="20"/>
+          <w:szCs w:val="20"/>
+        </w:rPr>
+        <w:t>MemoryBlock</w:t>
+      </w:r>
+      <w:proofErr w:type="spellEnd"/>
+      <w:r>
+        <w:rPr>
+          <w:rFonts w:ascii="Consolas" w:eastAsia="微软雅黑" w:hAnsi="Consolas" w:cs="Consolas"/>
+          <w:sz w:val="20"/>
+          <w:szCs w:val="20"/>
+        </w:rPr>
+        <w:t>;</w:t>
       </w:r>
       <w:r>
         <w:rPr>
@@ -6322,8 +11576,36 @@
           <w:sz w:val="20"/>
           <w:szCs w:val="20"/>
         </w:rPr>
-        <w:t>typedef struct Static_Pool{</w:t>
-      </w:r>
+        <w:t xml:space="preserve">typedef struct </w:t>
+      </w:r>
+      <w:proofErr w:type="spellStart"/>
+      <w:r>
+        <w:rPr>
+          <w:rFonts w:ascii="Consolas" w:eastAsia="微软雅黑" w:hAnsi="Consolas" w:cs="Consolas"/>
+          <w:sz w:val="20"/>
+          <w:szCs w:val="20"/>
+        </w:rPr>
+        <w:t>Static_</w:t>
+      </w:r>
+      <w:proofErr w:type="gramStart"/>
+      <w:r>
+        <w:rPr>
+          <w:rFonts w:ascii="Consolas" w:eastAsia="微软雅黑" w:hAnsi="Consolas" w:cs="Consolas"/>
+          <w:sz w:val="20"/>
+          <w:szCs w:val="20"/>
+        </w:rPr>
+        <w:t>Pool</w:t>
+      </w:r>
+      <w:proofErr w:type="spellEnd"/>
+      <w:r>
+        <w:rPr>
+          <w:rFonts w:ascii="Consolas" w:eastAsia="微软雅黑" w:hAnsi="Consolas" w:cs="Consolas"/>
+          <w:sz w:val="20"/>
+          <w:szCs w:val="20"/>
+        </w:rPr>
+        <w:t>{</w:t>
+      </w:r>
+      <w:proofErr w:type="gramEnd"/>
     </w:p>
     <w:p>
       <w:pPr>
@@ -6358,7 +11640,43 @@
           <w:sz w:val="20"/>
           <w:szCs w:val="20"/>
         </w:rPr>
-        <w:t xml:space="preserve">    MemoryBlock *first_free;</w:t>
+        <w:t xml:space="preserve">    </w:t>
+      </w:r>
+      <w:proofErr w:type="spellStart"/>
+      <w:r>
+        <w:rPr>
+          <w:rFonts w:ascii="Consolas" w:eastAsia="微软雅黑" w:hAnsi="Consolas" w:cs="Consolas"/>
+          <w:sz w:val="20"/>
+          <w:szCs w:val="20"/>
+        </w:rPr>
+        <w:t>MemoryBlock</w:t>
+      </w:r>
+      <w:proofErr w:type="spellEnd"/>
+      <w:r>
+        <w:rPr>
+          <w:rFonts w:ascii="Consolas" w:eastAsia="微软雅黑" w:hAnsi="Consolas" w:cs="Consolas"/>
+          <w:sz w:val="20"/>
+          <w:szCs w:val="20"/>
+        </w:rPr>
+        <w:t xml:space="preserve"> *</w:t>
+      </w:r>
+      <w:proofErr w:type="spellStart"/>
+      <w:r>
+        <w:rPr>
+          <w:rFonts w:ascii="Consolas" w:eastAsia="微软雅黑" w:hAnsi="Consolas" w:cs="Consolas"/>
+          <w:sz w:val="20"/>
+          <w:szCs w:val="20"/>
+        </w:rPr>
+        <w:t>first_free</w:t>
+      </w:r>
+      <w:proofErr w:type="spellEnd"/>
+      <w:r>
+        <w:rPr>
+          <w:rFonts w:ascii="Consolas" w:eastAsia="微软雅黑" w:hAnsi="Consolas" w:cs="Consolas"/>
+          <w:sz w:val="20"/>
+          <w:szCs w:val="20"/>
+        </w:rPr>
+        <w:t>;</w:t>
       </w:r>
     </w:p>
     <w:p>
@@ -6376,7 +11694,25 @@
           <w:sz w:val="20"/>
           <w:szCs w:val="20"/>
         </w:rPr>
-        <w:t xml:space="preserve">    int Block_Size;</w:t>
+        <w:t xml:space="preserve">    int </w:t>
+      </w:r>
+      <w:proofErr w:type="spellStart"/>
+      <w:r>
+        <w:rPr>
+          <w:rFonts w:ascii="Consolas" w:eastAsia="微软雅黑" w:hAnsi="Consolas" w:cs="Consolas"/>
+          <w:sz w:val="20"/>
+          <w:szCs w:val="20"/>
+        </w:rPr>
+        <w:t>Block_Size</w:t>
+      </w:r>
+      <w:proofErr w:type="spellEnd"/>
+      <w:r>
+        <w:rPr>
+          <w:rFonts w:ascii="Consolas" w:eastAsia="微软雅黑" w:hAnsi="Consolas" w:cs="Consolas"/>
+          <w:sz w:val="20"/>
+          <w:szCs w:val="20"/>
+        </w:rPr>
+        <w:t>;</w:t>
       </w:r>
     </w:p>
     <w:p>
@@ -6394,7 +11730,25 @@
           <w:sz w:val="20"/>
           <w:szCs w:val="20"/>
         </w:rPr>
-        <w:t xml:space="preserve">    int Pool_Size;</w:t>
+        <w:t xml:space="preserve">    int </w:t>
+      </w:r>
+      <w:proofErr w:type="spellStart"/>
+      <w:r>
+        <w:rPr>
+          <w:rFonts w:ascii="Consolas" w:eastAsia="微软雅黑" w:hAnsi="Consolas" w:cs="Consolas"/>
+          <w:sz w:val="20"/>
+          <w:szCs w:val="20"/>
+        </w:rPr>
+        <w:t>Pool_Size</w:t>
+      </w:r>
+      <w:proofErr w:type="spellEnd"/>
+      <w:r>
+        <w:rPr>
+          <w:rFonts w:ascii="Consolas" w:eastAsia="微软雅黑" w:hAnsi="Consolas" w:cs="Consolas"/>
+          <w:sz w:val="20"/>
+          <w:szCs w:val="20"/>
+        </w:rPr>
+        <w:t>;</w:t>
       </w:r>
     </w:p>
     <w:p>
@@ -6412,7 +11766,25 @@
           <w:sz w:val="20"/>
           <w:szCs w:val="20"/>
         </w:rPr>
-        <w:t>}Static_Pool;</w:t>
+        <w:t>}</w:t>
+      </w:r>
+      <w:proofErr w:type="spellStart"/>
+      <w:r>
+        <w:rPr>
+          <w:rFonts w:ascii="Consolas" w:eastAsia="微软雅黑" w:hAnsi="Consolas" w:cs="Consolas"/>
+          <w:sz w:val="20"/>
+          <w:szCs w:val="20"/>
+        </w:rPr>
+        <w:t>Static_Pool</w:t>
+      </w:r>
+      <w:proofErr w:type="spellEnd"/>
+      <w:r>
+        <w:rPr>
+          <w:rFonts w:ascii="Consolas" w:eastAsia="微软雅黑" w:hAnsi="Consolas" w:cs="Consolas"/>
+          <w:sz w:val="20"/>
+          <w:szCs w:val="20"/>
+        </w:rPr>
+        <w:t>;</w:t>
       </w:r>
       <w:r>
         <w:rPr>
@@ -6516,7 +11888,7 @@
           <w:szCs w:val="28"/>
         </w:rPr>
       </w:pPr>
-      <w:bookmarkStart w:id="4" w:name="_Hlk235477737"/>
+      <w:bookmarkStart w:id="16" w:name="_Hlk235477737"/>
       <w:r>
         <w:rPr>
           <w:rFonts w:ascii="Consolas" w:eastAsia="微软雅黑" w:hAnsi="Consolas" w:cs="Consolas" w:hint="eastAsia"/>
@@ -6572,7 +11944,7 @@
         <w:t>之后改变某一块地址内存储的数据。</w:t>
       </w:r>
     </w:p>
-    <w:bookmarkEnd w:id="4"/>
+    <w:bookmarkEnd w:id="16"/>
     <w:p>
       <w:pPr>
         <w:spacing w:line="320" w:lineRule="exact"/>
@@ -6871,20 +12243,30 @@
         </w:rPr>
         <w:t>这里其实是这样：通过一个</w:t>
       </w:r>
+      <w:proofErr w:type="spellStart"/>
       <w:r>
         <w:rPr>
           <w:rFonts w:ascii="Consolas" w:eastAsia="微软雅黑" w:hAnsi="Consolas" w:cs="Consolas" w:hint="eastAsia"/>
           <w:sz w:val="20"/>
           <w:szCs w:val="20"/>
         </w:rPr>
-        <w:t>MemoryBlock*</w:t>
-      </w:r>
+        <w:t>MemoryBlock</w:t>
+      </w:r>
+      <w:proofErr w:type="spellEnd"/>
       <w:r>
         <w:rPr>
           <w:rFonts w:ascii="Consolas" w:eastAsia="微软雅黑" w:hAnsi="Consolas" w:cs="Consolas" w:hint="eastAsia"/>
           <w:sz w:val="20"/>
           <w:szCs w:val="20"/>
         </w:rPr>
+        <w:t>*</w:t>
+      </w:r>
+      <w:r>
+        <w:rPr>
+          <w:rFonts w:ascii="Consolas" w:eastAsia="微软雅黑" w:hAnsi="Consolas" w:cs="Consolas" w:hint="eastAsia"/>
+          <w:sz w:val="20"/>
+          <w:szCs w:val="20"/>
+        </w:rPr>
         <w:t>，指向了某个内存块的首地址（涉及类型转换，毕竟内存池是</w:t>
       </w:r>
       <w:r>
@@ -6903,6 +12285,7 @@
         </w:rPr>
         <w:t>），解引用之后编译器会把内存上从这个地址开始</w:t>
       </w:r>
+      <w:proofErr w:type="spellStart"/>
       <w:r>
         <w:rPr>
           <w:rFonts w:ascii="Consolas" w:eastAsia="微软雅黑" w:hAnsi="Consolas" w:cs="Consolas" w:hint="eastAsia"/>
@@ -6911,13 +12294,32 @@
         </w:rPr>
         <w:t>sizeof</w:t>
       </w:r>
-      <w:r>
-        <w:rPr>
-          <w:rFonts w:ascii="Consolas" w:eastAsia="微软雅黑" w:hAnsi="Consolas" w:cs="Consolas"/>
-          <w:sz w:val="20"/>
-          <w:szCs w:val="20"/>
-        </w:rPr>
-        <w:t>(MemoryBlock*)</w:t>
+      <w:proofErr w:type="spellEnd"/>
+      <w:r>
+        <w:rPr>
+          <w:rFonts w:ascii="Consolas" w:eastAsia="微软雅黑" w:hAnsi="Consolas" w:cs="Consolas"/>
+          <w:sz w:val="20"/>
+          <w:szCs w:val="20"/>
+        </w:rPr>
+        <w:t>(</w:t>
+      </w:r>
+      <w:proofErr w:type="spellStart"/>
+      <w:r>
+        <w:rPr>
+          <w:rFonts w:ascii="Consolas" w:eastAsia="微软雅黑" w:hAnsi="Consolas" w:cs="Consolas"/>
+          <w:sz w:val="20"/>
+          <w:szCs w:val="20"/>
+        </w:rPr>
+        <w:t>MemoryBlock</w:t>
+      </w:r>
+      <w:proofErr w:type="spellEnd"/>
+      <w:r>
+        <w:rPr>
+          <w:rFonts w:ascii="Consolas" w:eastAsia="微软雅黑" w:hAnsi="Consolas" w:cs="Consolas"/>
+          <w:sz w:val="20"/>
+          <w:szCs w:val="20"/>
+        </w:rPr>
+        <w:t>*)</w:t>
       </w:r>
       <w:r>
         <w:rPr>
@@ -7043,7 +12445,7 @@
                     </pic:cNvPicPr>
                   </pic:nvPicPr>
                   <pic:blipFill>
-                    <a:blip r:embed="rId23" cstate="print">
+                    <a:blip r:embed="rId31" cstate="print">
                       <a:extLst>
                         <a:ext uri="{28A0092B-C50C-407E-A947-70E740481C1C}">
                           <a14:useLocalDpi xmlns:a14="http://schemas.microsoft.com/office/drawing/2010/main" val="0"/>
@@ -7310,7 +12712,89 @@
           <w:sz w:val="20"/>
           <w:szCs w:val="20"/>
         </w:rPr>
-        <w:t xml:space="preserve">    MemoryBlock *cur = (MemoryBlock*)static_pool-&gt;first_free;</w:t>
+        <w:t xml:space="preserve">    </w:t>
+      </w:r>
+      <w:proofErr w:type="spellStart"/>
+      <w:r>
+        <w:rPr>
+          <w:rFonts w:ascii="Consolas" w:eastAsia="微软雅黑" w:hAnsi="Consolas" w:cs="Consolas"/>
+          <w:sz w:val="20"/>
+          <w:szCs w:val="20"/>
+        </w:rPr>
+        <w:t>MemoryBlock</w:t>
+      </w:r>
+      <w:proofErr w:type="spellEnd"/>
+      <w:r>
+        <w:rPr>
+          <w:rFonts w:ascii="Consolas" w:eastAsia="微软雅黑" w:hAnsi="Consolas" w:cs="Consolas"/>
+          <w:sz w:val="20"/>
+          <w:szCs w:val="20"/>
+        </w:rPr>
+        <w:t xml:space="preserve"> *cur = (</w:t>
+      </w:r>
+      <w:proofErr w:type="spellStart"/>
+      <w:r>
+        <w:rPr>
+          <w:rFonts w:ascii="Consolas" w:eastAsia="微软雅黑" w:hAnsi="Consolas" w:cs="Consolas"/>
+          <w:sz w:val="20"/>
+          <w:szCs w:val="20"/>
+        </w:rPr>
+        <w:t>MemoryBlock</w:t>
+      </w:r>
+      <w:proofErr w:type="spellEnd"/>
+      <w:proofErr w:type="gramStart"/>
+      <w:r>
+        <w:rPr>
+          <w:rFonts w:ascii="Consolas" w:eastAsia="微软雅黑" w:hAnsi="Consolas" w:cs="Consolas"/>
+          <w:sz w:val="20"/>
+          <w:szCs w:val="20"/>
+        </w:rPr>
+        <w:t>*)</w:t>
+      </w:r>
+      <w:proofErr w:type="spellStart"/>
+      <w:r>
+        <w:rPr>
+          <w:rFonts w:ascii="Consolas" w:eastAsia="微软雅黑" w:hAnsi="Consolas" w:cs="Consolas"/>
+          <w:sz w:val="20"/>
+          <w:szCs w:val="20"/>
+        </w:rPr>
+        <w:t>static</w:t>
+      </w:r>
+      <w:proofErr w:type="gramEnd"/>
+      <w:r>
+        <w:rPr>
+          <w:rFonts w:ascii="Consolas" w:eastAsia="微软雅黑" w:hAnsi="Consolas" w:cs="Consolas"/>
+          <w:sz w:val="20"/>
+          <w:szCs w:val="20"/>
+        </w:rPr>
+        <w:t>_pool</w:t>
+      </w:r>
+      <w:proofErr w:type="spellEnd"/>
+      <w:r>
+        <w:rPr>
+          <w:rFonts w:ascii="Consolas" w:eastAsia="微软雅黑" w:hAnsi="Consolas" w:cs="Consolas"/>
+          <w:sz w:val="20"/>
+          <w:szCs w:val="20"/>
+        </w:rPr>
+        <w:t>-&gt;</w:t>
+      </w:r>
+      <w:proofErr w:type="spellStart"/>
+      <w:r>
+        <w:rPr>
+          <w:rFonts w:ascii="Consolas" w:eastAsia="微软雅黑" w:hAnsi="Consolas" w:cs="Consolas"/>
+          <w:sz w:val="20"/>
+          <w:szCs w:val="20"/>
+        </w:rPr>
+        <w:t>first_free</w:t>
+      </w:r>
+      <w:proofErr w:type="spellEnd"/>
+      <w:r>
+        <w:rPr>
+          <w:rFonts w:ascii="Consolas" w:eastAsia="微软雅黑" w:hAnsi="Consolas" w:cs="Consolas"/>
+          <w:sz w:val="20"/>
+          <w:szCs w:val="20"/>
+        </w:rPr>
+        <w:t>;</w:t>
       </w:r>
     </w:p>
     <w:p>
@@ -7328,8 +12812,74 @@
           <w:sz w:val="20"/>
           <w:szCs w:val="20"/>
         </w:rPr>
-        <w:t xml:space="preserve">    while(cur&lt;(MemoryBlock*)(static_pool-&gt;first_free+size*num)){</w:t>
-      </w:r>
+        <w:t xml:space="preserve">    while(cur&lt;(</w:t>
+      </w:r>
+      <w:proofErr w:type="spellStart"/>
+      <w:r>
+        <w:rPr>
+          <w:rFonts w:ascii="Consolas" w:eastAsia="微软雅黑" w:hAnsi="Consolas" w:cs="Consolas"/>
+          <w:sz w:val="20"/>
+          <w:szCs w:val="20"/>
+        </w:rPr>
+        <w:t>MemoryBlock</w:t>
+      </w:r>
+      <w:proofErr w:type="spellEnd"/>
+      <w:proofErr w:type="gramStart"/>
+      <w:r>
+        <w:rPr>
+          <w:rFonts w:ascii="Consolas" w:eastAsia="微软雅黑" w:hAnsi="Consolas" w:cs="Consolas"/>
+          <w:sz w:val="20"/>
+          <w:szCs w:val="20"/>
+        </w:rPr>
+        <w:t>*)(</w:t>
+      </w:r>
+      <w:proofErr w:type="spellStart"/>
+      <w:proofErr w:type="gramEnd"/>
+      <w:r>
+        <w:rPr>
+          <w:rFonts w:ascii="Consolas" w:eastAsia="微软雅黑" w:hAnsi="Consolas" w:cs="Consolas"/>
+          <w:sz w:val="20"/>
+          <w:szCs w:val="20"/>
+        </w:rPr>
+        <w:t>static_pool</w:t>
+      </w:r>
+      <w:proofErr w:type="spellEnd"/>
+      <w:r>
+        <w:rPr>
+          <w:rFonts w:ascii="Consolas" w:eastAsia="微软雅黑" w:hAnsi="Consolas" w:cs="Consolas"/>
+          <w:sz w:val="20"/>
+          <w:szCs w:val="20"/>
+        </w:rPr>
+        <w:t>-&gt;</w:t>
+      </w:r>
+      <w:proofErr w:type="spellStart"/>
+      <w:r>
+        <w:rPr>
+          <w:rFonts w:ascii="Consolas" w:eastAsia="微软雅黑" w:hAnsi="Consolas" w:cs="Consolas"/>
+          <w:sz w:val="20"/>
+          <w:szCs w:val="20"/>
+        </w:rPr>
+        <w:t>first_free+size</w:t>
+      </w:r>
+      <w:proofErr w:type="spellEnd"/>
+      <w:r>
+        <w:rPr>
+          <w:rFonts w:ascii="Consolas" w:eastAsia="微软雅黑" w:hAnsi="Consolas" w:cs="Consolas"/>
+          <w:sz w:val="20"/>
+          <w:szCs w:val="20"/>
+        </w:rPr>
+        <w:t>*num</w:t>
+      </w:r>
+      <w:proofErr w:type="gramStart"/>
+      <w:r>
+        <w:rPr>
+          <w:rFonts w:ascii="Consolas" w:eastAsia="微软雅黑" w:hAnsi="Consolas" w:cs="Consolas"/>
+          <w:sz w:val="20"/>
+          <w:szCs w:val="20"/>
+        </w:rPr>
+        <w:t>)){</w:t>
+      </w:r>
+      <w:proofErr w:type="gramEnd"/>
     </w:p>
     <w:p>
       <w:pPr>
@@ -7346,7 +12896,63 @@
           <w:sz w:val="20"/>
           <w:szCs w:val="20"/>
         </w:rPr>
-        <w:t xml:space="preserve">        cur-&gt;next = (MemoryBlock*)(cur+static_pool-&gt;Block_Size);</w:t>
+        <w:t xml:space="preserve">        cur-&gt;next = (</w:t>
+      </w:r>
+      <w:proofErr w:type="spellStart"/>
+      <w:r>
+        <w:rPr>
+          <w:rFonts w:ascii="Consolas" w:eastAsia="微软雅黑" w:hAnsi="Consolas" w:cs="Consolas"/>
+          <w:sz w:val="20"/>
+          <w:szCs w:val="20"/>
+        </w:rPr>
+        <w:t>MemoryBlock</w:t>
+      </w:r>
+      <w:proofErr w:type="spellEnd"/>
+      <w:proofErr w:type="gramStart"/>
+      <w:r>
+        <w:rPr>
+          <w:rFonts w:ascii="Consolas" w:eastAsia="微软雅黑" w:hAnsi="Consolas" w:cs="Consolas"/>
+          <w:sz w:val="20"/>
+          <w:szCs w:val="20"/>
+        </w:rPr>
+        <w:t>*)(</w:t>
+      </w:r>
+      <w:proofErr w:type="spellStart"/>
+      <w:proofErr w:type="gramEnd"/>
+      <w:r>
+        <w:rPr>
+          <w:rFonts w:ascii="Consolas" w:eastAsia="微软雅黑" w:hAnsi="Consolas" w:cs="Consolas"/>
+          <w:sz w:val="20"/>
+          <w:szCs w:val="20"/>
+        </w:rPr>
+        <w:t>cur+static_pool</w:t>
+      </w:r>
+      <w:proofErr w:type="spellEnd"/>
+      <w:r>
+        <w:rPr>
+          <w:rFonts w:ascii="Consolas" w:eastAsia="微软雅黑" w:hAnsi="Consolas" w:cs="Consolas"/>
+          <w:sz w:val="20"/>
+          <w:szCs w:val="20"/>
+        </w:rPr>
+        <w:t>-&gt;</w:t>
+      </w:r>
+      <w:proofErr w:type="spellStart"/>
+      <w:r>
+        <w:rPr>
+          <w:rFonts w:ascii="Consolas" w:eastAsia="微软雅黑" w:hAnsi="Consolas" w:cs="Consolas"/>
+          <w:sz w:val="20"/>
+          <w:szCs w:val="20"/>
+        </w:rPr>
+        <w:t>Block_Size</w:t>
+      </w:r>
+      <w:proofErr w:type="spellEnd"/>
+      <w:r>
+        <w:rPr>
+          <w:rFonts w:ascii="Consolas" w:eastAsia="微软雅黑" w:hAnsi="Consolas" w:cs="Consolas"/>
+          <w:sz w:val="20"/>
+          <w:szCs w:val="20"/>
+        </w:rPr>
+        <w:t>);</w:t>
       </w:r>
     </w:p>
     <w:p>
@@ -7476,7 +13082,25 @@
           <w:sz w:val="20"/>
           <w:szCs w:val="20"/>
         </w:rPr>
-        <w:t>a=b;b=c;</w:t>
+        <w:t>a=</w:t>
+      </w:r>
+      <w:proofErr w:type="spellStart"/>
+      <w:r>
+        <w:rPr>
+          <w:rFonts w:ascii="Consolas" w:eastAsia="微软雅黑" w:hAnsi="Consolas" w:cs="Consolas"/>
+          <w:sz w:val="20"/>
+          <w:szCs w:val="20"/>
+        </w:rPr>
+        <w:t>b;b</w:t>
+      </w:r>
+      <w:proofErr w:type="spellEnd"/>
+      <w:r>
+        <w:rPr>
+          <w:rFonts w:ascii="Consolas" w:eastAsia="微软雅黑" w:hAnsi="Consolas" w:cs="Consolas"/>
+          <w:sz w:val="20"/>
+          <w:szCs w:val="20"/>
+        </w:rPr>
+        <w:t>=c;</w:t>
       </w:r>
       <w:r>
         <w:rPr>
@@ -7695,7 +13319,7 @@
           <w:szCs w:val="20"/>
         </w:rPr>
       </w:pPr>
-      <w:bookmarkStart w:id="5" w:name="_Hlk235476049"/>
+      <w:bookmarkStart w:id="17" w:name="_Hlk235476049"/>
       <w:r>
         <w:rPr>
           <w:rFonts w:ascii="Consolas" w:eastAsia="微软雅黑" w:hAnsi="Consolas" w:cs="Consolas" w:hint="eastAsia"/>
@@ -7780,7 +13404,7 @@
         </w:rPr>
         <w:t>变量，只要是任何一个有意义的，可以被读写的地址，都可以赋值给指针变量。典型的就是这里的动态分配的大内存块，完全可以把其中的某个地址赋值给指针（当然需要类型转换），根据这个基类型，就可以对这段内存进行读写，实现一种“把变量定义在指定位置的感觉”。</w:t>
       </w:r>
-      <w:bookmarkEnd w:id="5"/>
+      <w:bookmarkEnd w:id="17"/>
       <w:r>
         <w:rPr>
           <w:rFonts w:ascii="Consolas" w:eastAsia="微软雅黑" w:hAnsi="Consolas" w:cs="Consolas" w:hint="eastAsia"/>
@@ -7789,6 +13413,7 @@
         </w:rPr>
         <w:t>（本例就是没有创建</w:t>
       </w:r>
+      <w:proofErr w:type="spellStart"/>
       <w:r>
         <w:rPr>
           <w:rFonts w:ascii="Consolas" w:eastAsia="微软雅黑" w:hAnsi="Consolas" w:cs="Consolas" w:hint="eastAsia"/>
@@ -7797,6 +13422,7 @@
         </w:rPr>
         <w:t>Lnode</w:t>
       </w:r>
+      <w:proofErr w:type="spellEnd"/>
       <w:r>
         <w:rPr>
           <w:rFonts w:ascii="Consolas" w:eastAsia="微软雅黑" w:hAnsi="Consolas" w:cs="Consolas" w:hint="eastAsia"/>
@@ -7820,8 +13446,8 @@
           <w:szCs w:val="20"/>
         </w:rPr>
       </w:pPr>
-      <w:bookmarkStart w:id="6" w:name="_Hlk235476883"/>
-      <w:bookmarkStart w:id="7" w:name="_Hlk235476877"/>
+      <w:bookmarkStart w:id="18" w:name="_Hlk235476883"/>
+      <w:bookmarkStart w:id="19" w:name="_Hlk235476877"/>
       <w:r>
         <w:rPr>
           <w:rFonts w:ascii="Consolas" w:eastAsia="微软雅黑" w:hAnsi="Consolas" w:cs="Consolas" w:hint="eastAsia"/>
@@ -7922,8 +13548,8 @@
           <w:szCs w:val="20"/>
         </w:rPr>
       </w:pPr>
-      <w:bookmarkStart w:id="8" w:name="_Hlk235476954"/>
-      <w:bookmarkEnd w:id="6"/>
+      <w:bookmarkStart w:id="20" w:name="_Hlk235476954"/>
+      <w:bookmarkEnd w:id="18"/>
       <w:r>
         <w:rPr>
           <w:rFonts w:ascii="Consolas" w:eastAsia="微软雅黑" w:hAnsi="Consolas" w:cs="Consolas"/>
@@ -8013,7 +13639,7 @@
         <w:t>通过指针的方式</w:t>
       </w:r>
     </w:p>
-    <w:bookmarkEnd w:id="8"/>
+    <w:bookmarkEnd w:id="20"/>
     <w:p>
       <w:pPr>
         <w:pStyle w:val="a9"/>
@@ -8081,7 +13707,7 @@
         </w:rPr>
         <w:tab/>
       </w:r>
-      <w:bookmarkStart w:id="9" w:name="_Hlk235477340"/>
+      <w:bookmarkStart w:id="21" w:name="_Hlk235477340"/>
       <w:r>
         <w:rPr>
           <w:rFonts w:ascii="Consolas" w:eastAsia="微软雅黑" w:hAnsi="Consolas" w:cs="Consolas" w:hint="eastAsia"/>
@@ -8108,7 +13734,25 @@
           <w:sz w:val="20"/>
           <w:szCs w:val="20"/>
         </w:rPr>
-        <w:t>void **cur = first_free;</w:t>
+        <w:t xml:space="preserve">void **cur = </w:t>
+      </w:r>
+      <w:proofErr w:type="spellStart"/>
+      <w:r>
+        <w:rPr>
+          <w:rFonts w:ascii="Consolas" w:eastAsia="微软雅黑" w:hAnsi="Consolas" w:cs="Consolas"/>
+          <w:sz w:val="20"/>
+          <w:szCs w:val="20"/>
+        </w:rPr>
+        <w:t>first_free</w:t>
+      </w:r>
+      <w:proofErr w:type="spellEnd"/>
+      <w:r>
+        <w:rPr>
+          <w:rFonts w:ascii="Consolas" w:eastAsia="微软雅黑" w:hAnsi="Consolas" w:cs="Consolas"/>
+          <w:sz w:val="20"/>
+          <w:szCs w:val="20"/>
+        </w:rPr>
+        <w:t>;</w:t>
       </w:r>
     </w:p>
     <w:p>
@@ -8166,7 +13810,7 @@
           <w:szCs w:val="20"/>
         </w:rPr>
       </w:pPr>
-      <w:bookmarkStart w:id="10" w:name="_Hlk235477606"/>
+      <w:bookmarkStart w:id="22" w:name="_Hlk235477606"/>
       <w:r>
         <w:rPr>
           <w:rFonts w:ascii="Consolas" w:eastAsia="微软雅黑" w:hAnsi="Consolas" w:cs="Consolas"/>
@@ -8175,7 +13819,7 @@
         </w:rPr>
         <w:tab/>
       </w:r>
-      <w:bookmarkStart w:id="11" w:name="_Hlk235477593"/>
+      <w:bookmarkStart w:id="23" w:name="_Hlk235477593"/>
       <w:r>
         <w:rPr>
           <w:rFonts w:ascii="Consolas" w:eastAsia="微软雅黑" w:hAnsi="Consolas" w:cs="Consolas" w:hint="eastAsia"/>
@@ -8200,10 +13844,10 @@
         </w:rPr>
         <w:t>，不然主世界一格下界八格了。</w:t>
       </w:r>
-      <w:bookmarkEnd w:id="11"/>
-    </w:p>
-    <w:bookmarkEnd w:id="9"/>
-    <w:bookmarkEnd w:id="10"/>
+      <w:bookmarkEnd w:id="23"/>
+    </w:p>
+    <w:bookmarkEnd w:id="21"/>
+    <w:bookmarkEnd w:id="22"/>
     <w:p>
       <w:pPr>
         <w:pStyle w:val="a9"/>
@@ -8228,8 +13872,8 @@
           <w:szCs w:val="20"/>
         </w:rPr>
       </w:pPr>
-      <w:bookmarkStart w:id="12" w:name="_Hlk235476392"/>
-      <w:bookmarkEnd w:id="7"/>
+      <w:bookmarkStart w:id="24" w:name="_Hlk235476392"/>
+      <w:bookmarkEnd w:id="19"/>
     </w:p>
     <w:p>
       <w:pPr>
@@ -8484,13 +14128,23 @@
         </w:rPr>
         <w:t>有一个指向这一段内存的指针（</w:t>
       </w:r>
+      <w:proofErr w:type="spellStart"/>
       <w:r>
         <w:rPr>
           <w:rFonts w:ascii="Consolas" w:eastAsia="微软雅黑" w:hAnsi="Consolas" w:cs="Consolas" w:hint="eastAsia"/>
           <w:sz w:val="20"/>
           <w:szCs w:val="20"/>
         </w:rPr>
-        <w:t>MemoryBlock*</w:t>
+        <w:t>MemoryBlock</w:t>
+      </w:r>
+      <w:proofErr w:type="spellEnd"/>
+      <w:r>
+        <w:rPr>
+          <w:rFonts w:ascii="Consolas" w:eastAsia="微软雅黑" w:hAnsi="Consolas" w:cs="Consolas" w:hint="eastAsia"/>
+          <w:sz w:val="20"/>
+          <w:szCs w:val="20"/>
+        </w:rPr>
+        <w:t>*</w:t>
       </w:r>
       <w:r>
         <w:rPr>
@@ -8606,7 +14260,7 @@
         </w:rPr>
         <w:t>传值，其实也是搞清楚，搞清楚我们到底只是需要这个变量，还是说要通过一个函数修改这个变量的值。</w:t>
       </w:r>
-      <w:bookmarkEnd w:id="12"/>
+      <w:bookmarkEnd w:id="24"/>
     </w:p>
     <w:p>
       <w:pPr>
@@ -8949,7 +14603,7 @@
                     </pic:cNvPicPr>
                   </pic:nvPicPr>
                   <pic:blipFill>
-                    <a:blip r:embed="rId24" cstate="print">
+                    <a:blip r:embed="rId32" cstate="print">
                       <a:extLst>
                         <a:ext uri="{28A0092B-C50C-407E-A947-70E740481C1C}">
                           <a14:useLocalDpi xmlns:a14="http://schemas.microsoft.com/office/drawing/2010/main" val="0"/>
@@ -9006,7 +14660,7 @@
                     </pic:cNvPicPr>
                   </pic:nvPicPr>
                   <pic:blipFill>
-                    <a:blip r:embed="rId25" cstate="print">
+                    <a:blip r:embed="rId33" cstate="print">
                       <a:extLst>
                         <a:ext uri="{28A0092B-C50C-407E-A947-70E740481C1C}">
                           <a14:useLocalDpi xmlns:a14="http://schemas.microsoft.com/office/drawing/2010/main" val="0"/>
@@ -9078,7 +14732,7 @@
                     </pic:cNvPicPr>
                   </pic:nvPicPr>
                   <pic:blipFill>
-                    <a:blip r:embed="rId26" cstate="print">
+                    <a:blip r:embed="rId34" cstate="print">
                       <a:extLst>
                         <a:ext uri="{28A0092B-C50C-407E-A947-70E740481C1C}">
                           <a14:useLocalDpi xmlns:a14="http://schemas.microsoft.com/office/drawing/2010/main" val="0"/>
@@ -9150,7 +14804,7 @@
                     </pic:cNvPicPr>
                   </pic:nvPicPr>
                   <pic:blipFill>
-                    <a:blip r:embed="rId27" cstate="print">
+                    <a:blip r:embed="rId35" cstate="print">
                       <a:extLst>
                         <a:ext uri="{28A0092B-C50C-407E-A947-70E740481C1C}">
                           <a14:useLocalDpi xmlns:a14="http://schemas.microsoft.com/office/drawing/2010/main" val="0"/>
@@ -9223,7 +14877,7 @@
                     </pic:cNvPicPr>
                   </pic:nvPicPr>
                   <pic:blipFill>
-                    <a:blip r:embed="rId28" cstate="print">
+                    <a:blip r:embed="rId36" cstate="print">
                       <a:extLst>
                         <a:ext uri="{28A0092B-C50C-407E-A947-70E740481C1C}">
                           <a14:useLocalDpi xmlns:a14="http://schemas.microsoft.com/office/drawing/2010/main" val="0"/>
@@ -9478,12 +15132,12 @@
         <w:adjustRightInd w:val="0"/>
         <w:spacing w:after="0" w:line="240" w:lineRule="auto"/>
         <w:rPr>
-          <w:rFonts w:ascii="微软雅黑" w:eastAsia="微软雅黑" w:hAnsi="微软雅黑" w:cs="Helvetica Neue" w:hint="eastAsia"/>
-          <w:kern w:val="0"/>
-          <w:sz w:val="24"/>
-        </w:rPr>
-      </w:pPr>
-      <w:bookmarkStart w:id="13" w:name="_Hlk236057702"/>
+          <w:rFonts w:ascii="微软雅黑" w:eastAsia="微软雅黑" w:hAnsi="微软雅黑" w:cs="Helvetica Neue"/>
+          <w:kern w:val="0"/>
+          <w:sz w:val="24"/>
+        </w:rPr>
+      </w:pPr>
+      <w:bookmarkStart w:id="25" w:name="_Hlk236057702"/>
       <w:r>
         <w:rPr>
           <w:rFonts w:ascii="微软雅黑" w:eastAsia="微软雅黑" w:hAnsi="微软雅黑" w:cs="Helvetica Neue" w:hint="eastAsia"/>
@@ -9513,7 +15167,7 @@
           <w:sz w:val="24"/>
         </w:rPr>
       </w:pPr>
-      <w:bookmarkStart w:id="14" w:name="_Hlk236057885"/>
+      <w:bookmarkStart w:id="26" w:name="_Hlk236057885"/>
       <w:r>
         <w:rPr>
           <w:rFonts w:ascii="微软雅黑" w:eastAsia="微软雅黑" w:hAnsi="微软雅黑" w:cs="Helvetica Neue"/>
@@ -9631,7 +15285,7 @@
         <w:adjustRightInd w:val="0"/>
         <w:spacing w:after="0" w:line="240" w:lineRule="auto"/>
         <w:rPr>
-          <w:rFonts w:ascii="微软雅黑" w:eastAsia="微软雅黑" w:hAnsi="微软雅黑" w:cs="Helvetica Neue" w:hint="eastAsia"/>
+          <w:rFonts w:ascii="微软雅黑" w:eastAsia="微软雅黑" w:hAnsi="微软雅黑" w:cs="Helvetica Neue"/>
           <w:kern w:val="0"/>
           <w:sz w:val="24"/>
         </w:rPr>
@@ -9737,7 +15391,7 @@
         <w:adjustRightInd w:val="0"/>
         <w:spacing w:after="0" w:line="240" w:lineRule="auto"/>
         <w:rPr>
-          <w:rFonts w:ascii="微软雅黑" w:eastAsia="微软雅黑" w:hAnsi="微软雅黑" w:cs="Helvetica Neue" w:hint="eastAsia"/>
+          <w:rFonts w:ascii="微软雅黑" w:eastAsia="微软雅黑" w:hAnsi="微软雅黑" w:cs="Helvetica Neue"/>
           <w:kern w:val="0"/>
           <w:sz w:val="24"/>
         </w:rPr>
@@ -9774,7 +15428,7 @@
         <w:adjustRightInd w:val="0"/>
         <w:spacing w:after="0" w:line="240" w:lineRule="auto"/>
         <w:rPr>
-          <w:rFonts w:ascii="微软雅黑" w:eastAsia="微软雅黑" w:hAnsi="微软雅黑" w:cs="Helvetica Neue" w:hint="eastAsia"/>
+          <w:rFonts w:ascii="微软雅黑" w:eastAsia="微软雅黑" w:hAnsi="微软雅黑" w:cs="Helvetica Neue"/>
           <w:kern w:val="0"/>
           <w:sz w:val="24"/>
         </w:rPr>
@@ -9857,6 +15511,7 @@
         <w:tab/>
         <w:t>(</w:t>
       </w:r>
+      <w:proofErr w:type="spellStart"/>
       <w:r>
         <w:rPr>
           <w:rFonts w:ascii="Consolas" w:eastAsia="微软雅黑" w:hAnsi="Consolas" w:cs="Consolas"/>
@@ -9865,6 +15520,7 @@
         </w:rPr>
         <w:t>sizeof</w:t>
       </w:r>
+      <w:proofErr w:type="spellEnd"/>
       <w:r>
         <w:rPr>
           <w:rFonts w:ascii="Consolas" w:eastAsia="微软雅黑" w:hAnsi="Consolas" w:cs="Consolas"/>
@@ -9889,8 +15545,8 @@
         </w:rPr>
         <w:t>存储</w:t>
       </w:r>
-      <w:bookmarkEnd w:id="13"/>
-      <w:bookmarkEnd w:id="14"/>
+      <w:bookmarkEnd w:id="25"/>
+      <w:bookmarkEnd w:id="26"/>
     </w:p>
     <w:p>
       <w:pPr>
@@ -10177,7 +15833,7 @@
         <w:adjustRightInd w:val="0"/>
         <w:spacing w:after="0" w:line="240" w:lineRule="auto"/>
         <w:rPr>
-          <w:rFonts w:ascii="微软雅黑" w:eastAsia="微软雅黑" w:hAnsi="微软雅黑" w:cs="Helvetica Neue" w:hint="eastAsia"/>
+          <w:rFonts w:ascii="微软雅黑" w:eastAsia="微软雅黑" w:hAnsi="微软雅黑" w:cs="Helvetica Neue"/>
           <w:kern w:val="0"/>
           <w:sz w:val="24"/>
         </w:rPr>
@@ -10264,6 +15920,7 @@
         </w:rPr>
         <w:t>输入输出设备为设备文件（</w:t>
       </w:r>
+      <w:proofErr w:type="spellStart"/>
       <w:r>
         <w:rPr>
           <w:rFonts w:ascii="Times New Roman" w:eastAsia="微软雅黑" w:hAnsi="Times New Roman" w:cs="Times New Roman"/>
@@ -10273,6 +15930,7 @@
         </w:rPr>
         <w:t>stdout</w:t>
       </w:r>
+      <w:proofErr w:type="spellEnd"/>
       <w:r>
         <w:rPr>
           <w:rFonts w:ascii="微软雅黑" w:eastAsia="微软雅黑" w:hAnsi="微软雅黑" w:cs="Helvetica Neue" w:hint="eastAsia"/>
@@ -10351,14 +16009,14 @@
         <w:adjustRightInd w:val="0"/>
         <w:spacing w:after="0" w:line="240" w:lineRule="auto"/>
         <w:rPr>
-          <w:rFonts w:ascii="微软雅黑" w:eastAsia="微软雅黑" w:hAnsi="微软雅黑" w:cs="Helvetica Neue" w:hint="eastAsia"/>
+          <w:rFonts w:ascii="微软雅黑" w:eastAsia="微软雅黑" w:hAnsi="微软雅黑" w:cs="Helvetica Neue"/>
           <w:b/>
           <w:bCs/>
           <w:kern w:val="0"/>
           <w:sz w:val="24"/>
         </w:rPr>
       </w:pPr>
-      <w:bookmarkStart w:id="15" w:name="_Hlk236060039"/>
+      <w:bookmarkStart w:id="27" w:name="_Hlk236060039"/>
       <w:r>
         <w:rPr>
           <w:rFonts w:ascii="微软雅黑" w:eastAsia="微软雅黑" w:hAnsi="微软雅黑" w:cs="Helvetica Neue" w:hint="eastAsia"/>
@@ -10383,7 +16041,7 @@
           <w:sz w:val="24"/>
         </w:rPr>
       </w:pPr>
-      <w:bookmarkStart w:id="16" w:name="_Hlk236059513"/>
+      <w:bookmarkStart w:id="28" w:name="_Hlk236059513"/>
       <w:r>
         <w:rPr>
           <w:rFonts w:ascii="微软雅黑" w:eastAsia="微软雅黑" w:hAnsi="微软雅黑" w:cs="Helvetica Neue"/>
@@ -10480,7 +16138,7 @@
         <w:adjustRightInd w:val="0"/>
         <w:spacing w:after="0" w:line="240" w:lineRule="auto"/>
         <w:rPr>
-          <w:rFonts w:ascii="微软雅黑" w:eastAsia="微软雅黑" w:hAnsi="微软雅黑" w:cs="Helvetica Neue" w:hint="eastAsia"/>
+          <w:rFonts w:ascii="微软雅黑" w:eastAsia="微软雅黑" w:hAnsi="微软雅黑" w:cs="Helvetica Neue"/>
           <w:b/>
           <w:bCs/>
           <w:kern w:val="0"/>
@@ -10519,7 +16177,7 @@
         </w:rPr>
         <w:tab/>
       </w:r>
-      <w:bookmarkStart w:id="17" w:name="_Hlk236060334"/>
+      <w:bookmarkStart w:id="29" w:name="_Hlk236060334"/>
       <w:r>
         <w:rPr>
           <w:rFonts w:ascii="微软雅黑" w:eastAsia="微软雅黑" w:hAnsi="微软雅黑" w:cs="Helvetica Neue" w:hint="eastAsia"/>
@@ -10664,7 +16322,7 @@
         </w:rPr>
         <w:t>。</w:t>
       </w:r>
-      <w:bookmarkEnd w:id="17"/>
+      <w:bookmarkEnd w:id="29"/>
     </w:p>
     <w:p>
       <w:pPr>
@@ -10731,7 +16389,7 @@
         </w:rPr>
         <w:t>）</w:t>
       </w:r>
-      <w:bookmarkEnd w:id="16"/>
+      <w:bookmarkEnd w:id="28"/>
     </w:p>
     <w:p>
       <w:pPr>
@@ -10753,7 +16411,7 @@
         </w:rPr>
         <w:tab/>
       </w:r>
-      <w:bookmarkStart w:id="18" w:name="_Hlk236059846"/>
+      <w:bookmarkStart w:id="30" w:name="_Hlk236059846"/>
       <w:r>
         <w:rPr>
           <w:rFonts w:ascii="微软雅黑" w:eastAsia="微软雅黑" w:hAnsi="微软雅黑" w:cs="Helvetica Neue" w:hint="eastAsia"/>
@@ -10821,7 +16479,7 @@
         </w:rPr>
         <w:t>文件有关。</w:t>
       </w:r>
-      <w:bookmarkEnd w:id="18"/>
+      <w:bookmarkEnd w:id="30"/>
     </w:p>
     <w:p>
       <w:pPr>
@@ -10843,7 +16501,7 @@
         </w:rPr>
         <w:tab/>
       </w:r>
-      <w:bookmarkStart w:id="19" w:name="_Hlk236059944"/>
+      <w:bookmarkStart w:id="31" w:name="_Hlk236059944"/>
       <w:r>
         <w:rPr>
           <w:rFonts w:ascii="微软雅黑" w:eastAsia="微软雅黑" w:hAnsi="微软雅黑" w:cs="Helvetica Neue" w:hint="eastAsia"/>
@@ -10852,8 +16510,8 @@
         </w:rPr>
         <w:t>3. 文件指针FILE*：用于标识文件流，程序通过该指针存取文件流。</w:t>
       </w:r>
-      <w:bookmarkEnd w:id="15"/>
-      <w:bookmarkEnd w:id="19"/>
+      <w:bookmarkEnd w:id="27"/>
+      <w:bookmarkEnd w:id="31"/>
     </w:p>
     <w:p>
       <w:pPr>
@@ -10869,7 +16527,7 @@
           <w:sz w:val="24"/>
         </w:rPr>
       </w:pPr>
-      <w:bookmarkStart w:id="20" w:name="_Hlk236061201"/>
+      <w:bookmarkStart w:id="32" w:name="_Hlk236061201"/>
       <w:r>
         <w:rPr>
           <w:rFonts w:ascii="微软雅黑" w:eastAsia="微软雅黑" w:hAnsi="微软雅黑" w:cs="Helvetica Neue" w:hint="eastAsia"/>
@@ -10977,7 +16635,7 @@
         <w:adjustRightInd w:val="0"/>
         <w:spacing w:after="0" w:line="240" w:lineRule="auto"/>
         <w:rPr>
-          <w:rFonts w:ascii="微软雅黑" w:eastAsia="微软雅黑" w:hAnsi="微软雅黑" w:cs="Helvetica Neue" w:hint="eastAsia"/>
+          <w:rFonts w:ascii="微软雅黑" w:eastAsia="微软雅黑" w:hAnsi="微软雅黑" w:cs="Helvetica Neue"/>
           <w:kern w:val="0"/>
           <w:sz w:val="24"/>
         </w:rPr>
@@ -11144,7 +16802,7 @@
         <w:adjustRightInd w:val="0"/>
         <w:spacing w:after="0" w:line="240" w:lineRule="auto"/>
         <w:rPr>
-          <w:rFonts w:ascii="微软雅黑" w:eastAsia="微软雅黑" w:hAnsi="微软雅黑" w:cs="Helvetica Neue" w:hint="eastAsia"/>
+          <w:rFonts w:ascii="微软雅黑" w:eastAsia="微软雅黑" w:hAnsi="微软雅黑" w:cs="Helvetica Neue"/>
           <w:kern w:val="0"/>
           <w:sz w:val="24"/>
         </w:rPr>
@@ -11274,7 +16932,7 @@
         <w:adjustRightInd w:val="0"/>
         <w:spacing w:after="0" w:line="240" w:lineRule="auto"/>
         <w:rPr>
-          <w:rFonts w:ascii="微软雅黑" w:eastAsia="微软雅黑" w:hAnsi="微软雅黑" w:cs="Helvetica Neue" w:hint="eastAsia"/>
+          <w:rFonts w:ascii="微软雅黑" w:eastAsia="微软雅黑" w:hAnsi="微软雅黑" w:cs="Helvetica Neue"/>
           <w:kern w:val="0"/>
           <w:sz w:val="24"/>
         </w:rPr>
@@ -11311,7 +16969,7 @@
         <w:adjustRightInd w:val="0"/>
         <w:spacing w:after="0" w:line="240" w:lineRule="auto"/>
         <w:rPr>
-          <w:rFonts w:ascii="微软雅黑" w:eastAsia="微软雅黑" w:hAnsi="微软雅黑" w:cs="Helvetica Neue" w:hint="eastAsia"/>
+          <w:rFonts w:ascii="微软雅黑" w:eastAsia="微软雅黑" w:hAnsi="微软雅黑" w:cs="Helvetica Neue"/>
           <w:kern w:val="0"/>
           <w:sz w:val="24"/>
         </w:rPr>
@@ -11324,7 +16982,7 @@
         </w:rPr>
         <w:t>注：</w:t>
       </w:r>
-      <w:bookmarkEnd w:id="20"/>
+      <w:bookmarkEnd w:id="32"/>
       <w:r>
         <w:rPr>
           <w:rFonts w:ascii="微软雅黑" w:eastAsia="微软雅黑" w:hAnsi="微软雅黑" w:cs="Helvetica Neue" w:hint="eastAsia"/>
@@ -11341,7 +16999,7 @@
         <w:adjustRightInd w:val="0"/>
         <w:spacing w:after="0" w:line="240" w:lineRule="auto"/>
         <w:rPr>
-          <w:rFonts w:ascii="微软雅黑" w:eastAsia="微软雅黑" w:hAnsi="微软雅黑" w:cs="Helvetica Neue" w:hint="eastAsia"/>
+          <w:rFonts w:ascii="微软雅黑" w:eastAsia="微软雅黑" w:hAnsi="微软雅黑" w:cs="Helvetica Neue"/>
           <w:kern w:val="0"/>
           <w:sz w:val="24"/>
         </w:rPr>
@@ -12036,6 +17694,7 @@
   <w:style w:type="paragraph" w:default="1" w:styleId="a">
     <w:name w:val="Normal"/>
     <w:qFormat/>
+    <w:rsid w:val="00097178"/>
     <w:pPr>
       <w:widowControl w:val="0"/>
     </w:pPr>
@@ -12242,7 +17901,6 @@
   <w:style w:type="character" w:default="1" w:styleId="a0">
     <w:name w:val="Default Paragraph Font"/>
     <w:uiPriority w:val="1"/>
-    <w:semiHidden/>
     <w:unhideWhenUsed/>
   </w:style>
   <w:style w:type="table" w:default="1" w:styleId="a1">
@@ -12568,6 +18226,16 @@
       <w:spacing w:after="0" w:line="240" w:lineRule="auto"/>
     </w:pPr>
   </w:style>
+  <w:style w:type="character" w:styleId="af">
+    <w:name w:val="Placeholder Text"/>
+    <w:basedOn w:val="a0"/>
+    <w:uiPriority w:val="99"/>
+    <w:semiHidden/>
+    <w:rsid w:val="00992BB8"/>
+    <w:rPr>
+      <w:color w:val="666666"/>
+    </w:rPr>
+  </w:style>
 </w:styles>
 </file>
 
